--- a/Templates/03-cim.docx
+++ b/Templates/03-cim.docx
@@ -1,6 +1,6 @@
 
 <file path=word/document.xml><?xml version="1.0" encoding="utf-8"?>
-<w:document xmlns:wpc="http://schemas.microsoft.com/office/word/2010/wordprocessingCanvas" xmlns:cx="http://schemas.microsoft.com/office/drawing/2014/chartex" xmlns:cx1="http://schemas.microsoft.com/office/drawing/2015/9/8/chartex" xmlns:cx2="http://schemas.microsoft.com/office/drawing/2015/10/21/chartex" xmlns:cx3="http://schemas.microsoft.com/office/drawing/2016/5/9/chartex" xmlns:cx4="http://schemas.microsoft.com/office/drawing/2016/5/10/chartex" xmlns:cx5="http://schemas.microsoft.com/office/drawing/2016/5/11/chartex" xmlns:cx6="http://schemas.microsoft.com/office/drawing/2016/5/12/chartex" xmlns:cx7="http://schemas.microsoft.com/office/drawing/2016/5/13/chartex" xmlns:cx8="http://schemas.microsoft.com/office/drawing/2016/5/14/chartex" xmlns:mc="http://schemas.openxmlformats.org/markup-compatibility/2006" xmlns:aink="http://schemas.microsoft.com/office/drawing/2016/ink" xmlns:am3d="http://schemas.microsoft.com/office/drawing/2017/model3d" xmlns:o="urn:schemas-microsoft-com:office:office" xmlns:oel="http://schemas.microsoft.com/office/2019/extlst" xmlns:r="http://schemas.openxmlformats.org/officeDocument/2006/relationships" xmlns:m="http://schemas.openxmlformats.org/officeDocument/2006/math" xmlns:v="urn:schemas-microsoft-com:vml" xmlns:wp14="http://schemas.microsoft.com/office/word/2010/wordprocessingDrawing" xmlns:wp="http://schemas.openxmlformats.org/drawingml/2006/wordprocessingDrawing" xmlns:w10="urn:schemas-microsoft-com:office:word" xmlns:w="http://schemas.openxmlformats.org/wordprocessingml/2006/main" xmlns:w14="http://schemas.microsoft.com/office/word/2010/wordml" xmlns:w15="http://schemas.microsoft.com/office/word/2012/wordml" xmlns:w16cex="http://schemas.microsoft.com/office/word/2018/wordml/cex" xmlns:w16cid="http://schemas.microsoft.com/office/word/2016/wordml/cid" xmlns:w16="http://schemas.microsoft.com/office/word/2018/wordml" xmlns:w16du="http://schemas.microsoft.com/office/word/2023/wordml/word16du" xmlns:w16sdtdh="http://schemas.microsoft.com/office/word/2020/wordml/sdtdatahash" xmlns:w16se="http://schemas.microsoft.com/office/word/2015/wordml/symex" xmlns:wpg="http://schemas.microsoft.com/office/word/2010/wordprocessingGroup" xmlns:wpi="http://schemas.microsoft.com/office/word/2010/wordprocessingInk" xmlns:wne="http://schemas.microsoft.com/office/word/2006/wordml" xmlns:wps="http://schemas.microsoft.com/office/word/2010/wordprocessingShape" mc:Ignorable="w14 w15 w16se w16cid w16 w16cex w16sdtdh w16du wp14">
+<w:document xmlns:wpc="http://schemas.microsoft.com/office/word/2010/wordprocessingCanvas" xmlns:cx="http://schemas.microsoft.com/office/drawing/2014/chartex" xmlns:cx1="http://schemas.microsoft.com/office/drawing/2015/9/8/chartex" xmlns:cx2="http://schemas.microsoft.com/office/drawing/2015/10/21/chartex" xmlns:cx3="http://schemas.microsoft.com/office/drawing/2016/5/9/chartex" xmlns:cx4="http://schemas.microsoft.com/office/drawing/2016/5/10/chartex" xmlns:cx5="http://schemas.microsoft.com/office/drawing/2016/5/11/chartex" xmlns:cx6="http://schemas.microsoft.com/office/drawing/2016/5/12/chartex" xmlns:cx7="http://schemas.microsoft.com/office/drawing/2016/5/13/chartex" xmlns:cx8="http://schemas.microsoft.com/office/drawing/2016/5/14/chartex" xmlns:mc="http://schemas.openxmlformats.org/markup-compatibility/2006" xmlns:aink="http://schemas.microsoft.com/office/drawing/2016/ink" xmlns:am3d="http://schemas.microsoft.com/office/drawing/2017/model3d" xmlns:o="urn:schemas-microsoft-com:office:office" xmlns:oel="http://schemas.microsoft.com/office/2019/extlst" xmlns:r="http://schemas.openxmlformats.org/officeDocument/2006/relationships" xmlns:m="http://schemas.openxmlformats.org/officeDocument/2006/math" xmlns:v="urn:schemas-microsoft-com:vml" xmlns:wp14="http://schemas.microsoft.com/office/word/2010/wordprocessingDrawing" xmlns:wp="http://schemas.openxmlformats.org/drawingml/2006/wordprocessingDrawing" xmlns:w10="urn:schemas-microsoft-com:office:word" xmlns:w="http://schemas.openxmlformats.org/wordprocessingml/2006/main" xmlns:w14="http://schemas.microsoft.com/office/word/2010/wordml" xmlns:w15="http://schemas.microsoft.com/office/word/2012/wordml" xmlns:w16cex="http://schemas.microsoft.com/office/word/2018/wordml/cex" xmlns:w16cid="http://schemas.microsoft.com/office/word/2016/wordml/cid" xmlns:w16="http://schemas.microsoft.com/office/word/2018/wordml" xmlns:w16du="http://schemas.microsoft.com/office/word/2023/wordml/word16du" xmlns:w16sdtdh="http://schemas.microsoft.com/office/word/2020/wordml/sdtdatahash" xmlns:w16sdtfl="http://schemas.microsoft.com/office/word/2024/wordml/sdtformatlock" xmlns:w16se="http://schemas.microsoft.com/office/word/2015/wordml/symex" xmlns:wpg="http://schemas.microsoft.com/office/word/2010/wordprocessingGroup" xmlns:wpi="http://schemas.microsoft.com/office/word/2010/wordprocessingInk" xmlns:wne="http://schemas.microsoft.com/office/word/2006/wordml" xmlns:wps="http://schemas.microsoft.com/office/word/2010/wordprocessingShape" mc:Ignorable="w14 w15 w16se w16cid w16 w16cex w16sdtdh w16sdtfl w16du wp14">
   <w:body>
     <w:p>
       <w:pPr>
@@ -103,7 +103,6 @@
         </w:rPr>
         <w:t>{{</w:t>
       </w:r>
-      <w:proofErr w:type="spellStart"/>
       <w:r>
         <w:rPr>
           <w:rFonts w:ascii="Times New Roman" w:hAnsi="Times New Roman" w:cs="Times New Roman"/>
@@ -113,7 +112,6 @@
         </w:rPr>
         <w:t>data_semn_cim</w:t>
       </w:r>
-      <w:proofErr w:type="spellEnd"/>
       <w:r>
         <w:rPr>
           <w:rFonts w:ascii="Times New Roman" w:hAnsi="Times New Roman" w:cs="Times New Roman"/>
@@ -243,7 +241,6 @@
         </w:rPr>
         <w:t>{{</w:t>
       </w:r>
-      <w:proofErr w:type="spellStart"/>
       <w:r>
         <w:rPr>
           <w:rFonts w:ascii="Times New Roman" w:hAnsi="Times New Roman" w:cs="Times New Roman"/>
@@ -253,7 +250,6 @@
         </w:rPr>
         <w:t>nr_cim</w:t>
       </w:r>
-      <w:proofErr w:type="spellEnd"/>
       <w:r>
         <w:rPr>
           <w:rFonts w:ascii="Times New Roman" w:hAnsi="Times New Roman" w:cs="Times New Roman"/>
@@ -303,7 +299,6 @@
         </w:rPr>
         <w:t>{{</w:t>
       </w:r>
-      <w:proofErr w:type="spellStart"/>
       <w:r>
         <w:rPr>
           <w:rFonts w:ascii="Times New Roman" w:hAnsi="Times New Roman" w:cs="Times New Roman"/>
@@ -313,7 +308,6 @@
         </w:rPr>
         <w:t>data_semn_cim</w:t>
       </w:r>
-      <w:proofErr w:type="spellEnd"/>
       <w:r>
         <w:rPr>
           <w:rFonts w:ascii="Times New Roman" w:hAnsi="Times New Roman" w:cs="Times New Roman"/>
@@ -412,7 +406,6 @@
         </w:rPr>
         <w:t xml:space="preserve">Angajator - persoană </w:t>
       </w:r>
-      <w:proofErr w:type="spellStart"/>
       <w:r>
         <w:rPr>
           <w:rFonts w:ascii="Times New Roman" w:eastAsia="Times New Roman" w:hAnsi="Times New Roman" w:cs="Times New Roman"/>
@@ -430,7 +423,6 @@
         </w:rPr>
         <w:t>ă</w:t>
       </w:r>
-      <w:proofErr w:type="spellEnd"/>
       <w:r>
         <w:rPr>
           <w:rFonts w:ascii="Times New Roman" w:eastAsia="Times New Roman" w:hAnsi="Times New Roman" w:cs="Times New Roman"/>
@@ -442,7 +434,6 @@
         </w:rPr>
         <w:t xml:space="preserve"> {{</w:t>
       </w:r>
-      <w:proofErr w:type="spellStart"/>
       <w:r>
         <w:rPr>
           <w:rFonts w:ascii="Times New Roman" w:eastAsia="Times New Roman" w:hAnsi="Times New Roman" w:cs="Times New Roman"/>
@@ -454,7 +445,6 @@
         </w:rPr>
         <w:t>companie</w:t>
       </w:r>
-      <w:proofErr w:type="spellEnd"/>
       <w:r>
         <w:rPr>
           <w:rFonts w:ascii="Times New Roman" w:eastAsia="Times New Roman" w:hAnsi="Times New Roman" w:cs="Times New Roman"/>
@@ -484,34 +474,380 @@
         </w:rPr>
         <w:t xml:space="preserve">., </w:t>
       </w:r>
-      <w:proofErr w:type="spellStart"/>
-      <w:r>
-        <w:rPr>
-          <w:rFonts w:ascii="Times New Roman" w:hAnsi="Times New Roman" w:cs="Times New Roman"/>
-          <w:sz w:val="24"/>
-          <w:szCs w:val="24"/>
-        </w:rPr>
-        <w:t>înmatriculata</w:t>
-      </w:r>
-      <w:proofErr w:type="spellEnd"/>
-      <w:r>
-        <w:rPr>
-          <w:rFonts w:ascii="Times New Roman" w:hAnsi="Times New Roman" w:cs="Times New Roman"/>
-          <w:sz w:val="24"/>
-          <w:szCs w:val="24"/>
-        </w:rPr>
-        <w:t xml:space="preserve"> la </w:t>
-      </w:r>
-      <w:proofErr w:type="spellStart"/>
-      <w:r>
-        <w:rPr>
-          <w:rFonts w:ascii="Times New Roman" w:hAnsi="Times New Roman" w:cs="Times New Roman"/>
-          <w:sz w:val="24"/>
-          <w:szCs w:val="24"/>
-        </w:rPr>
-        <w:t>Registrul</w:t>
-      </w:r>
-      <w:proofErr w:type="spellEnd"/>
+      <w:r>
+        <w:rPr>
+          <w:rFonts w:ascii="Times New Roman" w:hAnsi="Times New Roman" w:cs="Times New Roman"/>
+          <w:sz w:val="24"/>
+          <w:szCs w:val="24"/>
+        </w:rPr>
+        <w:t>înmatriculata la Registrul Comertului sub nr</w:t>
+      </w:r>
+      <w:r>
+        <w:rPr>
+          <w:rFonts w:ascii="Times New Roman" w:hAnsi="Times New Roman" w:cs="Times New Roman"/>
+          <w:sz w:val="24"/>
+          <w:szCs w:val="24"/>
+          <w:highlight w:val="red"/>
+        </w:rPr>
+        <w:t>. {{nr_inreg}},</w:t>
+      </w:r>
+      <w:r>
+        <w:rPr>
+          <w:rFonts w:ascii="Times New Roman" w:hAnsi="Times New Roman" w:cs="Times New Roman"/>
+          <w:sz w:val="24"/>
+          <w:szCs w:val="24"/>
+        </w:rPr>
+        <w:t xml:space="preserve"> cod fisca</w:t>
+      </w:r>
+      <w:r>
+        <w:rPr>
+          <w:rFonts w:ascii="Times New Roman" w:hAnsi="Times New Roman" w:cs="Times New Roman"/>
+          <w:sz w:val="24"/>
+          <w:szCs w:val="24"/>
+          <w:highlight w:val="red"/>
+        </w:rPr>
+        <w:t>l {{cui}},</w:t>
+      </w:r>
+      <w:r>
+        <w:rPr>
+          <w:rFonts w:ascii="Times New Roman" w:hAnsi="Times New Roman" w:cs="Times New Roman"/>
+          <w:sz w:val="24"/>
+          <w:szCs w:val="24"/>
+        </w:rPr>
+        <w:t xml:space="preserve"> cu sediul în localitate</w:t>
+      </w:r>
+      <w:r>
+        <w:rPr>
+          <w:rFonts w:ascii="Times New Roman" w:hAnsi="Times New Roman" w:cs="Times New Roman"/>
+          <w:sz w:val="24"/>
+          <w:szCs w:val="24"/>
+          <w:highlight w:val="red"/>
+        </w:rPr>
+        <w:t>a {{loc_sed}}</w:t>
+      </w:r>
+      <w:r>
+        <w:rPr>
+          <w:rFonts w:ascii="Times New Roman" w:hAnsi="Times New Roman" w:cs="Times New Roman"/>
+          <w:sz w:val="24"/>
+          <w:szCs w:val="24"/>
+          <w:highlight w:val="red"/>
+          <w:lang w:val="es-ES"/>
+        </w:rPr>
+        <w:t>,</w:t>
+      </w:r>
+      <w:r>
+        <w:rPr>
+          <w:rFonts w:ascii="Times New Roman" w:hAnsi="Times New Roman" w:cs="Times New Roman"/>
+          <w:sz w:val="24"/>
+          <w:szCs w:val="24"/>
+          <w:lang w:val="es-ES"/>
+        </w:rPr>
+        <w:t xml:space="preserve"> str</w:t>
+      </w:r>
+      <w:r>
+        <w:rPr>
+          <w:rFonts w:ascii="Times New Roman" w:hAnsi="Times New Roman" w:cs="Times New Roman"/>
+          <w:sz w:val="24"/>
+          <w:szCs w:val="24"/>
+          <w:highlight w:val="red"/>
+          <w:lang w:val="es-ES"/>
+        </w:rPr>
+        <w:t>. {{</w:t>
+      </w:r>
+      <w:r>
+        <w:rPr>
+          <w:rFonts w:ascii="Times New Roman" w:hAnsi="Times New Roman" w:cs="Times New Roman"/>
+          <w:sz w:val="24"/>
+          <w:szCs w:val="24"/>
+          <w:highlight w:val="red"/>
+        </w:rPr>
+        <w:t>str_sed</w:t>
+      </w:r>
+      <w:r>
+        <w:rPr>
+          <w:rFonts w:ascii="Times New Roman" w:hAnsi="Times New Roman" w:cs="Times New Roman"/>
+          <w:sz w:val="24"/>
+          <w:szCs w:val="24"/>
+          <w:highlight w:val="red"/>
+          <w:lang w:val="es-ES"/>
+        </w:rPr>
+        <w:t>}},</w:t>
+      </w:r>
+      <w:r>
+        <w:rPr>
+          <w:rFonts w:ascii="Times New Roman" w:hAnsi="Times New Roman" w:cs="Times New Roman"/>
+          <w:sz w:val="24"/>
+          <w:szCs w:val="24"/>
+          <w:lang w:val="es-ES"/>
+        </w:rPr>
+        <w:t xml:space="preserve"> nr</w:t>
+      </w:r>
+      <w:r>
+        <w:rPr>
+          <w:rFonts w:ascii="Times New Roman" w:hAnsi="Times New Roman" w:cs="Times New Roman"/>
+          <w:sz w:val="24"/>
+          <w:szCs w:val="24"/>
+          <w:highlight w:val="red"/>
+          <w:lang w:val="es-ES"/>
+        </w:rPr>
+        <w:t>. {{</w:t>
+      </w:r>
+      <w:r>
+        <w:rPr>
+          <w:rFonts w:ascii="Times New Roman" w:hAnsi="Times New Roman" w:cs="Times New Roman"/>
+          <w:sz w:val="24"/>
+          <w:szCs w:val="24"/>
+          <w:highlight w:val="red"/>
+        </w:rPr>
+        <w:t>nr_sed</w:t>
+      </w:r>
+      <w:r>
+        <w:rPr>
+          <w:rFonts w:ascii="Times New Roman" w:hAnsi="Times New Roman" w:cs="Times New Roman"/>
+          <w:sz w:val="24"/>
+          <w:szCs w:val="24"/>
+          <w:highlight w:val="red"/>
+          <w:lang w:val="es-ES"/>
+        </w:rPr>
+        <w:t>}},</w:t>
+      </w:r>
+      <w:r>
+        <w:rPr>
+          <w:rFonts w:ascii="Times New Roman" w:hAnsi="Times New Roman" w:cs="Times New Roman"/>
+          <w:sz w:val="24"/>
+          <w:szCs w:val="24"/>
+          <w:lang w:val="es-ES"/>
+        </w:rPr>
+        <w:t xml:space="preserve"> bl</w:t>
+      </w:r>
+      <w:r>
+        <w:rPr>
+          <w:rFonts w:ascii="Times New Roman" w:hAnsi="Times New Roman" w:cs="Times New Roman"/>
+          <w:sz w:val="24"/>
+          <w:szCs w:val="24"/>
+          <w:highlight w:val="red"/>
+          <w:lang w:val="es-ES"/>
+        </w:rPr>
+        <w:t>. {{</w:t>
+      </w:r>
+      <w:r>
+        <w:rPr>
+          <w:rFonts w:ascii="Times New Roman" w:hAnsi="Times New Roman" w:cs="Times New Roman"/>
+          <w:sz w:val="24"/>
+          <w:szCs w:val="24"/>
+          <w:highlight w:val="red"/>
+        </w:rPr>
+        <w:t>bl_sed</w:t>
+      </w:r>
+      <w:r>
+        <w:rPr>
+          <w:rFonts w:ascii="Times New Roman" w:hAnsi="Times New Roman" w:cs="Times New Roman"/>
+          <w:sz w:val="24"/>
+          <w:szCs w:val="24"/>
+          <w:highlight w:val="red"/>
+          <w:lang w:val="es-ES"/>
+        </w:rPr>
+        <w:t>}},</w:t>
+      </w:r>
+      <w:r>
+        <w:rPr>
+          <w:rFonts w:ascii="Times New Roman" w:hAnsi="Times New Roman" w:cs="Times New Roman"/>
+          <w:sz w:val="24"/>
+          <w:szCs w:val="24"/>
+          <w:lang w:val="es-ES"/>
+        </w:rPr>
+        <w:t xml:space="preserve"> sc</w:t>
+      </w:r>
+      <w:r>
+        <w:rPr>
+          <w:rFonts w:ascii="Times New Roman" w:hAnsi="Times New Roman" w:cs="Times New Roman"/>
+          <w:sz w:val="24"/>
+          <w:szCs w:val="24"/>
+          <w:highlight w:val="red"/>
+          <w:lang w:val="es-ES"/>
+        </w:rPr>
+        <w:t>. {{</w:t>
+      </w:r>
+      <w:r>
+        <w:rPr>
+          <w:rFonts w:ascii="Times New Roman" w:hAnsi="Times New Roman" w:cs="Times New Roman"/>
+          <w:sz w:val="24"/>
+          <w:szCs w:val="24"/>
+          <w:highlight w:val="red"/>
+        </w:rPr>
+        <w:t>sc_sed</w:t>
+      </w:r>
+      <w:r>
+        <w:rPr>
+          <w:rFonts w:ascii="Times New Roman" w:hAnsi="Times New Roman" w:cs="Times New Roman"/>
+          <w:sz w:val="24"/>
+          <w:szCs w:val="24"/>
+          <w:highlight w:val="red"/>
+          <w:lang w:val="es-ES"/>
+        </w:rPr>
+        <w:t>}},</w:t>
+      </w:r>
+      <w:r>
+        <w:rPr>
+          <w:rFonts w:ascii="Times New Roman" w:hAnsi="Times New Roman" w:cs="Times New Roman"/>
+          <w:sz w:val="24"/>
+          <w:szCs w:val="24"/>
+          <w:lang w:val="es-ES"/>
+        </w:rPr>
+        <w:t xml:space="preserve"> et</w:t>
+      </w:r>
+      <w:r>
+        <w:rPr>
+          <w:rFonts w:ascii="Times New Roman" w:hAnsi="Times New Roman" w:cs="Times New Roman"/>
+          <w:sz w:val="24"/>
+          <w:szCs w:val="24"/>
+          <w:highlight w:val="red"/>
+          <w:lang w:val="es-ES"/>
+        </w:rPr>
+        <w:t>. {{</w:t>
+      </w:r>
+      <w:r>
+        <w:rPr>
+          <w:rFonts w:ascii="Times New Roman" w:hAnsi="Times New Roman" w:cs="Times New Roman"/>
+          <w:sz w:val="24"/>
+          <w:szCs w:val="24"/>
+          <w:highlight w:val="red"/>
+        </w:rPr>
+        <w:t>et_sed</w:t>
+      </w:r>
+      <w:r>
+        <w:rPr>
+          <w:rFonts w:ascii="Times New Roman" w:hAnsi="Times New Roman" w:cs="Times New Roman"/>
+          <w:sz w:val="24"/>
+          <w:szCs w:val="24"/>
+          <w:highlight w:val="red"/>
+          <w:lang w:val="es-ES"/>
+        </w:rPr>
+        <w:t>}},</w:t>
+      </w:r>
+      <w:r>
+        <w:rPr>
+          <w:rFonts w:ascii="Times New Roman" w:hAnsi="Times New Roman" w:cs="Times New Roman"/>
+          <w:sz w:val="24"/>
+          <w:szCs w:val="24"/>
+          <w:lang w:val="es-ES"/>
+        </w:rPr>
+        <w:t xml:space="preserve"> ap</w:t>
+      </w:r>
+      <w:r>
+        <w:rPr>
+          <w:rFonts w:ascii="Times New Roman" w:hAnsi="Times New Roman" w:cs="Times New Roman"/>
+          <w:sz w:val="24"/>
+          <w:szCs w:val="24"/>
+          <w:highlight w:val="red"/>
+          <w:lang w:val="es-ES"/>
+        </w:rPr>
+        <w:t>. {{</w:t>
+      </w:r>
+      <w:r>
+        <w:rPr>
+          <w:rFonts w:ascii="Times New Roman" w:hAnsi="Times New Roman" w:cs="Times New Roman"/>
+          <w:sz w:val="24"/>
+          <w:szCs w:val="24"/>
+          <w:highlight w:val="red"/>
+        </w:rPr>
+        <w:t>ap_sed</w:t>
+      </w:r>
+      <w:r>
+        <w:rPr>
+          <w:rFonts w:ascii="Times New Roman" w:hAnsi="Times New Roman" w:cs="Times New Roman"/>
+          <w:sz w:val="24"/>
+          <w:szCs w:val="24"/>
+          <w:highlight w:val="red"/>
+          <w:lang w:val="es-ES"/>
+        </w:rPr>
+        <w:t>}},</w:t>
+      </w:r>
+      <w:r>
+        <w:rPr>
+          <w:rFonts w:ascii="Times New Roman" w:hAnsi="Times New Roman" w:cs="Times New Roman"/>
+          <w:sz w:val="24"/>
+          <w:szCs w:val="24"/>
+          <w:lang w:val="es-ES"/>
+        </w:rPr>
+        <w:t xml:space="preserve"> cam/birou</w:t>
+      </w:r>
+      <w:r>
+        <w:rPr>
+          <w:rFonts w:ascii="Times New Roman" w:hAnsi="Times New Roman" w:cs="Times New Roman"/>
+          <w:sz w:val="24"/>
+          <w:szCs w:val="24"/>
+          <w:highlight w:val="red"/>
+          <w:lang w:val="es-ES"/>
+        </w:rPr>
+        <w:t>l {{</w:t>
+      </w:r>
+      <w:r>
+        <w:rPr>
+          <w:rFonts w:ascii="Times New Roman" w:hAnsi="Times New Roman" w:cs="Times New Roman"/>
+          <w:sz w:val="24"/>
+          <w:szCs w:val="24"/>
+          <w:highlight w:val="red"/>
+        </w:rPr>
+        <w:t>cam_sed</w:t>
+      </w:r>
+      <w:r>
+        <w:rPr>
+          <w:rFonts w:ascii="Times New Roman" w:hAnsi="Times New Roman" w:cs="Times New Roman"/>
+          <w:sz w:val="24"/>
+          <w:szCs w:val="24"/>
+          <w:highlight w:val="red"/>
+          <w:lang w:val="es-ES"/>
+        </w:rPr>
+        <w:t>}},</w:t>
+      </w:r>
+      <w:r>
+        <w:rPr>
+          <w:rFonts w:ascii="Times New Roman" w:hAnsi="Times New Roman" w:cs="Times New Roman"/>
+          <w:sz w:val="24"/>
+          <w:szCs w:val="24"/>
+          <w:lang w:val="es-ES"/>
+        </w:rPr>
+        <w:t xml:space="preserve"> jude</w:t>
+      </w:r>
+      <w:r>
+        <w:rPr>
+          <w:rFonts w:ascii="Times New Roman" w:hAnsi="Times New Roman" w:cs="Times New Roman"/>
+          <w:sz w:val="24"/>
+          <w:szCs w:val="24"/>
+          <w:highlight w:val="red"/>
+          <w:lang w:val="es-ES"/>
+        </w:rPr>
+        <w:t>ț {{</w:t>
+      </w:r>
+      <w:r>
+        <w:rPr>
+          <w:rFonts w:ascii="Times New Roman" w:hAnsi="Times New Roman" w:cs="Times New Roman"/>
+          <w:sz w:val="24"/>
+          <w:szCs w:val="24"/>
+          <w:highlight w:val="red"/>
+        </w:rPr>
+        <w:t>jud_sed</w:t>
+      </w:r>
+      <w:r>
+        <w:rPr>
+          <w:rFonts w:ascii="Times New Roman" w:hAnsi="Times New Roman" w:cs="Times New Roman"/>
+          <w:sz w:val="24"/>
+          <w:szCs w:val="24"/>
+          <w:highlight w:val="red"/>
+          <w:lang w:val="es-ES"/>
+        </w:rPr>
+        <w:t>}}</w:t>
+      </w:r>
+      <w:r>
+        <w:rPr>
+          <w:rFonts w:ascii="Times New Roman" w:hAnsi="Times New Roman" w:cs="Times New Roman"/>
+          <w:sz w:val="24"/>
+          <w:szCs w:val="24"/>
+          <w:highlight w:val="red"/>
+        </w:rPr>
+        <w:t>,</w:t>
+      </w:r>
       <w:r>
         <w:rPr>
           <w:rFonts w:ascii="Times New Roman" w:hAnsi="Times New Roman" w:cs="Times New Roman"/>
@@ -520,44 +856,41 @@
         </w:rPr>
         <w:t xml:space="preserve"> </w:t>
       </w:r>
-      <w:proofErr w:type="spellStart"/>
-      <w:r>
-        <w:rPr>
-          <w:rFonts w:ascii="Times New Roman" w:hAnsi="Times New Roman" w:cs="Times New Roman"/>
-          <w:sz w:val="24"/>
-          <w:szCs w:val="24"/>
-        </w:rPr>
-        <w:t>Comertului</w:t>
-      </w:r>
-      <w:proofErr w:type="spellEnd"/>
-      <w:r>
-        <w:rPr>
-          <w:rFonts w:ascii="Times New Roman" w:hAnsi="Times New Roman" w:cs="Times New Roman"/>
-          <w:sz w:val="24"/>
-          <w:szCs w:val="24"/>
-        </w:rPr>
-        <w:t xml:space="preserve"> sub nr</w:t>
-      </w:r>
-      <w:r>
-        <w:rPr>
-          <w:rFonts w:ascii="Times New Roman" w:hAnsi="Times New Roman" w:cs="Times New Roman"/>
-          <w:sz w:val="24"/>
-          <w:szCs w:val="24"/>
-          <w:highlight w:val="red"/>
-        </w:rPr>
-        <w:t>. {{</w:t>
-      </w:r>
-      <w:proofErr w:type="spellStart"/>
-      <w:r>
-        <w:rPr>
-          <w:rFonts w:ascii="Times New Roman" w:hAnsi="Times New Roman" w:cs="Times New Roman"/>
-          <w:sz w:val="24"/>
-          <w:szCs w:val="24"/>
-          <w:highlight w:val="red"/>
-        </w:rPr>
-        <w:t>nr_inreg</w:t>
-      </w:r>
-      <w:proofErr w:type="spellEnd"/>
+      <w:r>
+        <w:rPr>
+          <w:rFonts w:ascii="Times New Roman" w:hAnsi="Times New Roman" w:cs="Times New Roman"/>
+          <w:sz w:val="24"/>
+          <w:szCs w:val="24"/>
+          <w:highlight w:val="red"/>
+        </w:rPr>
+        <w:t>{{tara_sed}}, r</w:t>
+      </w:r>
+      <w:r>
+        <w:rPr>
+          <w:rFonts w:ascii="Times New Roman" w:hAnsi="Times New Roman" w:cs="Times New Roman"/>
+          <w:sz w:val="24"/>
+          <w:szCs w:val="24"/>
+        </w:rPr>
+        <w:t>eprezentată legal pri</w:t>
+      </w:r>
+      <w:r>
+        <w:rPr>
+          <w:rFonts w:ascii="Times New Roman" w:hAnsi="Times New Roman" w:cs="Times New Roman"/>
+          <w:sz w:val="24"/>
+          <w:szCs w:val="24"/>
+          <w:highlight w:val="red"/>
+        </w:rPr>
+        <w:t>n {{</w:t>
+      </w:r>
+      <w:r>
+        <w:rPr>
+          <w:rFonts w:ascii="Times New Roman" w:hAnsi="Times New Roman" w:cs="Times New Roman"/>
+          <w:sz w:val="24"/>
+          <w:szCs w:val="24"/>
+          <w:highlight w:val="red"/>
+        </w:rPr>
+        <w:t>adm_nume</w:t>
+      </w:r>
       <w:r>
         <w:rPr>
           <w:rFonts w:ascii="Times New Roman" w:hAnsi="Times New Roman" w:cs="Times New Roman"/>
@@ -573,709 +906,7 @@
           <w:sz w:val="24"/>
           <w:szCs w:val="24"/>
         </w:rPr>
-        <w:t xml:space="preserve"> cod fisca</w:t>
-      </w:r>
-      <w:r>
-        <w:rPr>
-          <w:rFonts w:ascii="Times New Roman" w:hAnsi="Times New Roman" w:cs="Times New Roman"/>
-          <w:sz w:val="24"/>
-          <w:szCs w:val="24"/>
-          <w:highlight w:val="red"/>
-        </w:rPr>
-        <w:t>l {{cui}},</w:t>
-      </w:r>
-      <w:r>
-        <w:rPr>
-          <w:rFonts w:ascii="Times New Roman" w:hAnsi="Times New Roman" w:cs="Times New Roman"/>
-          <w:sz w:val="24"/>
-          <w:szCs w:val="24"/>
-        </w:rPr>
-        <w:t xml:space="preserve"> cu </w:t>
-      </w:r>
-      <w:proofErr w:type="spellStart"/>
-      <w:r>
-        <w:rPr>
-          <w:rFonts w:ascii="Times New Roman" w:hAnsi="Times New Roman" w:cs="Times New Roman"/>
-          <w:sz w:val="24"/>
-          <w:szCs w:val="24"/>
-        </w:rPr>
-        <w:t>sediul</w:t>
-      </w:r>
-      <w:proofErr w:type="spellEnd"/>
-      <w:r>
-        <w:rPr>
-          <w:rFonts w:ascii="Times New Roman" w:hAnsi="Times New Roman" w:cs="Times New Roman"/>
-          <w:sz w:val="24"/>
-          <w:szCs w:val="24"/>
-        </w:rPr>
-        <w:t xml:space="preserve"> </w:t>
-      </w:r>
-      <w:proofErr w:type="spellStart"/>
-      <w:r>
-        <w:rPr>
-          <w:rFonts w:ascii="Times New Roman" w:hAnsi="Times New Roman" w:cs="Times New Roman"/>
-          <w:sz w:val="24"/>
-          <w:szCs w:val="24"/>
-        </w:rPr>
-        <w:t>în</w:t>
-      </w:r>
-      <w:proofErr w:type="spellEnd"/>
-      <w:r>
-        <w:rPr>
-          <w:rFonts w:ascii="Times New Roman" w:hAnsi="Times New Roman" w:cs="Times New Roman"/>
-          <w:sz w:val="24"/>
-          <w:szCs w:val="24"/>
-        </w:rPr>
-        <w:t xml:space="preserve"> </w:t>
-      </w:r>
-      <w:proofErr w:type="spellStart"/>
-      <w:r>
-        <w:rPr>
-          <w:rFonts w:ascii="Times New Roman" w:hAnsi="Times New Roman" w:cs="Times New Roman"/>
-          <w:sz w:val="24"/>
-          <w:szCs w:val="24"/>
-        </w:rPr>
-        <w:t>localitate</w:t>
-      </w:r>
-      <w:r>
-        <w:rPr>
-          <w:rFonts w:ascii="Times New Roman" w:hAnsi="Times New Roman" w:cs="Times New Roman"/>
-          <w:sz w:val="24"/>
-          <w:szCs w:val="24"/>
-          <w:highlight w:val="red"/>
-        </w:rPr>
-        <w:t>a</w:t>
-      </w:r>
-      <w:proofErr w:type="spellEnd"/>
-      <w:r>
-        <w:rPr>
-          <w:rFonts w:ascii="Times New Roman" w:hAnsi="Times New Roman" w:cs="Times New Roman"/>
-          <w:sz w:val="24"/>
-          <w:szCs w:val="24"/>
-          <w:highlight w:val="red"/>
-        </w:rPr>
-        <w:t xml:space="preserve"> {{</w:t>
-      </w:r>
-      <w:proofErr w:type="spellStart"/>
-      <w:r>
-        <w:rPr>
-          <w:rFonts w:ascii="Times New Roman" w:hAnsi="Times New Roman" w:cs="Times New Roman"/>
-          <w:sz w:val="24"/>
-          <w:szCs w:val="24"/>
-          <w:highlight w:val="red"/>
-        </w:rPr>
-        <w:t>loc_sed</w:t>
-      </w:r>
-      <w:proofErr w:type="spellEnd"/>
-      <w:r>
-        <w:rPr>
-          <w:rFonts w:ascii="Times New Roman" w:hAnsi="Times New Roman" w:cs="Times New Roman"/>
-          <w:sz w:val="24"/>
-          <w:szCs w:val="24"/>
-          <w:highlight w:val="red"/>
-        </w:rPr>
-        <w:t>}}</w:t>
-      </w:r>
-      <w:r>
-        <w:rPr>
-          <w:rFonts w:ascii="Times New Roman" w:hAnsi="Times New Roman" w:cs="Times New Roman"/>
-          <w:sz w:val="24"/>
-          <w:szCs w:val="24"/>
-          <w:highlight w:val="red"/>
-          <w:lang w:val="es-ES"/>
-        </w:rPr>
-        <w:t>,</w:t>
-      </w:r>
-      <w:r>
-        <w:rPr>
-          <w:rFonts w:ascii="Times New Roman" w:hAnsi="Times New Roman" w:cs="Times New Roman"/>
-          <w:sz w:val="24"/>
-          <w:szCs w:val="24"/>
-          <w:lang w:val="es-ES"/>
-        </w:rPr>
-        <w:t xml:space="preserve"> </w:t>
-      </w:r>
-      <w:proofErr w:type="spellStart"/>
-      <w:r>
-        <w:rPr>
-          <w:rFonts w:ascii="Times New Roman" w:hAnsi="Times New Roman" w:cs="Times New Roman"/>
-          <w:sz w:val="24"/>
-          <w:szCs w:val="24"/>
-          <w:lang w:val="es-ES"/>
-        </w:rPr>
-        <w:t>str</w:t>
-      </w:r>
-      <w:proofErr w:type="spellEnd"/>
-      <w:r>
-        <w:rPr>
-          <w:rFonts w:ascii="Times New Roman" w:hAnsi="Times New Roman" w:cs="Times New Roman"/>
-          <w:sz w:val="24"/>
-          <w:szCs w:val="24"/>
-          <w:highlight w:val="red"/>
-          <w:lang w:val="es-ES"/>
-        </w:rPr>
-        <w:t>. {{</w:t>
-      </w:r>
-      <w:proofErr w:type="spellStart"/>
-      <w:r>
-        <w:rPr>
-          <w:rFonts w:ascii="Times New Roman" w:hAnsi="Times New Roman" w:cs="Times New Roman"/>
-          <w:sz w:val="24"/>
-          <w:szCs w:val="24"/>
-          <w:highlight w:val="red"/>
-        </w:rPr>
-        <w:t>str_sed</w:t>
-      </w:r>
-      <w:proofErr w:type="spellEnd"/>
-      <w:r>
-        <w:rPr>
-          <w:rFonts w:ascii="Times New Roman" w:hAnsi="Times New Roman" w:cs="Times New Roman"/>
-          <w:sz w:val="24"/>
-          <w:szCs w:val="24"/>
-          <w:highlight w:val="red"/>
-          <w:lang w:val="es-ES"/>
-        </w:rPr>
-        <w:t>}},</w:t>
-      </w:r>
-      <w:r>
-        <w:rPr>
-          <w:rFonts w:ascii="Times New Roman" w:hAnsi="Times New Roman" w:cs="Times New Roman"/>
-          <w:sz w:val="24"/>
-          <w:szCs w:val="24"/>
-          <w:lang w:val="es-ES"/>
-        </w:rPr>
-        <w:t xml:space="preserve"> </w:t>
-      </w:r>
-      <w:proofErr w:type="spellStart"/>
-      <w:r>
-        <w:rPr>
-          <w:rFonts w:ascii="Times New Roman" w:hAnsi="Times New Roman" w:cs="Times New Roman"/>
-          <w:sz w:val="24"/>
-          <w:szCs w:val="24"/>
-          <w:lang w:val="es-ES"/>
-        </w:rPr>
-        <w:t>nr</w:t>
-      </w:r>
-      <w:proofErr w:type="spellEnd"/>
-      <w:r>
-        <w:rPr>
-          <w:rFonts w:ascii="Times New Roman" w:hAnsi="Times New Roman" w:cs="Times New Roman"/>
-          <w:sz w:val="24"/>
-          <w:szCs w:val="24"/>
-          <w:highlight w:val="red"/>
-          <w:lang w:val="es-ES"/>
-        </w:rPr>
-        <w:t>. {{</w:t>
-      </w:r>
-      <w:proofErr w:type="spellStart"/>
-      <w:r>
-        <w:rPr>
-          <w:rFonts w:ascii="Times New Roman" w:hAnsi="Times New Roman" w:cs="Times New Roman"/>
-          <w:sz w:val="24"/>
-          <w:szCs w:val="24"/>
-          <w:highlight w:val="red"/>
-        </w:rPr>
-        <w:t>nr_sed</w:t>
-      </w:r>
-      <w:proofErr w:type="spellEnd"/>
-      <w:r>
-        <w:rPr>
-          <w:rFonts w:ascii="Times New Roman" w:hAnsi="Times New Roman" w:cs="Times New Roman"/>
-          <w:sz w:val="24"/>
-          <w:szCs w:val="24"/>
-          <w:highlight w:val="red"/>
-          <w:lang w:val="es-ES"/>
-        </w:rPr>
-        <w:t>}},</w:t>
-      </w:r>
-      <w:r>
-        <w:rPr>
-          <w:rFonts w:ascii="Times New Roman" w:hAnsi="Times New Roman" w:cs="Times New Roman"/>
-          <w:sz w:val="24"/>
-          <w:szCs w:val="24"/>
-          <w:lang w:val="es-ES"/>
-        </w:rPr>
-        <w:t xml:space="preserve"> </w:t>
-      </w:r>
-      <w:proofErr w:type="spellStart"/>
-      <w:r>
-        <w:rPr>
-          <w:rFonts w:ascii="Times New Roman" w:hAnsi="Times New Roman" w:cs="Times New Roman"/>
-          <w:sz w:val="24"/>
-          <w:szCs w:val="24"/>
-          <w:lang w:val="es-ES"/>
-        </w:rPr>
-        <w:t>bl</w:t>
-      </w:r>
-      <w:proofErr w:type="spellEnd"/>
-      <w:r>
-        <w:rPr>
-          <w:rFonts w:ascii="Times New Roman" w:hAnsi="Times New Roman" w:cs="Times New Roman"/>
-          <w:sz w:val="24"/>
-          <w:szCs w:val="24"/>
-          <w:highlight w:val="red"/>
-          <w:lang w:val="es-ES"/>
-        </w:rPr>
-        <w:t>. {{</w:t>
-      </w:r>
-      <w:proofErr w:type="spellStart"/>
-      <w:r>
-        <w:rPr>
-          <w:rFonts w:ascii="Times New Roman" w:hAnsi="Times New Roman" w:cs="Times New Roman"/>
-          <w:sz w:val="24"/>
-          <w:szCs w:val="24"/>
-          <w:highlight w:val="red"/>
-        </w:rPr>
-        <w:t>bl_sed</w:t>
-      </w:r>
-      <w:proofErr w:type="spellEnd"/>
-      <w:r>
-        <w:rPr>
-          <w:rFonts w:ascii="Times New Roman" w:hAnsi="Times New Roman" w:cs="Times New Roman"/>
-          <w:sz w:val="24"/>
-          <w:szCs w:val="24"/>
-          <w:highlight w:val="red"/>
-          <w:lang w:val="es-ES"/>
-        </w:rPr>
-        <w:t>}},</w:t>
-      </w:r>
-      <w:r>
-        <w:rPr>
-          <w:rFonts w:ascii="Times New Roman" w:hAnsi="Times New Roman" w:cs="Times New Roman"/>
-          <w:sz w:val="24"/>
-          <w:szCs w:val="24"/>
-          <w:lang w:val="es-ES"/>
-        </w:rPr>
-        <w:t xml:space="preserve"> </w:t>
-      </w:r>
-      <w:proofErr w:type="spellStart"/>
-      <w:r>
-        <w:rPr>
-          <w:rFonts w:ascii="Times New Roman" w:hAnsi="Times New Roman" w:cs="Times New Roman"/>
-          <w:sz w:val="24"/>
-          <w:szCs w:val="24"/>
-          <w:lang w:val="es-ES"/>
-        </w:rPr>
-        <w:t>sc</w:t>
-      </w:r>
-      <w:proofErr w:type="spellEnd"/>
-      <w:r>
-        <w:rPr>
-          <w:rFonts w:ascii="Times New Roman" w:hAnsi="Times New Roman" w:cs="Times New Roman"/>
-          <w:sz w:val="24"/>
-          <w:szCs w:val="24"/>
-          <w:highlight w:val="red"/>
-          <w:lang w:val="es-ES"/>
-        </w:rPr>
-        <w:t>. {{</w:t>
-      </w:r>
-      <w:proofErr w:type="spellStart"/>
-      <w:r>
-        <w:rPr>
-          <w:rFonts w:ascii="Times New Roman" w:hAnsi="Times New Roman" w:cs="Times New Roman"/>
-          <w:sz w:val="24"/>
-          <w:szCs w:val="24"/>
-          <w:highlight w:val="red"/>
-        </w:rPr>
-        <w:t>sc_sed</w:t>
-      </w:r>
-      <w:proofErr w:type="spellEnd"/>
-      <w:r>
-        <w:rPr>
-          <w:rFonts w:ascii="Times New Roman" w:hAnsi="Times New Roman" w:cs="Times New Roman"/>
-          <w:sz w:val="24"/>
-          <w:szCs w:val="24"/>
-          <w:highlight w:val="red"/>
-          <w:lang w:val="es-ES"/>
-        </w:rPr>
-        <w:t>}},</w:t>
-      </w:r>
-      <w:r>
-        <w:rPr>
-          <w:rFonts w:ascii="Times New Roman" w:hAnsi="Times New Roman" w:cs="Times New Roman"/>
-          <w:sz w:val="24"/>
-          <w:szCs w:val="24"/>
-          <w:lang w:val="es-ES"/>
-        </w:rPr>
-        <w:t xml:space="preserve"> et</w:t>
-      </w:r>
-      <w:r>
-        <w:rPr>
-          <w:rFonts w:ascii="Times New Roman" w:hAnsi="Times New Roman" w:cs="Times New Roman"/>
-          <w:sz w:val="24"/>
-          <w:szCs w:val="24"/>
-          <w:highlight w:val="red"/>
-          <w:lang w:val="es-ES"/>
-        </w:rPr>
-        <w:t>. {{</w:t>
-      </w:r>
-      <w:proofErr w:type="spellStart"/>
-      <w:r>
-        <w:rPr>
-          <w:rFonts w:ascii="Times New Roman" w:hAnsi="Times New Roman" w:cs="Times New Roman"/>
-          <w:sz w:val="24"/>
-          <w:szCs w:val="24"/>
-          <w:highlight w:val="red"/>
-        </w:rPr>
-        <w:t>et_sed</w:t>
-      </w:r>
-      <w:proofErr w:type="spellEnd"/>
-      <w:r>
-        <w:rPr>
-          <w:rFonts w:ascii="Times New Roman" w:hAnsi="Times New Roman" w:cs="Times New Roman"/>
-          <w:sz w:val="24"/>
-          <w:szCs w:val="24"/>
-          <w:highlight w:val="red"/>
-          <w:lang w:val="es-ES"/>
-        </w:rPr>
-        <w:t>}},</w:t>
-      </w:r>
-      <w:r>
-        <w:rPr>
-          <w:rFonts w:ascii="Times New Roman" w:hAnsi="Times New Roman" w:cs="Times New Roman"/>
-          <w:sz w:val="24"/>
-          <w:szCs w:val="24"/>
-          <w:lang w:val="es-ES"/>
-        </w:rPr>
-        <w:t xml:space="preserve"> ap</w:t>
-      </w:r>
-      <w:r>
-        <w:rPr>
-          <w:rFonts w:ascii="Times New Roman" w:hAnsi="Times New Roman" w:cs="Times New Roman"/>
-          <w:sz w:val="24"/>
-          <w:szCs w:val="24"/>
-          <w:highlight w:val="red"/>
-          <w:lang w:val="es-ES"/>
-        </w:rPr>
-        <w:t>. {{</w:t>
-      </w:r>
-      <w:proofErr w:type="spellStart"/>
-      <w:r>
-        <w:rPr>
-          <w:rFonts w:ascii="Times New Roman" w:hAnsi="Times New Roman" w:cs="Times New Roman"/>
-          <w:sz w:val="24"/>
-          <w:szCs w:val="24"/>
-          <w:highlight w:val="red"/>
-        </w:rPr>
-        <w:t>ap_sed</w:t>
-      </w:r>
-      <w:proofErr w:type="spellEnd"/>
-      <w:r>
-        <w:rPr>
-          <w:rFonts w:ascii="Times New Roman" w:hAnsi="Times New Roman" w:cs="Times New Roman"/>
-          <w:sz w:val="24"/>
-          <w:szCs w:val="24"/>
-          <w:highlight w:val="red"/>
-          <w:lang w:val="es-ES"/>
-        </w:rPr>
-        <w:t>}},</w:t>
-      </w:r>
-      <w:r>
-        <w:rPr>
-          <w:rFonts w:ascii="Times New Roman" w:hAnsi="Times New Roman" w:cs="Times New Roman"/>
-          <w:sz w:val="24"/>
-          <w:szCs w:val="24"/>
-          <w:lang w:val="es-ES"/>
-        </w:rPr>
-        <w:t xml:space="preserve"> </w:t>
-      </w:r>
-      <w:proofErr w:type="spellStart"/>
-      <w:r>
-        <w:rPr>
-          <w:rFonts w:ascii="Times New Roman" w:hAnsi="Times New Roman" w:cs="Times New Roman"/>
-          <w:sz w:val="24"/>
-          <w:szCs w:val="24"/>
-          <w:lang w:val="es-ES"/>
-        </w:rPr>
-        <w:t>cam</w:t>
-      </w:r>
-      <w:proofErr w:type="spellEnd"/>
-      <w:r>
-        <w:rPr>
-          <w:rFonts w:ascii="Times New Roman" w:hAnsi="Times New Roman" w:cs="Times New Roman"/>
-          <w:sz w:val="24"/>
-          <w:szCs w:val="24"/>
-          <w:lang w:val="es-ES"/>
-        </w:rPr>
-        <w:t>/</w:t>
-      </w:r>
-      <w:proofErr w:type="spellStart"/>
-      <w:r>
-        <w:rPr>
-          <w:rFonts w:ascii="Times New Roman" w:hAnsi="Times New Roman" w:cs="Times New Roman"/>
-          <w:sz w:val="24"/>
-          <w:szCs w:val="24"/>
-          <w:lang w:val="es-ES"/>
-        </w:rPr>
-        <w:t>birou</w:t>
-      </w:r>
-      <w:r>
-        <w:rPr>
-          <w:rFonts w:ascii="Times New Roman" w:hAnsi="Times New Roman" w:cs="Times New Roman"/>
-          <w:sz w:val="24"/>
-          <w:szCs w:val="24"/>
-          <w:highlight w:val="red"/>
-          <w:lang w:val="es-ES"/>
-        </w:rPr>
-        <w:t>l</w:t>
-      </w:r>
-      <w:proofErr w:type="spellEnd"/>
-      <w:r>
-        <w:rPr>
-          <w:rFonts w:ascii="Times New Roman" w:hAnsi="Times New Roman" w:cs="Times New Roman"/>
-          <w:sz w:val="24"/>
-          <w:szCs w:val="24"/>
-          <w:highlight w:val="red"/>
-          <w:lang w:val="es-ES"/>
-        </w:rPr>
-        <w:t xml:space="preserve"> {{</w:t>
-      </w:r>
-      <w:proofErr w:type="spellStart"/>
-      <w:r>
-        <w:rPr>
-          <w:rFonts w:ascii="Times New Roman" w:hAnsi="Times New Roman" w:cs="Times New Roman"/>
-          <w:sz w:val="24"/>
-          <w:szCs w:val="24"/>
-          <w:highlight w:val="red"/>
-        </w:rPr>
-        <w:t>cam_sed</w:t>
-      </w:r>
-      <w:proofErr w:type="spellEnd"/>
-      <w:r>
-        <w:rPr>
-          <w:rFonts w:ascii="Times New Roman" w:hAnsi="Times New Roman" w:cs="Times New Roman"/>
-          <w:sz w:val="24"/>
-          <w:szCs w:val="24"/>
-          <w:highlight w:val="red"/>
-          <w:lang w:val="es-ES"/>
-        </w:rPr>
-        <w:t>}},</w:t>
-      </w:r>
-      <w:r>
-        <w:rPr>
-          <w:rFonts w:ascii="Times New Roman" w:hAnsi="Times New Roman" w:cs="Times New Roman"/>
-          <w:sz w:val="24"/>
-          <w:szCs w:val="24"/>
-          <w:lang w:val="es-ES"/>
-        </w:rPr>
-        <w:t xml:space="preserve"> </w:t>
-      </w:r>
-      <w:proofErr w:type="spellStart"/>
-      <w:r>
-        <w:rPr>
-          <w:rFonts w:ascii="Times New Roman" w:hAnsi="Times New Roman" w:cs="Times New Roman"/>
-          <w:sz w:val="24"/>
-          <w:szCs w:val="24"/>
-          <w:lang w:val="es-ES"/>
-        </w:rPr>
-        <w:t>jude</w:t>
-      </w:r>
-      <w:r>
-        <w:rPr>
-          <w:rFonts w:ascii="Times New Roman" w:hAnsi="Times New Roman" w:cs="Times New Roman"/>
-          <w:sz w:val="24"/>
-          <w:szCs w:val="24"/>
-          <w:highlight w:val="red"/>
-          <w:lang w:val="es-ES"/>
-        </w:rPr>
-        <w:t>ț</w:t>
-      </w:r>
-      <w:proofErr w:type="spellEnd"/>
-      <w:r>
-        <w:rPr>
-          <w:rFonts w:ascii="Times New Roman" w:hAnsi="Times New Roman" w:cs="Times New Roman"/>
-          <w:sz w:val="24"/>
-          <w:szCs w:val="24"/>
-          <w:highlight w:val="red"/>
-          <w:lang w:val="es-ES"/>
-        </w:rPr>
-        <w:t xml:space="preserve"> {{</w:t>
-      </w:r>
-      <w:proofErr w:type="spellStart"/>
-      <w:r>
-        <w:rPr>
-          <w:rFonts w:ascii="Times New Roman" w:hAnsi="Times New Roman" w:cs="Times New Roman"/>
-          <w:sz w:val="24"/>
-          <w:szCs w:val="24"/>
-          <w:highlight w:val="red"/>
-        </w:rPr>
-        <w:t>jud_sed</w:t>
-      </w:r>
-      <w:proofErr w:type="spellEnd"/>
-      <w:r>
-        <w:rPr>
-          <w:rFonts w:ascii="Times New Roman" w:hAnsi="Times New Roman" w:cs="Times New Roman"/>
-          <w:sz w:val="24"/>
-          <w:szCs w:val="24"/>
-          <w:highlight w:val="red"/>
-          <w:lang w:val="es-ES"/>
-        </w:rPr>
-        <w:t>}}</w:t>
-      </w:r>
-      <w:r>
-        <w:rPr>
-          <w:rFonts w:ascii="Times New Roman" w:hAnsi="Times New Roman" w:cs="Times New Roman"/>
-          <w:sz w:val="24"/>
-          <w:szCs w:val="24"/>
-          <w:highlight w:val="red"/>
-        </w:rPr>
-        <w:t>,</w:t>
-      </w:r>
-      <w:r>
-        <w:rPr>
-          <w:rFonts w:ascii="Times New Roman" w:hAnsi="Times New Roman" w:cs="Times New Roman"/>
-          <w:sz w:val="24"/>
-          <w:szCs w:val="24"/>
-        </w:rPr>
-        <w:t xml:space="preserve"> </w:t>
-      </w:r>
-      <w:r>
-        <w:rPr>
-          <w:rFonts w:ascii="Times New Roman" w:hAnsi="Times New Roman" w:cs="Times New Roman"/>
-          <w:sz w:val="24"/>
-          <w:szCs w:val="24"/>
-          <w:highlight w:val="red"/>
-        </w:rPr>
-        <w:t>{{</w:t>
-      </w:r>
-      <w:proofErr w:type="spellStart"/>
-      <w:r>
-        <w:rPr>
-          <w:rFonts w:ascii="Times New Roman" w:hAnsi="Times New Roman" w:cs="Times New Roman"/>
-          <w:sz w:val="24"/>
-          <w:szCs w:val="24"/>
-          <w:highlight w:val="red"/>
-        </w:rPr>
-        <w:t>tara_sed</w:t>
-      </w:r>
-      <w:proofErr w:type="spellEnd"/>
-      <w:r>
-        <w:rPr>
-          <w:rFonts w:ascii="Times New Roman" w:hAnsi="Times New Roman" w:cs="Times New Roman"/>
-          <w:sz w:val="24"/>
-          <w:szCs w:val="24"/>
-          <w:highlight w:val="red"/>
-        </w:rPr>
-        <w:t xml:space="preserve">}}, </w:t>
-      </w:r>
-      <w:proofErr w:type="spellStart"/>
-      <w:r>
-        <w:rPr>
-          <w:rFonts w:ascii="Times New Roman" w:hAnsi="Times New Roman" w:cs="Times New Roman"/>
-          <w:sz w:val="24"/>
-          <w:szCs w:val="24"/>
-          <w:highlight w:val="red"/>
-        </w:rPr>
-        <w:t>r</w:t>
-      </w:r>
-      <w:r>
-        <w:rPr>
-          <w:rFonts w:ascii="Times New Roman" w:hAnsi="Times New Roman" w:cs="Times New Roman"/>
-          <w:sz w:val="24"/>
-          <w:szCs w:val="24"/>
-        </w:rPr>
-        <w:t>eprezentată</w:t>
-      </w:r>
-      <w:proofErr w:type="spellEnd"/>
-      <w:r>
-        <w:rPr>
-          <w:rFonts w:ascii="Times New Roman" w:hAnsi="Times New Roman" w:cs="Times New Roman"/>
-          <w:sz w:val="24"/>
-          <w:szCs w:val="24"/>
-        </w:rPr>
-        <w:t xml:space="preserve"> legal </w:t>
-      </w:r>
-      <w:proofErr w:type="spellStart"/>
-      <w:r>
-        <w:rPr>
-          <w:rFonts w:ascii="Times New Roman" w:hAnsi="Times New Roman" w:cs="Times New Roman"/>
-          <w:sz w:val="24"/>
-          <w:szCs w:val="24"/>
-        </w:rPr>
-        <w:t>pri</w:t>
-      </w:r>
-      <w:r>
-        <w:rPr>
-          <w:rFonts w:ascii="Times New Roman" w:hAnsi="Times New Roman" w:cs="Times New Roman"/>
-          <w:sz w:val="24"/>
-          <w:szCs w:val="24"/>
-          <w:highlight w:val="red"/>
-        </w:rPr>
-        <w:t>n</w:t>
-      </w:r>
-      <w:proofErr w:type="spellEnd"/>
-      <w:r>
-        <w:rPr>
-          <w:rFonts w:ascii="Times New Roman" w:hAnsi="Times New Roman" w:cs="Times New Roman"/>
-          <w:sz w:val="24"/>
-          <w:szCs w:val="24"/>
-          <w:highlight w:val="red"/>
-        </w:rPr>
-        <w:t xml:space="preserve"> {{</w:t>
-      </w:r>
-      <w:proofErr w:type="spellStart"/>
-      <w:r>
-        <w:rPr>
-          <w:rFonts w:ascii="Times New Roman" w:hAnsi="Times New Roman" w:cs="Times New Roman"/>
-          <w:sz w:val="24"/>
-          <w:szCs w:val="24"/>
-          <w:highlight w:val="red"/>
-        </w:rPr>
-        <w:t>adm_nume</w:t>
-      </w:r>
-      <w:proofErr w:type="spellEnd"/>
-      <w:r>
-        <w:rPr>
-          <w:rFonts w:ascii="Times New Roman" w:hAnsi="Times New Roman" w:cs="Times New Roman"/>
-          <w:sz w:val="24"/>
-          <w:szCs w:val="24"/>
-          <w:highlight w:val="red"/>
-        </w:rPr>
-        <w:t>}},</w:t>
-      </w:r>
-      <w:r>
-        <w:rPr>
-          <w:rFonts w:ascii="Times New Roman" w:hAnsi="Times New Roman" w:cs="Times New Roman"/>
-          <w:sz w:val="24"/>
-          <w:szCs w:val="24"/>
-        </w:rPr>
-        <w:t xml:space="preserve"> </w:t>
-      </w:r>
-      <w:proofErr w:type="spellStart"/>
-      <w:r>
-        <w:rPr>
-          <w:rFonts w:ascii="Times New Roman" w:hAnsi="Times New Roman" w:cs="Times New Roman"/>
-          <w:sz w:val="24"/>
-          <w:szCs w:val="24"/>
-        </w:rPr>
-        <w:t>în</w:t>
-      </w:r>
-      <w:proofErr w:type="spellEnd"/>
-      <w:r>
-        <w:rPr>
-          <w:rFonts w:ascii="Times New Roman" w:hAnsi="Times New Roman" w:cs="Times New Roman"/>
-          <w:sz w:val="24"/>
-          <w:szCs w:val="24"/>
-        </w:rPr>
-        <w:t xml:space="preserve"> </w:t>
-      </w:r>
-      <w:proofErr w:type="spellStart"/>
-      <w:r>
-        <w:rPr>
-          <w:rFonts w:ascii="Times New Roman" w:hAnsi="Times New Roman" w:cs="Times New Roman"/>
-          <w:sz w:val="24"/>
-          <w:szCs w:val="24"/>
-        </w:rPr>
-        <w:t>calitate</w:t>
-      </w:r>
-      <w:proofErr w:type="spellEnd"/>
-      <w:r>
-        <w:rPr>
-          <w:rFonts w:ascii="Times New Roman" w:hAnsi="Times New Roman" w:cs="Times New Roman"/>
-          <w:sz w:val="24"/>
-          <w:szCs w:val="24"/>
-        </w:rPr>
-        <w:t xml:space="preserve"> de</w:t>
+        <w:t xml:space="preserve"> în calitate de</w:t>
       </w:r>
       <w:r>
         <w:rPr>
@@ -1408,29 +1039,7 @@
           <w:szCs w:val="24"/>
           <w:highlight w:val="red"/>
         </w:rPr>
-        <w:t>{{</w:t>
-      </w:r>
-      <w:proofErr w:type="spellStart"/>
-      <w:r>
-        <w:rPr>
-          <w:rFonts w:ascii="Times New Roman" w:hAnsi="Times New Roman" w:cs="Times New Roman"/>
-          <w:b/>
-          <w:sz w:val="24"/>
-          <w:szCs w:val="24"/>
-          <w:highlight w:val="red"/>
-        </w:rPr>
-        <w:t>ang_nume</w:t>
-      </w:r>
-      <w:proofErr w:type="spellEnd"/>
-      <w:r>
-        <w:rPr>
-          <w:rFonts w:ascii="Times New Roman" w:hAnsi="Times New Roman" w:cs="Times New Roman"/>
-          <w:b/>
-          <w:sz w:val="24"/>
-          <w:szCs w:val="24"/>
-          <w:highlight w:val="red"/>
-        </w:rPr>
-        <w:t>}}</w:t>
+        <w:t>{{ang_nume}}</w:t>
       </w:r>
       <w:r>
         <w:rPr>
@@ -1453,7 +1062,6 @@
         </w:rPr>
         <w:t xml:space="preserve"> </w:t>
       </w:r>
-      <w:proofErr w:type="spellStart"/>
       <w:r>
         <w:rPr>
           <w:rFonts w:ascii="Times New Roman" w:eastAsia="Calibri" w:hAnsi="Times New Roman" w:cs="Times New Roman"/>
@@ -1471,20 +1079,17 @@
           <w:szCs w:val="24"/>
           <w:highlight w:val="red"/>
         </w:rPr>
-        <w:t>n</w:t>
-      </w:r>
-      <w:proofErr w:type="spellEnd"/>
+        <w:t>n {{ang_cetatean}},</w:t>
+      </w:r>
       <w:r>
         <w:rPr>
           <w:rFonts w:ascii="Times New Roman" w:eastAsia="Calibri" w:hAnsi="Times New Roman" w:cs="Times New Roman"/>
           <w:bCs/>
           <w:sz w:val="24"/>
           <w:szCs w:val="24"/>
-          <w:highlight w:val="red"/>
-        </w:rPr>
-        <w:t xml:space="preserve"> {{</w:t>
-      </w:r>
-      <w:proofErr w:type="spellStart"/>
+        </w:rPr>
+        <w:t xml:space="preserve"> născut la data d</w:t>
+      </w:r>
       <w:r>
         <w:rPr>
           <w:rFonts w:ascii="Times New Roman" w:eastAsia="Calibri" w:hAnsi="Times New Roman" w:cs="Times New Roman"/>
@@ -1493,18 +1098,16 @@
           <w:szCs w:val="24"/>
           <w:highlight w:val="red"/>
         </w:rPr>
-        <w:t>ang_cetatean</w:t>
-      </w:r>
-      <w:proofErr w:type="spellEnd"/>
+        <w:t>e {{ang_data_n}} în {{ang_loc_n}},</w:t>
+      </w:r>
       <w:r>
         <w:rPr>
           <w:rFonts w:ascii="Times New Roman" w:eastAsia="Calibri" w:hAnsi="Times New Roman" w:cs="Times New Roman"/>
           <w:bCs/>
           <w:sz w:val="24"/>
           <w:szCs w:val="24"/>
-          <w:highlight w:val="red"/>
-        </w:rPr>
-        <w:t>}},</w:t>
+        </w:rPr>
+        <w:t xml:space="preserve"> jud</w:t>
       </w:r>
       <w:r>
         <w:rPr>
@@ -1512,10 +1115,10 @@
           <w:bCs/>
           <w:sz w:val="24"/>
           <w:szCs w:val="24"/>
-        </w:rPr>
-        <w:t xml:space="preserve"> </w:t>
-      </w:r>
-      <w:proofErr w:type="spellStart"/>
+          <w:highlight w:val="red"/>
+        </w:rPr>
+        <w:t>. {{ang_jud_n}}, {{ang_tara_n}},</w:t>
+      </w:r>
       <w:r>
         <w:rPr>
           <w:rFonts w:ascii="Times New Roman" w:eastAsia="Calibri" w:hAnsi="Times New Roman" w:cs="Times New Roman"/>
@@ -1523,17 +1126,17 @@
           <w:sz w:val="24"/>
           <w:szCs w:val="24"/>
         </w:rPr>
-        <w:t>născut</w:t>
-      </w:r>
-      <w:proofErr w:type="spellEnd"/>
+        <w:t xml:space="preserve"> cu domiciliul î</w:t>
+      </w:r>
       <w:r>
         <w:rPr>
           <w:rFonts w:ascii="Times New Roman" w:eastAsia="Calibri" w:hAnsi="Times New Roman" w:cs="Times New Roman"/>
           <w:bCs/>
           <w:sz w:val="24"/>
           <w:szCs w:val="24"/>
-        </w:rPr>
-        <w:t xml:space="preserve"> la data d</w:t>
+          <w:highlight w:val="red"/>
+        </w:rPr>
+        <w:t>n {{loc_dom}},</w:t>
       </w:r>
       <w:r>
         <w:rPr>
@@ -1541,11 +1144,9 @@
           <w:bCs/>
           <w:sz w:val="24"/>
           <w:szCs w:val="24"/>
-          <w:highlight w:val="red"/>
-        </w:rPr>
-        <w:t>e {{</w:t>
-      </w:r>
-      <w:proofErr w:type="spellStart"/>
+        </w:rPr>
+        <w:t xml:space="preserve"> str</w:t>
+      </w:r>
       <w:r>
         <w:rPr>
           <w:rFonts w:ascii="Times New Roman" w:eastAsia="Calibri" w:hAnsi="Times New Roman" w:cs="Times New Roman"/>
@@ -1554,20 +1155,17 @@
           <w:szCs w:val="24"/>
           <w:highlight w:val="red"/>
         </w:rPr>
-        <w:t>ang_data_n</w:t>
-      </w:r>
-      <w:proofErr w:type="spellEnd"/>
+        <w:t>. {{str_dom}},</w:t>
+      </w:r>
       <w:r>
         <w:rPr>
           <w:rFonts w:ascii="Times New Roman" w:eastAsia="Calibri" w:hAnsi="Times New Roman" w:cs="Times New Roman"/>
           <w:bCs/>
           <w:sz w:val="24"/>
           <w:szCs w:val="24"/>
-          <w:highlight w:val="red"/>
-        </w:rPr>
-        <w:t xml:space="preserve">}} </w:t>
-      </w:r>
-      <w:proofErr w:type="spellStart"/>
+        </w:rPr>
+        <w:t xml:space="preserve"> nr</w:t>
+      </w:r>
       <w:r>
         <w:rPr>
           <w:rFonts w:ascii="Times New Roman" w:eastAsia="Calibri" w:hAnsi="Times New Roman" w:cs="Times New Roman"/>
@@ -1576,20 +1174,17 @@
           <w:szCs w:val="24"/>
           <w:highlight w:val="red"/>
         </w:rPr>
-        <w:t>în</w:t>
-      </w:r>
-      <w:proofErr w:type="spellEnd"/>
+        <w:t>. {{nr_dom}},</w:t>
+      </w:r>
       <w:r>
         <w:rPr>
           <w:rFonts w:ascii="Times New Roman" w:eastAsia="Calibri" w:hAnsi="Times New Roman" w:cs="Times New Roman"/>
           <w:bCs/>
           <w:sz w:val="24"/>
           <w:szCs w:val="24"/>
-          <w:highlight w:val="red"/>
-        </w:rPr>
-        <w:t xml:space="preserve"> {{</w:t>
-      </w:r>
-      <w:proofErr w:type="spellStart"/>
+        </w:rPr>
+        <w:t xml:space="preserve"> bl</w:t>
+      </w:r>
       <w:r>
         <w:rPr>
           <w:rFonts w:ascii="Times New Roman" w:eastAsia="Calibri" w:hAnsi="Times New Roman" w:cs="Times New Roman"/>
@@ -1598,18 +1193,16 @@
           <w:szCs w:val="24"/>
           <w:highlight w:val="red"/>
         </w:rPr>
-        <w:t>ang_loc_n</w:t>
-      </w:r>
-      <w:proofErr w:type="spellEnd"/>
+        <w:t>. {{bl_dom}},</w:t>
+      </w:r>
       <w:r>
         <w:rPr>
           <w:rFonts w:ascii="Times New Roman" w:eastAsia="Calibri" w:hAnsi="Times New Roman" w:cs="Times New Roman"/>
           <w:bCs/>
           <w:sz w:val="24"/>
           <w:szCs w:val="24"/>
-          <w:highlight w:val="red"/>
-        </w:rPr>
-        <w:t>}},</w:t>
+        </w:rPr>
+        <w:t xml:space="preserve"> sc</w:t>
       </w:r>
       <w:r>
         <w:rPr>
@@ -1617,10 +1210,10 @@
           <w:bCs/>
           <w:sz w:val="24"/>
           <w:szCs w:val="24"/>
-        </w:rPr>
-        <w:t xml:space="preserve"> </w:t>
-      </w:r>
-      <w:proofErr w:type="spellStart"/>
+          <w:highlight w:val="red"/>
+        </w:rPr>
+        <w:t>. {{sc_dom}},</w:t>
+      </w:r>
       <w:r>
         <w:rPr>
           <w:rFonts w:ascii="Times New Roman" w:eastAsia="Calibri" w:hAnsi="Times New Roman" w:cs="Times New Roman"/>
@@ -1628,9 +1221,8 @@
           <w:sz w:val="24"/>
           <w:szCs w:val="24"/>
         </w:rPr>
-        <w:t>jud</w:t>
-      </w:r>
-      <w:proofErr w:type="spellEnd"/>
+        <w:t xml:space="preserve"> ap</w:t>
+      </w:r>
       <w:r>
         <w:rPr>
           <w:rFonts w:ascii="Times New Roman" w:eastAsia="Calibri" w:hAnsi="Times New Roman" w:cs="Times New Roman"/>
@@ -1639,20 +1231,17 @@
           <w:szCs w:val="24"/>
           <w:highlight w:val="red"/>
         </w:rPr>
-        <w:t>. {{</w:t>
-      </w:r>
-      <w:proofErr w:type="spellStart"/>
+        <w:t>. {{ap_dom}},</w:t>
+      </w:r>
       <w:r>
         <w:rPr>
           <w:rFonts w:ascii="Times New Roman" w:eastAsia="Calibri" w:hAnsi="Times New Roman" w:cs="Times New Roman"/>
           <w:bCs/>
           <w:sz w:val="24"/>
           <w:szCs w:val="24"/>
-          <w:highlight w:val="red"/>
-        </w:rPr>
-        <w:t>ang_jud_n</w:t>
-      </w:r>
-      <w:proofErr w:type="spellEnd"/>
+        </w:rPr>
+        <w:t xml:space="preserve"> jud</w:t>
+      </w:r>
       <w:r>
         <w:rPr>
           <w:rFonts w:ascii="Times New Roman" w:eastAsia="Calibri" w:hAnsi="Times New Roman" w:cs="Times New Roman"/>
@@ -1661,20 +1250,17 @@
           <w:szCs w:val="24"/>
           <w:highlight w:val="red"/>
         </w:rPr>
-        <w:t>}}, {{</w:t>
-      </w:r>
-      <w:proofErr w:type="spellStart"/>
+        <w:t>. {{jud_dom}},</w:t>
+      </w:r>
       <w:r>
         <w:rPr>
           <w:rFonts w:ascii="Times New Roman" w:eastAsia="Calibri" w:hAnsi="Times New Roman" w:cs="Times New Roman"/>
           <w:bCs/>
           <w:sz w:val="24"/>
           <w:szCs w:val="24"/>
-          <w:highlight w:val="red"/>
-        </w:rPr>
-        <w:t>ang_tara_n</w:t>
-      </w:r>
-      <w:proofErr w:type="spellEnd"/>
+        </w:rPr>
+        <w:t xml:space="preserve"> </w:t>
+      </w:r>
       <w:r>
         <w:rPr>
           <w:rFonts w:ascii="Times New Roman" w:eastAsia="Calibri" w:hAnsi="Times New Roman" w:cs="Times New Roman"/>
@@ -1683,7 +1269,7 @@
           <w:szCs w:val="24"/>
           <w:highlight w:val="red"/>
         </w:rPr>
-        <w:t>}},</w:t>
+        <w:t>{{tara_dom}},</w:t>
       </w:r>
       <w:r>
         <w:rPr>
@@ -1692,19 +1278,18 @@
           <w:sz w:val="24"/>
           <w:szCs w:val="24"/>
         </w:rPr>
-        <w:t xml:space="preserve"> cu </w:t>
-      </w:r>
-      <w:proofErr w:type="spellStart"/>
+        <w:t xml:space="preserve"> identificat cu CN</w:t>
+      </w:r>
       <w:r>
         <w:rPr>
           <w:rFonts w:ascii="Times New Roman" w:eastAsia="Calibri" w:hAnsi="Times New Roman" w:cs="Times New Roman"/>
           <w:bCs/>
           <w:sz w:val="24"/>
           <w:szCs w:val="24"/>
-        </w:rPr>
-        <w:t>domiciliul</w:t>
-      </w:r>
-      <w:proofErr w:type="spellEnd"/>
+          <w:highlight w:val="red"/>
+        </w:rPr>
+        <w:t>P {{ang_cnp}},</w:t>
+      </w:r>
       <w:r>
         <w:rPr>
           <w:rFonts w:ascii="Times New Roman" w:eastAsia="Calibri" w:hAnsi="Times New Roman" w:cs="Times New Roman"/>
@@ -1712,17 +1297,17 @@
           <w:sz w:val="24"/>
           <w:szCs w:val="24"/>
         </w:rPr>
-        <w:t xml:space="preserve"> </w:t>
-      </w:r>
-      <w:proofErr w:type="spellStart"/>
+        <w:t xml:space="preserve"> fiind posesor a</w:t>
+      </w:r>
       <w:r>
         <w:rPr>
           <w:rFonts w:ascii="Times New Roman" w:eastAsia="Calibri" w:hAnsi="Times New Roman" w:cs="Times New Roman"/>
           <w:bCs/>
           <w:sz w:val="24"/>
           <w:szCs w:val="24"/>
-        </w:rPr>
-        <w:t>î</w:t>
+          <w:highlight w:val="red"/>
+        </w:rPr>
+        <w:t>l {{ang_tip_act}} s</w:t>
       </w:r>
       <w:r>
         <w:rPr>
@@ -1730,11 +1315,9 @@
           <w:bCs/>
           <w:sz w:val="24"/>
           <w:szCs w:val="24"/>
-          <w:highlight w:val="red"/>
-        </w:rPr>
-        <w:t>n</w:t>
-      </w:r>
-      <w:proofErr w:type="spellEnd"/>
+        </w:rPr>
+        <w:t>eri</w:t>
+      </w:r>
       <w:r>
         <w:rPr>
           <w:rFonts w:ascii="Times New Roman" w:eastAsia="Calibri" w:hAnsi="Times New Roman" w:cs="Times New Roman"/>
@@ -1743,20 +1326,17 @@
           <w:szCs w:val="24"/>
           <w:highlight w:val="red"/>
         </w:rPr>
-        <w:t xml:space="preserve"> {{</w:t>
-      </w:r>
-      <w:proofErr w:type="spellStart"/>
+        <w:t>a {{ang_serie_act}} n</w:t>
+      </w:r>
       <w:r>
         <w:rPr>
           <w:rFonts w:ascii="Times New Roman" w:eastAsia="Calibri" w:hAnsi="Times New Roman" w:cs="Times New Roman"/>
           <w:bCs/>
           <w:sz w:val="24"/>
           <w:szCs w:val="24"/>
-          <w:highlight w:val="red"/>
-        </w:rPr>
-        <w:t>loc_dom</w:t>
-      </w:r>
-      <w:proofErr w:type="spellEnd"/>
+        </w:rPr>
+        <w:t>uma</w:t>
+      </w:r>
       <w:r>
         <w:rPr>
           <w:rFonts w:ascii="Times New Roman" w:eastAsia="Calibri" w:hAnsi="Times New Roman" w:cs="Times New Roman"/>
@@ -1765,7 +1345,7 @@
           <w:szCs w:val="24"/>
           <w:highlight w:val="red"/>
         </w:rPr>
-        <w:t>}},</w:t>
+        <w:t>r {{ang_nr_act}} e</w:t>
       </w:r>
       <w:r>
         <w:rPr>
@@ -1774,7 +1354,7 @@
           <w:sz w:val="24"/>
           <w:szCs w:val="24"/>
         </w:rPr>
-        <w:t xml:space="preserve"> str</w:t>
+        <w:t>liberat d</w:t>
       </w:r>
       <w:r>
         <w:rPr>
@@ -1784,20 +1364,17 @@
           <w:szCs w:val="24"/>
           <w:highlight w:val="red"/>
         </w:rPr>
-        <w:t>. {{</w:t>
-      </w:r>
-      <w:proofErr w:type="spellStart"/>
+        <w:t>e {{ang_act_elib_d}},</w:t>
+      </w:r>
       <w:r>
         <w:rPr>
           <w:rFonts w:ascii="Times New Roman" w:eastAsia="Calibri" w:hAnsi="Times New Roman" w:cs="Times New Roman"/>
           <w:bCs/>
           <w:sz w:val="24"/>
           <w:szCs w:val="24"/>
-          <w:highlight w:val="red"/>
-        </w:rPr>
-        <w:t>str_dom</w:t>
-      </w:r>
-      <w:proofErr w:type="spellEnd"/>
+        </w:rPr>
+        <w:t xml:space="preserve"> la data d</w:t>
+      </w:r>
       <w:r>
         <w:rPr>
           <w:rFonts w:ascii="Times New Roman" w:eastAsia="Calibri" w:hAnsi="Times New Roman" w:cs="Times New Roman"/>
@@ -1806,7 +1383,7 @@
           <w:szCs w:val="24"/>
           <w:highlight w:val="red"/>
         </w:rPr>
-        <w:t>}},</w:t>
+        <w:t>e {{ang_data_elib}},</w:t>
       </w:r>
       <w:r>
         <w:rPr>
@@ -1815,7 +1392,7 @@
           <w:sz w:val="24"/>
           <w:szCs w:val="24"/>
         </w:rPr>
-        <w:t xml:space="preserve"> nr</w:t>
+        <w:t xml:space="preserve"> cu valabilitate pana i</w:t>
       </w:r>
       <w:r>
         <w:rPr>
@@ -1825,675 +1402,7 @@
           <w:szCs w:val="24"/>
           <w:highlight w:val="red"/>
         </w:rPr>
-        <w:t>. {{</w:t>
-      </w:r>
-      <w:proofErr w:type="spellStart"/>
-      <w:r>
-        <w:rPr>
-          <w:rFonts w:ascii="Times New Roman" w:eastAsia="Calibri" w:hAnsi="Times New Roman" w:cs="Times New Roman"/>
-          <w:bCs/>
-          <w:sz w:val="24"/>
-          <w:szCs w:val="24"/>
-          <w:highlight w:val="red"/>
-        </w:rPr>
-        <w:t>nr_dom</w:t>
-      </w:r>
-      <w:proofErr w:type="spellEnd"/>
-      <w:r>
-        <w:rPr>
-          <w:rFonts w:ascii="Times New Roman" w:eastAsia="Calibri" w:hAnsi="Times New Roman" w:cs="Times New Roman"/>
-          <w:bCs/>
-          <w:sz w:val="24"/>
-          <w:szCs w:val="24"/>
-          <w:highlight w:val="red"/>
-        </w:rPr>
-        <w:t>}},</w:t>
-      </w:r>
-      <w:r>
-        <w:rPr>
-          <w:rFonts w:ascii="Times New Roman" w:eastAsia="Calibri" w:hAnsi="Times New Roman" w:cs="Times New Roman"/>
-          <w:bCs/>
-          <w:sz w:val="24"/>
-          <w:szCs w:val="24"/>
-        </w:rPr>
-        <w:t xml:space="preserve"> bl</w:t>
-      </w:r>
-      <w:r>
-        <w:rPr>
-          <w:rFonts w:ascii="Times New Roman" w:eastAsia="Calibri" w:hAnsi="Times New Roman" w:cs="Times New Roman"/>
-          <w:bCs/>
-          <w:sz w:val="24"/>
-          <w:szCs w:val="24"/>
-          <w:highlight w:val="red"/>
-        </w:rPr>
-        <w:t>. {{</w:t>
-      </w:r>
-      <w:proofErr w:type="spellStart"/>
-      <w:r>
-        <w:rPr>
-          <w:rFonts w:ascii="Times New Roman" w:eastAsia="Calibri" w:hAnsi="Times New Roman" w:cs="Times New Roman"/>
-          <w:bCs/>
-          <w:sz w:val="24"/>
-          <w:szCs w:val="24"/>
-          <w:highlight w:val="red"/>
-        </w:rPr>
-        <w:t>bl_dom</w:t>
-      </w:r>
-      <w:proofErr w:type="spellEnd"/>
-      <w:r>
-        <w:rPr>
-          <w:rFonts w:ascii="Times New Roman" w:eastAsia="Calibri" w:hAnsi="Times New Roman" w:cs="Times New Roman"/>
-          <w:bCs/>
-          <w:sz w:val="24"/>
-          <w:szCs w:val="24"/>
-          <w:highlight w:val="red"/>
-        </w:rPr>
-        <w:t>}},</w:t>
-      </w:r>
-      <w:r>
-        <w:rPr>
-          <w:rFonts w:ascii="Times New Roman" w:eastAsia="Calibri" w:hAnsi="Times New Roman" w:cs="Times New Roman"/>
-          <w:bCs/>
-          <w:sz w:val="24"/>
-          <w:szCs w:val="24"/>
-        </w:rPr>
-        <w:t xml:space="preserve"> sc</w:t>
-      </w:r>
-      <w:r>
-        <w:rPr>
-          <w:rFonts w:ascii="Times New Roman" w:eastAsia="Calibri" w:hAnsi="Times New Roman" w:cs="Times New Roman"/>
-          <w:bCs/>
-          <w:sz w:val="24"/>
-          <w:szCs w:val="24"/>
-          <w:highlight w:val="red"/>
-        </w:rPr>
-        <w:t>. {{</w:t>
-      </w:r>
-      <w:proofErr w:type="spellStart"/>
-      <w:r>
-        <w:rPr>
-          <w:rFonts w:ascii="Times New Roman" w:eastAsia="Calibri" w:hAnsi="Times New Roman" w:cs="Times New Roman"/>
-          <w:bCs/>
-          <w:sz w:val="24"/>
-          <w:szCs w:val="24"/>
-          <w:highlight w:val="red"/>
-        </w:rPr>
-        <w:t>sc_dom</w:t>
-      </w:r>
-      <w:proofErr w:type="spellEnd"/>
-      <w:r>
-        <w:rPr>
-          <w:rFonts w:ascii="Times New Roman" w:eastAsia="Calibri" w:hAnsi="Times New Roman" w:cs="Times New Roman"/>
-          <w:bCs/>
-          <w:sz w:val="24"/>
-          <w:szCs w:val="24"/>
-          <w:highlight w:val="red"/>
-        </w:rPr>
-        <w:t>}},</w:t>
-      </w:r>
-      <w:r>
-        <w:rPr>
-          <w:rFonts w:ascii="Times New Roman" w:eastAsia="Calibri" w:hAnsi="Times New Roman" w:cs="Times New Roman"/>
-          <w:bCs/>
-          <w:sz w:val="24"/>
-          <w:szCs w:val="24"/>
-        </w:rPr>
-        <w:t xml:space="preserve"> ap</w:t>
-      </w:r>
-      <w:r>
-        <w:rPr>
-          <w:rFonts w:ascii="Times New Roman" w:eastAsia="Calibri" w:hAnsi="Times New Roman" w:cs="Times New Roman"/>
-          <w:bCs/>
-          <w:sz w:val="24"/>
-          <w:szCs w:val="24"/>
-          <w:highlight w:val="red"/>
-        </w:rPr>
-        <w:t>. {{</w:t>
-      </w:r>
-      <w:proofErr w:type="spellStart"/>
-      <w:r>
-        <w:rPr>
-          <w:rFonts w:ascii="Times New Roman" w:eastAsia="Calibri" w:hAnsi="Times New Roman" w:cs="Times New Roman"/>
-          <w:bCs/>
-          <w:sz w:val="24"/>
-          <w:szCs w:val="24"/>
-          <w:highlight w:val="red"/>
-        </w:rPr>
-        <w:t>ap_dom</w:t>
-      </w:r>
-      <w:proofErr w:type="spellEnd"/>
-      <w:r>
-        <w:rPr>
-          <w:rFonts w:ascii="Times New Roman" w:eastAsia="Calibri" w:hAnsi="Times New Roman" w:cs="Times New Roman"/>
-          <w:bCs/>
-          <w:sz w:val="24"/>
-          <w:szCs w:val="24"/>
-          <w:highlight w:val="red"/>
-        </w:rPr>
-        <w:t>}},</w:t>
-      </w:r>
-      <w:r>
-        <w:rPr>
-          <w:rFonts w:ascii="Times New Roman" w:eastAsia="Calibri" w:hAnsi="Times New Roman" w:cs="Times New Roman"/>
-          <w:bCs/>
-          <w:sz w:val="24"/>
-          <w:szCs w:val="24"/>
-        </w:rPr>
-        <w:t xml:space="preserve"> </w:t>
-      </w:r>
-      <w:proofErr w:type="spellStart"/>
-      <w:r>
-        <w:rPr>
-          <w:rFonts w:ascii="Times New Roman" w:eastAsia="Calibri" w:hAnsi="Times New Roman" w:cs="Times New Roman"/>
-          <w:bCs/>
-          <w:sz w:val="24"/>
-          <w:szCs w:val="24"/>
-        </w:rPr>
-        <w:t>jud</w:t>
-      </w:r>
-      <w:proofErr w:type="spellEnd"/>
-      <w:r>
-        <w:rPr>
-          <w:rFonts w:ascii="Times New Roman" w:eastAsia="Calibri" w:hAnsi="Times New Roman" w:cs="Times New Roman"/>
-          <w:bCs/>
-          <w:sz w:val="24"/>
-          <w:szCs w:val="24"/>
-          <w:highlight w:val="red"/>
-        </w:rPr>
-        <w:t>. {{</w:t>
-      </w:r>
-      <w:proofErr w:type="spellStart"/>
-      <w:r>
-        <w:rPr>
-          <w:rFonts w:ascii="Times New Roman" w:eastAsia="Calibri" w:hAnsi="Times New Roman" w:cs="Times New Roman"/>
-          <w:bCs/>
-          <w:sz w:val="24"/>
-          <w:szCs w:val="24"/>
-          <w:highlight w:val="red"/>
-        </w:rPr>
-        <w:t>jud_dom</w:t>
-      </w:r>
-      <w:proofErr w:type="spellEnd"/>
-      <w:r>
-        <w:rPr>
-          <w:rFonts w:ascii="Times New Roman" w:eastAsia="Calibri" w:hAnsi="Times New Roman" w:cs="Times New Roman"/>
-          <w:bCs/>
-          <w:sz w:val="24"/>
-          <w:szCs w:val="24"/>
-          <w:highlight w:val="red"/>
-        </w:rPr>
-        <w:t>}},</w:t>
-      </w:r>
-      <w:r>
-        <w:rPr>
-          <w:rFonts w:ascii="Times New Roman" w:eastAsia="Calibri" w:hAnsi="Times New Roman" w:cs="Times New Roman"/>
-          <w:bCs/>
-          <w:sz w:val="24"/>
-          <w:szCs w:val="24"/>
-        </w:rPr>
-        <w:t xml:space="preserve"> </w:t>
-      </w:r>
-      <w:r>
-        <w:rPr>
-          <w:rFonts w:ascii="Times New Roman" w:eastAsia="Calibri" w:hAnsi="Times New Roman" w:cs="Times New Roman"/>
-          <w:bCs/>
-          <w:sz w:val="24"/>
-          <w:szCs w:val="24"/>
-          <w:highlight w:val="red"/>
-        </w:rPr>
-        <w:t>{{</w:t>
-      </w:r>
-      <w:proofErr w:type="spellStart"/>
-      <w:r>
-        <w:rPr>
-          <w:rFonts w:ascii="Times New Roman" w:eastAsia="Calibri" w:hAnsi="Times New Roman" w:cs="Times New Roman"/>
-          <w:bCs/>
-          <w:sz w:val="24"/>
-          <w:szCs w:val="24"/>
-          <w:highlight w:val="red"/>
-        </w:rPr>
-        <w:t>tara_dom</w:t>
-      </w:r>
-      <w:proofErr w:type="spellEnd"/>
-      <w:r>
-        <w:rPr>
-          <w:rFonts w:ascii="Times New Roman" w:eastAsia="Calibri" w:hAnsi="Times New Roman" w:cs="Times New Roman"/>
-          <w:bCs/>
-          <w:sz w:val="24"/>
-          <w:szCs w:val="24"/>
-          <w:highlight w:val="red"/>
-        </w:rPr>
-        <w:t>}},</w:t>
-      </w:r>
-      <w:r>
-        <w:rPr>
-          <w:rFonts w:ascii="Times New Roman" w:eastAsia="Calibri" w:hAnsi="Times New Roman" w:cs="Times New Roman"/>
-          <w:bCs/>
-          <w:sz w:val="24"/>
-          <w:szCs w:val="24"/>
-        </w:rPr>
-        <w:t xml:space="preserve"> </w:t>
-      </w:r>
-      <w:proofErr w:type="spellStart"/>
-      <w:r>
-        <w:rPr>
-          <w:rFonts w:ascii="Times New Roman" w:eastAsia="Calibri" w:hAnsi="Times New Roman" w:cs="Times New Roman"/>
-          <w:bCs/>
-          <w:sz w:val="24"/>
-          <w:szCs w:val="24"/>
-        </w:rPr>
-        <w:t>identificat</w:t>
-      </w:r>
-      <w:proofErr w:type="spellEnd"/>
-      <w:r>
-        <w:rPr>
-          <w:rFonts w:ascii="Times New Roman" w:eastAsia="Calibri" w:hAnsi="Times New Roman" w:cs="Times New Roman"/>
-          <w:bCs/>
-          <w:sz w:val="24"/>
-          <w:szCs w:val="24"/>
-        </w:rPr>
-        <w:t xml:space="preserve"> cu CN</w:t>
-      </w:r>
-      <w:r>
-        <w:rPr>
-          <w:rFonts w:ascii="Times New Roman" w:eastAsia="Calibri" w:hAnsi="Times New Roman" w:cs="Times New Roman"/>
-          <w:bCs/>
-          <w:sz w:val="24"/>
-          <w:szCs w:val="24"/>
-          <w:highlight w:val="red"/>
-        </w:rPr>
-        <w:t>P {{</w:t>
-      </w:r>
-      <w:proofErr w:type="spellStart"/>
-      <w:r>
-        <w:rPr>
-          <w:rFonts w:ascii="Times New Roman" w:eastAsia="Calibri" w:hAnsi="Times New Roman" w:cs="Times New Roman"/>
-          <w:bCs/>
-          <w:sz w:val="24"/>
-          <w:szCs w:val="24"/>
-          <w:highlight w:val="red"/>
-        </w:rPr>
-        <w:t>ang_cnp</w:t>
-      </w:r>
-      <w:proofErr w:type="spellEnd"/>
-      <w:r>
-        <w:rPr>
-          <w:rFonts w:ascii="Times New Roman" w:eastAsia="Calibri" w:hAnsi="Times New Roman" w:cs="Times New Roman"/>
-          <w:bCs/>
-          <w:sz w:val="24"/>
-          <w:szCs w:val="24"/>
-          <w:highlight w:val="red"/>
-        </w:rPr>
-        <w:t>}},</w:t>
-      </w:r>
-      <w:r>
-        <w:rPr>
-          <w:rFonts w:ascii="Times New Roman" w:eastAsia="Calibri" w:hAnsi="Times New Roman" w:cs="Times New Roman"/>
-          <w:bCs/>
-          <w:sz w:val="24"/>
-          <w:szCs w:val="24"/>
-        </w:rPr>
-        <w:t xml:space="preserve"> </w:t>
-      </w:r>
-      <w:proofErr w:type="spellStart"/>
-      <w:r>
-        <w:rPr>
-          <w:rFonts w:ascii="Times New Roman" w:eastAsia="Calibri" w:hAnsi="Times New Roman" w:cs="Times New Roman"/>
-          <w:bCs/>
-          <w:sz w:val="24"/>
-          <w:szCs w:val="24"/>
-        </w:rPr>
-        <w:t>fiind</w:t>
-      </w:r>
-      <w:proofErr w:type="spellEnd"/>
-      <w:r>
-        <w:rPr>
-          <w:rFonts w:ascii="Times New Roman" w:eastAsia="Calibri" w:hAnsi="Times New Roman" w:cs="Times New Roman"/>
-          <w:bCs/>
-          <w:sz w:val="24"/>
-          <w:szCs w:val="24"/>
-        </w:rPr>
-        <w:t xml:space="preserve"> </w:t>
-      </w:r>
-      <w:proofErr w:type="spellStart"/>
-      <w:r>
-        <w:rPr>
-          <w:rFonts w:ascii="Times New Roman" w:eastAsia="Calibri" w:hAnsi="Times New Roman" w:cs="Times New Roman"/>
-          <w:bCs/>
-          <w:sz w:val="24"/>
-          <w:szCs w:val="24"/>
-        </w:rPr>
-        <w:t>posesor</w:t>
-      </w:r>
-      <w:proofErr w:type="spellEnd"/>
-      <w:r>
-        <w:rPr>
-          <w:rFonts w:ascii="Times New Roman" w:eastAsia="Calibri" w:hAnsi="Times New Roman" w:cs="Times New Roman"/>
-          <w:bCs/>
-          <w:sz w:val="24"/>
-          <w:szCs w:val="24"/>
-        </w:rPr>
-        <w:t xml:space="preserve"> a</w:t>
-      </w:r>
-      <w:r>
-        <w:rPr>
-          <w:rFonts w:ascii="Times New Roman" w:eastAsia="Calibri" w:hAnsi="Times New Roman" w:cs="Times New Roman"/>
-          <w:bCs/>
-          <w:sz w:val="24"/>
-          <w:szCs w:val="24"/>
-          <w:highlight w:val="red"/>
-        </w:rPr>
-        <w:t>l {{</w:t>
-      </w:r>
-      <w:proofErr w:type="spellStart"/>
-      <w:r>
-        <w:rPr>
-          <w:rFonts w:ascii="Times New Roman" w:eastAsia="Calibri" w:hAnsi="Times New Roman" w:cs="Times New Roman"/>
-          <w:bCs/>
-          <w:sz w:val="24"/>
-          <w:szCs w:val="24"/>
-          <w:highlight w:val="red"/>
-        </w:rPr>
-        <w:t>ang_tip_act</w:t>
-      </w:r>
-      <w:proofErr w:type="spellEnd"/>
-      <w:r>
-        <w:rPr>
-          <w:rFonts w:ascii="Times New Roman" w:eastAsia="Calibri" w:hAnsi="Times New Roman" w:cs="Times New Roman"/>
-          <w:bCs/>
-          <w:sz w:val="24"/>
-          <w:szCs w:val="24"/>
-          <w:highlight w:val="red"/>
-        </w:rPr>
-        <w:t>}} s</w:t>
-      </w:r>
-      <w:r>
-        <w:rPr>
-          <w:rFonts w:ascii="Times New Roman" w:eastAsia="Calibri" w:hAnsi="Times New Roman" w:cs="Times New Roman"/>
-          <w:bCs/>
-          <w:sz w:val="24"/>
-          <w:szCs w:val="24"/>
-        </w:rPr>
-        <w:t>eri</w:t>
-      </w:r>
-      <w:r>
-        <w:rPr>
-          <w:rFonts w:ascii="Times New Roman" w:eastAsia="Calibri" w:hAnsi="Times New Roman" w:cs="Times New Roman"/>
-          <w:bCs/>
-          <w:sz w:val="24"/>
-          <w:szCs w:val="24"/>
-          <w:highlight w:val="red"/>
-        </w:rPr>
-        <w:t>a {{</w:t>
-      </w:r>
-      <w:proofErr w:type="spellStart"/>
-      <w:r>
-        <w:rPr>
-          <w:rFonts w:ascii="Times New Roman" w:eastAsia="Calibri" w:hAnsi="Times New Roman" w:cs="Times New Roman"/>
-          <w:bCs/>
-          <w:sz w:val="24"/>
-          <w:szCs w:val="24"/>
-          <w:highlight w:val="red"/>
-        </w:rPr>
-        <w:t>ang_serie_act</w:t>
-      </w:r>
-      <w:proofErr w:type="spellEnd"/>
-      <w:r>
-        <w:rPr>
-          <w:rFonts w:ascii="Times New Roman" w:eastAsia="Calibri" w:hAnsi="Times New Roman" w:cs="Times New Roman"/>
-          <w:bCs/>
-          <w:sz w:val="24"/>
-          <w:szCs w:val="24"/>
-          <w:highlight w:val="red"/>
-        </w:rPr>
-        <w:t xml:space="preserve">}} </w:t>
-      </w:r>
-      <w:proofErr w:type="spellStart"/>
-      <w:r>
-        <w:rPr>
-          <w:rFonts w:ascii="Times New Roman" w:eastAsia="Calibri" w:hAnsi="Times New Roman" w:cs="Times New Roman"/>
-          <w:bCs/>
-          <w:sz w:val="24"/>
-          <w:szCs w:val="24"/>
-          <w:highlight w:val="red"/>
-        </w:rPr>
-        <w:t>n</w:t>
-      </w:r>
-      <w:r>
-        <w:rPr>
-          <w:rFonts w:ascii="Times New Roman" w:eastAsia="Calibri" w:hAnsi="Times New Roman" w:cs="Times New Roman"/>
-          <w:bCs/>
-          <w:sz w:val="24"/>
-          <w:szCs w:val="24"/>
-        </w:rPr>
-        <w:t>uma</w:t>
-      </w:r>
-      <w:r>
-        <w:rPr>
-          <w:rFonts w:ascii="Times New Roman" w:eastAsia="Calibri" w:hAnsi="Times New Roman" w:cs="Times New Roman"/>
-          <w:bCs/>
-          <w:sz w:val="24"/>
-          <w:szCs w:val="24"/>
-          <w:highlight w:val="red"/>
-        </w:rPr>
-        <w:t>r</w:t>
-      </w:r>
-      <w:proofErr w:type="spellEnd"/>
-      <w:r>
-        <w:rPr>
-          <w:rFonts w:ascii="Times New Roman" w:eastAsia="Calibri" w:hAnsi="Times New Roman" w:cs="Times New Roman"/>
-          <w:bCs/>
-          <w:sz w:val="24"/>
-          <w:szCs w:val="24"/>
-          <w:highlight w:val="red"/>
-        </w:rPr>
-        <w:t xml:space="preserve"> {{</w:t>
-      </w:r>
-      <w:proofErr w:type="spellStart"/>
-      <w:r>
-        <w:rPr>
-          <w:rFonts w:ascii="Times New Roman" w:eastAsia="Calibri" w:hAnsi="Times New Roman" w:cs="Times New Roman"/>
-          <w:bCs/>
-          <w:sz w:val="24"/>
-          <w:szCs w:val="24"/>
-          <w:highlight w:val="red"/>
-        </w:rPr>
-        <w:t>ang_nr_act</w:t>
-      </w:r>
-      <w:proofErr w:type="spellEnd"/>
-      <w:r>
-        <w:rPr>
-          <w:rFonts w:ascii="Times New Roman" w:eastAsia="Calibri" w:hAnsi="Times New Roman" w:cs="Times New Roman"/>
-          <w:bCs/>
-          <w:sz w:val="24"/>
-          <w:szCs w:val="24"/>
-          <w:highlight w:val="red"/>
-        </w:rPr>
-        <w:t xml:space="preserve">}} </w:t>
-      </w:r>
-      <w:proofErr w:type="spellStart"/>
-      <w:r>
-        <w:rPr>
-          <w:rFonts w:ascii="Times New Roman" w:eastAsia="Calibri" w:hAnsi="Times New Roman" w:cs="Times New Roman"/>
-          <w:bCs/>
-          <w:sz w:val="24"/>
-          <w:szCs w:val="24"/>
-          <w:highlight w:val="red"/>
-        </w:rPr>
-        <w:t>e</w:t>
-      </w:r>
-      <w:r>
-        <w:rPr>
-          <w:rFonts w:ascii="Times New Roman" w:eastAsia="Calibri" w:hAnsi="Times New Roman" w:cs="Times New Roman"/>
-          <w:bCs/>
-          <w:sz w:val="24"/>
-          <w:szCs w:val="24"/>
-        </w:rPr>
-        <w:t>liberat</w:t>
-      </w:r>
-      <w:proofErr w:type="spellEnd"/>
-      <w:r>
-        <w:rPr>
-          <w:rFonts w:ascii="Times New Roman" w:eastAsia="Calibri" w:hAnsi="Times New Roman" w:cs="Times New Roman"/>
-          <w:bCs/>
-          <w:sz w:val="24"/>
-          <w:szCs w:val="24"/>
-        </w:rPr>
-        <w:t xml:space="preserve"> d</w:t>
-      </w:r>
-      <w:r>
-        <w:rPr>
-          <w:rFonts w:ascii="Times New Roman" w:eastAsia="Calibri" w:hAnsi="Times New Roman" w:cs="Times New Roman"/>
-          <w:bCs/>
-          <w:sz w:val="24"/>
-          <w:szCs w:val="24"/>
-          <w:highlight w:val="red"/>
-        </w:rPr>
-        <w:t>e {{</w:t>
-      </w:r>
-      <w:proofErr w:type="spellStart"/>
-      <w:r>
-        <w:rPr>
-          <w:rFonts w:ascii="Times New Roman" w:eastAsia="Calibri" w:hAnsi="Times New Roman" w:cs="Times New Roman"/>
-          <w:bCs/>
-          <w:sz w:val="24"/>
-          <w:szCs w:val="24"/>
-          <w:highlight w:val="red"/>
-        </w:rPr>
-        <w:t>ang_act_elib_d</w:t>
-      </w:r>
-      <w:proofErr w:type="spellEnd"/>
-      <w:r>
-        <w:rPr>
-          <w:rFonts w:ascii="Times New Roman" w:eastAsia="Calibri" w:hAnsi="Times New Roman" w:cs="Times New Roman"/>
-          <w:bCs/>
-          <w:sz w:val="24"/>
-          <w:szCs w:val="24"/>
-          <w:highlight w:val="red"/>
-        </w:rPr>
-        <w:t>}},</w:t>
-      </w:r>
-      <w:r>
-        <w:rPr>
-          <w:rFonts w:ascii="Times New Roman" w:eastAsia="Calibri" w:hAnsi="Times New Roman" w:cs="Times New Roman"/>
-          <w:bCs/>
-          <w:sz w:val="24"/>
-          <w:szCs w:val="24"/>
-        </w:rPr>
-        <w:t xml:space="preserve"> la data d</w:t>
-      </w:r>
-      <w:r>
-        <w:rPr>
-          <w:rFonts w:ascii="Times New Roman" w:eastAsia="Calibri" w:hAnsi="Times New Roman" w:cs="Times New Roman"/>
-          <w:bCs/>
-          <w:sz w:val="24"/>
-          <w:szCs w:val="24"/>
-          <w:highlight w:val="red"/>
-        </w:rPr>
-        <w:t>e {{</w:t>
-      </w:r>
-      <w:proofErr w:type="spellStart"/>
-      <w:r>
-        <w:rPr>
-          <w:rFonts w:ascii="Times New Roman" w:eastAsia="Calibri" w:hAnsi="Times New Roman" w:cs="Times New Roman"/>
-          <w:bCs/>
-          <w:sz w:val="24"/>
-          <w:szCs w:val="24"/>
-          <w:highlight w:val="red"/>
-        </w:rPr>
-        <w:t>ang_data_elib</w:t>
-      </w:r>
-      <w:proofErr w:type="spellEnd"/>
-      <w:r>
-        <w:rPr>
-          <w:rFonts w:ascii="Times New Roman" w:eastAsia="Calibri" w:hAnsi="Times New Roman" w:cs="Times New Roman"/>
-          <w:bCs/>
-          <w:sz w:val="24"/>
-          <w:szCs w:val="24"/>
-          <w:highlight w:val="red"/>
-        </w:rPr>
-        <w:t>}},</w:t>
-      </w:r>
-      <w:r>
-        <w:rPr>
-          <w:rFonts w:ascii="Times New Roman" w:eastAsia="Calibri" w:hAnsi="Times New Roman" w:cs="Times New Roman"/>
-          <w:bCs/>
-          <w:sz w:val="24"/>
-          <w:szCs w:val="24"/>
-        </w:rPr>
-        <w:t xml:space="preserve"> cu </w:t>
-      </w:r>
-      <w:proofErr w:type="spellStart"/>
-      <w:r>
-        <w:rPr>
-          <w:rFonts w:ascii="Times New Roman" w:eastAsia="Calibri" w:hAnsi="Times New Roman" w:cs="Times New Roman"/>
-          <w:bCs/>
-          <w:sz w:val="24"/>
-          <w:szCs w:val="24"/>
-        </w:rPr>
-        <w:t>valabilitate</w:t>
-      </w:r>
-      <w:proofErr w:type="spellEnd"/>
-      <w:r>
-        <w:rPr>
-          <w:rFonts w:ascii="Times New Roman" w:eastAsia="Calibri" w:hAnsi="Times New Roman" w:cs="Times New Roman"/>
-          <w:bCs/>
-          <w:sz w:val="24"/>
-          <w:szCs w:val="24"/>
-        </w:rPr>
-        <w:t xml:space="preserve"> </w:t>
-      </w:r>
-      <w:proofErr w:type="spellStart"/>
-      <w:r>
-        <w:rPr>
-          <w:rFonts w:ascii="Times New Roman" w:eastAsia="Calibri" w:hAnsi="Times New Roman" w:cs="Times New Roman"/>
-          <w:bCs/>
-          <w:sz w:val="24"/>
-          <w:szCs w:val="24"/>
-        </w:rPr>
-        <w:t>pana</w:t>
-      </w:r>
-      <w:proofErr w:type="spellEnd"/>
-      <w:r>
-        <w:rPr>
-          <w:rFonts w:ascii="Times New Roman" w:eastAsia="Calibri" w:hAnsi="Times New Roman" w:cs="Times New Roman"/>
-          <w:bCs/>
-          <w:sz w:val="24"/>
-          <w:szCs w:val="24"/>
-        </w:rPr>
-        <w:t xml:space="preserve"> i</w:t>
-      </w:r>
-      <w:r>
-        <w:rPr>
-          <w:rFonts w:ascii="Times New Roman" w:eastAsia="Calibri" w:hAnsi="Times New Roman" w:cs="Times New Roman"/>
-          <w:bCs/>
-          <w:sz w:val="24"/>
-          <w:szCs w:val="24"/>
-          <w:highlight w:val="red"/>
-        </w:rPr>
-        <w:t>n {{</w:t>
-      </w:r>
-      <w:proofErr w:type="spellStart"/>
-      <w:r>
-        <w:rPr>
-          <w:rFonts w:ascii="Times New Roman" w:eastAsia="Calibri" w:hAnsi="Times New Roman" w:cs="Times New Roman"/>
-          <w:bCs/>
-          <w:sz w:val="24"/>
-          <w:szCs w:val="24"/>
-          <w:highlight w:val="red"/>
-        </w:rPr>
-        <w:t>ang_data_exp</w:t>
-      </w:r>
-      <w:proofErr w:type="spellEnd"/>
-      <w:r>
-        <w:rPr>
-          <w:rFonts w:ascii="Times New Roman" w:eastAsia="Calibri" w:hAnsi="Times New Roman" w:cs="Times New Roman"/>
-          <w:bCs/>
-          <w:sz w:val="24"/>
-          <w:szCs w:val="24"/>
-          <w:highlight w:val="red"/>
-        </w:rPr>
-        <w:t>}}</w:t>
+        <w:t>n {{ang_data_exp}}</w:t>
       </w:r>
       <w:r>
         <w:rPr>
@@ -2751,7 +1660,6 @@
         </w:rPr>
         <w:t>{{</w:t>
       </w:r>
-      <w:proofErr w:type="spellStart"/>
       <w:r>
         <w:rPr>
           <w:rFonts w:ascii="Times New Roman" w:eastAsia="Times New Roman" w:hAnsi="Times New Roman" w:cs="Times New Roman"/>
@@ -2762,7 +1670,6 @@
         </w:rPr>
         <w:t>ang_nume</w:t>
       </w:r>
-      <w:proofErr w:type="spellEnd"/>
       <w:r>
         <w:rPr>
           <w:rFonts w:ascii="Times New Roman" w:eastAsia="Times New Roman" w:hAnsi="Times New Roman" w:cs="Times New Roman"/>
@@ -2839,7 +1746,6 @@
         </w:rPr>
         <w:t>{{</w:t>
       </w:r>
-      <w:proofErr w:type="spellStart"/>
       <w:r>
         <w:rPr>
           <w:rFonts w:ascii="Times New Roman" w:hAnsi="Times New Roman" w:cs="Times New Roman"/>
@@ -2849,7 +1755,6 @@
         </w:rPr>
         <w:t>data_incep_activ</w:t>
       </w:r>
-      <w:proofErr w:type="spellEnd"/>
       <w:r>
         <w:rPr>
           <w:rFonts w:ascii="Times New Roman" w:hAnsi="Times New Roman" w:cs="Times New Roman"/>
@@ -3156,16 +2061,7 @@
           <w:szCs w:val="24"/>
           <w:lang w:val="ro-RO"/>
         </w:rPr>
-        <w:t>lucrătoare, în cazul contractului individual de muncă pe perioadă determinată</w:t>
-      </w:r>
-      <w:r>
-        <w:rPr>
-          <w:rFonts w:ascii="Times New Roman" w:hAnsi="Times New Roman" w:cs="Times New Roman"/>
-          <w:sz w:val="24"/>
-          <w:szCs w:val="24"/>
-          <w:lang w:val="ro-RO"/>
-        </w:rPr>
-        <w:t>;</w:t>
+        <w:t>lucrătoare</w:t>
       </w:r>
     </w:p>
     <w:p>
@@ -3525,32 +2421,32 @@
           <w:u w:val="single"/>
           <w:lang w:val="ro-RO"/>
         </w:rPr>
+        <w:t xml:space="preserve">    F. Felul muncii</w:t>
+      </w:r>
+    </w:p>
+    <w:p>
+      <w:pPr>
+        <w:autoSpaceDE w:val="0"/>
+        <w:autoSpaceDN w:val="0"/>
+        <w:adjustRightInd w:val="0"/>
+        <w:spacing w:after="0" w:line="240" w:lineRule="auto"/>
+        <w:ind w:left="-288" w:hanging="270"/>
+        <w:jc w:val="both"/>
+        <w:rPr>
+          <w:rFonts w:ascii="Times New Roman" w:hAnsi="Times New Roman" w:cs="Times New Roman"/>
+          <w:sz w:val="24"/>
+          <w:szCs w:val="24"/>
+          <w:lang w:val="ro-RO"/>
+        </w:rPr>
+      </w:pPr>
+      <w:r>
+        <w:rPr>
+          <w:rFonts w:ascii="Times New Roman" w:hAnsi="Times New Roman" w:cs="Times New Roman"/>
+          <w:sz w:val="24"/>
+          <w:szCs w:val="24"/>
+          <w:lang w:val="ro-RO"/>
+        </w:rPr>
         <w:lastRenderedPageBreak/>
-        <w:t xml:space="preserve">    F. Felul muncii</w:t>
-      </w:r>
-    </w:p>
-    <w:p>
-      <w:pPr>
-        <w:autoSpaceDE w:val="0"/>
-        <w:autoSpaceDN w:val="0"/>
-        <w:adjustRightInd w:val="0"/>
-        <w:spacing w:after="0" w:line="240" w:lineRule="auto"/>
-        <w:ind w:left="-288" w:hanging="270"/>
-        <w:jc w:val="both"/>
-        <w:rPr>
-          <w:rFonts w:ascii="Times New Roman" w:hAnsi="Times New Roman" w:cs="Times New Roman"/>
-          <w:sz w:val="24"/>
-          <w:szCs w:val="24"/>
-          <w:lang w:val="ro-RO"/>
-        </w:rPr>
-      </w:pPr>
-      <w:r>
-        <w:rPr>
-          <w:rFonts w:ascii="Times New Roman" w:hAnsi="Times New Roman" w:cs="Times New Roman"/>
-          <w:sz w:val="24"/>
-          <w:szCs w:val="24"/>
-          <w:lang w:val="ro-RO"/>
-        </w:rPr>
         <w:t xml:space="preserve">    Funcția/</w:t>
       </w:r>
       <w:r>
@@ -3650,7 +2546,6 @@
         </w:rPr>
         <w:t>{{</w:t>
       </w:r>
-      <w:proofErr w:type="spellStart"/>
       <w:r>
         <w:rPr>
           <w:rFonts w:ascii="Times New Roman" w:hAnsi="Times New Roman" w:cs="Times New Roman"/>
@@ -3661,7 +2556,6 @@
         </w:rPr>
         <w:t>cod_functie</w:t>
       </w:r>
-      <w:proofErr w:type="spellEnd"/>
       <w:r>
         <w:rPr>
           <w:rFonts w:ascii="Times New Roman" w:hAnsi="Times New Roman" w:cs="Times New Roman"/>
@@ -3849,7 +2743,6 @@
         </w:rPr>
         <w:t>{{</w:t>
       </w:r>
-      <w:proofErr w:type="spellStart"/>
       <w:r>
         <w:rPr>
           <w:rFonts w:ascii="Times New Roman" w:hAnsi="Times New Roman" w:cs="Times New Roman"/>
@@ -3861,7 +2754,6 @@
         </w:rPr>
         <w:t>nr_h_zi</w:t>
       </w:r>
-      <w:proofErr w:type="spellEnd"/>
       <w:r>
         <w:rPr>
           <w:rFonts w:ascii="Times New Roman" w:hAnsi="Times New Roman" w:cs="Times New Roman"/>
@@ -3958,7 +2850,6 @@
         </w:rPr>
         <w:t>{{</w:t>
       </w:r>
-      <w:proofErr w:type="spellStart"/>
       <w:r>
         <w:rPr>
           <w:rFonts w:ascii="Times New Roman" w:hAnsi="Times New Roman" w:cs="Times New Roman"/>
@@ -3968,7 +2859,6 @@
         </w:rPr>
         <w:t>nr_h_sapt</w:t>
       </w:r>
-      <w:proofErr w:type="spellEnd"/>
       <w:r>
         <w:rPr>
           <w:rFonts w:ascii="Times New Roman" w:hAnsi="Times New Roman" w:cs="Times New Roman"/>
@@ -4097,70 +2987,38 @@
         </w:rPr>
         <w:t xml:space="preserve"> ...................., între orele ……………………. sau ………………………………  (</w:t>
       </w:r>
-      <w:proofErr w:type="spellStart"/>
       <w:r>
         <w:rPr>
           <w:rFonts w:ascii="Times New Roman" w:eastAsia="Trebuchet MS" w:hAnsi="Times New Roman" w:cs="Times New Roman"/>
           <w:sz w:val="24"/>
           <w:szCs w:val="24"/>
         </w:rPr>
-        <w:t>inegal</w:t>
-      </w:r>
-      <w:proofErr w:type="spellEnd"/>
+        <w:t>inegal/schimburi/</w:t>
+      </w:r>
       <w:r>
         <w:rPr>
           <w:rFonts w:ascii="Times New Roman" w:eastAsia="Trebuchet MS" w:hAnsi="Times New Roman" w:cs="Times New Roman"/>
           <w:sz w:val="24"/>
           <w:szCs w:val="24"/>
         </w:rPr>
+        <w:t>flexibil</w:t>
+      </w:r>
+      <w:r>
+        <w:rPr>
+          <w:rFonts w:ascii="Times New Roman" w:eastAsia="Trebuchet MS" w:hAnsi="Times New Roman" w:cs="Times New Roman"/>
+          <w:sz w:val="24"/>
+          <w:szCs w:val="24"/>
+        </w:rPr>
         <w:t>/</w:t>
       </w:r>
-      <w:proofErr w:type="spellStart"/>
       <w:r>
         <w:rPr>
           <w:rFonts w:ascii="Times New Roman" w:eastAsia="Trebuchet MS" w:hAnsi="Times New Roman" w:cs="Times New Roman"/>
           <w:sz w:val="24"/>
           <w:szCs w:val="24"/>
         </w:rPr>
-        <w:t>schimburi</w:t>
-      </w:r>
-      <w:proofErr w:type="spellEnd"/>
-      <w:r>
-        <w:rPr>
-          <w:rFonts w:ascii="Times New Roman" w:eastAsia="Trebuchet MS" w:hAnsi="Times New Roman" w:cs="Times New Roman"/>
-          <w:sz w:val="24"/>
-          <w:szCs w:val="24"/>
-        </w:rPr>
-        <w:t>/</w:t>
-      </w:r>
-      <w:proofErr w:type="spellStart"/>
-      <w:r>
-        <w:rPr>
-          <w:rFonts w:ascii="Times New Roman" w:eastAsia="Trebuchet MS" w:hAnsi="Times New Roman" w:cs="Times New Roman"/>
-          <w:sz w:val="24"/>
-          <w:szCs w:val="24"/>
-        </w:rPr>
-        <w:t>flexibil</w:t>
-      </w:r>
-      <w:proofErr w:type="spellEnd"/>
-      <w:r>
-        <w:rPr>
-          <w:rFonts w:ascii="Times New Roman" w:eastAsia="Trebuchet MS" w:hAnsi="Times New Roman" w:cs="Times New Roman"/>
-          <w:sz w:val="24"/>
-          <w:szCs w:val="24"/>
-        </w:rPr>
-        <w:t>/</w:t>
-      </w:r>
-      <w:proofErr w:type="spellStart"/>
-      <w:r>
-        <w:rPr>
-          <w:rFonts w:ascii="Times New Roman" w:eastAsia="Trebuchet MS" w:hAnsi="Times New Roman" w:cs="Times New Roman"/>
-          <w:sz w:val="24"/>
-          <w:szCs w:val="24"/>
-        </w:rPr>
         <w:t>individualizat</w:t>
       </w:r>
-      <w:proofErr w:type="spellEnd"/>
       <w:r>
         <w:rPr>
           <w:rFonts w:ascii="Times New Roman" w:eastAsia="Trebuchet MS" w:hAnsi="Times New Roman" w:cs="Times New Roman"/>
@@ -4338,79 +3196,23 @@
           <w:sz w:val="24"/>
           <w:szCs w:val="24"/>
         </w:rPr>
-        <w:t>(</w:t>
-      </w:r>
-      <w:proofErr w:type="spellStart"/>
+        <w:t>(inegal/schimburi/flexibil</w:t>
+      </w:r>
       <w:r>
         <w:rPr>
           <w:rFonts w:ascii="Times New Roman" w:eastAsia="Trebuchet MS" w:hAnsi="Times New Roman" w:cs="Times New Roman"/>
           <w:sz w:val="24"/>
           <w:szCs w:val="24"/>
         </w:rPr>
-        <w:t>inegal</w:t>
-      </w:r>
-      <w:proofErr w:type="spellEnd"/>
+        <w:t>/</w:t>
+      </w:r>
       <w:r>
         <w:rPr>
           <w:rFonts w:ascii="Times New Roman" w:eastAsia="Trebuchet MS" w:hAnsi="Times New Roman" w:cs="Times New Roman"/>
           <w:sz w:val="24"/>
           <w:szCs w:val="24"/>
         </w:rPr>
-        <w:t>/</w:t>
-      </w:r>
-      <w:proofErr w:type="spellStart"/>
-      <w:r>
-        <w:rPr>
-          <w:rFonts w:ascii="Times New Roman" w:eastAsia="Trebuchet MS" w:hAnsi="Times New Roman" w:cs="Times New Roman"/>
-          <w:sz w:val="24"/>
-          <w:szCs w:val="24"/>
-        </w:rPr>
-        <w:t>schimburi</w:t>
-      </w:r>
-      <w:proofErr w:type="spellEnd"/>
-      <w:r>
-        <w:rPr>
-          <w:rFonts w:ascii="Times New Roman" w:eastAsia="Trebuchet MS" w:hAnsi="Times New Roman" w:cs="Times New Roman"/>
-          <w:sz w:val="24"/>
-          <w:szCs w:val="24"/>
-        </w:rPr>
-        <w:t>/</w:t>
-      </w:r>
-      <w:proofErr w:type="spellStart"/>
-      <w:r>
-        <w:rPr>
-          <w:rFonts w:ascii="Times New Roman" w:eastAsia="Trebuchet MS" w:hAnsi="Times New Roman" w:cs="Times New Roman"/>
-          <w:sz w:val="24"/>
-          <w:szCs w:val="24"/>
-        </w:rPr>
-        <w:t>flexibil</w:t>
-      </w:r>
-      <w:proofErr w:type="spellEnd"/>
-      <w:r>
-        <w:rPr>
-          <w:rFonts w:ascii="Times New Roman" w:eastAsia="Trebuchet MS" w:hAnsi="Times New Roman" w:cs="Times New Roman"/>
-          <w:sz w:val="24"/>
-          <w:szCs w:val="24"/>
-        </w:rPr>
-        <w:t>/</w:t>
-      </w:r>
-      <w:proofErr w:type="spellStart"/>
-      <w:r>
-        <w:rPr>
-          <w:rFonts w:ascii="Times New Roman" w:eastAsia="Trebuchet MS" w:hAnsi="Times New Roman" w:cs="Times New Roman"/>
-          <w:sz w:val="24"/>
-          <w:szCs w:val="24"/>
-        </w:rPr>
-        <w:t>individualizat</w:t>
-      </w:r>
-      <w:proofErr w:type="spellEnd"/>
-      <w:r>
-        <w:rPr>
-          <w:rFonts w:ascii="Times New Roman" w:eastAsia="Trebuchet MS" w:hAnsi="Times New Roman" w:cs="Times New Roman"/>
-          <w:sz w:val="24"/>
-          <w:szCs w:val="24"/>
-        </w:rPr>
-        <w:t xml:space="preserve"> etc.),</w:t>
+        <w:t>individualizat etc.),</w:t>
       </w:r>
       <w:r>
         <w:rPr>
@@ -4794,7 +3596,6 @@
         </w:rPr>
         <w:t>{{</w:t>
       </w:r>
-      <w:proofErr w:type="spellStart"/>
       <w:r>
         <w:rPr>
           <w:rFonts w:ascii="Times New Roman" w:hAnsi="Times New Roman" w:cs="Times New Roman"/>
@@ -4806,7 +3607,6 @@
         </w:rPr>
         <w:t>ang_sal_brut</w:t>
       </w:r>
-      <w:proofErr w:type="spellEnd"/>
       <w:r>
         <w:rPr>
           <w:rFonts w:ascii="Times New Roman" w:hAnsi="Times New Roman" w:cs="Times New Roman"/>
@@ -5397,6 +4197,7 @@
           <w:szCs w:val="24"/>
           <w:lang w:val="ro-RO"/>
         </w:rPr>
+        <w:lastRenderedPageBreak/>
         <w:t xml:space="preserve">    </w:t>
       </w:r>
       <w:r>
@@ -6929,32 +5730,32 @@
           <w:szCs w:val="24"/>
           <w:lang w:val="ro-RO"/>
         </w:rPr>
+        <w:t xml:space="preserve">    b) dreptul la repaus zilnic şi săptămânal;</w:t>
+      </w:r>
+    </w:p>
+    <w:p>
+      <w:pPr>
+        <w:autoSpaceDE w:val="0"/>
+        <w:autoSpaceDN w:val="0"/>
+        <w:adjustRightInd w:val="0"/>
+        <w:spacing w:after="0" w:line="240" w:lineRule="auto"/>
+        <w:ind w:left="-432"/>
+        <w:jc w:val="both"/>
+        <w:rPr>
+          <w:rFonts w:ascii="Times New Roman" w:hAnsi="Times New Roman" w:cs="Times New Roman"/>
+          <w:sz w:val="24"/>
+          <w:szCs w:val="24"/>
+          <w:lang w:val="ro-RO"/>
+        </w:rPr>
+      </w:pPr>
+      <w:r>
+        <w:rPr>
+          <w:rFonts w:ascii="Times New Roman" w:hAnsi="Times New Roman" w:cs="Times New Roman"/>
+          <w:sz w:val="24"/>
+          <w:szCs w:val="24"/>
+          <w:lang w:val="ro-RO"/>
+        </w:rPr>
         <w:lastRenderedPageBreak/>
-        <w:t xml:space="preserve">    b) dreptul la repaus zilnic şi săptămânal;</w:t>
-      </w:r>
-    </w:p>
-    <w:p>
-      <w:pPr>
-        <w:autoSpaceDE w:val="0"/>
-        <w:autoSpaceDN w:val="0"/>
-        <w:adjustRightInd w:val="0"/>
-        <w:spacing w:after="0" w:line="240" w:lineRule="auto"/>
-        <w:ind w:left="-432"/>
-        <w:jc w:val="both"/>
-        <w:rPr>
-          <w:rFonts w:ascii="Times New Roman" w:hAnsi="Times New Roman" w:cs="Times New Roman"/>
-          <w:sz w:val="24"/>
-          <w:szCs w:val="24"/>
-          <w:lang w:val="ro-RO"/>
-        </w:rPr>
-      </w:pPr>
-      <w:r>
-        <w:rPr>
-          <w:rFonts w:ascii="Times New Roman" w:hAnsi="Times New Roman" w:cs="Times New Roman"/>
-          <w:sz w:val="24"/>
-          <w:szCs w:val="24"/>
-          <w:lang w:val="ro-RO"/>
-        </w:rPr>
         <w:t xml:space="preserve">    c) dreptul la concediu de odihnă anual;</w:t>
       </w:r>
     </w:p>
@@ -7384,27 +6185,7 @@
           <w:szCs w:val="24"/>
           <w:lang w:val="ro-RO"/>
         </w:rPr>
-        <w:t xml:space="preserve">obligația de </w:t>
-      </w:r>
-      <w:proofErr w:type="gramStart"/>
-      <w:r>
-        <w:rPr>
-          <w:rFonts w:ascii="Times New Roman" w:eastAsia="Trebuchet MS" w:hAnsi="Times New Roman" w:cs="Times New Roman"/>
-          <w:sz w:val="24"/>
-          <w:szCs w:val="24"/>
-          <w:lang w:val="ro-RO"/>
-        </w:rPr>
-        <w:t>a</w:t>
-      </w:r>
-      <w:proofErr w:type="gramEnd"/>
-      <w:r>
-        <w:rPr>
-          <w:rFonts w:ascii="Times New Roman" w:eastAsia="Trebuchet MS" w:hAnsi="Times New Roman" w:cs="Times New Roman"/>
-          <w:sz w:val="24"/>
-          <w:szCs w:val="24"/>
-          <w:lang w:val="ro-RO"/>
-        </w:rPr>
-        <w:t xml:space="preserve"> adera la un fond de pensii administrat privat, în conformitate cu prevederile art. 30 din Legea nr. </w:t>
+        <w:t xml:space="preserve">obligația de a adera la un fond de pensii administrat privat, în conformitate cu prevederile art. 30 din Legea nr. </w:t>
       </w:r>
       <w:r>
         <w:rPr>
@@ -7529,88 +6310,14 @@
         </w:rPr>
         <w:t xml:space="preserve">   </w:t>
       </w:r>
-      <w:proofErr w:type="spellStart"/>
       <w:r>
         <w:rPr>
           <w:rFonts w:ascii="Times New Roman" w:eastAsia="Trebuchet MS" w:hAnsi="Times New Roman" w:cs="Times New Roman"/>
           <w:sz w:val="24"/>
           <w:szCs w:val="24"/>
         </w:rPr>
-        <w:t>să</w:t>
-      </w:r>
-      <w:proofErr w:type="spellEnd"/>
-      <w:r>
-        <w:rPr>
-          <w:rFonts w:ascii="Times New Roman" w:eastAsia="Trebuchet MS" w:hAnsi="Times New Roman" w:cs="Times New Roman"/>
-          <w:sz w:val="24"/>
-          <w:szCs w:val="24"/>
-        </w:rPr>
-        <w:t xml:space="preserve"> </w:t>
-      </w:r>
-      <w:proofErr w:type="spellStart"/>
-      <w:r>
-        <w:rPr>
-          <w:rFonts w:ascii="Times New Roman" w:eastAsia="Trebuchet MS" w:hAnsi="Times New Roman" w:cs="Times New Roman"/>
-          <w:sz w:val="24"/>
-          <w:szCs w:val="24"/>
-        </w:rPr>
-        <w:t>stabilească</w:t>
-      </w:r>
-      <w:proofErr w:type="spellEnd"/>
-      <w:r>
-        <w:rPr>
-          <w:rFonts w:ascii="Times New Roman" w:eastAsia="Trebuchet MS" w:hAnsi="Times New Roman" w:cs="Times New Roman"/>
-          <w:sz w:val="24"/>
-          <w:szCs w:val="24"/>
-        </w:rPr>
-        <w:t xml:space="preserve"> </w:t>
-      </w:r>
-      <w:proofErr w:type="spellStart"/>
-      <w:r>
-        <w:rPr>
-          <w:rFonts w:ascii="Times New Roman" w:eastAsia="Trebuchet MS" w:hAnsi="Times New Roman" w:cs="Times New Roman"/>
-          <w:sz w:val="24"/>
-          <w:szCs w:val="24"/>
-        </w:rPr>
-        <w:t>atribuțiile</w:t>
-      </w:r>
-      <w:proofErr w:type="spellEnd"/>
-      <w:r>
-        <w:rPr>
-          <w:rFonts w:ascii="Times New Roman" w:eastAsia="Trebuchet MS" w:hAnsi="Times New Roman" w:cs="Times New Roman"/>
-          <w:sz w:val="24"/>
-          <w:szCs w:val="24"/>
-        </w:rPr>
-        <w:t xml:space="preserve"> de </w:t>
-      </w:r>
-      <w:proofErr w:type="spellStart"/>
-      <w:r>
-        <w:rPr>
-          <w:rFonts w:ascii="Times New Roman" w:eastAsia="Trebuchet MS" w:hAnsi="Times New Roman" w:cs="Times New Roman"/>
-          <w:sz w:val="24"/>
-          <w:szCs w:val="24"/>
-        </w:rPr>
-        <w:t>serviciu</w:t>
-      </w:r>
-      <w:proofErr w:type="spellEnd"/>
-      <w:r>
-        <w:rPr>
-          <w:rFonts w:ascii="Times New Roman" w:eastAsia="Trebuchet MS" w:hAnsi="Times New Roman" w:cs="Times New Roman"/>
-          <w:sz w:val="24"/>
-          <w:szCs w:val="24"/>
-        </w:rPr>
-        <w:t xml:space="preserve"> </w:t>
-      </w:r>
-      <w:proofErr w:type="spellStart"/>
-      <w:r>
-        <w:rPr>
-          <w:rFonts w:ascii="Times New Roman" w:eastAsia="Trebuchet MS" w:hAnsi="Times New Roman" w:cs="Times New Roman"/>
-          <w:sz w:val="24"/>
-          <w:szCs w:val="24"/>
-        </w:rPr>
-        <w:t>și</w:t>
-      </w:r>
-      <w:proofErr w:type="spellEnd"/>
+        <w:t>să stabilească atribuțiile de serviciu și</w:t>
+      </w:r>
       <w:r>
         <w:rPr>
           <w:rFonts w:ascii="Times New Roman" w:eastAsia="Trebuchet MS" w:hAnsi="Times New Roman" w:cs="Times New Roman"/>
@@ -7626,79 +6333,7 @@
           <w:sz w:val="24"/>
           <w:szCs w:val="24"/>
         </w:rPr>
-        <w:t xml:space="preserve">norma de </w:t>
-      </w:r>
-      <w:proofErr w:type="spellStart"/>
-      <w:r>
-        <w:rPr>
-          <w:rFonts w:ascii="Times New Roman" w:eastAsia="Trebuchet MS" w:hAnsi="Times New Roman" w:cs="Times New Roman"/>
-          <w:sz w:val="24"/>
-          <w:szCs w:val="24"/>
-        </w:rPr>
-        <w:t>muncă</w:t>
-      </w:r>
-      <w:proofErr w:type="spellEnd"/>
-      <w:r>
-        <w:rPr>
-          <w:rFonts w:ascii="Times New Roman" w:eastAsia="Trebuchet MS" w:hAnsi="Times New Roman" w:cs="Times New Roman"/>
-          <w:sz w:val="24"/>
-          <w:szCs w:val="24"/>
-        </w:rPr>
-        <w:t xml:space="preserve"> </w:t>
-      </w:r>
-      <w:proofErr w:type="spellStart"/>
-      <w:r>
-        <w:rPr>
-          <w:rFonts w:ascii="Times New Roman" w:eastAsia="Trebuchet MS" w:hAnsi="Times New Roman" w:cs="Times New Roman"/>
-          <w:sz w:val="24"/>
-          <w:szCs w:val="24"/>
-        </w:rPr>
-        <w:t>pentru</w:t>
-      </w:r>
-      <w:proofErr w:type="spellEnd"/>
-      <w:r>
-        <w:rPr>
-          <w:rFonts w:ascii="Times New Roman" w:eastAsia="Trebuchet MS" w:hAnsi="Times New Roman" w:cs="Times New Roman"/>
-          <w:sz w:val="24"/>
-          <w:szCs w:val="24"/>
-        </w:rPr>
-        <w:t xml:space="preserve"> </w:t>
-      </w:r>
-      <w:proofErr w:type="spellStart"/>
-      <w:r>
-        <w:rPr>
-          <w:rFonts w:ascii="Times New Roman" w:eastAsia="Trebuchet MS" w:hAnsi="Times New Roman" w:cs="Times New Roman"/>
-          <w:sz w:val="24"/>
-          <w:szCs w:val="24"/>
-        </w:rPr>
-        <w:t>fiecare</w:t>
-      </w:r>
-      <w:proofErr w:type="spellEnd"/>
-      <w:r>
-        <w:rPr>
-          <w:rFonts w:ascii="Times New Roman" w:eastAsia="Trebuchet MS" w:hAnsi="Times New Roman" w:cs="Times New Roman"/>
-          <w:sz w:val="24"/>
-          <w:szCs w:val="24"/>
-        </w:rPr>
-        <w:t xml:space="preserve"> </w:t>
-      </w:r>
-      <w:proofErr w:type="gramStart"/>
-      <w:r>
-        <w:rPr>
-          <w:rFonts w:ascii="Times New Roman" w:eastAsia="Trebuchet MS" w:hAnsi="Times New Roman" w:cs="Times New Roman"/>
-          <w:sz w:val="24"/>
-          <w:szCs w:val="24"/>
-        </w:rPr>
-        <w:t>salariat;</w:t>
-      </w:r>
-      <w:proofErr w:type="gramEnd"/>
-      <w:r>
-        <w:rPr>
-          <w:rFonts w:ascii="Times New Roman" w:eastAsia="Trebuchet MS" w:hAnsi="Times New Roman" w:cs="Times New Roman"/>
-          <w:sz w:val="24"/>
-          <w:szCs w:val="24"/>
-        </w:rPr>
-        <w:t xml:space="preserve"> </w:t>
+        <w:t xml:space="preserve">norma de muncă pentru fiecare salariat; </w:t>
       </w:r>
     </w:p>
     <w:p>
@@ -7731,19 +6366,8 @@
           <w:szCs w:val="24"/>
           <w:lang w:val="ro-RO"/>
         </w:rPr>
-        <w:t xml:space="preserve">sa dea dispoziţii cu caracter obligatoriu pentru salariat, sub rezerva legalităţii </w:t>
-      </w:r>
-      <w:proofErr w:type="gramStart"/>
-      <w:r>
-        <w:rPr>
-          <w:rFonts w:ascii="Times New Roman" w:hAnsi="Times New Roman" w:cs="Times New Roman"/>
-          <w:sz w:val="24"/>
-          <w:szCs w:val="24"/>
-          <w:lang w:val="ro-RO"/>
-        </w:rPr>
-        <w:t>lor;</w:t>
-      </w:r>
-      <w:proofErr w:type="gramEnd"/>
+        <w:t>sa dea dispoziţii cu caracter obligatoriu pentru salariat, sub rezerva legalităţii lor;</w:t>
+      </w:r>
     </w:p>
     <w:p>
       <w:pPr>
@@ -8231,6 +6855,7 @@
           <w:szCs w:val="24"/>
           <w:lang w:val="ro-RO"/>
         </w:rPr>
+        <w:lastRenderedPageBreak/>
         <w:t xml:space="preserve">    </w:t>
       </w:r>
       <w:r>
@@ -8643,7 +7268,6 @@
                 <w:szCs w:val="24"/>
               </w:rPr>
             </w:pPr>
-            <w:proofErr w:type="spellStart"/>
             <w:r>
               <w:rPr>
                 <w:rFonts w:ascii="Times New Roman" w:hAnsi="Times New Roman" w:cs="Times New Roman"/>
@@ -8667,7 +7291,6 @@
               </w:rPr>
               <w:t>r</w:t>
             </w:r>
-            <w:proofErr w:type="spellEnd"/>
             <w:r>
               <w:rPr>
                 <w:rFonts w:ascii="Times New Roman" w:hAnsi="Times New Roman" w:cs="Times New Roman"/>
@@ -8698,7 +7321,6 @@
                 <w:szCs w:val="24"/>
               </w:rPr>
             </w:pPr>
-            <w:proofErr w:type="spellStart"/>
             <w:r>
               <w:rPr>
                 <w:rFonts w:ascii="Times New Roman" w:hAnsi="Times New Roman" w:cs="Times New Roman"/>
@@ -8722,7 +7344,6 @@
               </w:rPr>
               <w:t>l</w:t>
             </w:r>
-            <w:proofErr w:type="spellEnd"/>
             <w:r>
               <w:rPr>
                 <w:rFonts w:ascii="Times New Roman" w:hAnsi="Times New Roman" w:cs="Times New Roman"/>
@@ -8764,7 +7385,6 @@
               </w:rPr>
               <w:t>{{</w:t>
             </w:r>
-            <w:proofErr w:type="spellStart"/>
             <w:r>
               <w:rPr>
                 <w:rFonts w:ascii="Times New Roman" w:hAnsi="Times New Roman" w:cs="Times New Roman"/>
@@ -8776,7 +7396,6 @@
               </w:rPr>
               <w:t>companie</w:t>
             </w:r>
-            <w:proofErr w:type="spellEnd"/>
             <w:r>
               <w:rPr>
                 <w:rFonts w:ascii="Times New Roman" w:hAnsi="Times New Roman" w:cs="Times New Roman"/>
@@ -8796,20 +7415,8 @@
                 <w:sz w:val="24"/>
                 <w:szCs w:val="24"/>
               </w:rPr>
-              <w:t>.</w:t>
+              <w:t>.R.L</w:t>
             </w:r>
-            <w:proofErr w:type="gramStart"/>
-            <w:r>
-              <w:rPr>
-                <w:rFonts w:ascii="Times New Roman" w:hAnsi="Times New Roman" w:cs="Times New Roman"/>
-                <w:b/>
-                <w:bCs/>
-                <w:sz w:val="24"/>
-                <w:szCs w:val="24"/>
-              </w:rPr>
-              <w:t>R.L</w:t>
-            </w:r>
-            <w:proofErr w:type="gramEnd"/>
           </w:p>
         </w:tc>
         <w:tc>
@@ -8838,7 +7445,6 @@
               </w:rPr>
               <w:t>{{</w:t>
             </w:r>
-            <w:proofErr w:type="spellStart"/>
             <w:r>
               <w:rPr>
                 <w:rFonts w:ascii="Times New Roman" w:hAnsi="Times New Roman" w:cs="Times New Roman"/>
@@ -8850,7 +7456,6 @@
               </w:rPr>
               <w:t>ang_nume</w:t>
             </w:r>
-            <w:proofErr w:type="spellEnd"/>
             <w:r>
               <w:rPr>
                 <w:rFonts w:ascii="Times New Roman" w:hAnsi="Times New Roman" w:cs="Times New Roman"/>
@@ -8896,23 +7501,13 @@
                 <w:szCs w:val="24"/>
               </w:rPr>
             </w:pPr>
-            <w:proofErr w:type="spellStart"/>
             <w:r>
               <w:rPr>
                 <w:rFonts w:ascii="Times New Roman" w:hAnsi="Times New Roman" w:cs="Times New Roman"/>
                 <w:sz w:val="24"/>
                 <w:szCs w:val="24"/>
               </w:rPr>
-              <w:t>Semnatura</w:t>
-            </w:r>
-            <w:proofErr w:type="spellEnd"/>
-            <w:r>
-              <w:rPr>
-                <w:rFonts w:ascii="Times New Roman" w:hAnsi="Times New Roman" w:cs="Times New Roman"/>
-                <w:sz w:val="24"/>
-                <w:szCs w:val="24"/>
-              </w:rPr>
-              <w:t>:</w:t>
+              <w:t>Semnatura:</w:t>
             </w:r>
             <w:r>
               <w:rPr>
@@ -8939,23 +7534,13 @@
                 <w:szCs w:val="24"/>
               </w:rPr>
             </w:pPr>
-            <w:proofErr w:type="spellStart"/>
             <w:r>
               <w:rPr>
                 <w:rFonts w:ascii="Times New Roman" w:hAnsi="Times New Roman" w:cs="Times New Roman"/>
                 <w:sz w:val="24"/>
                 <w:szCs w:val="24"/>
               </w:rPr>
-              <w:t>Reprezentant</w:t>
-            </w:r>
-            <w:proofErr w:type="spellEnd"/>
-            <w:r>
-              <w:rPr>
-                <w:rFonts w:ascii="Times New Roman" w:hAnsi="Times New Roman" w:cs="Times New Roman"/>
-                <w:sz w:val="24"/>
-                <w:szCs w:val="24"/>
-              </w:rPr>
-              <w:t xml:space="preserve"> lega</w:t>
+              <w:t>Reprezentant lega</w:t>
             </w:r>
             <w:r>
               <w:rPr>
@@ -9019,7 +7604,6 @@
               </w:rPr>
               <w:t>{{</w:t>
             </w:r>
-            <w:proofErr w:type="spellStart"/>
             <w:r>
               <w:rPr>
                 <w:rFonts w:ascii="Times New Roman" w:hAnsi="Times New Roman" w:cs="Times New Roman"/>
@@ -9031,7 +7615,6 @@
               </w:rPr>
               <w:t>adm_nume</w:t>
             </w:r>
-            <w:proofErr w:type="spellEnd"/>
             <w:r>
               <w:rPr>
                 <w:rFonts w:ascii="Times New Roman" w:hAnsi="Times New Roman" w:cs="Times New Roman"/>
@@ -9096,25 +7679,7 @@
                 <w:sz w:val="24"/>
                 <w:szCs w:val="24"/>
               </w:rPr>
-              <w:t xml:space="preserve">Am </w:t>
-            </w:r>
-            <w:proofErr w:type="spellStart"/>
-            <w:r>
-              <w:rPr>
-                <w:rFonts w:ascii="Times New Roman" w:hAnsi="Times New Roman" w:cs="Times New Roman"/>
-                <w:sz w:val="24"/>
-                <w:szCs w:val="24"/>
-              </w:rPr>
-              <w:t>primit</w:t>
-            </w:r>
-            <w:proofErr w:type="spellEnd"/>
-            <w:r>
-              <w:rPr>
-                <w:rFonts w:ascii="Times New Roman" w:hAnsi="Times New Roman" w:cs="Times New Roman"/>
-                <w:sz w:val="24"/>
-                <w:szCs w:val="24"/>
-              </w:rPr>
-              <w:t xml:space="preserve"> un exemplar,</w:t>
+              <w:t>Am primit un exemplar,</w:t>
             </w:r>
           </w:p>
         </w:tc>
@@ -9166,7 +7731,6 @@
               </w:rPr>
               <w:t>: {{</w:t>
             </w:r>
-            <w:proofErr w:type="spellStart"/>
             <w:r>
               <w:rPr>
                 <w:rFonts w:ascii="Times New Roman" w:hAnsi="Times New Roman" w:cs="Times New Roman"/>
@@ -9176,7 +7740,6 @@
               </w:rPr>
               <w:t>data_semn_cim</w:t>
             </w:r>
-            <w:proofErr w:type="spellEnd"/>
             <w:r>
               <w:rPr>
                 <w:rFonts w:ascii="Times New Roman" w:hAnsi="Times New Roman" w:cs="Times New Roman"/>
@@ -9218,23 +7781,13 @@
                 <w:szCs w:val="24"/>
               </w:rPr>
             </w:pPr>
-            <w:proofErr w:type="spellStart"/>
             <w:r>
               <w:rPr>
                 <w:rFonts w:ascii="Times New Roman" w:hAnsi="Times New Roman" w:cs="Times New Roman"/>
                 <w:sz w:val="24"/>
                 <w:szCs w:val="24"/>
               </w:rPr>
-              <w:t>Semnatura</w:t>
-            </w:r>
-            <w:proofErr w:type="spellEnd"/>
-            <w:r>
-              <w:rPr>
-                <w:rFonts w:ascii="Times New Roman" w:hAnsi="Times New Roman" w:cs="Times New Roman"/>
-                <w:sz w:val="24"/>
-                <w:szCs w:val="24"/>
-              </w:rPr>
-              <w:t>:</w:t>
+              <w:t>Semnatura:</w:t>
             </w:r>
           </w:p>
         </w:tc>
@@ -9331,7 +7884,7 @@
 </file>
 
 <file path=word/endnotes.xml><?xml version="1.0" encoding="utf-8"?>
-<w:endnotes xmlns:wpc="http://schemas.microsoft.com/office/word/2010/wordprocessingCanvas" xmlns:cx="http://schemas.microsoft.com/office/drawing/2014/chartex" xmlns:cx1="http://schemas.microsoft.com/office/drawing/2015/9/8/chartex" xmlns:cx2="http://schemas.microsoft.com/office/drawing/2015/10/21/chartex" xmlns:cx3="http://schemas.microsoft.com/office/drawing/2016/5/9/chartex" xmlns:cx4="http://schemas.microsoft.com/office/drawing/2016/5/10/chartex" xmlns:cx5="http://schemas.microsoft.com/office/drawing/2016/5/11/chartex" xmlns:cx6="http://schemas.microsoft.com/office/drawing/2016/5/12/chartex" xmlns:cx7="http://schemas.microsoft.com/office/drawing/2016/5/13/chartex" xmlns:cx8="http://schemas.microsoft.com/office/drawing/2016/5/14/chartex" xmlns:mc="http://schemas.openxmlformats.org/markup-compatibility/2006" xmlns:aink="http://schemas.microsoft.com/office/drawing/2016/ink" xmlns:am3d="http://schemas.microsoft.com/office/drawing/2017/model3d" xmlns:o="urn:schemas-microsoft-com:office:office" xmlns:oel="http://schemas.microsoft.com/office/2019/extlst" xmlns:r="http://schemas.openxmlformats.org/officeDocument/2006/relationships" xmlns:m="http://schemas.openxmlformats.org/officeDocument/2006/math" xmlns:v="urn:schemas-microsoft-com:vml" xmlns:wp14="http://schemas.microsoft.com/office/word/2010/wordprocessingDrawing" xmlns:wp="http://schemas.openxmlformats.org/drawingml/2006/wordprocessingDrawing" xmlns:w10="urn:schemas-microsoft-com:office:word" xmlns:w="http://schemas.openxmlformats.org/wordprocessingml/2006/main" xmlns:w14="http://schemas.microsoft.com/office/word/2010/wordml" xmlns:w15="http://schemas.microsoft.com/office/word/2012/wordml" xmlns:w16cex="http://schemas.microsoft.com/office/word/2018/wordml/cex" xmlns:w16cid="http://schemas.microsoft.com/office/word/2016/wordml/cid" xmlns:w16="http://schemas.microsoft.com/office/word/2018/wordml" xmlns:w16du="http://schemas.microsoft.com/office/word/2023/wordml/word16du" xmlns:w16sdtdh="http://schemas.microsoft.com/office/word/2020/wordml/sdtdatahash" xmlns:w16se="http://schemas.microsoft.com/office/word/2015/wordml/symex" xmlns:wpg="http://schemas.microsoft.com/office/word/2010/wordprocessingGroup" xmlns:wpi="http://schemas.microsoft.com/office/word/2010/wordprocessingInk" xmlns:wne="http://schemas.microsoft.com/office/word/2006/wordml" xmlns:wps="http://schemas.microsoft.com/office/word/2010/wordprocessingShape" mc:Ignorable="w14 w15 w16se w16cid w16 w16cex w16sdtdh w16du wp14">
+<w:endnotes xmlns:wpc="http://schemas.microsoft.com/office/word/2010/wordprocessingCanvas" xmlns:cx="http://schemas.microsoft.com/office/drawing/2014/chartex" xmlns:cx1="http://schemas.microsoft.com/office/drawing/2015/9/8/chartex" xmlns:cx2="http://schemas.microsoft.com/office/drawing/2015/10/21/chartex" xmlns:cx3="http://schemas.microsoft.com/office/drawing/2016/5/9/chartex" xmlns:cx4="http://schemas.microsoft.com/office/drawing/2016/5/10/chartex" xmlns:cx5="http://schemas.microsoft.com/office/drawing/2016/5/11/chartex" xmlns:cx6="http://schemas.microsoft.com/office/drawing/2016/5/12/chartex" xmlns:cx7="http://schemas.microsoft.com/office/drawing/2016/5/13/chartex" xmlns:cx8="http://schemas.microsoft.com/office/drawing/2016/5/14/chartex" xmlns:mc="http://schemas.openxmlformats.org/markup-compatibility/2006" xmlns:aink="http://schemas.microsoft.com/office/drawing/2016/ink" xmlns:am3d="http://schemas.microsoft.com/office/drawing/2017/model3d" xmlns:o="urn:schemas-microsoft-com:office:office" xmlns:oel="http://schemas.microsoft.com/office/2019/extlst" xmlns:r="http://schemas.openxmlformats.org/officeDocument/2006/relationships" xmlns:m="http://schemas.openxmlformats.org/officeDocument/2006/math" xmlns:v="urn:schemas-microsoft-com:vml" xmlns:wp14="http://schemas.microsoft.com/office/word/2010/wordprocessingDrawing" xmlns:wp="http://schemas.openxmlformats.org/drawingml/2006/wordprocessingDrawing" xmlns:w10="urn:schemas-microsoft-com:office:word" xmlns:w="http://schemas.openxmlformats.org/wordprocessingml/2006/main" xmlns:w14="http://schemas.microsoft.com/office/word/2010/wordml" xmlns:w15="http://schemas.microsoft.com/office/word/2012/wordml" xmlns:w16cex="http://schemas.microsoft.com/office/word/2018/wordml/cex" xmlns:w16cid="http://schemas.microsoft.com/office/word/2016/wordml/cid" xmlns:w16="http://schemas.microsoft.com/office/word/2018/wordml" xmlns:w16du="http://schemas.microsoft.com/office/word/2023/wordml/word16du" xmlns:w16sdtdh="http://schemas.microsoft.com/office/word/2020/wordml/sdtdatahash" xmlns:w16sdtfl="http://schemas.microsoft.com/office/word/2024/wordml/sdtformatlock" xmlns:w16se="http://schemas.microsoft.com/office/word/2015/wordml/symex" xmlns:wpg="http://schemas.microsoft.com/office/word/2010/wordprocessingGroup" xmlns:wpi="http://schemas.microsoft.com/office/word/2010/wordprocessingInk" xmlns:wne="http://schemas.microsoft.com/office/word/2006/wordml" xmlns:wps="http://schemas.microsoft.com/office/word/2010/wordprocessingShape" mc:Ignorable="w14 w15 w16se w16cid w16 w16cex w16sdtdh w16sdtfl w16du wp14">
   <w:endnote w:type="separator" w:id="-1">
     <w:p>
       <w:pPr>
@@ -9356,7 +7909,7 @@
 </file>
 
 <file path=word/footer1.xml><?xml version="1.0" encoding="utf-8"?>
-<w:ftr xmlns:wpc="http://schemas.microsoft.com/office/word/2010/wordprocessingCanvas" xmlns:cx="http://schemas.microsoft.com/office/drawing/2014/chartex" xmlns:cx1="http://schemas.microsoft.com/office/drawing/2015/9/8/chartex" xmlns:cx2="http://schemas.microsoft.com/office/drawing/2015/10/21/chartex" xmlns:cx3="http://schemas.microsoft.com/office/drawing/2016/5/9/chartex" xmlns:cx4="http://schemas.microsoft.com/office/drawing/2016/5/10/chartex" xmlns:cx5="http://schemas.microsoft.com/office/drawing/2016/5/11/chartex" xmlns:cx6="http://schemas.microsoft.com/office/drawing/2016/5/12/chartex" xmlns:cx7="http://schemas.microsoft.com/office/drawing/2016/5/13/chartex" xmlns:cx8="http://schemas.microsoft.com/office/drawing/2016/5/14/chartex" xmlns:mc="http://schemas.openxmlformats.org/markup-compatibility/2006" xmlns:aink="http://schemas.microsoft.com/office/drawing/2016/ink" xmlns:am3d="http://schemas.microsoft.com/office/drawing/2017/model3d" xmlns:o="urn:schemas-microsoft-com:office:office" xmlns:oel="http://schemas.microsoft.com/office/2019/extlst" xmlns:r="http://schemas.openxmlformats.org/officeDocument/2006/relationships" xmlns:m="http://schemas.openxmlformats.org/officeDocument/2006/math" xmlns:v="urn:schemas-microsoft-com:vml" xmlns:wp14="http://schemas.microsoft.com/office/word/2010/wordprocessingDrawing" xmlns:wp="http://schemas.openxmlformats.org/drawingml/2006/wordprocessingDrawing" xmlns:w10="urn:schemas-microsoft-com:office:word" xmlns:w="http://schemas.openxmlformats.org/wordprocessingml/2006/main" xmlns:w14="http://schemas.microsoft.com/office/word/2010/wordml" xmlns:w15="http://schemas.microsoft.com/office/word/2012/wordml" xmlns:w16cex="http://schemas.microsoft.com/office/word/2018/wordml/cex" xmlns:w16cid="http://schemas.microsoft.com/office/word/2016/wordml/cid" xmlns:w16="http://schemas.microsoft.com/office/word/2018/wordml" xmlns:w16du="http://schemas.microsoft.com/office/word/2023/wordml/word16du" xmlns:w16sdtdh="http://schemas.microsoft.com/office/word/2020/wordml/sdtdatahash" xmlns:w16se="http://schemas.microsoft.com/office/word/2015/wordml/symex" xmlns:wpg="http://schemas.microsoft.com/office/word/2010/wordprocessingGroup" xmlns:wpi="http://schemas.microsoft.com/office/word/2010/wordprocessingInk" xmlns:wne="http://schemas.microsoft.com/office/word/2006/wordml" xmlns:wps="http://schemas.microsoft.com/office/word/2010/wordprocessingShape" mc:Ignorable="w14 w15 w16se w16cid w16 w16cex w16sdtdh w16du wp14">
+<w:ftr xmlns:wpc="http://schemas.microsoft.com/office/word/2010/wordprocessingCanvas" xmlns:cx="http://schemas.microsoft.com/office/drawing/2014/chartex" xmlns:cx1="http://schemas.microsoft.com/office/drawing/2015/9/8/chartex" xmlns:cx2="http://schemas.microsoft.com/office/drawing/2015/10/21/chartex" xmlns:cx3="http://schemas.microsoft.com/office/drawing/2016/5/9/chartex" xmlns:cx4="http://schemas.microsoft.com/office/drawing/2016/5/10/chartex" xmlns:cx5="http://schemas.microsoft.com/office/drawing/2016/5/11/chartex" xmlns:cx6="http://schemas.microsoft.com/office/drawing/2016/5/12/chartex" xmlns:cx7="http://schemas.microsoft.com/office/drawing/2016/5/13/chartex" xmlns:cx8="http://schemas.microsoft.com/office/drawing/2016/5/14/chartex" xmlns:mc="http://schemas.openxmlformats.org/markup-compatibility/2006" xmlns:aink="http://schemas.microsoft.com/office/drawing/2016/ink" xmlns:am3d="http://schemas.microsoft.com/office/drawing/2017/model3d" xmlns:o="urn:schemas-microsoft-com:office:office" xmlns:oel="http://schemas.microsoft.com/office/2019/extlst" xmlns:r="http://schemas.openxmlformats.org/officeDocument/2006/relationships" xmlns:m="http://schemas.openxmlformats.org/officeDocument/2006/math" xmlns:v="urn:schemas-microsoft-com:vml" xmlns:wp14="http://schemas.microsoft.com/office/word/2010/wordprocessingDrawing" xmlns:wp="http://schemas.openxmlformats.org/drawingml/2006/wordprocessingDrawing" xmlns:w10="urn:schemas-microsoft-com:office:word" xmlns:w="http://schemas.openxmlformats.org/wordprocessingml/2006/main" xmlns:w14="http://schemas.microsoft.com/office/word/2010/wordml" xmlns:w15="http://schemas.microsoft.com/office/word/2012/wordml" xmlns:w16cex="http://schemas.microsoft.com/office/word/2018/wordml/cex" xmlns:w16cid="http://schemas.microsoft.com/office/word/2016/wordml/cid" xmlns:w16="http://schemas.microsoft.com/office/word/2018/wordml" xmlns:w16du="http://schemas.microsoft.com/office/word/2023/wordml/word16du" xmlns:w16sdtdh="http://schemas.microsoft.com/office/word/2020/wordml/sdtdatahash" xmlns:w16sdtfl="http://schemas.microsoft.com/office/word/2024/wordml/sdtformatlock" xmlns:w16se="http://schemas.microsoft.com/office/word/2015/wordml/symex" xmlns:wpg="http://schemas.microsoft.com/office/word/2010/wordprocessingGroup" xmlns:wpi="http://schemas.microsoft.com/office/word/2010/wordprocessingInk" xmlns:wne="http://schemas.microsoft.com/office/word/2006/wordml" xmlns:wps="http://schemas.microsoft.com/office/word/2010/wordprocessingShape" mc:Ignorable="w14 w15 w16se w16cid w16 w16cex w16sdtdh w16sdtfl w16du wp14">
   <w:sdt>
     <w:sdtPr>
       <w:id w:val="503402848"/>
@@ -9409,7 +7962,7 @@
 </file>
 
 <file path=word/footnotes.xml><?xml version="1.0" encoding="utf-8"?>
-<w:footnotes xmlns:wpc="http://schemas.microsoft.com/office/word/2010/wordprocessingCanvas" xmlns:cx="http://schemas.microsoft.com/office/drawing/2014/chartex" xmlns:cx1="http://schemas.microsoft.com/office/drawing/2015/9/8/chartex" xmlns:cx2="http://schemas.microsoft.com/office/drawing/2015/10/21/chartex" xmlns:cx3="http://schemas.microsoft.com/office/drawing/2016/5/9/chartex" xmlns:cx4="http://schemas.microsoft.com/office/drawing/2016/5/10/chartex" xmlns:cx5="http://schemas.microsoft.com/office/drawing/2016/5/11/chartex" xmlns:cx6="http://schemas.microsoft.com/office/drawing/2016/5/12/chartex" xmlns:cx7="http://schemas.microsoft.com/office/drawing/2016/5/13/chartex" xmlns:cx8="http://schemas.microsoft.com/office/drawing/2016/5/14/chartex" xmlns:mc="http://schemas.openxmlformats.org/markup-compatibility/2006" xmlns:aink="http://schemas.microsoft.com/office/drawing/2016/ink" xmlns:am3d="http://schemas.microsoft.com/office/drawing/2017/model3d" xmlns:o="urn:schemas-microsoft-com:office:office" xmlns:oel="http://schemas.microsoft.com/office/2019/extlst" xmlns:r="http://schemas.openxmlformats.org/officeDocument/2006/relationships" xmlns:m="http://schemas.openxmlformats.org/officeDocument/2006/math" xmlns:v="urn:schemas-microsoft-com:vml" xmlns:wp14="http://schemas.microsoft.com/office/word/2010/wordprocessingDrawing" xmlns:wp="http://schemas.openxmlformats.org/drawingml/2006/wordprocessingDrawing" xmlns:w10="urn:schemas-microsoft-com:office:word" xmlns:w="http://schemas.openxmlformats.org/wordprocessingml/2006/main" xmlns:w14="http://schemas.microsoft.com/office/word/2010/wordml" xmlns:w15="http://schemas.microsoft.com/office/word/2012/wordml" xmlns:w16cex="http://schemas.microsoft.com/office/word/2018/wordml/cex" xmlns:w16cid="http://schemas.microsoft.com/office/word/2016/wordml/cid" xmlns:w16="http://schemas.microsoft.com/office/word/2018/wordml" xmlns:w16du="http://schemas.microsoft.com/office/word/2023/wordml/word16du" xmlns:w16sdtdh="http://schemas.microsoft.com/office/word/2020/wordml/sdtdatahash" xmlns:w16se="http://schemas.microsoft.com/office/word/2015/wordml/symex" xmlns:wpg="http://schemas.microsoft.com/office/word/2010/wordprocessingGroup" xmlns:wpi="http://schemas.microsoft.com/office/word/2010/wordprocessingInk" xmlns:wne="http://schemas.microsoft.com/office/word/2006/wordml" xmlns:wps="http://schemas.microsoft.com/office/word/2010/wordprocessingShape" mc:Ignorable="w14 w15 w16se w16cid w16 w16cex w16sdtdh w16du wp14">
+<w:footnotes xmlns:wpc="http://schemas.microsoft.com/office/word/2010/wordprocessingCanvas" xmlns:cx="http://schemas.microsoft.com/office/drawing/2014/chartex" xmlns:cx1="http://schemas.microsoft.com/office/drawing/2015/9/8/chartex" xmlns:cx2="http://schemas.microsoft.com/office/drawing/2015/10/21/chartex" xmlns:cx3="http://schemas.microsoft.com/office/drawing/2016/5/9/chartex" xmlns:cx4="http://schemas.microsoft.com/office/drawing/2016/5/10/chartex" xmlns:cx5="http://schemas.microsoft.com/office/drawing/2016/5/11/chartex" xmlns:cx6="http://schemas.microsoft.com/office/drawing/2016/5/12/chartex" xmlns:cx7="http://schemas.microsoft.com/office/drawing/2016/5/13/chartex" xmlns:cx8="http://schemas.microsoft.com/office/drawing/2016/5/14/chartex" xmlns:mc="http://schemas.openxmlformats.org/markup-compatibility/2006" xmlns:aink="http://schemas.microsoft.com/office/drawing/2016/ink" xmlns:am3d="http://schemas.microsoft.com/office/drawing/2017/model3d" xmlns:o="urn:schemas-microsoft-com:office:office" xmlns:oel="http://schemas.microsoft.com/office/2019/extlst" xmlns:r="http://schemas.openxmlformats.org/officeDocument/2006/relationships" xmlns:m="http://schemas.openxmlformats.org/officeDocument/2006/math" xmlns:v="urn:schemas-microsoft-com:vml" xmlns:wp14="http://schemas.microsoft.com/office/word/2010/wordprocessingDrawing" xmlns:wp="http://schemas.openxmlformats.org/drawingml/2006/wordprocessingDrawing" xmlns:w10="urn:schemas-microsoft-com:office:word" xmlns:w="http://schemas.openxmlformats.org/wordprocessingml/2006/main" xmlns:w14="http://schemas.microsoft.com/office/word/2010/wordml" xmlns:w15="http://schemas.microsoft.com/office/word/2012/wordml" xmlns:w16cex="http://schemas.microsoft.com/office/word/2018/wordml/cex" xmlns:w16cid="http://schemas.microsoft.com/office/word/2016/wordml/cid" xmlns:w16="http://schemas.microsoft.com/office/word/2018/wordml" xmlns:w16du="http://schemas.microsoft.com/office/word/2023/wordml/word16du" xmlns:w16sdtdh="http://schemas.microsoft.com/office/word/2020/wordml/sdtdatahash" xmlns:w16sdtfl="http://schemas.microsoft.com/office/word/2024/wordml/sdtformatlock" xmlns:w16se="http://schemas.microsoft.com/office/word/2015/wordml/symex" xmlns:wpg="http://schemas.microsoft.com/office/word/2010/wordprocessingGroup" xmlns:wpi="http://schemas.microsoft.com/office/word/2010/wordprocessingInk" xmlns:wne="http://schemas.microsoft.com/office/word/2006/wordml" xmlns:wps="http://schemas.microsoft.com/office/word/2010/wordprocessingShape" mc:Ignorable="w14 w15 w16se w16cid w16 w16cex w16sdtdh w16sdtfl w16du wp14">
   <w:footnote w:type="separator" w:id="-1">
     <w:p>
       <w:pPr>
@@ -9434,7 +7987,7 @@
 </file>
 
 <file path=word/header1.xml><?xml version="1.0" encoding="utf-8"?>
-<w:hdr xmlns:wpc="http://schemas.microsoft.com/office/word/2010/wordprocessingCanvas" xmlns:cx="http://schemas.microsoft.com/office/drawing/2014/chartex" xmlns:cx1="http://schemas.microsoft.com/office/drawing/2015/9/8/chartex" xmlns:cx2="http://schemas.microsoft.com/office/drawing/2015/10/21/chartex" xmlns:cx3="http://schemas.microsoft.com/office/drawing/2016/5/9/chartex" xmlns:cx4="http://schemas.microsoft.com/office/drawing/2016/5/10/chartex" xmlns:cx5="http://schemas.microsoft.com/office/drawing/2016/5/11/chartex" xmlns:cx6="http://schemas.microsoft.com/office/drawing/2016/5/12/chartex" xmlns:cx7="http://schemas.microsoft.com/office/drawing/2016/5/13/chartex" xmlns:cx8="http://schemas.microsoft.com/office/drawing/2016/5/14/chartex" xmlns:mc="http://schemas.openxmlformats.org/markup-compatibility/2006" xmlns:aink="http://schemas.microsoft.com/office/drawing/2016/ink" xmlns:am3d="http://schemas.microsoft.com/office/drawing/2017/model3d" xmlns:o="urn:schemas-microsoft-com:office:office" xmlns:oel="http://schemas.microsoft.com/office/2019/extlst" xmlns:r="http://schemas.openxmlformats.org/officeDocument/2006/relationships" xmlns:m="http://schemas.openxmlformats.org/officeDocument/2006/math" xmlns:v="urn:schemas-microsoft-com:vml" xmlns:wp14="http://schemas.microsoft.com/office/word/2010/wordprocessingDrawing" xmlns:wp="http://schemas.openxmlformats.org/drawingml/2006/wordprocessingDrawing" xmlns:w10="urn:schemas-microsoft-com:office:word" xmlns:w="http://schemas.openxmlformats.org/wordprocessingml/2006/main" xmlns:w14="http://schemas.microsoft.com/office/word/2010/wordml" xmlns:w15="http://schemas.microsoft.com/office/word/2012/wordml" xmlns:w16cex="http://schemas.microsoft.com/office/word/2018/wordml/cex" xmlns:w16cid="http://schemas.microsoft.com/office/word/2016/wordml/cid" xmlns:w16="http://schemas.microsoft.com/office/word/2018/wordml" xmlns:w16du="http://schemas.microsoft.com/office/word/2023/wordml/word16du" xmlns:w16sdtdh="http://schemas.microsoft.com/office/word/2020/wordml/sdtdatahash" xmlns:w16se="http://schemas.microsoft.com/office/word/2015/wordml/symex" xmlns:wpg="http://schemas.microsoft.com/office/word/2010/wordprocessingGroup" xmlns:wpi="http://schemas.microsoft.com/office/word/2010/wordprocessingInk" xmlns:wne="http://schemas.microsoft.com/office/word/2006/wordml" xmlns:wps="http://schemas.microsoft.com/office/word/2010/wordprocessingShape" mc:Ignorable="w14 w15 w16se w16cid w16 w16cex w16sdtdh w16du wp14">
+<w:hdr xmlns:wpc="http://schemas.microsoft.com/office/word/2010/wordprocessingCanvas" xmlns:cx="http://schemas.microsoft.com/office/drawing/2014/chartex" xmlns:cx1="http://schemas.microsoft.com/office/drawing/2015/9/8/chartex" xmlns:cx2="http://schemas.microsoft.com/office/drawing/2015/10/21/chartex" xmlns:cx3="http://schemas.microsoft.com/office/drawing/2016/5/9/chartex" xmlns:cx4="http://schemas.microsoft.com/office/drawing/2016/5/10/chartex" xmlns:cx5="http://schemas.microsoft.com/office/drawing/2016/5/11/chartex" xmlns:cx6="http://schemas.microsoft.com/office/drawing/2016/5/12/chartex" xmlns:cx7="http://schemas.microsoft.com/office/drawing/2016/5/13/chartex" xmlns:cx8="http://schemas.microsoft.com/office/drawing/2016/5/14/chartex" xmlns:mc="http://schemas.openxmlformats.org/markup-compatibility/2006" xmlns:aink="http://schemas.microsoft.com/office/drawing/2016/ink" xmlns:am3d="http://schemas.microsoft.com/office/drawing/2017/model3d" xmlns:o="urn:schemas-microsoft-com:office:office" xmlns:oel="http://schemas.microsoft.com/office/2019/extlst" xmlns:r="http://schemas.openxmlformats.org/officeDocument/2006/relationships" xmlns:m="http://schemas.openxmlformats.org/officeDocument/2006/math" xmlns:v="urn:schemas-microsoft-com:vml" xmlns:wp14="http://schemas.microsoft.com/office/word/2010/wordprocessingDrawing" xmlns:wp="http://schemas.openxmlformats.org/drawingml/2006/wordprocessingDrawing" xmlns:w10="urn:schemas-microsoft-com:office:word" xmlns:w="http://schemas.openxmlformats.org/wordprocessingml/2006/main" xmlns:w14="http://schemas.microsoft.com/office/word/2010/wordml" xmlns:w15="http://schemas.microsoft.com/office/word/2012/wordml" xmlns:w16cex="http://schemas.microsoft.com/office/word/2018/wordml/cex" xmlns:w16cid="http://schemas.microsoft.com/office/word/2016/wordml/cid" xmlns:w16="http://schemas.microsoft.com/office/word/2018/wordml" xmlns:w16du="http://schemas.microsoft.com/office/word/2023/wordml/word16du" xmlns:w16sdtdh="http://schemas.microsoft.com/office/word/2020/wordml/sdtdatahash" xmlns:w16sdtfl="http://schemas.microsoft.com/office/word/2024/wordml/sdtformatlock" xmlns:w16se="http://schemas.microsoft.com/office/word/2015/wordml/symex" xmlns:wpg="http://schemas.microsoft.com/office/word/2010/wordprocessingGroup" xmlns:wpi="http://schemas.microsoft.com/office/word/2010/wordprocessingInk" xmlns:wne="http://schemas.microsoft.com/office/word/2006/wordml" xmlns:wps="http://schemas.microsoft.com/office/word/2010/wordprocessingShape" mc:Ignorable="w14 w15 w16se w16cid w16 w16cex w16sdtdh w16sdtfl w16du wp14">
   <w:p>
     <w:pPr>
       <w:tabs>
@@ -9461,7 +8014,6 @@
       </w:rPr>
       <w:t>{{</w:t>
     </w:r>
-    <w:proofErr w:type="spellStart"/>
     <w:r>
       <w:rPr>
         <w:rFonts w:ascii="Times New Roman" w:eastAsia="Calibri" w:hAnsi="Times New Roman" w:cs="Times New Roman"/>
@@ -9473,7 +8025,6 @@
       </w:rPr>
       <w:t>companie</w:t>
     </w:r>
-    <w:proofErr w:type="spellEnd"/>
     <w:r>
       <w:rPr>
         <w:rFonts w:ascii="Times New Roman" w:eastAsia="Calibri" w:hAnsi="Times New Roman" w:cs="Times New Roman"/>
@@ -9530,7 +8081,6 @@
       </w:rPr>
       <w:t>: {{</w:t>
     </w:r>
-    <w:proofErr w:type="spellStart"/>
     <w:r>
       <w:rPr>
         <w:rFonts w:ascii="Times New Roman" w:eastAsia="Calibri" w:hAnsi="Times New Roman" w:cs="Times New Roman"/>
@@ -9541,7 +8091,6 @@
       </w:rPr>
       <w:t>nr_inreg</w:t>
     </w:r>
-    <w:proofErr w:type="spellEnd"/>
     <w:r>
       <w:rPr>
         <w:rFonts w:ascii="Times New Roman" w:eastAsia="Calibri" w:hAnsi="Times New Roman" w:cs="Times New Roman"/>
@@ -9634,7 +8183,6 @@
         <w:highlight w:val="red"/>
       </w:rPr>
     </w:pPr>
-    <w:proofErr w:type="spellStart"/>
     <w:r>
       <w:rPr>
         <w:rFonts w:ascii="Times New Roman" w:eastAsia="Calibri" w:hAnsi="Times New Roman" w:cs="Times New Roman"/>
@@ -9643,18 +8191,7 @@
         <w:szCs w:val="20"/>
         <w:lang w:val="es-ES"/>
       </w:rPr>
-      <w:t>Adresa</w:t>
-    </w:r>
-    <w:proofErr w:type="spellEnd"/>
-    <w:r>
-      <w:rPr>
-        <w:rFonts w:ascii="Times New Roman" w:eastAsia="Calibri" w:hAnsi="Times New Roman" w:cs="Times New Roman"/>
-        <w:b/>
-        <w:sz w:val="20"/>
-        <w:szCs w:val="20"/>
-        <w:lang w:val="es-ES"/>
-      </w:rPr>
-      <w:t>:</w:t>
+      <w:t>Adresa:</w:t>
     </w:r>
     <w:r>
       <w:rPr>
@@ -9663,17 +8200,7 @@
         <w:szCs w:val="20"/>
         <w:lang w:val="es-ES"/>
       </w:rPr>
-      <w:t xml:space="preserve"> </w:t>
-    </w:r>
-    <w:proofErr w:type="spellStart"/>
-    <w:r>
-      <w:rPr>
-        <w:rFonts w:ascii="Times New Roman" w:eastAsia="Calibri" w:hAnsi="Times New Roman" w:cs="Times New Roman"/>
-        <w:sz w:val="20"/>
-        <w:szCs w:val="20"/>
-        <w:lang w:val="es-ES"/>
-      </w:rPr>
-      <w:t>Localitate</w:t>
+      <w:t xml:space="preserve"> Localitate</w:t>
     </w:r>
     <w:r>
       <w:rPr>
@@ -9683,20 +8210,8 @@
         <w:highlight w:val="red"/>
         <w:lang w:val="es-ES"/>
       </w:rPr>
-      <w:t>a</w:t>
+      <w:t>a {{</w:t>
     </w:r>
-    <w:proofErr w:type="spellEnd"/>
-    <w:r>
-      <w:rPr>
-        <w:rFonts w:ascii="Times New Roman" w:eastAsia="Calibri" w:hAnsi="Times New Roman" w:cs="Times New Roman"/>
-        <w:sz w:val="20"/>
-        <w:szCs w:val="20"/>
-        <w:highlight w:val="red"/>
-        <w:lang w:val="es-ES"/>
-      </w:rPr>
-      <w:t xml:space="preserve"> {{</w:t>
-    </w:r>
-    <w:proofErr w:type="spellStart"/>
     <w:r>
       <w:rPr>
         <w:rFonts w:ascii="Times New Roman" w:eastAsia="Calibri" w:hAnsi="Times New Roman" w:cs="Times New Roman"/>
@@ -9706,7 +8221,6 @@
       </w:rPr>
       <w:t>loc_sed</w:t>
     </w:r>
-    <w:proofErr w:type="spellEnd"/>
     <w:r>
       <w:rPr>
         <w:rFonts w:ascii="Times New Roman" w:eastAsia="Calibri" w:hAnsi="Times New Roman" w:cs="Times New Roman"/>
@@ -9724,17 +8238,7 @@
         <w:szCs w:val="20"/>
         <w:lang w:val="es-ES"/>
       </w:rPr>
-      <w:t xml:space="preserve"> </w:t>
-    </w:r>
-    <w:proofErr w:type="spellStart"/>
-    <w:r>
-      <w:rPr>
-        <w:rFonts w:ascii="Times New Roman" w:eastAsia="Calibri" w:hAnsi="Times New Roman" w:cs="Times New Roman"/>
-        <w:sz w:val="20"/>
-        <w:szCs w:val="20"/>
-        <w:lang w:val="es-ES"/>
-      </w:rPr>
-      <w:t>st</w:t>
+      <w:t xml:space="preserve"> st</w:t>
     </w:r>
     <w:r>
       <w:rPr>
@@ -9744,20 +8248,8 @@
         <w:highlight w:val="red"/>
         <w:lang w:val="es-ES"/>
       </w:rPr>
-      <w:t>r</w:t>
+      <w:t>r. {{</w:t>
     </w:r>
-    <w:proofErr w:type="spellEnd"/>
-    <w:r>
-      <w:rPr>
-        <w:rFonts w:ascii="Times New Roman" w:eastAsia="Calibri" w:hAnsi="Times New Roman" w:cs="Times New Roman"/>
-        <w:sz w:val="20"/>
-        <w:szCs w:val="20"/>
-        <w:highlight w:val="red"/>
-        <w:lang w:val="es-ES"/>
-      </w:rPr>
-      <w:t>. {{</w:t>
-    </w:r>
-    <w:proofErr w:type="spellStart"/>
     <w:r>
       <w:rPr>
         <w:rFonts w:ascii="Times New Roman" w:eastAsia="Calibri" w:hAnsi="Times New Roman" w:cs="Times New Roman"/>
@@ -9767,7 +8259,6 @@
       </w:rPr>
       <w:t>str_sed</w:t>
     </w:r>
-    <w:proofErr w:type="spellEnd"/>
     <w:r>
       <w:rPr>
         <w:rFonts w:ascii="Times New Roman" w:eastAsia="Calibri" w:hAnsi="Times New Roman" w:cs="Times New Roman"/>
@@ -9785,19 +8276,8 @@
         <w:szCs w:val="20"/>
         <w:lang w:val="es-ES"/>
       </w:rPr>
-      <w:t xml:space="preserve"> </w:t>
+      <w:t xml:space="preserve"> nr</w:t>
     </w:r>
-    <w:proofErr w:type="spellStart"/>
-    <w:r>
-      <w:rPr>
-        <w:rFonts w:ascii="Times New Roman" w:eastAsia="Calibri" w:hAnsi="Times New Roman" w:cs="Times New Roman"/>
-        <w:sz w:val="20"/>
-        <w:szCs w:val="20"/>
-        <w:lang w:val="es-ES"/>
-      </w:rPr>
-      <w:t>nr</w:t>
-    </w:r>
-    <w:proofErr w:type="spellEnd"/>
     <w:r>
       <w:rPr>
         <w:rFonts w:ascii="Times New Roman" w:eastAsia="Calibri" w:hAnsi="Times New Roman" w:cs="Times New Roman"/>
@@ -9808,7 +8288,6 @@
       </w:rPr>
       <w:t>. {{</w:t>
     </w:r>
-    <w:proofErr w:type="spellStart"/>
     <w:r>
       <w:rPr>
         <w:rFonts w:ascii="Times New Roman" w:eastAsia="Calibri" w:hAnsi="Times New Roman" w:cs="Times New Roman"/>
@@ -9818,7 +8297,6 @@
       </w:rPr>
       <w:t>nr_sed</w:t>
     </w:r>
-    <w:proofErr w:type="spellEnd"/>
     <w:r>
       <w:rPr>
         <w:rFonts w:ascii="Times New Roman" w:eastAsia="Calibri" w:hAnsi="Times New Roman" w:cs="Times New Roman"/>
@@ -9836,19 +8314,8 @@
         <w:szCs w:val="20"/>
         <w:lang w:val="es-ES"/>
       </w:rPr>
-      <w:t xml:space="preserve"> </w:t>
+      <w:t xml:space="preserve"> bl</w:t>
     </w:r>
-    <w:proofErr w:type="spellStart"/>
-    <w:r>
-      <w:rPr>
-        <w:rFonts w:ascii="Times New Roman" w:eastAsia="Calibri" w:hAnsi="Times New Roman" w:cs="Times New Roman"/>
-        <w:sz w:val="20"/>
-        <w:szCs w:val="20"/>
-        <w:lang w:val="es-ES"/>
-      </w:rPr>
-      <w:t>bl</w:t>
-    </w:r>
-    <w:proofErr w:type="spellEnd"/>
     <w:r>
       <w:rPr>
         <w:rFonts w:ascii="Times New Roman" w:eastAsia="Calibri" w:hAnsi="Times New Roman" w:cs="Times New Roman"/>
@@ -9859,7 +8326,6 @@
       </w:rPr>
       <w:t>. {{</w:t>
     </w:r>
-    <w:proofErr w:type="spellStart"/>
     <w:r>
       <w:rPr>
         <w:rFonts w:ascii="Times New Roman" w:eastAsia="Calibri" w:hAnsi="Times New Roman" w:cs="Times New Roman"/>
@@ -9869,7 +8335,6 @@
       </w:rPr>
       <w:t>bl_sed</w:t>
     </w:r>
-    <w:proofErr w:type="spellEnd"/>
     <w:r>
       <w:rPr>
         <w:rFonts w:ascii="Times New Roman" w:eastAsia="Calibri" w:hAnsi="Times New Roman" w:cs="Times New Roman"/>
@@ -9887,19 +8352,8 @@
         <w:szCs w:val="20"/>
         <w:lang w:val="es-ES"/>
       </w:rPr>
-      <w:t xml:space="preserve"> </w:t>
+      <w:t xml:space="preserve"> sc</w:t>
     </w:r>
-    <w:proofErr w:type="spellStart"/>
-    <w:r>
-      <w:rPr>
-        <w:rFonts w:ascii="Times New Roman" w:eastAsia="Calibri" w:hAnsi="Times New Roman" w:cs="Times New Roman"/>
-        <w:sz w:val="20"/>
-        <w:szCs w:val="20"/>
-        <w:lang w:val="es-ES"/>
-      </w:rPr>
-      <w:t>sc</w:t>
-    </w:r>
-    <w:proofErr w:type="spellEnd"/>
     <w:r>
       <w:rPr>
         <w:rFonts w:ascii="Times New Roman" w:eastAsia="Calibri" w:hAnsi="Times New Roman" w:cs="Times New Roman"/>
@@ -9910,7 +8364,6 @@
       </w:rPr>
       <w:t>. {{</w:t>
     </w:r>
-    <w:proofErr w:type="spellStart"/>
     <w:r>
       <w:rPr>
         <w:rFonts w:ascii="Times New Roman" w:eastAsia="Calibri" w:hAnsi="Times New Roman" w:cs="Times New Roman"/>
@@ -9920,7 +8373,6 @@
       </w:rPr>
       <w:t>sc_sed</w:t>
     </w:r>
-    <w:proofErr w:type="spellEnd"/>
     <w:r>
       <w:rPr>
         <w:rFonts w:ascii="Times New Roman" w:eastAsia="Calibri" w:hAnsi="Times New Roman" w:cs="Times New Roman"/>
@@ -9950,7 +8402,6 @@
       </w:rPr>
       <w:t>. {{</w:t>
     </w:r>
-    <w:proofErr w:type="spellStart"/>
     <w:r>
       <w:rPr>
         <w:rFonts w:ascii="Times New Roman" w:eastAsia="Calibri" w:hAnsi="Times New Roman" w:cs="Times New Roman"/>
@@ -9960,7 +8411,6 @@
       </w:rPr>
       <w:t>et_sed</w:t>
     </w:r>
-    <w:proofErr w:type="spellEnd"/>
     <w:r>
       <w:rPr>
         <w:rFonts w:ascii="Times New Roman" w:eastAsia="Calibri" w:hAnsi="Times New Roman" w:cs="Times New Roman"/>
@@ -9990,7 +8440,6 @@
       </w:rPr>
       <w:t>. {{</w:t>
     </w:r>
-    <w:proofErr w:type="spellStart"/>
     <w:r>
       <w:rPr>
         <w:rFonts w:ascii="Times New Roman" w:eastAsia="Calibri" w:hAnsi="Times New Roman" w:cs="Times New Roman"/>
@@ -10000,7 +8449,6 @@
       </w:rPr>
       <w:t>ap_sed</w:t>
     </w:r>
-    <w:proofErr w:type="spellEnd"/>
     <w:r>
       <w:rPr>
         <w:rFonts w:ascii="Times New Roman" w:eastAsia="Calibri" w:hAnsi="Times New Roman" w:cs="Times New Roman"/>
@@ -10018,37 +8466,7 @@
         <w:szCs w:val="20"/>
         <w:lang w:val="es-ES"/>
       </w:rPr>
-      <w:t xml:space="preserve"> </w:t>
-    </w:r>
-    <w:proofErr w:type="spellStart"/>
-    <w:r>
-      <w:rPr>
-        <w:rFonts w:ascii="Times New Roman" w:eastAsia="Calibri" w:hAnsi="Times New Roman" w:cs="Times New Roman"/>
-        <w:sz w:val="20"/>
-        <w:szCs w:val="20"/>
-        <w:lang w:val="es-ES"/>
-      </w:rPr>
-      <w:t>cam</w:t>
-    </w:r>
-    <w:proofErr w:type="spellEnd"/>
-    <w:r>
-      <w:rPr>
-        <w:rFonts w:ascii="Times New Roman" w:eastAsia="Calibri" w:hAnsi="Times New Roman" w:cs="Times New Roman"/>
-        <w:sz w:val="20"/>
-        <w:szCs w:val="20"/>
-        <w:lang w:val="es-ES"/>
-      </w:rPr>
-      <w:t>/</w:t>
-    </w:r>
-    <w:proofErr w:type="spellStart"/>
-    <w:r>
-      <w:rPr>
-        <w:rFonts w:ascii="Times New Roman" w:eastAsia="Calibri" w:hAnsi="Times New Roman" w:cs="Times New Roman"/>
-        <w:sz w:val="20"/>
-        <w:szCs w:val="20"/>
-        <w:lang w:val="es-ES"/>
-      </w:rPr>
-      <w:t>birou</w:t>
+      <w:t xml:space="preserve"> cam/birou</w:t>
     </w:r>
     <w:r>
       <w:rPr>
@@ -10058,20 +8476,8 @@
         <w:highlight w:val="red"/>
         <w:lang w:val="es-ES"/>
       </w:rPr>
-      <w:t>l</w:t>
+      <w:t>l {{</w:t>
     </w:r>
-    <w:proofErr w:type="spellEnd"/>
-    <w:r>
-      <w:rPr>
-        <w:rFonts w:ascii="Times New Roman" w:eastAsia="Calibri" w:hAnsi="Times New Roman" w:cs="Times New Roman"/>
-        <w:sz w:val="20"/>
-        <w:szCs w:val="20"/>
-        <w:highlight w:val="red"/>
-        <w:lang w:val="es-ES"/>
-      </w:rPr>
-      <w:t xml:space="preserve"> {{</w:t>
-    </w:r>
-    <w:proofErr w:type="spellStart"/>
     <w:r>
       <w:rPr>
         <w:rFonts w:ascii="Times New Roman" w:eastAsia="Calibri" w:hAnsi="Times New Roman" w:cs="Times New Roman"/>
@@ -10081,7 +8487,6 @@
       </w:rPr>
       <w:t>cam_sed</w:t>
     </w:r>
-    <w:proofErr w:type="spellEnd"/>
     <w:r>
       <w:rPr>
         <w:rFonts w:ascii="Times New Roman" w:eastAsia="Calibri" w:hAnsi="Times New Roman" w:cs="Times New Roman"/>
@@ -10099,19 +8504,8 @@
         <w:szCs w:val="20"/>
         <w:lang w:val="es-ES"/>
       </w:rPr>
-      <w:t xml:space="preserve"> </w:t>
+      <w:t xml:space="preserve"> jud</w:t>
     </w:r>
-    <w:proofErr w:type="spellStart"/>
-    <w:r>
-      <w:rPr>
-        <w:rFonts w:ascii="Times New Roman" w:eastAsia="Calibri" w:hAnsi="Times New Roman" w:cs="Times New Roman"/>
-        <w:sz w:val="20"/>
-        <w:szCs w:val="20"/>
-        <w:lang w:val="es-ES"/>
-      </w:rPr>
-      <w:t>jud</w:t>
-    </w:r>
-    <w:proofErr w:type="spellEnd"/>
     <w:r>
       <w:rPr>
         <w:rFonts w:ascii="Times New Roman" w:eastAsia="Calibri" w:hAnsi="Times New Roman" w:cs="Times New Roman"/>
@@ -10122,7 +8516,6 @@
       </w:rPr>
       <w:t>. {{</w:t>
     </w:r>
-    <w:proofErr w:type="spellStart"/>
     <w:r>
       <w:rPr>
         <w:rFonts w:ascii="Times New Roman" w:eastAsia="Calibri" w:hAnsi="Times New Roman" w:cs="Times New Roman"/>
@@ -10133,7 +8526,6 @@
       </w:rPr>
       <w:t>jud_sed</w:t>
     </w:r>
-    <w:proofErr w:type="spellEnd"/>
     <w:r>
       <w:rPr>
         <w:rFonts w:ascii="Times New Roman" w:eastAsia="Calibri" w:hAnsi="Times New Roman" w:cs="Times New Roman"/>
@@ -10152,36 +8544,14 @@
         <w:highlight w:val="red"/>
         <w:lang w:val="es-ES"/>
       </w:rPr>
-      <w:t>, {{</w:t>
-    </w:r>
-    <w:proofErr w:type="spellStart"/>
-    <w:r>
-      <w:rPr>
-        <w:rFonts w:ascii="Times New Roman" w:eastAsia="Calibri" w:hAnsi="Times New Roman" w:cs="Times New Roman"/>
-        <w:sz w:val="20"/>
-        <w:szCs w:val="20"/>
-        <w:highlight w:val="red"/>
-        <w:lang w:val="es-ES"/>
-      </w:rPr>
-      <w:t>tara_sed</w:t>
-    </w:r>
-    <w:proofErr w:type="spellEnd"/>
-    <w:r>
-      <w:rPr>
-        <w:rFonts w:ascii="Times New Roman" w:eastAsia="Calibri" w:hAnsi="Times New Roman" w:cs="Times New Roman"/>
-        <w:sz w:val="20"/>
-        <w:szCs w:val="20"/>
-        <w:highlight w:val="red"/>
-        <w:lang w:val="es-ES"/>
-      </w:rPr>
-      <w:t>}}</w:t>
+      <w:t>, {{tara_sed}}</w:t>
     </w:r>
   </w:p>
 </w:hdr>
 </file>
 
 <file path=word/numbering.xml><?xml version="1.0" encoding="utf-8"?>
-<w:numbering xmlns:wpc="http://schemas.microsoft.com/office/word/2010/wordprocessingCanvas" xmlns:cx="http://schemas.microsoft.com/office/drawing/2014/chartex" xmlns:cx1="http://schemas.microsoft.com/office/drawing/2015/9/8/chartex" xmlns:cx2="http://schemas.microsoft.com/office/drawing/2015/10/21/chartex" xmlns:cx3="http://schemas.microsoft.com/office/drawing/2016/5/9/chartex" xmlns:cx4="http://schemas.microsoft.com/office/drawing/2016/5/10/chartex" xmlns:cx5="http://schemas.microsoft.com/office/drawing/2016/5/11/chartex" xmlns:cx6="http://schemas.microsoft.com/office/drawing/2016/5/12/chartex" xmlns:cx7="http://schemas.microsoft.com/office/drawing/2016/5/13/chartex" xmlns:cx8="http://schemas.microsoft.com/office/drawing/2016/5/14/chartex" xmlns:mc="http://schemas.openxmlformats.org/markup-compatibility/2006" xmlns:aink="http://schemas.microsoft.com/office/drawing/2016/ink" xmlns:am3d="http://schemas.microsoft.com/office/drawing/2017/model3d" xmlns:o="urn:schemas-microsoft-com:office:office" xmlns:oel="http://schemas.microsoft.com/office/2019/extlst" xmlns:r="http://schemas.openxmlformats.org/officeDocument/2006/relationships" xmlns:m="http://schemas.openxmlformats.org/officeDocument/2006/math" xmlns:v="urn:schemas-microsoft-com:vml" xmlns:wp14="http://schemas.microsoft.com/office/word/2010/wordprocessingDrawing" xmlns:wp="http://schemas.openxmlformats.org/drawingml/2006/wordprocessingDrawing" xmlns:w10="urn:schemas-microsoft-com:office:word" xmlns:w="http://schemas.openxmlformats.org/wordprocessingml/2006/main" xmlns:w14="http://schemas.microsoft.com/office/word/2010/wordml" xmlns:w15="http://schemas.microsoft.com/office/word/2012/wordml" xmlns:w16cex="http://schemas.microsoft.com/office/word/2018/wordml/cex" xmlns:w16cid="http://schemas.microsoft.com/office/word/2016/wordml/cid" xmlns:w16="http://schemas.microsoft.com/office/word/2018/wordml" xmlns:w16du="http://schemas.microsoft.com/office/word/2023/wordml/word16du" xmlns:w16sdtdh="http://schemas.microsoft.com/office/word/2020/wordml/sdtdatahash" xmlns:w16se="http://schemas.microsoft.com/office/word/2015/wordml/symex" xmlns:wpg="http://schemas.microsoft.com/office/word/2010/wordprocessingGroup" xmlns:wpi="http://schemas.microsoft.com/office/word/2010/wordprocessingInk" xmlns:wne="http://schemas.microsoft.com/office/word/2006/wordml" xmlns:wps="http://schemas.microsoft.com/office/word/2010/wordprocessingShape" mc:Ignorable="w14 w15 w16se w16cid w16 w16cex w16sdtdh w16du wp14">
+<w:numbering xmlns:wpc="http://schemas.microsoft.com/office/word/2010/wordprocessingCanvas" xmlns:cx="http://schemas.microsoft.com/office/drawing/2014/chartex" xmlns:cx1="http://schemas.microsoft.com/office/drawing/2015/9/8/chartex" xmlns:cx2="http://schemas.microsoft.com/office/drawing/2015/10/21/chartex" xmlns:cx3="http://schemas.microsoft.com/office/drawing/2016/5/9/chartex" xmlns:cx4="http://schemas.microsoft.com/office/drawing/2016/5/10/chartex" xmlns:cx5="http://schemas.microsoft.com/office/drawing/2016/5/11/chartex" xmlns:cx6="http://schemas.microsoft.com/office/drawing/2016/5/12/chartex" xmlns:cx7="http://schemas.microsoft.com/office/drawing/2016/5/13/chartex" xmlns:cx8="http://schemas.microsoft.com/office/drawing/2016/5/14/chartex" xmlns:mc="http://schemas.openxmlformats.org/markup-compatibility/2006" xmlns:aink="http://schemas.microsoft.com/office/drawing/2016/ink" xmlns:am3d="http://schemas.microsoft.com/office/drawing/2017/model3d" xmlns:o="urn:schemas-microsoft-com:office:office" xmlns:oel="http://schemas.microsoft.com/office/2019/extlst" xmlns:r="http://schemas.openxmlformats.org/officeDocument/2006/relationships" xmlns:m="http://schemas.openxmlformats.org/officeDocument/2006/math" xmlns:v="urn:schemas-microsoft-com:vml" xmlns:wp14="http://schemas.microsoft.com/office/word/2010/wordprocessingDrawing" xmlns:wp="http://schemas.openxmlformats.org/drawingml/2006/wordprocessingDrawing" xmlns:w10="urn:schemas-microsoft-com:office:word" xmlns:w="http://schemas.openxmlformats.org/wordprocessingml/2006/main" xmlns:w14="http://schemas.microsoft.com/office/word/2010/wordml" xmlns:w15="http://schemas.microsoft.com/office/word/2012/wordml" xmlns:w16cex="http://schemas.microsoft.com/office/word/2018/wordml/cex" xmlns:w16cid="http://schemas.microsoft.com/office/word/2016/wordml/cid" xmlns:w16="http://schemas.microsoft.com/office/word/2018/wordml" xmlns:w16du="http://schemas.microsoft.com/office/word/2023/wordml/word16du" xmlns:w16sdtdh="http://schemas.microsoft.com/office/word/2020/wordml/sdtdatahash" xmlns:w16sdtfl="http://schemas.microsoft.com/office/word/2024/wordml/sdtformatlock" xmlns:w16se="http://schemas.microsoft.com/office/word/2015/wordml/symex" xmlns:wpg="http://schemas.microsoft.com/office/word/2010/wordprocessingGroup" xmlns:wpi="http://schemas.microsoft.com/office/word/2010/wordprocessingInk" xmlns:wne="http://schemas.microsoft.com/office/word/2006/wordml" xmlns:wps="http://schemas.microsoft.com/office/word/2010/wordprocessingShape" mc:Ignorable="w14 w15 w16se w16cid w16 w16cex w16sdtdh w16sdtfl w16du wp14">
   <w:abstractNum w:abstractNumId="0" w15:restartNumberingAfterBreak="0">
     <w:nsid w:val="07E63FEC"/>
     <w:multiLevelType w:val="hybridMultilevel"/>
@@ -10644,7 +9014,7 @@
 </file>
 
 <file path=word/styles.xml><?xml version="1.0" encoding="utf-8"?>
-<w:styles xmlns:mc="http://schemas.openxmlformats.org/markup-compatibility/2006" xmlns:r="http://schemas.openxmlformats.org/officeDocument/2006/relationships" xmlns:w="http://schemas.openxmlformats.org/wordprocessingml/2006/main" xmlns:w14="http://schemas.microsoft.com/office/word/2010/wordml" xmlns:w15="http://schemas.microsoft.com/office/word/2012/wordml" xmlns:w16cex="http://schemas.microsoft.com/office/word/2018/wordml/cex" xmlns:w16cid="http://schemas.microsoft.com/office/word/2016/wordml/cid" xmlns:w16="http://schemas.microsoft.com/office/word/2018/wordml" xmlns:w16du="http://schemas.microsoft.com/office/word/2023/wordml/word16du" xmlns:w16sdtdh="http://schemas.microsoft.com/office/word/2020/wordml/sdtdatahash" xmlns:w16se="http://schemas.microsoft.com/office/word/2015/wordml/symex" mc:Ignorable="w14 w15 w16se w16cid w16 w16cex w16sdtdh w16du">
+<w:styles xmlns:mc="http://schemas.openxmlformats.org/markup-compatibility/2006" xmlns:r="http://schemas.openxmlformats.org/officeDocument/2006/relationships" xmlns:w="http://schemas.openxmlformats.org/wordprocessingml/2006/main" xmlns:w14="http://schemas.microsoft.com/office/word/2010/wordml" xmlns:w15="http://schemas.microsoft.com/office/word/2012/wordml" xmlns:w16cex="http://schemas.microsoft.com/office/word/2018/wordml/cex" xmlns:w16cid="http://schemas.microsoft.com/office/word/2016/wordml/cid" xmlns:w16="http://schemas.microsoft.com/office/word/2018/wordml" xmlns:w16du="http://schemas.microsoft.com/office/word/2023/wordml/word16du" xmlns:w16sdtdh="http://schemas.microsoft.com/office/word/2020/wordml/sdtdatahash" xmlns:w16sdtfl="http://schemas.microsoft.com/office/word/2024/wordml/sdtformatlock" xmlns:w16se="http://schemas.microsoft.com/office/word/2015/wordml/symex" mc:Ignorable="w14 w15 w16se w16cid w16 w16cex w16sdtdh w16sdtfl w16du">
   <w:docDefaults>
     <w:rPrDefault>
       <w:rPr>

--- a/Templates/03-cim.docx
+++ b/Templates/03-cim.docx
@@ -1,6 +1,6 @@
 
 <file path=word/document.xml><?xml version="1.0" encoding="utf-8"?>
-<w:document xmlns:wpc="http://schemas.microsoft.com/office/word/2010/wordprocessingCanvas" xmlns:cx="http://schemas.microsoft.com/office/drawing/2014/chartex" xmlns:cx1="http://schemas.microsoft.com/office/drawing/2015/9/8/chartex" xmlns:cx2="http://schemas.microsoft.com/office/drawing/2015/10/21/chartex" xmlns:cx3="http://schemas.microsoft.com/office/drawing/2016/5/9/chartex" xmlns:cx4="http://schemas.microsoft.com/office/drawing/2016/5/10/chartex" xmlns:cx5="http://schemas.microsoft.com/office/drawing/2016/5/11/chartex" xmlns:cx6="http://schemas.microsoft.com/office/drawing/2016/5/12/chartex" xmlns:cx7="http://schemas.microsoft.com/office/drawing/2016/5/13/chartex" xmlns:cx8="http://schemas.microsoft.com/office/drawing/2016/5/14/chartex" xmlns:mc="http://schemas.openxmlformats.org/markup-compatibility/2006" xmlns:aink="http://schemas.microsoft.com/office/drawing/2016/ink" xmlns:am3d="http://schemas.microsoft.com/office/drawing/2017/model3d" xmlns:o="urn:schemas-microsoft-com:office:office" xmlns:oel="http://schemas.microsoft.com/office/2019/extlst" xmlns:r="http://schemas.openxmlformats.org/officeDocument/2006/relationships" xmlns:m="http://schemas.openxmlformats.org/officeDocument/2006/math" xmlns:v="urn:schemas-microsoft-com:vml" xmlns:wp14="http://schemas.microsoft.com/office/word/2010/wordprocessingDrawing" xmlns:wp="http://schemas.openxmlformats.org/drawingml/2006/wordprocessingDrawing" xmlns:w10="urn:schemas-microsoft-com:office:word" xmlns:w="http://schemas.openxmlformats.org/wordprocessingml/2006/main" xmlns:w14="http://schemas.microsoft.com/office/word/2010/wordml" xmlns:w15="http://schemas.microsoft.com/office/word/2012/wordml" xmlns:w16cex="http://schemas.microsoft.com/office/word/2018/wordml/cex" xmlns:w16cid="http://schemas.microsoft.com/office/word/2016/wordml/cid" xmlns:w16="http://schemas.microsoft.com/office/word/2018/wordml" xmlns:w16du="http://schemas.microsoft.com/office/word/2023/wordml/word16du" xmlns:w16sdtdh="http://schemas.microsoft.com/office/word/2020/wordml/sdtdatahash" xmlns:w16sdtfl="http://schemas.microsoft.com/office/word/2024/wordml/sdtformatlock" xmlns:w16se="http://schemas.microsoft.com/office/word/2015/wordml/symex" xmlns:wpg="http://schemas.microsoft.com/office/word/2010/wordprocessingGroup" xmlns:wpi="http://schemas.microsoft.com/office/word/2010/wordprocessingInk" xmlns:wne="http://schemas.microsoft.com/office/word/2006/wordml" xmlns:wps="http://schemas.microsoft.com/office/word/2010/wordprocessingShape" mc:Ignorable="w14 w15 w16se w16cid w16 w16cex w16sdtdh w16sdtfl w16du wp14">
+<w:document xmlns:wpc="http://schemas.microsoft.com/office/word/2010/wordprocessingCanvas" xmlns:cx="http://schemas.microsoft.com/office/drawing/2014/chartex" xmlns:cx1="http://schemas.microsoft.com/office/drawing/2015/9/8/chartex" xmlns:cx2="http://schemas.microsoft.com/office/drawing/2015/10/21/chartex" xmlns:cx3="http://schemas.microsoft.com/office/drawing/2016/5/9/chartex" xmlns:cx4="http://schemas.microsoft.com/office/drawing/2016/5/10/chartex" xmlns:cx5="http://schemas.microsoft.com/office/drawing/2016/5/11/chartex" xmlns:cx6="http://schemas.microsoft.com/office/drawing/2016/5/12/chartex" xmlns:cx7="http://schemas.microsoft.com/office/drawing/2016/5/13/chartex" xmlns:cx8="http://schemas.microsoft.com/office/drawing/2016/5/14/chartex" xmlns:mc="http://schemas.openxmlformats.org/markup-compatibility/2006" xmlns:aink="http://schemas.microsoft.com/office/drawing/2016/ink" xmlns:am3d="http://schemas.microsoft.com/office/drawing/2017/model3d" xmlns:o="urn:schemas-microsoft-com:office:office" xmlns:oel="http://schemas.microsoft.com/office/2019/extlst" xmlns:r="http://schemas.openxmlformats.org/officeDocument/2006/relationships" xmlns:m="http://schemas.openxmlformats.org/officeDocument/2006/math" xmlns:v="urn:schemas-microsoft-com:vml" xmlns:wp14="http://schemas.microsoft.com/office/word/2010/wordprocessingDrawing" xmlns:wp="http://schemas.openxmlformats.org/drawingml/2006/wordprocessingDrawing" xmlns:w10="urn:schemas-microsoft-com:office:word" xmlns:w="http://schemas.openxmlformats.org/wordprocessingml/2006/main" xmlns:w14="http://schemas.microsoft.com/office/word/2010/wordml" xmlns:w15="http://schemas.microsoft.com/office/word/2012/wordml" xmlns:w16cei="http://schemas.microsoft.com/office/word/2026/wordml/cei" xmlns:w16cex="http://schemas.microsoft.com/office/word/2018/wordml/cex" xmlns:w16cid="http://schemas.microsoft.com/office/word/2016/wordml/cid" xmlns:w16="http://schemas.microsoft.com/office/word/2018/wordml" xmlns:w16du="http://schemas.microsoft.com/office/word/2023/wordml/word16du" xmlns:w16sdtdh="http://schemas.microsoft.com/office/word/2020/wordml/sdtdatahash" xmlns:w16sdtfl="http://schemas.microsoft.com/office/word/2024/wordml/sdtformatlock" xmlns:w16se="http://schemas.microsoft.com/office/word/2015/wordml/symex" xmlns:wpg="http://schemas.microsoft.com/office/word/2010/wordprocessingGroup" xmlns:wpi="http://schemas.microsoft.com/office/word/2010/wordprocessingInk" xmlns:wne="http://schemas.microsoft.com/office/word/2006/wordml" xmlns:wps="http://schemas.microsoft.com/office/word/2010/wordprocessingShape" mc:Ignorable="w14 w15 w16se w16cid w16 w16cex w16sdtdh w16sdtfl w16du wp14">
   <w:body>
     <w:p>
       <w:pPr>
@@ -103,6 +103,7 @@
         </w:rPr>
         <w:t>{{</w:t>
       </w:r>
+      <w:proofErr w:type="spellStart"/>
       <w:r>
         <w:rPr>
           <w:rFonts w:ascii="Times New Roman" w:hAnsi="Times New Roman" w:cs="Times New Roman"/>
@@ -112,6 +113,7 @@
         </w:rPr>
         <w:t>data_semn_cim</w:t>
       </w:r>
+      <w:proofErr w:type="spellEnd"/>
       <w:r>
         <w:rPr>
           <w:rFonts w:ascii="Times New Roman" w:hAnsi="Times New Roman" w:cs="Times New Roman"/>
@@ -241,6 +243,7 @@
         </w:rPr>
         <w:t>{{</w:t>
       </w:r>
+      <w:proofErr w:type="spellStart"/>
       <w:r>
         <w:rPr>
           <w:rFonts w:ascii="Times New Roman" w:hAnsi="Times New Roman" w:cs="Times New Roman"/>
@@ -250,6 +253,7 @@
         </w:rPr>
         <w:t>nr_cim</w:t>
       </w:r>
+      <w:proofErr w:type="spellEnd"/>
       <w:r>
         <w:rPr>
           <w:rFonts w:ascii="Times New Roman" w:hAnsi="Times New Roman" w:cs="Times New Roman"/>
@@ -299,6 +303,7 @@
         </w:rPr>
         <w:t>{{</w:t>
       </w:r>
+      <w:proofErr w:type="spellStart"/>
       <w:r>
         <w:rPr>
           <w:rFonts w:ascii="Times New Roman" w:hAnsi="Times New Roman" w:cs="Times New Roman"/>
@@ -308,6 +313,7 @@
         </w:rPr>
         <w:t>data_semn_cim</w:t>
       </w:r>
+      <w:proofErr w:type="spellEnd"/>
       <w:r>
         <w:rPr>
           <w:rFonts w:ascii="Times New Roman" w:hAnsi="Times New Roman" w:cs="Times New Roman"/>
@@ -406,6 +412,7 @@
         </w:rPr>
         <w:t xml:space="preserve">Angajator - persoană </w:t>
       </w:r>
+      <w:proofErr w:type="spellStart"/>
       <w:r>
         <w:rPr>
           <w:rFonts w:ascii="Times New Roman" w:eastAsia="Times New Roman" w:hAnsi="Times New Roman" w:cs="Times New Roman"/>
@@ -423,6 +430,7 @@
         </w:rPr>
         <w:t>ă</w:t>
       </w:r>
+      <w:proofErr w:type="spellEnd"/>
       <w:r>
         <w:rPr>
           <w:rFonts w:ascii="Times New Roman" w:eastAsia="Times New Roman" w:hAnsi="Times New Roman" w:cs="Times New Roman"/>
@@ -434,6 +442,7 @@
         </w:rPr>
         <w:t xml:space="preserve"> {{</w:t>
       </w:r>
+      <w:proofErr w:type="spellStart"/>
       <w:r>
         <w:rPr>
           <w:rFonts w:ascii="Times New Roman" w:eastAsia="Times New Roman" w:hAnsi="Times New Roman" w:cs="Times New Roman"/>
@@ -445,6 +454,7 @@
         </w:rPr>
         <w:t>companie</w:t>
       </w:r>
+      <w:proofErr w:type="spellEnd"/>
       <w:r>
         <w:rPr>
           <w:rFonts w:ascii="Times New Roman" w:eastAsia="Times New Roman" w:hAnsi="Times New Roman" w:cs="Times New Roman"/>
@@ -474,22 +484,88 @@
         </w:rPr>
         <w:t xml:space="preserve">., </w:t>
       </w:r>
-      <w:r>
-        <w:rPr>
-          <w:rFonts w:ascii="Times New Roman" w:hAnsi="Times New Roman" w:cs="Times New Roman"/>
-          <w:sz w:val="24"/>
-          <w:szCs w:val="24"/>
-        </w:rPr>
-        <w:t>înmatriculata la Registrul Comertului sub nr</w:t>
-      </w:r>
-      <w:r>
-        <w:rPr>
-          <w:rFonts w:ascii="Times New Roman" w:hAnsi="Times New Roman" w:cs="Times New Roman"/>
-          <w:sz w:val="24"/>
-          <w:szCs w:val="24"/>
-          <w:highlight w:val="red"/>
-        </w:rPr>
-        <w:t>. {{nr_inreg}},</w:t>
+      <w:proofErr w:type="spellStart"/>
+      <w:r>
+        <w:rPr>
+          <w:rFonts w:ascii="Times New Roman" w:hAnsi="Times New Roman" w:cs="Times New Roman"/>
+          <w:sz w:val="24"/>
+          <w:szCs w:val="24"/>
+        </w:rPr>
+        <w:t>înmatriculata</w:t>
+      </w:r>
+      <w:proofErr w:type="spellEnd"/>
+      <w:r>
+        <w:rPr>
+          <w:rFonts w:ascii="Times New Roman" w:hAnsi="Times New Roman" w:cs="Times New Roman"/>
+          <w:sz w:val="24"/>
+          <w:szCs w:val="24"/>
+        </w:rPr>
+        <w:t xml:space="preserve"> la </w:t>
+      </w:r>
+      <w:proofErr w:type="spellStart"/>
+      <w:r>
+        <w:rPr>
+          <w:rFonts w:ascii="Times New Roman" w:hAnsi="Times New Roman" w:cs="Times New Roman"/>
+          <w:sz w:val="24"/>
+          <w:szCs w:val="24"/>
+        </w:rPr>
+        <w:t>Registrul</w:t>
+      </w:r>
+      <w:proofErr w:type="spellEnd"/>
+      <w:r>
+        <w:rPr>
+          <w:rFonts w:ascii="Times New Roman" w:hAnsi="Times New Roman" w:cs="Times New Roman"/>
+          <w:sz w:val="24"/>
+          <w:szCs w:val="24"/>
+        </w:rPr>
+        <w:t xml:space="preserve"> </w:t>
+      </w:r>
+      <w:proofErr w:type="spellStart"/>
+      <w:r>
+        <w:rPr>
+          <w:rFonts w:ascii="Times New Roman" w:hAnsi="Times New Roman" w:cs="Times New Roman"/>
+          <w:sz w:val="24"/>
+          <w:szCs w:val="24"/>
+        </w:rPr>
+        <w:t>Comertului</w:t>
+      </w:r>
+      <w:proofErr w:type="spellEnd"/>
+      <w:r>
+        <w:rPr>
+          <w:rFonts w:ascii="Times New Roman" w:hAnsi="Times New Roman" w:cs="Times New Roman"/>
+          <w:sz w:val="24"/>
+          <w:szCs w:val="24"/>
+        </w:rPr>
+        <w:t xml:space="preserve"> sub nr</w:t>
+      </w:r>
+      <w:r>
+        <w:rPr>
+          <w:rFonts w:ascii="Times New Roman" w:hAnsi="Times New Roman" w:cs="Times New Roman"/>
+          <w:sz w:val="24"/>
+          <w:szCs w:val="24"/>
+          <w:highlight w:val="red"/>
+        </w:rPr>
+        <w:t>. {{</w:t>
+      </w:r>
+      <w:proofErr w:type="spellStart"/>
+      <w:r>
+        <w:rPr>
+          <w:rFonts w:ascii="Times New Roman" w:hAnsi="Times New Roman" w:cs="Times New Roman"/>
+          <w:sz w:val="24"/>
+          <w:szCs w:val="24"/>
+          <w:highlight w:val="red"/>
+        </w:rPr>
+        <w:t>nr_inreg</w:t>
+      </w:r>
+      <w:proofErr w:type="spellEnd"/>
+      <w:r>
+        <w:rPr>
+          <w:rFonts w:ascii="Times New Roman" w:hAnsi="Times New Roman" w:cs="Times New Roman"/>
+          <w:sz w:val="24"/>
+          <w:szCs w:val="24"/>
+          <w:highlight w:val="red"/>
+        </w:rPr>
+        <w:t>}},</w:t>
       </w:r>
       <w:r>
         <w:rPr>
@@ -514,16 +590,91 @@
           <w:sz w:val="24"/>
           <w:szCs w:val="24"/>
         </w:rPr>
-        <w:t xml:space="preserve"> cu sediul în localitate</w:t>
-      </w:r>
-      <w:r>
-        <w:rPr>
-          <w:rFonts w:ascii="Times New Roman" w:hAnsi="Times New Roman" w:cs="Times New Roman"/>
-          <w:sz w:val="24"/>
-          <w:szCs w:val="24"/>
-          <w:highlight w:val="red"/>
-        </w:rPr>
-        <w:t>a {{loc_sed}}</w:t>
+        <w:t xml:space="preserve"> cu </w:t>
+      </w:r>
+      <w:proofErr w:type="spellStart"/>
+      <w:r>
+        <w:rPr>
+          <w:rFonts w:ascii="Times New Roman" w:hAnsi="Times New Roman" w:cs="Times New Roman"/>
+          <w:sz w:val="24"/>
+          <w:szCs w:val="24"/>
+        </w:rPr>
+        <w:t>sediul</w:t>
+      </w:r>
+      <w:proofErr w:type="spellEnd"/>
+      <w:r>
+        <w:rPr>
+          <w:rFonts w:ascii="Times New Roman" w:hAnsi="Times New Roman" w:cs="Times New Roman"/>
+          <w:sz w:val="24"/>
+          <w:szCs w:val="24"/>
+        </w:rPr>
+        <w:t xml:space="preserve"> </w:t>
+      </w:r>
+      <w:proofErr w:type="spellStart"/>
+      <w:r>
+        <w:rPr>
+          <w:rFonts w:ascii="Times New Roman" w:hAnsi="Times New Roman" w:cs="Times New Roman"/>
+          <w:sz w:val="24"/>
+          <w:szCs w:val="24"/>
+        </w:rPr>
+        <w:t>în</w:t>
+      </w:r>
+      <w:proofErr w:type="spellEnd"/>
+      <w:r>
+        <w:rPr>
+          <w:rFonts w:ascii="Times New Roman" w:hAnsi="Times New Roman" w:cs="Times New Roman"/>
+          <w:sz w:val="24"/>
+          <w:szCs w:val="24"/>
+        </w:rPr>
+        <w:t xml:space="preserve"> </w:t>
+      </w:r>
+      <w:proofErr w:type="spellStart"/>
+      <w:r>
+        <w:rPr>
+          <w:rFonts w:ascii="Times New Roman" w:hAnsi="Times New Roman" w:cs="Times New Roman"/>
+          <w:sz w:val="24"/>
+          <w:szCs w:val="24"/>
+        </w:rPr>
+        <w:t>localitate</w:t>
+      </w:r>
+      <w:r>
+        <w:rPr>
+          <w:rFonts w:ascii="Times New Roman" w:hAnsi="Times New Roman" w:cs="Times New Roman"/>
+          <w:sz w:val="24"/>
+          <w:szCs w:val="24"/>
+          <w:highlight w:val="red"/>
+        </w:rPr>
+        <w:t>a</w:t>
+      </w:r>
+      <w:proofErr w:type="spellEnd"/>
+      <w:r>
+        <w:rPr>
+          <w:rFonts w:ascii="Times New Roman" w:hAnsi="Times New Roman" w:cs="Times New Roman"/>
+          <w:sz w:val="24"/>
+          <w:szCs w:val="24"/>
+          <w:highlight w:val="red"/>
+        </w:rPr>
+        <w:t xml:space="preserve"> {{</w:t>
+      </w:r>
+      <w:proofErr w:type="spellStart"/>
+      <w:r>
+        <w:rPr>
+          <w:rFonts w:ascii="Times New Roman" w:hAnsi="Times New Roman" w:cs="Times New Roman"/>
+          <w:sz w:val="24"/>
+          <w:szCs w:val="24"/>
+          <w:highlight w:val="red"/>
+        </w:rPr>
+        <w:t>loc_sed</w:t>
+      </w:r>
+      <w:proofErr w:type="spellEnd"/>
+      <w:r>
+        <w:rPr>
+          <w:rFonts w:ascii="Times New Roman" w:hAnsi="Times New Roman" w:cs="Times New Roman"/>
+          <w:sz w:val="24"/>
+          <w:szCs w:val="24"/>
+          <w:highlight w:val="red"/>
+        </w:rPr>
+        <w:t>}}</w:t>
       </w:r>
       <w:r>
         <w:rPr>
@@ -542,18 +693,30 @@
           <w:szCs w:val="24"/>
           <w:lang w:val="es-ES"/>
         </w:rPr>
-        <w:t xml:space="preserve"> str</w:t>
-      </w:r>
-      <w:r>
-        <w:rPr>
-          <w:rFonts w:ascii="Times New Roman" w:hAnsi="Times New Roman" w:cs="Times New Roman"/>
-          <w:sz w:val="24"/>
-          <w:szCs w:val="24"/>
-          <w:highlight w:val="red"/>
+        <w:t xml:space="preserve"> </w:t>
+      </w:r>
+      <w:proofErr w:type="spellStart"/>
+      <w:r>
+        <w:rPr>
+          <w:rFonts w:ascii="Times New Roman" w:hAnsi="Times New Roman" w:cs="Times New Roman"/>
+          <w:sz w:val="24"/>
+          <w:szCs w:val="24"/>
           <w:lang w:val="es-ES"/>
         </w:rPr>
+        <w:t>str</w:t>
+      </w:r>
+      <w:proofErr w:type="spellEnd"/>
+      <w:r>
+        <w:rPr>
+          <w:rFonts w:ascii="Times New Roman" w:hAnsi="Times New Roman" w:cs="Times New Roman"/>
+          <w:sz w:val="24"/>
+          <w:szCs w:val="24"/>
+          <w:highlight w:val="red"/>
+          <w:lang w:val="es-ES"/>
+        </w:rPr>
         <w:t>. {{</w:t>
       </w:r>
+      <w:proofErr w:type="spellStart"/>
       <w:r>
         <w:rPr>
           <w:rFonts w:ascii="Times New Roman" w:hAnsi="Times New Roman" w:cs="Times New Roman"/>
@@ -563,6 +726,7 @@
         </w:rPr>
         <w:t>str_sed</w:t>
       </w:r>
+      <w:proofErr w:type="spellEnd"/>
       <w:r>
         <w:rPr>
           <w:rFonts w:ascii="Times New Roman" w:hAnsi="Times New Roman" w:cs="Times New Roman"/>
@@ -580,18 +744,30 @@
           <w:szCs w:val="24"/>
           <w:lang w:val="es-ES"/>
         </w:rPr>
-        <w:t xml:space="preserve"> nr</w:t>
-      </w:r>
-      <w:r>
-        <w:rPr>
-          <w:rFonts w:ascii="Times New Roman" w:hAnsi="Times New Roman" w:cs="Times New Roman"/>
-          <w:sz w:val="24"/>
-          <w:szCs w:val="24"/>
-          <w:highlight w:val="red"/>
+        <w:t xml:space="preserve"> </w:t>
+      </w:r>
+      <w:proofErr w:type="spellStart"/>
+      <w:r>
+        <w:rPr>
+          <w:rFonts w:ascii="Times New Roman" w:hAnsi="Times New Roman" w:cs="Times New Roman"/>
+          <w:sz w:val="24"/>
+          <w:szCs w:val="24"/>
           <w:lang w:val="es-ES"/>
         </w:rPr>
+        <w:t>nr</w:t>
+      </w:r>
+      <w:proofErr w:type="spellEnd"/>
+      <w:r>
+        <w:rPr>
+          <w:rFonts w:ascii="Times New Roman" w:hAnsi="Times New Roman" w:cs="Times New Roman"/>
+          <w:sz w:val="24"/>
+          <w:szCs w:val="24"/>
+          <w:highlight w:val="red"/>
+          <w:lang w:val="es-ES"/>
+        </w:rPr>
         <w:t>. {{</w:t>
       </w:r>
+      <w:proofErr w:type="spellStart"/>
       <w:r>
         <w:rPr>
           <w:rFonts w:ascii="Times New Roman" w:hAnsi="Times New Roman" w:cs="Times New Roman"/>
@@ -601,6 +777,7 @@
         </w:rPr>
         <w:t>nr_sed</w:t>
       </w:r>
+      <w:proofErr w:type="spellEnd"/>
       <w:r>
         <w:rPr>
           <w:rFonts w:ascii="Times New Roman" w:hAnsi="Times New Roman" w:cs="Times New Roman"/>
@@ -618,18 +795,30 @@
           <w:szCs w:val="24"/>
           <w:lang w:val="es-ES"/>
         </w:rPr>
-        <w:t xml:space="preserve"> bl</w:t>
-      </w:r>
-      <w:r>
-        <w:rPr>
-          <w:rFonts w:ascii="Times New Roman" w:hAnsi="Times New Roman" w:cs="Times New Roman"/>
-          <w:sz w:val="24"/>
-          <w:szCs w:val="24"/>
-          <w:highlight w:val="red"/>
+        <w:t xml:space="preserve"> </w:t>
+      </w:r>
+      <w:proofErr w:type="spellStart"/>
+      <w:r>
+        <w:rPr>
+          <w:rFonts w:ascii="Times New Roman" w:hAnsi="Times New Roman" w:cs="Times New Roman"/>
+          <w:sz w:val="24"/>
+          <w:szCs w:val="24"/>
           <w:lang w:val="es-ES"/>
         </w:rPr>
+        <w:t>bl</w:t>
+      </w:r>
+      <w:proofErr w:type="spellEnd"/>
+      <w:r>
+        <w:rPr>
+          <w:rFonts w:ascii="Times New Roman" w:hAnsi="Times New Roman" w:cs="Times New Roman"/>
+          <w:sz w:val="24"/>
+          <w:szCs w:val="24"/>
+          <w:highlight w:val="red"/>
+          <w:lang w:val="es-ES"/>
+        </w:rPr>
         <w:t>. {{</w:t>
       </w:r>
+      <w:proofErr w:type="spellStart"/>
       <w:r>
         <w:rPr>
           <w:rFonts w:ascii="Times New Roman" w:hAnsi="Times New Roman" w:cs="Times New Roman"/>
@@ -639,6 +828,7 @@
         </w:rPr>
         <w:t>bl_sed</w:t>
       </w:r>
+      <w:proofErr w:type="spellEnd"/>
       <w:r>
         <w:rPr>
           <w:rFonts w:ascii="Times New Roman" w:hAnsi="Times New Roman" w:cs="Times New Roman"/>
@@ -656,18 +846,30 @@
           <w:szCs w:val="24"/>
           <w:lang w:val="es-ES"/>
         </w:rPr>
-        <w:t xml:space="preserve"> sc</w:t>
-      </w:r>
-      <w:r>
-        <w:rPr>
-          <w:rFonts w:ascii="Times New Roman" w:hAnsi="Times New Roman" w:cs="Times New Roman"/>
-          <w:sz w:val="24"/>
-          <w:szCs w:val="24"/>
-          <w:highlight w:val="red"/>
+        <w:t xml:space="preserve"> </w:t>
+      </w:r>
+      <w:proofErr w:type="spellStart"/>
+      <w:r>
+        <w:rPr>
+          <w:rFonts w:ascii="Times New Roman" w:hAnsi="Times New Roman" w:cs="Times New Roman"/>
+          <w:sz w:val="24"/>
+          <w:szCs w:val="24"/>
           <w:lang w:val="es-ES"/>
         </w:rPr>
+        <w:t>sc</w:t>
+      </w:r>
+      <w:proofErr w:type="spellEnd"/>
+      <w:r>
+        <w:rPr>
+          <w:rFonts w:ascii="Times New Roman" w:hAnsi="Times New Roman" w:cs="Times New Roman"/>
+          <w:sz w:val="24"/>
+          <w:szCs w:val="24"/>
+          <w:highlight w:val="red"/>
+          <w:lang w:val="es-ES"/>
+        </w:rPr>
         <w:t>. {{</w:t>
       </w:r>
+      <w:proofErr w:type="spellStart"/>
       <w:r>
         <w:rPr>
           <w:rFonts w:ascii="Times New Roman" w:hAnsi="Times New Roman" w:cs="Times New Roman"/>
@@ -677,6 +879,7 @@
         </w:rPr>
         <w:t>sc_sed</w:t>
       </w:r>
+      <w:proofErr w:type="spellEnd"/>
       <w:r>
         <w:rPr>
           <w:rFonts w:ascii="Times New Roman" w:hAnsi="Times New Roman" w:cs="Times New Roman"/>
@@ -706,6 +909,7 @@
         </w:rPr>
         <w:t>. {{</w:t>
       </w:r>
+      <w:proofErr w:type="spellStart"/>
       <w:r>
         <w:rPr>
           <w:rFonts w:ascii="Times New Roman" w:hAnsi="Times New Roman" w:cs="Times New Roman"/>
@@ -715,6 +919,7 @@
         </w:rPr>
         <w:t>et_sed</w:t>
       </w:r>
+      <w:proofErr w:type="spellEnd"/>
       <w:r>
         <w:rPr>
           <w:rFonts w:ascii="Times New Roman" w:hAnsi="Times New Roman" w:cs="Times New Roman"/>
@@ -744,6 +949,7 @@
         </w:rPr>
         <w:t>. {{</w:t>
       </w:r>
+      <w:proofErr w:type="spellStart"/>
       <w:r>
         <w:rPr>
           <w:rFonts w:ascii="Times New Roman" w:hAnsi="Times New Roman" w:cs="Times New Roman"/>
@@ -753,6 +959,7 @@
         </w:rPr>
         <w:t>ap_sed</w:t>
       </w:r>
+      <w:proofErr w:type="spellEnd"/>
       <w:r>
         <w:rPr>
           <w:rFonts w:ascii="Times New Roman" w:hAnsi="Times New Roman" w:cs="Times New Roman"/>
@@ -770,18 +977,60 @@
           <w:szCs w:val="24"/>
           <w:lang w:val="es-ES"/>
         </w:rPr>
-        <w:t xml:space="preserve"> cam/birou</w:t>
-      </w:r>
-      <w:r>
-        <w:rPr>
-          <w:rFonts w:ascii="Times New Roman" w:hAnsi="Times New Roman" w:cs="Times New Roman"/>
-          <w:sz w:val="24"/>
-          <w:szCs w:val="24"/>
-          <w:highlight w:val="red"/>
+        <w:t xml:space="preserve"> </w:t>
+      </w:r>
+      <w:proofErr w:type="spellStart"/>
+      <w:r>
+        <w:rPr>
+          <w:rFonts w:ascii="Times New Roman" w:hAnsi="Times New Roman" w:cs="Times New Roman"/>
+          <w:sz w:val="24"/>
+          <w:szCs w:val="24"/>
           <w:lang w:val="es-ES"/>
         </w:rPr>
-        <w:t>l {{</w:t>
-      </w:r>
+        <w:t>cam</w:t>
+      </w:r>
+      <w:proofErr w:type="spellEnd"/>
+      <w:r>
+        <w:rPr>
+          <w:rFonts w:ascii="Times New Roman" w:hAnsi="Times New Roman" w:cs="Times New Roman"/>
+          <w:sz w:val="24"/>
+          <w:szCs w:val="24"/>
+          <w:lang w:val="es-ES"/>
+        </w:rPr>
+        <w:t>/</w:t>
+      </w:r>
+      <w:proofErr w:type="spellStart"/>
+      <w:r>
+        <w:rPr>
+          <w:rFonts w:ascii="Times New Roman" w:hAnsi="Times New Roman" w:cs="Times New Roman"/>
+          <w:sz w:val="24"/>
+          <w:szCs w:val="24"/>
+          <w:lang w:val="es-ES"/>
+        </w:rPr>
+        <w:t>birou</w:t>
+      </w:r>
+      <w:r>
+        <w:rPr>
+          <w:rFonts w:ascii="Times New Roman" w:hAnsi="Times New Roman" w:cs="Times New Roman"/>
+          <w:sz w:val="24"/>
+          <w:szCs w:val="24"/>
+          <w:highlight w:val="red"/>
+          <w:lang w:val="es-ES"/>
+        </w:rPr>
+        <w:t>l</w:t>
+      </w:r>
+      <w:proofErr w:type="spellEnd"/>
+      <w:r>
+        <w:rPr>
+          <w:rFonts w:ascii="Times New Roman" w:hAnsi="Times New Roman" w:cs="Times New Roman"/>
+          <w:sz w:val="24"/>
+          <w:szCs w:val="24"/>
+          <w:highlight w:val="red"/>
+          <w:lang w:val="es-ES"/>
+        </w:rPr>
+        <w:t xml:space="preserve"> {{</w:t>
+      </w:r>
+      <w:proofErr w:type="spellStart"/>
       <w:r>
         <w:rPr>
           <w:rFonts w:ascii="Times New Roman" w:hAnsi="Times New Roman" w:cs="Times New Roman"/>
@@ -791,6 +1040,7 @@
         </w:rPr>
         <w:t>cam_sed</w:t>
       </w:r>
+      <w:proofErr w:type="spellEnd"/>
       <w:r>
         <w:rPr>
           <w:rFonts w:ascii="Times New Roman" w:hAnsi="Times New Roman" w:cs="Times New Roman"/>
@@ -808,18 +1058,40 @@
           <w:szCs w:val="24"/>
           <w:lang w:val="es-ES"/>
         </w:rPr>
-        <w:t xml:space="preserve"> jude</w:t>
-      </w:r>
-      <w:r>
-        <w:rPr>
-          <w:rFonts w:ascii="Times New Roman" w:hAnsi="Times New Roman" w:cs="Times New Roman"/>
-          <w:sz w:val="24"/>
-          <w:szCs w:val="24"/>
-          <w:highlight w:val="red"/>
+        <w:t xml:space="preserve"> </w:t>
+      </w:r>
+      <w:proofErr w:type="spellStart"/>
+      <w:r>
+        <w:rPr>
+          <w:rFonts w:ascii="Times New Roman" w:hAnsi="Times New Roman" w:cs="Times New Roman"/>
+          <w:sz w:val="24"/>
+          <w:szCs w:val="24"/>
           <w:lang w:val="es-ES"/>
         </w:rPr>
-        <w:t>ț {{</w:t>
-      </w:r>
+        <w:t>jude</w:t>
+      </w:r>
+      <w:r>
+        <w:rPr>
+          <w:rFonts w:ascii="Times New Roman" w:hAnsi="Times New Roman" w:cs="Times New Roman"/>
+          <w:sz w:val="24"/>
+          <w:szCs w:val="24"/>
+          <w:highlight w:val="red"/>
+          <w:lang w:val="es-ES"/>
+        </w:rPr>
+        <w:t>ț</w:t>
+      </w:r>
+      <w:proofErr w:type="spellEnd"/>
+      <w:r>
+        <w:rPr>
+          <w:rFonts w:ascii="Times New Roman" w:hAnsi="Times New Roman" w:cs="Times New Roman"/>
+          <w:sz w:val="24"/>
+          <w:szCs w:val="24"/>
+          <w:highlight w:val="red"/>
+          <w:lang w:val="es-ES"/>
+        </w:rPr>
+        <w:t xml:space="preserve"> {{</w:t>
+      </w:r>
+      <w:proofErr w:type="spellStart"/>
       <w:r>
         <w:rPr>
           <w:rFonts w:ascii="Times New Roman" w:hAnsi="Times New Roman" w:cs="Times New Roman"/>
@@ -829,6 +1101,7 @@
         </w:rPr>
         <w:t>jud_sed</w:t>
       </w:r>
+      <w:proofErr w:type="spellEnd"/>
       <w:r>
         <w:rPr>
           <w:rFonts w:ascii="Times New Roman" w:hAnsi="Times New Roman" w:cs="Times New Roman"/>
@@ -863,25 +1136,84 @@
           <w:szCs w:val="24"/>
           <w:highlight w:val="red"/>
         </w:rPr>
-        <w:t>{{tara_sed}}, r</w:t>
-      </w:r>
-      <w:r>
-        <w:rPr>
-          <w:rFonts w:ascii="Times New Roman" w:hAnsi="Times New Roman" w:cs="Times New Roman"/>
-          <w:sz w:val="24"/>
-          <w:szCs w:val="24"/>
-        </w:rPr>
-        <w:t>eprezentată legal pri</w:t>
-      </w:r>
-      <w:r>
-        <w:rPr>
-          <w:rFonts w:ascii="Times New Roman" w:hAnsi="Times New Roman" w:cs="Times New Roman"/>
-          <w:sz w:val="24"/>
-          <w:szCs w:val="24"/>
-          <w:highlight w:val="red"/>
-        </w:rPr>
-        <w:t>n {{</w:t>
-      </w:r>
+        <w:t>{{</w:t>
+      </w:r>
+      <w:proofErr w:type="spellStart"/>
+      <w:r>
+        <w:rPr>
+          <w:rFonts w:ascii="Times New Roman" w:hAnsi="Times New Roman" w:cs="Times New Roman"/>
+          <w:sz w:val="24"/>
+          <w:szCs w:val="24"/>
+          <w:highlight w:val="red"/>
+        </w:rPr>
+        <w:t>tara_sed</w:t>
+      </w:r>
+      <w:proofErr w:type="spellEnd"/>
+      <w:r>
+        <w:rPr>
+          <w:rFonts w:ascii="Times New Roman" w:hAnsi="Times New Roman" w:cs="Times New Roman"/>
+          <w:sz w:val="24"/>
+          <w:szCs w:val="24"/>
+          <w:highlight w:val="red"/>
+        </w:rPr>
+        <w:t xml:space="preserve">}}, </w:t>
+      </w:r>
+      <w:proofErr w:type="spellStart"/>
+      <w:r>
+        <w:rPr>
+          <w:rFonts w:ascii="Times New Roman" w:hAnsi="Times New Roman" w:cs="Times New Roman"/>
+          <w:sz w:val="24"/>
+          <w:szCs w:val="24"/>
+          <w:highlight w:val="red"/>
+        </w:rPr>
+        <w:t>r</w:t>
+      </w:r>
+      <w:r>
+        <w:rPr>
+          <w:rFonts w:ascii="Times New Roman" w:hAnsi="Times New Roman" w:cs="Times New Roman"/>
+          <w:sz w:val="24"/>
+          <w:szCs w:val="24"/>
+        </w:rPr>
+        <w:t>eprezentată</w:t>
+      </w:r>
+      <w:proofErr w:type="spellEnd"/>
+      <w:r>
+        <w:rPr>
+          <w:rFonts w:ascii="Times New Roman" w:hAnsi="Times New Roman" w:cs="Times New Roman"/>
+          <w:sz w:val="24"/>
+          <w:szCs w:val="24"/>
+        </w:rPr>
+        <w:t xml:space="preserve"> legal </w:t>
+      </w:r>
+      <w:proofErr w:type="spellStart"/>
+      <w:r>
+        <w:rPr>
+          <w:rFonts w:ascii="Times New Roman" w:hAnsi="Times New Roman" w:cs="Times New Roman"/>
+          <w:sz w:val="24"/>
+          <w:szCs w:val="24"/>
+        </w:rPr>
+        <w:t>pri</w:t>
+      </w:r>
+      <w:r>
+        <w:rPr>
+          <w:rFonts w:ascii="Times New Roman" w:hAnsi="Times New Roman" w:cs="Times New Roman"/>
+          <w:sz w:val="24"/>
+          <w:szCs w:val="24"/>
+          <w:highlight w:val="red"/>
+        </w:rPr>
+        <w:t>n</w:t>
+      </w:r>
+      <w:proofErr w:type="spellEnd"/>
+      <w:r>
+        <w:rPr>
+          <w:rFonts w:ascii="Times New Roman" w:hAnsi="Times New Roman" w:cs="Times New Roman"/>
+          <w:sz w:val="24"/>
+          <w:szCs w:val="24"/>
+          <w:highlight w:val="red"/>
+        </w:rPr>
+        <w:t xml:space="preserve"> {{</w:t>
+      </w:r>
+      <w:proofErr w:type="spellStart"/>
       <w:r>
         <w:rPr>
           <w:rFonts w:ascii="Times New Roman" w:hAnsi="Times New Roman" w:cs="Times New Roman"/>
@@ -891,6 +1223,7 @@
         </w:rPr>
         <w:t>adm_nume</w:t>
       </w:r>
+      <w:proofErr w:type="spellEnd"/>
       <w:r>
         <w:rPr>
           <w:rFonts w:ascii="Times New Roman" w:hAnsi="Times New Roman" w:cs="Times New Roman"/>
@@ -906,7 +1239,43 @@
           <w:sz w:val="24"/>
           <w:szCs w:val="24"/>
         </w:rPr>
-        <w:t xml:space="preserve"> în calitate de</w:t>
+        <w:t xml:space="preserve"> </w:t>
+      </w:r>
+      <w:proofErr w:type="spellStart"/>
+      <w:r>
+        <w:rPr>
+          <w:rFonts w:ascii="Times New Roman" w:hAnsi="Times New Roman" w:cs="Times New Roman"/>
+          <w:sz w:val="24"/>
+          <w:szCs w:val="24"/>
+        </w:rPr>
+        <w:t>în</w:t>
+      </w:r>
+      <w:proofErr w:type="spellEnd"/>
+      <w:r>
+        <w:rPr>
+          <w:rFonts w:ascii="Times New Roman" w:hAnsi="Times New Roman" w:cs="Times New Roman"/>
+          <w:sz w:val="24"/>
+          <w:szCs w:val="24"/>
+        </w:rPr>
+        <w:t xml:space="preserve"> </w:t>
+      </w:r>
+      <w:proofErr w:type="spellStart"/>
+      <w:r>
+        <w:rPr>
+          <w:rFonts w:ascii="Times New Roman" w:hAnsi="Times New Roman" w:cs="Times New Roman"/>
+          <w:sz w:val="24"/>
+          <w:szCs w:val="24"/>
+        </w:rPr>
+        <w:t>calitate</w:t>
+      </w:r>
+      <w:proofErr w:type="spellEnd"/>
+      <w:r>
+        <w:rPr>
+          <w:rFonts w:ascii="Times New Roman" w:hAnsi="Times New Roman" w:cs="Times New Roman"/>
+          <w:sz w:val="24"/>
+          <w:szCs w:val="24"/>
+        </w:rPr>
+        <w:t xml:space="preserve"> de</w:t>
       </w:r>
       <w:r>
         <w:rPr>
@@ -1039,7 +1408,29 @@
           <w:szCs w:val="24"/>
           <w:highlight w:val="red"/>
         </w:rPr>
-        <w:t>{{ang_nume}}</w:t>
+        <w:t>{{</w:t>
+      </w:r>
+      <w:proofErr w:type="spellStart"/>
+      <w:r>
+        <w:rPr>
+          <w:rFonts w:ascii="Times New Roman" w:hAnsi="Times New Roman" w:cs="Times New Roman"/>
+          <w:b/>
+          <w:sz w:val="24"/>
+          <w:szCs w:val="24"/>
+          <w:highlight w:val="red"/>
+        </w:rPr>
+        <w:t>ang_nume</w:t>
+      </w:r>
+      <w:proofErr w:type="spellEnd"/>
+      <w:r>
+        <w:rPr>
+          <w:rFonts w:ascii="Times New Roman" w:hAnsi="Times New Roman" w:cs="Times New Roman"/>
+          <w:b/>
+          <w:sz w:val="24"/>
+          <w:szCs w:val="24"/>
+          <w:highlight w:val="red"/>
+        </w:rPr>
+        <w:t>}}</w:t>
       </w:r>
       <w:r>
         <w:rPr>
@@ -1062,6 +1453,7 @@
         </w:rPr>
         <w:t xml:space="preserve"> </w:t>
       </w:r>
+      <w:proofErr w:type="spellStart"/>
       <w:r>
         <w:rPr>
           <w:rFonts w:ascii="Times New Roman" w:eastAsia="Calibri" w:hAnsi="Times New Roman" w:cs="Times New Roman"/>
@@ -1079,17 +1471,20 @@
           <w:szCs w:val="24"/>
           <w:highlight w:val="red"/>
         </w:rPr>
-        <w:t>n {{ang_cetatean}},</w:t>
-      </w:r>
+        <w:t>n</w:t>
+      </w:r>
+      <w:proofErr w:type="spellEnd"/>
       <w:r>
         <w:rPr>
           <w:rFonts w:ascii="Times New Roman" w:eastAsia="Calibri" w:hAnsi="Times New Roman" w:cs="Times New Roman"/>
           <w:bCs/>
           <w:sz w:val="24"/>
           <w:szCs w:val="24"/>
-        </w:rPr>
-        <w:t xml:space="preserve"> născut la data d</w:t>
-      </w:r>
+          <w:highlight w:val="red"/>
+        </w:rPr>
+        <w:t xml:space="preserve"> {{</w:t>
+      </w:r>
+      <w:proofErr w:type="spellStart"/>
       <w:r>
         <w:rPr>
           <w:rFonts w:ascii="Times New Roman" w:eastAsia="Calibri" w:hAnsi="Times New Roman" w:cs="Times New Roman"/>
@@ -1098,16 +1493,18 @@
           <w:szCs w:val="24"/>
           <w:highlight w:val="red"/>
         </w:rPr>
-        <w:t>e {{ang_data_n}} în {{ang_loc_n}},</w:t>
-      </w:r>
+        <w:t>ang_cetatean</w:t>
+      </w:r>
+      <w:proofErr w:type="spellEnd"/>
       <w:r>
         <w:rPr>
           <w:rFonts w:ascii="Times New Roman" w:eastAsia="Calibri" w:hAnsi="Times New Roman" w:cs="Times New Roman"/>
           <w:bCs/>
           <w:sz w:val="24"/>
           <w:szCs w:val="24"/>
-        </w:rPr>
-        <w:t xml:space="preserve"> jud</w:t>
+          <w:highlight w:val="red"/>
+        </w:rPr>
+        <w:t>}},</w:t>
       </w:r>
       <w:r>
         <w:rPr>
@@ -1115,10 +1512,10 @@
           <w:bCs/>
           <w:sz w:val="24"/>
           <w:szCs w:val="24"/>
-          <w:highlight w:val="red"/>
-        </w:rPr>
-        <w:t>. {{ang_jud_n}}, {{ang_tara_n}},</w:t>
-      </w:r>
+        </w:rPr>
+        <w:t xml:space="preserve"> </w:t>
+      </w:r>
+      <w:proofErr w:type="spellStart"/>
       <w:r>
         <w:rPr>
           <w:rFonts w:ascii="Times New Roman" w:eastAsia="Calibri" w:hAnsi="Times New Roman" w:cs="Times New Roman"/>
@@ -1126,17 +1523,17 @@
           <w:sz w:val="24"/>
           <w:szCs w:val="24"/>
         </w:rPr>
-        <w:t xml:space="preserve"> cu domiciliul î</w:t>
-      </w:r>
+        <w:t>născut</w:t>
+      </w:r>
+      <w:proofErr w:type="spellEnd"/>
       <w:r>
         <w:rPr>
           <w:rFonts w:ascii="Times New Roman" w:eastAsia="Calibri" w:hAnsi="Times New Roman" w:cs="Times New Roman"/>
           <w:bCs/>
           <w:sz w:val="24"/>
           <w:szCs w:val="24"/>
-          <w:highlight w:val="red"/>
-        </w:rPr>
-        <w:t>n {{loc_dom}},</w:t>
+        </w:rPr>
+        <w:t xml:space="preserve"> la data d</w:t>
       </w:r>
       <w:r>
         <w:rPr>
@@ -1144,6 +1541,238 @@
           <w:bCs/>
           <w:sz w:val="24"/>
           <w:szCs w:val="24"/>
+          <w:highlight w:val="red"/>
+        </w:rPr>
+        <w:t>e {{</w:t>
+      </w:r>
+      <w:proofErr w:type="spellStart"/>
+      <w:r>
+        <w:rPr>
+          <w:rFonts w:ascii="Times New Roman" w:eastAsia="Calibri" w:hAnsi="Times New Roman" w:cs="Times New Roman"/>
+          <w:bCs/>
+          <w:sz w:val="24"/>
+          <w:szCs w:val="24"/>
+          <w:highlight w:val="red"/>
+        </w:rPr>
+        <w:t>ang_data_n</w:t>
+      </w:r>
+      <w:proofErr w:type="spellEnd"/>
+      <w:r>
+        <w:rPr>
+          <w:rFonts w:ascii="Times New Roman" w:eastAsia="Calibri" w:hAnsi="Times New Roman" w:cs="Times New Roman"/>
+          <w:bCs/>
+          <w:sz w:val="24"/>
+          <w:szCs w:val="24"/>
+          <w:highlight w:val="red"/>
+        </w:rPr>
+        <w:t xml:space="preserve">}} </w:t>
+      </w:r>
+      <w:proofErr w:type="spellStart"/>
+      <w:r>
+        <w:rPr>
+          <w:rFonts w:ascii="Times New Roman" w:eastAsia="Calibri" w:hAnsi="Times New Roman" w:cs="Times New Roman"/>
+          <w:bCs/>
+          <w:sz w:val="24"/>
+          <w:szCs w:val="24"/>
+          <w:highlight w:val="red"/>
+        </w:rPr>
+        <w:t>în</w:t>
+      </w:r>
+      <w:proofErr w:type="spellEnd"/>
+      <w:r>
+        <w:rPr>
+          <w:rFonts w:ascii="Times New Roman" w:eastAsia="Calibri" w:hAnsi="Times New Roman" w:cs="Times New Roman"/>
+          <w:bCs/>
+          <w:sz w:val="24"/>
+          <w:szCs w:val="24"/>
+          <w:highlight w:val="red"/>
+        </w:rPr>
+        <w:t xml:space="preserve"> {{</w:t>
+      </w:r>
+      <w:proofErr w:type="spellStart"/>
+      <w:r>
+        <w:rPr>
+          <w:rFonts w:ascii="Times New Roman" w:eastAsia="Calibri" w:hAnsi="Times New Roman" w:cs="Times New Roman"/>
+          <w:bCs/>
+          <w:sz w:val="24"/>
+          <w:szCs w:val="24"/>
+          <w:highlight w:val="red"/>
+        </w:rPr>
+        <w:t>ang_loc_n</w:t>
+      </w:r>
+      <w:proofErr w:type="spellEnd"/>
+      <w:r>
+        <w:rPr>
+          <w:rFonts w:ascii="Times New Roman" w:eastAsia="Calibri" w:hAnsi="Times New Roman" w:cs="Times New Roman"/>
+          <w:bCs/>
+          <w:sz w:val="24"/>
+          <w:szCs w:val="24"/>
+          <w:highlight w:val="red"/>
+        </w:rPr>
+        <w:t>}},</w:t>
+      </w:r>
+      <w:r>
+        <w:rPr>
+          <w:rFonts w:ascii="Times New Roman" w:eastAsia="Calibri" w:hAnsi="Times New Roman" w:cs="Times New Roman"/>
+          <w:bCs/>
+          <w:sz w:val="24"/>
+          <w:szCs w:val="24"/>
+        </w:rPr>
+        <w:t xml:space="preserve"> </w:t>
+      </w:r>
+      <w:proofErr w:type="spellStart"/>
+      <w:r>
+        <w:rPr>
+          <w:rFonts w:ascii="Times New Roman" w:eastAsia="Calibri" w:hAnsi="Times New Roman" w:cs="Times New Roman"/>
+          <w:bCs/>
+          <w:sz w:val="24"/>
+          <w:szCs w:val="24"/>
+        </w:rPr>
+        <w:t>jud</w:t>
+      </w:r>
+      <w:proofErr w:type="spellEnd"/>
+      <w:r>
+        <w:rPr>
+          <w:rFonts w:ascii="Times New Roman" w:eastAsia="Calibri" w:hAnsi="Times New Roman" w:cs="Times New Roman"/>
+          <w:bCs/>
+          <w:sz w:val="24"/>
+          <w:szCs w:val="24"/>
+          <w:highlight w:val="red"/>
+        </w:rPr>
+        <w:t>. {{</w:t>
+      </w:r>
+      <w:proofErr w:type="spellStart"/>
+      <w:r>
+        <w:rPr>
+          <w:rFonts w:ascii="Times New Roman" w:eastAsia="Calibri" w:hAnsi="Times New Roman" w:cs="Times New Roman"/>
+          <w:bCs/>
+          <w:sz w:val="24"/>
+          <w:szCs w:val="24"/>
+          <w:highlight w:val="red"/>
+        </w:rPr>
+        <w:t>ang_jud_n</w:t>
+      </w:r>
+      <w:proofErr w:type="spellEnd"/>
+      <w:r>
+        <w:rPr>
+          <w:rFonts w:ascii="Times New Roman" w:eastAsia="Calibri" w:hAnsi="Times New Roman" w:cs="Times New Roman"/>
+          <w:bCs/>
+          <w:sz w:val="24"/>
+          <w:szCs w:val="24"/>
+          <w:highlight w:val="red"/>
+        </w:rPr>
+        <w:t>}}, {{</w:t>
+      </w:r>
+      <w:proofErr w:type="spellStart"/>
+      <w:r>
+        <w:rPr>
+          <w:rFonts w:ascii="Times New Roman" w:eastAsia="Calibri" w:hAnsi="Times New Roman" w:cs="Times New Roman"/>
+          <w:bCs/>
+          <w:sz w:val="24"/>
+          <w:szCs w:val="24"/>
+          <w:highlight w:val="red"/>
+        </w:rPr>
+        <w:t>ang_tara_n</w:t>
+      </w:r>
+      <w:proofErr w:type="spellEnd"/>
+      <w:r>
+        <w:rPr>
+          <w:rFonts w:ascii="Times New Roman" w:eastAsia="Calibri" w:hAnsi="Times New Roman" w:cs="Times New Roman"/>
+          <w:bCs/>
+          <w:sz w:val="24"/>
+          <w:szCs w:val="24"/>
+          <w:highlight w:val="red"/>
+        </w:rPr>
+        <w:t>}},</w:t>
+      </w:r>
+      <w:r>
+        <w:rPr>
+          <w:rFonts w:ascii="Times New Roman" w:eastAsia="Calibri" w:hAnsi="Times New Roman" w:cs="Times New Roman"/>
+          <w:bCs/>
+          <w:sz w:val="24"/>
+          <w:szCs w:val="24"/>
+        </w:rPr>
+        <w:t xml:space="preserve"> cu </w:t>
+      </w:r>
+      <w:proofErr w:type="spellStart"/>
+      <w:r>
+        <w:rPr>
+          <w:rFonts w:ascii="Times New Roman" w:eastAsia="Calibri" w:hAnsi="Times New Roman" w:cs="Times New Roman"/>
+          <w:bCs/>
+          <w:sz w:val="24"/>
+          <w:szCs w:val="24"/>
+        </w:rPr>
+        <w:t>domiciliul</w:t>
+      </w:r>
+      <w:proofErr w:type="spellEnd"/>
+      <w:r>
+        <w:rPr>
+          <w:rFonts w:ascii="Times New Roman" w:eastAsia="Calibri" w:hAnsi="Times New Roman" w:cs="Times New Roman"/>
+          <w:bCs/>
+          <w:sz w:val="24"/>
+          <w:szCs w:val="24"/>
+        </w:rPr>
+        <w:t xml:space="preserve"> </w:t>
+      </w:r>
+      <w:proofErr w:type="spellStart"/>
+      <w:r>
+        <w:rPr>
+          <w:rFonts w:ascii="Times New Roman" w:eastAsia="Calibri" w:hAnsi="Times New Roman" w:cs="Times New Roman"/>
+          <w:bCs/>
+          <w:sz w:val="24"/>
+          <w:szCs w:val="24"/>
+        </w:rPr>
+        <w:t>î</w:t>
+      </w:r>
+      <w:r>
+        <w:rPr>
+          <w:rFonts w:ascii="Times New Roman" w:eastAsia="Calibri" w:hAnsi="Times New Roman" w:cs="Times New Roman"/>
+          <w:bCs/>
+          <w:sz w:val="24"/>
+          <w:szCs w:val="24"/>
+          <w:highlight w:val="red"/>
+        </w:rPr>
+        <w:t>n</w:t>
+      </w:r>
+      <w:proofErr w:type="spellEnd"/>
+      <w:r>
+        <w:rPr>
+          <w:rFonts w:ascii="Times New Roman" w:eastAsia="Calibri" w:hAnsi="Times New Roman" w:cs="Times New Roman"/>
+          <w:bCs/>
+          <w:sz w:val="24"/>
+          <w:szCs w:val="24"/>
+          <w:highlight w:val="red"/>
+        </w:rPr>
+        <w:t xml:space="preserve"> {{</w:t>
+      </w:r>
+      <w:proofErr w:type="spellStart"/>
+      <w:r>
+        <w:rPr>
+          <w:rFonts w:ascii="Times New Roman" w:eastAsia="Calibri" w:hAnsi="Times New Roman" w:cs="Times New Roman"/>
+          <w:bCs/>
+          <w:sz w:val="24"/>
+          <w:szCs w:val="24"/>
+          <w:highlight w:val="red"/>
+        </w:rPr>
+        <w:t>loc_dom</w:t>
+      </w:r>
+      <w:proofErr w:type="spellEnd"/>
+      <w:r>
+        <w:rPr>
+          <w:rFonts w:ascii="Times New Roman" w:eastAsia="Calibri" w:hAnsi="Times New Roman" w:cs="Times New Roman"/>
+          <w:bCs/>
+          <w:sz w:val="24"/>
+          <w:szCs w:val="24"/>
+          <w:highlight w:val="red"/>
+        </w:rPr>
+        <w:t>}},</w:t>
+      </w:r>
+      <w:r>
+        <w:rPr>
+          <w:rFonts w:ascii="Times New Roman" w:eastAsia="Calibri" w:hAnsi="Times New Roman" w:cs="Times New Roman"/>
+          <w:bCs/>
+          <w:sz w:val="24"/>
+          <w:szCs w:val="24"/>
         </w:rPr>
         <w:t xml:space="preserve"> str</w:t>
       </w:r>
@@ -1155,14 +1784,36 @@
           <w:szCs w:val="24"/>
           <w:highlight w:val="red"/>
         </w:rPr>
-        <w:t>. {{str_dom}},</w:t>
-      </w:r>
+        <w:t>. {{</w:t>
+      </w:r>
+      <w:proofErr w:type="spellStart"/>
       <w:r>
         <w:rPr>
           <w:rFonts w:ascii="Times New Roman" w:eastAsia="Calibri" w:hAnsi="Times New Roman" w:cs="Times New Roman"/>
           <w:bCs/>
           <w:sz w:val="24"/>
           <w:szCs w:val="24"/>
+          <w:highlight w:val="red"/>
+        </w:rPr>
+        <w:t>str_dom</w:t>
+      </w:r>
+      <w:proofErr w:type="spellEnd"/>
+      <w:r>
+        <w:rPr>
+          <w:rFonts w:ascii="Times New Roman" w:eastAsia="Calibri" w:hAnsi="Times New Roman" w:cs="Times New Roman"/>
+          <w:bCs/>
+          <w:sz w:val="24"/>
+          <w:szCs w:val="24"/>
+          <w:highlight w:val="red"/>
+        </w:rPr>
+        <w:t>}},</w:t>
+      </w:r>
+      <w:r>
+        <w:rPr>
+          <w:rFonts w:ascii="Times New Roman" w:eastAsia="Calibri" w:hAnsi="Times New Roman" w:cs="Times New Roman"/>
+          <w:bCs/>
+          <w:sz w:val="24"/>
+          <w:szCs w:val="24"/>
         </w:rPr>
         <w:t xml:space="preserve"> nr</w:t>
       </w:r>
@@ -1174,14 +1825,36 @@
           <w:szCs w:val="24"/>
           <w:highlight w:val="red"/>
         </w:rPr>
-        <w:t>. {{nr_dom}},</w:t>
-      </w:r>
+        <w:t>. {{</w:t>
+      </w:r>
+      <w:proofErr w:type="spellStart"/>
       <w:r>
         <w:rPr>
           <w:rFonts w:ascii="Times New Roman" w:eastAsia="Calibri" w:hAnsi="Times New Roman" w:cs="Times New Roman"/>
           <w:bCs/>
           <w:sz w:val="24"/>
           <w:szCs w:val="24"/>
+          <w:highlight w:val="red"/>
+        </w:rPr>
+        <w:t>nr_dom</w:t>
+      </w:r>
+      <w:proofErr w:type="spellEnd"/>
+      <w:r>
+        <w:rPr>
+          <w:rFonts w:ascii="Times New Roman" w:eastAsia="Calibri" w:hAnsi="Times New Roman" w:cs="Times New Roman"/>
+          <w:bCs/>
+          <w:sz w:val="24"/>
+          <w:szCs w:val="24"/>
+          <w:highlight w:val="red"/>
+        </w:rPr>
+        <w:t>}},</w:t>
+      </w:r>
+      <w:r>
+        <w:rPr>
+          <w:rFonts w:ascii="Times New Roman" w:eastAsia="Calibri" w:hAnsi="Times New Roman" w:cs="Times New Roman"/>
+          <w:bCs/>
+          <w:sz w:val="24"/>
+          <w:szCs w:val="24"/>
         </w:rPr>
         <w:t xml:space="preserve"> bl</w:t>
       </w:r>
@@ -1193,14 +1866,36 @@
           <w:szCs w:val="24"/>
           <w:highlight w:val="red"/>
         </w:rPr>
-        <w:t>. {{bl_dom}},</w:t>
-      </w:r>
+        <w:t>. {{</w:t>
+      </w:r>
+      <w:proofErr w:type="spellStart"/>
       <w:r>
         <w:rPr>
           <w:rFonts w:ascii="Times New Roman" w:eastAsia="Calibri" w:hAnsi="Times New Roman" w:cs="Times New Roman"/>
           <w:bCs/>
           <w:sz w:val="24"/>
           <w:szCs w:val="24"/>
+          <w:highlight w:val="red"/>
+        </w:rPr>
+        <w:t>bl_dom</w:t>
+      </w:r>
+      <w:proofErr w:type="spellEnd"/>
+      <w:r>
+        <w:rPr>
+          <w:rFonts w:ascii="Times New Roman" w:eastAsia="Calibri" w:hAnsi="Times New Roman" w:cs="Times New Roman"/>
+          <w:bCs/>
+          <w:sz w:val="24"/>
+          <w:szCs w:val="24"/>
+          <w:highlight w:val="red"/>
+        </w:rPr>
+        <w:t>}},</w:t>
+      </w:r>
+      <w:r>
+        <w:rPr>
+          <w:rFonts w:ascii="Times New Roman" w:eastAsia="Calibri" w:hAnsi="Times New Roman" w:cs="Times New Roman"/>
+          <w:bCs/>
+          <w:sz w:val="24"/>
+          <w:szCs w:val="24"/>
         </w:rPr>
         <w:t xml:space="preserve"> sc</w:t>
       </w:r>
@@ -1212,14 +1907,36 @@
           <w:szCs w:val="24"/>
           <w:highlight w:val="red"/>
         </w:rPr>
-        <w:t>. {{sc_dom}},</w:t>
-      </w:r>
+        <w:t>. {{</w:t>
+      </w:r>
+      <w:proofErr w:type="spellStart"/>
       <w:r>
         <w:rPr>
           <w:rFonts w:ascii="Times New Roman" w:eastAsia="Calibri" w:hAnsi="Times New Roman" w:cs="Times New Roman"/>
           <w:bCs/>
           <w:sz w:val="24"/>
           <w:szCs w:val="24"/>
+          <w:highlight w:val="red"/>
+        </w:rPr>
+        <w:t>sc_dom</w:t>
+      </w:r>
+      <w:proofErr w:type="spellEnd"/>
+      <w:r>
+        <w:rPr>
+          <w:rFonts w:ascii="Times New Roman" w:eastAsia="Calibri" w:hAnsi="Times New Roman" w:cs="Times New Roman"/>
+          <w:bCs/>
+          <w:sz w:val="24"/>
+          <w:szCs w:val="24"/>
+          <w:highlight w:val="red"/>
+        </w:rPr>
+        <w:t>}},</w:t>
+      </w:r>
+      <w:r>
+        <w:rPr>
+          <w:rFonts w:ascii="Times New Roman" w:eastAsia="Calibri" w:hAnsi="Times New Roman" w:cs="Times New Roman"/>
+          <w:bCs/>
+          <w:sz w:val="24"/>
+          <w:szCs w:val="24"/>
         </w:rPr>
         <w:t xml:space="preserve"> ap</w:t>
       </w:r>
@@ -1231,17 +1948,20 @@
           <w:szCs w:val="24"/>
           <w:highlight w:val="red"/>
         </w:rPr>
-        <w:t>. {{ap_dom}},</w:t>
-      </w:r>
+        <w:t>. {{</w:t>
+      </w:r>
+      <w:proofErr w:type="spellStart"/>
       <w:r>
         <w:rPr>
           <w:rFonts w:ascii="Times New Roman" w:eastAsia="Calibri" w:hAnsi="Times New Roman" w:cs="Times New Roman"/>
           <w:bCs/>
           <w:sz w:val="24"/>
           <w:szCs w:val="24"/>
-        </w:rPr>
-        <w:t xml:space="preserve"> jud</w:t>
-      </w:r>
+          <w:highlight w:val="red"/>
+        </w:rPr>
+        <w:t>ap_dom</w:t>
+      </w:r>
+      <w:proofErr w:type="spellEnd"/>
       <w:r>
         <w:rPr>
           <w:rFonts w:ascii="Times New Roman" w:eastAsia="Calibri" w:hAnsi="Times New Roman" w:cs="Times New Roman"/>
@@ -1250,7 +1970,7 @@
           <w:szCs w:val="24"/>
           <w:highlight w:val="red"/>
         </w:rPr>
-        <w:t>. {{jud_dom}},</w:t>
+        <w:t>}},</w:t>
       </w:r>
       <w:r>
         <w:rPr>
@@ -1261,25 +1981,28 @@
         </w:rPr>
         <w:t xml:space="preserve"> </w:t>
       </w:r>
+      <w:proofErr w:type="spellStart"/>
       <w:r>
         <w:rPr>
           <w:rFonts w:ascii="Times New Roman" w:eastAsia="Calibri" w:hAnsi="Times New Roman" w:cs="Times New Roman"/>
           <w:bCs/>
           <w:sz w:val="24"/>
           <w:szCs w:val="24"/>
-          <w:highlight w:val="red"/>
-        </w:rPr>
-        <w:t>{{tara_dom}},</w:t>
-      </w:r>
+        </w:rPr>
+        <w:t>jud</w:t>
+      </w:r>
+      <w:proofErr w:type="spellEnd"/>
       <w:r>
         <w:rPr>
           <w:rFonts w:ascii="Times New Roman" w:eastAsia="Calibri" w:hAnsi="Times New Roman" w:cs="Times New Roman"/>
           <w:bCs/>
           <w:sz w:val="24"/>
           <w:szCs w:val="24"/>
-        </w:rPr>
-        <w:t xml:space="preserve"> identificat cu CN</w:t>
-      </w:r>
+          <w:highlight w:val="red"/>
+        </w:rPr>
+        <w:t>. {{</w:t>
+      </w:r>
+      <w:proofErr w:type="spellStart"/>
       <w:r>
         <w:rPr>
           <w:rFonts w:ascii="Times New Roman" w:eastAsia="Calibri" w:hAnsi="Times New Roman" w:cs="Times New Roman"/>
@@ -1288,16 +2011,18 @@
           <w:szCs w:val="24"/>
           <w:highlight w:val="red"/>
         </w:rPr>
-        <w:t>P {{ang_cnp}},</w:t>
-      </w:r>
+        <w:t>jud_dom</w:t>
+      </w:r>
+      <w:proofErr w:type="spellEnd"/>
       <w:r>
         <w:rPr>
           <w:rFonts w:ascii="Times New Roman" w:eastAsia="Calibri" w:hAnsi="Times New Roman" w:cs="Times New Roman"/>
           <w:bCs/>
           <w:sz w:val="24"/>
           <w:szCs w:val="24"/>
-        </w:rPr>
-        <w:t xml:space="preserve"> fiind posesor a</w:t>
+          <w:highlight w:val="red"/>
+        </w:rPr>
+        <w:t>}},</w:t>
       </w:r>
       <w:r>
         <w:rPr>
@@ -1305,9 +2030,8 @@
           <w:bCs/>
           <w:sz w:val="24"/>
           <w:szCs w:val="24"/>
-          <w:highlight w:val="red"/>
-        </w:rPr>
-        <w:t>l {{ang_tip_act}} s</w:t>
+        </w:rPr>
+        <w:t xml:space="preserve"> </w:t>
       </w:r>
       <w:r>
         <w:rPr>
@@ -1315,6 +2039,180 @@
           <w:bCs/>
           <w:sz w:val="24"/>
           <w:szCs w:val="24"/>
+          <w:highlight w:val="red"/>
+        </w:rPr>
+        <w:t>{{</w:t>
+      </w:r>
+      <w:proofErr w:type="spellStart"/>
+      <w:r>
+        <w:rPr>
+          <w:rFonts w:ascii="Times New Roman" w:eastAsia="Calibri" w:hAnsi="Times New Roman" w:cs="Times New Roman"/>
+          <w:bCs/>
+          <w:sz w:val="24"/>
+          <w:szCs w:val="24"/>
+          <w:highlight w:val="red"/>
+        </w:rPr>
+        <w:t>tara_dom</w:t>
+      </w:r>
+      <w:proofErr w:type="spellEnd"/>
+      <w:r>
+        <w:rPr>
+          <w:rFonts w:ascii="Times New Roman" w:eastAsia="Calibri" w:hAnsi="Times New Roman" w:cs="Times New Roman"/>
+          <w:bCs/>
+          <w:sz w:val="24"/>
+          <w:szCs w:val="24"/>
+          <w:highlight w:val="red"/>
+        </w:rPr>
+        <w:t>}},</w:t>
+      </w:r>
+      <w:r>
+        <w:rPr>
+          <w:rFonts w:ascii="Times New Roman" w:eastAsia="Calibri" w:hAnsi="Times New Roman" w:cs="Times New Roman"/>
+          <w:bCs/>
+          <w:sz w:val="24"/>
+          <w:szCs w:val="24"/>
+        </w:rPr>
+        <w:t xml:space="preserve"> </w:t>
+      </w:r>
+      <w:proofErr w:type="spellStart"/>
+      <w:r>
+        <w:rPr>
+          <w:rFonts w:ascii="Times New Roman" w:eastAsia="Calibri" w:hAnsi="Times New Roman" w:cs="Times New Roman"/>
+          <w:bCs/>
+          <w:sz w:val="24"/>
+          <w:szCs w:val="24"/>
+        </w:rPr>
+        <w:t>identificat</w:t>
+      </w:r>
+      <w:proofErr w:type="spellEnd"/>
+      <w:r>
+        <w:rPr>
+          <w:rFonts w:ascii="Times New Roman" w:eastAsia="Calibri" w:hAnsi="Times New Roman" w:cs="Times New Roman"/>
+          <w:bCs/>
+          <w:sz w:val="24"/>
+          <w:szCs w:val="24"/>
+        </w:rPr>
+        <w:t xml:space="preserve"> cu CN</w:t>
+      </w:r>
+      <w:r>
+        <w:rPr>
+          <w:rFonts w:ascii="Times New Roman" w:eastAsia="Calibri" w:hAnsi="Times New Roman" w:cs="Times New Roman"/>
+          <w:bCs/>
+          <w:sz w:val="24"/>
+          <w:szCs w:val="24"/>
+          <w:highlight w:val="red"/>
+        </w:rPr>
+        <w:t>P {{</w:t>
+      </w:r>
+      <w:proofErr w:type="spellStart"/>
+      <w:r>
+        <w:rPr>
+          <w:rFonts w:ascii="Times New Roman" w:eastAsia="Calibri" w:hAnsi="Times New Roman" w:cs="Times New Roman"/>
+          <w:bCs/>
+          <w:sz w:val="24"/>
+          <w:szCs w:val="24"/>
+          <w:highlight w:val="red"/>
+        </w:rPr>
+        <w:t>ang_cnp</w:t>
+      </w:r>
+      <w:proofErr w:type="spellEnd"/>
+      <w:r>
+        <w:rPr>
+          <w:rFonts w:ascii="Times New Roman" w:eastAsia="Calibri" w:hAnsi="Times New Roman" w:cs="Times New Roman"/>
+          <w:bCs/>
+          <w:sz w:val="24"/>
+          <w:szCs w:val="24"/>
+          <w:highlight w:val="red"/>
+        </w:rPr>
+        <w:t>}},</w:t>
+      </w:r>
+      <w:r>
+        <w:rPr>
+          <w:rFonts w:ascii="Times New Roman" w:eastAsia="Calibri" w:hAnsi="Times New Roman" w:cs="Times New Roman"/>
+          <w:bCs/>
+          <w:sz w:val="24"/>
+          <w:szCs w:val="24"/>
+        </w:rPr>
+        <w:t xml:space="preserve"> </w:t>
+      </w:r>
+      <w:proofErr w:type="spellStart"/>
+      <w:r>
+        <w:rPr>
+          <w:rFonts w:ascii="Times New Roman" w:eastAsia="Calibri" w:hAnsi="Times New Roman" w:cs="Times New Roman"/>
+          <w:bCs/>
+          <w:sz w:val="24"/>
+          <w:szCs w:val="24"/>
+        </w:rPr>
+        <w:t>fiind</w:t>
+      </w:r>
+      <w:proofErr w:type="spellEnd"/>
+      <w:r>
+        <w:rPr>
+          <w:rFonts w:ascii="Times New Roman" w:eastAsia="Calibri" w:hAnsi="Times New Roman" w:cs="Times New Roman"/>
+          <w:bCs/>
+          <w:sz w:val="24"/>
+          <w:szCs w:val="24"/>
+        </w:rPr>
+        <w:t xml:space="preserve"> </w:t>
+      </w:r>
+      <w:proofErr w:type="spellStart"/>
+      <w:r>
+        <w:rPr>
+          <w:rFonts w:ascii="Times New Roman" w:eastAsia="Calibri" w:hAnsi="Times New Roman" w:cs="Times New Roman"/>
+          <w:bCs/>
+          <w:sz w:val="24"/>
+          <w:szCs w:val="24"/>
+        </w:rPr>
+        <w:t>posesor</w:t>
+      </w:r>
+      <w:proofErr w:type="spellEnd"/>
+      <w:r>
+        <w:rPr>
+          <w:rFonts w:ascii="Times New Roman" w:eastAsia="Calibri" w:hAnsi="Times New Roman" w:cs="Times New Roman"/>
+          <w:bCs/>
+          <w:sz w:val="24"/>
+          <w:szCs w:val="24"/>
+        </w:rPr>
+        <w:t xml:space="preserve"> a</w:t>
+      </w:r>
+      <w:r>
+        <w:rPr>
+          <w:rFonts w:ascii="Times New Roman" w:eastAsia="Calibri" w:hAnsi="Times New Roman" w:cs="Times New Roman"/>
+          <w:bCs/>
+          <w:sz w:val="24"/>
+          <w:szCs w:val="24"/>
+          <w:highlight w:val="red"/>
+        </w:rPr>
+        <w:t>l {{</w:t>
+      </w:r>
+      <w:proofErr w:type="spellStart"/>
+      <w:r>
+        <w:rPr>
+          <w:rFonts w:ascii="Times New Roman" w:eastAsia="Calibri" w:hAnsi="Times New Roman" w:cs="Times New Roman"/>
+          <w:bCs/>
+          <w:sz w:val="24"/>
+          <w:szCs w:val="24"/>
+          <w:highlight w:val="red"/>
+        </w:rPr>
+        <w:t>ang_tip_act</w:t>
+      </w:r>
+      <w:proofErr w:type="spellEnd"/>
+      <w:r>
+        <w:rPr>
+          <w:rFonts w:ascii="Times New Roman" w:eastAsia="Calibri" w:hAnsi="Times New Roman" w:cs="Times New Roman"/>
+          <w:bCs/>
+          <w:sz w:val="24"/>
+          <w:szCs w:val="24"/>
+          <w:highlight w:val="red"/>
+        </w:rPr>
+        <w:t>}} s</w:t>
+      </w:r>
+      <w:r>
+        <w:rPr>
+          <w:rFonts w:ascii="Times New Roman" w:eastAsia="Calibri" w:hAnsi="Times New Roman" w:cs="Times New Roman"/>
+          <w:bCs/>
+          <w:sz w:val="24"/>
+          <w:szCs w:val="24"/>
         </w:rPr>
         <w:t>eri</w:t>
       </w:r>
@@ -1326,14 +2224,47 @@
           <w:szCs w:val="24"/>
           <w:highlight w:val="red"/>
         </w:rPr>
-        <w:t>a {{ang_serie_act}} n</w:t>
-      </w:r>
+        <w:t>a {{</w:t>
+      </w:r>
+      <w:proofErr w:type="spellStart"/>
       <w:r>
         <w:rPr>
           <w:rFonts w:ascii="Times New Roman" w:eastAsia="Calibri" w:hAnsi="Times New Roman" w:cs="Times New Roman"/>
           <w:bCs/>
           <w:sz w:val="24"/>
           <w:szCs w:val="24"/>
+          <w:highlight w:val="red"/>
+        </w:rPr>
+        <w:t>ang_serie_act</w:t>
+      </w:r>
+      <w:proofErr w:type="spellEnd"/>
+      <w:r>
+        <w:rPr>
+          <w:rFonts w:ascii="Times New Roman" w:eastAsia="Calibri" w:hAnsi="Times New Roman" w:cs="Times New Roman"/>
+          <w:bCs/>
+          <w:sz w:val="24"/>
+          <w:szCs w:val="24"/>
+          <w:highlight w:val="red"/>
+        </w:rPr>
+        <w:t xml:space="preserve">}} </w:t>
+      </w:r>
+      <w:proofErr w:type="spellStart"/>
+      <w:r>
+        <w:rPr>
+          <w:rFonts w:ascii="Times New Roman" w:eastAsia="Calibri" w:hAnsi="Times New Roman" w:cs="Times New Roman"/>
+          <w:bCs/>
+          <w:sz w:val="24"/>
+          <w:szCs w:val="24"/>
+          <w:highlight w:val="red"/>
+        </w:rPr>
+        <w:t>n</w:t>
+      </w:r>
+      <w:r>
+        <w:rPr>
+          <w:rFonts w:ascii="Times New Roman" w:eastAsia="Calibri" w:hAnsi="Times New Roman" w:cs="Times New Roman"/>
+          <w:bCs/>
+          <w:sz w:val="24"/>
+          <w:szCs w:val="24"/>
         </w:rPr>
         <w:t>uma</w:t>
       </w:r>
@@ -1345,17 +2276,20 @@
           <w:szCs w:val="24"/>
           <w:highlight w:val="red"/>
         </w:rPr>
-        <w:t>r {{ang_nr_act}} e</w:t>
-      </w:r>
+        <w:t>r</w:t>
+      </w:r>
+      <w:proofErr w:type="spellEnd"/>
       <w:r>
         <w:rPr>
           <w:rFonts w:ascii="Times New Roman" w:eastAsia="Calibri" w:hAnsi="Times New Roman" w:cs="Times New Roman"/>
           <w:bCs/>
           <w:sz w:val="24"/>
           <w:szCs w:val="24"/>
-        </w:rPr>
-        <w:t>liberat d</w:t>
-      </w:r>
+          <w:highlight w:val="red"/>
+        </w:rPr>
+        <w:t xml:space="preserve"> {{</w:t>
+      </w:r>
+      <w:proofErr w:type="spellStart"/>
       <w:r>
         <w:rPr>
           <w:rFonts w:ascii="Times New Roman" w:eastAsia="Calibri" w:hAnsi="Times New Roman" w:cs="Times New Roman"/>
@@ -1364,14 +2298,87 @@
           <w:szCs w:val="24"/>
           <w:highlight w:val="red"/>
         </w:rPr>
-        <w:t>e {{ang_act_elib_d}},</w:t>
-      </w:r>
+        <w:t>ang_nr_act</w:t>
+      </w:r>
+      <w:proofErr w:type="spellEnd"/>
       <w:r>
         <w:rPr>
           <w:rFonts w:ascii="Times New Roman" w:eastAsia="Calibri" w:hAnsi="Times New Roman" w:cs="Times New Roman"/>
           <w:bCs/>
           <w:sz w:val="24"/>
           <w:szCs w:val="24"/>
+          <w:highlight w:val="red"/>
+        </w:rPr>
+        <w:t xml:space="preserve">}} </w:t>
+      </w:r>
+      <w:proofErr w:type="spellStart"/>
+      <w:r>
+        <w:rPr>
+          <w:rFonts w:ascii="Times New Roman" w:eastAsia="Calibri" w:hAnsi="Times New Roman" w:cs="Times New Roman"/>
+          <w:bCs/>
+          <w:sz w:val="24"/>
+          <w:szCs w:val="24"/>
+          <w:highlight w:val="red"/>
+        </w:rPr>
+        <w:t>e</w:t>
+      </w:r>
+      <w:r>
+        <w:rPr>
+          <w:rFonts w:ascii="Times New Roman" w:eastAsia="Calibri" w:hAnsi="Times New Roman" w:cs="Times New Roman"/>
+          <w:bCs/>
+          <w:sz w:val="24"/>
+          <w:szCs w:val="24"/>
+        </w:rPr>
+        <w:t>liberat</w:t>
+      </w:r>
+      <w:proofErr w:type="spellEnd"/>
+      <w:r>
+        <w:rPr>
+          <w:rFonts w:ascii="Times New Roman" w:eastAsia="Calibri" w:hAnsi="Times New Roman" w:cs="Times New Roman"/>
+          <w:bCs/>
+          <w:sz w:val="24"/>
+          <w:szCs w:val="24"/>
+        </w:rPr>
+        <w:t xml:space="preserve"> d</w:t>
+      </w:r>
+      <w:r>
+        <w:rPr>
+          <w:rFonts w:ascii="Times New Roman" w:eastAsia="Calibri" w:hAnsi="Times New Roman" w:cs="Times New Roman"/>
+          <w:bCs/>
+          <w:sz w:val="24"/>
+          <w:szCs w:val="24"/>
+          <w:highlight w:val="red"/>
+        </w:rPr>
+        <w:t>e {{</w:t>
+      </w:r>
+      <w:proofErr w:type="spellStart"/>
+      <w:r>
+        <w:rPr>
+          <w:rFonts w:ascii="Times New Roman" w:eastAsia="Calibri" w:hAnsi="Times New Roman" w:cs="Times New Roman"/>
+          <w:bCs/>
+          <w:sz w:val="24"/>
+          <w:szCs w:val="24"/>
+          <w:highlight w:val="red"/>
+        </w:rPr>
+        <w:t>ang_act_elib_d</w:t>
+      </w:r>
+      <w:proofErr w:type="spellEnd"/>
+      <w:r>
+        <w:rPr>
+          <w:rFonts w:ascii="Times New Roman" w:eastAsia="Calibri" w:hAnsi="Times New Roman" w:cs="Times New Roman"/>
+          <w:bCs/>
+          <w:sz w:val="24"/>
+          <w:szCs w:val="24"/>
+          <w:highlight w:val="red"/>
+        </w:rPr>
+        <w:t>}},</w:t>
+      </w:r>
+      <w:r>
+        <w:rPr>
+          <w:rFonts w:ascii="Times New Roman" w:eastAsia="Calibri" w:hAnsi="Times New Roman" w:cs="Times New Roman"/>
+          <w:bCs/>
+          <w:sz w:val="24"/>
+          <w:szCs w:val="24"/>
         </w:rPr>
         <w:t xml:space="preserve"> la data d</w:t>
       </w:r>
@@ -1383,17 +2390,20 @@
           <w:szCs w:val="24"/>
           <w:highlight w:val="red"/>
         </w:rPr>
-        <w:t>e {{ang_data_elib}},</w:t>
-      </w:r>
+        <w:t>e {{</w:t>
+      </w:r>
+      <w:proofErr w:type="spellStart"/>
       <w:r>
         <w:rPr>
           <w:rFonts w:ascii="Times New Roman" w:eastAsia="Calibri" w:hAnsi="Times New Roman" w:cs="Times New Roman"/>
           <w:bCs/>
           <w:sz w:val="24"/>
           <w:szCs w:val="24"/>
-        </w:rPr>
-        <w:t xml:space="preserve"> cu valabilitate pana i</w:t>
-      </w:r>
+          <w:highlight w:val="red"/>
+        </w:rPr>
+        <w:t>ang_data_elib</w:t>
+      </w:r>
+      <w:proofErr w:type="spellEnd"/>
       <w:r>
         <w:rPr>
           <w:rFonts w:ascii="Times New Roman" w:eastAsia="Calibri" w:hAnsi="Times New Roman" w:cs="Times New Roman"/>
@@ -1402,7 +2412,88 @@
           <w:szCs w:val="24"/>
           <w:highlight w:val="red"/>
         </w:rPr>
-        <w:t>n {{ang_data_exp}}</w:t>
+        <w:t>}},</w:t>
+      </w:r>
+      <w:r>
+        <w:rPr>
+          <w:rFonts w:ascii="Times New Roman" w:eastAsia="Calibri" w:hAnsi="Times New Roman" w:cs="Times New Roman"/>
+          <w:bCs/>
+          <w:sz w:val="24"/>
+          <w:szCs w:val="24"/>
+        </w:rPr>
+        <w:t xml:space="preserve"> cu </w:t>
+      </w:r>
+      <w:proofErr w:type="spellStart"/>
+      <w:r>
+        <w:rPr>
+          <w:rFonts w:ascii="Times New Roman" w:eastAsia="Calibri" w:hAnsi="Times New Roman" w:cs="Times New Roman"/>
+          <w:bCs/>
+          <w:sz w:val="24"/>
+          <w:szCs w:val="24"/>
+        </w:rPr>
+        <w:t>valabilitate</w:t>
+      </w:r>
+      <w:proofErr w:type="spellEnd"/>
+      <w:r>
+        <w:rPr>
+          <w:rFonts w:ascii="Times New Roman" w:eastAsia="Calibri" w:hAnsi="Times New Roman" w:cs="Times New Roman"/>
+          <w:bCs/>
+          <w:sz w:val="24"/>
+          <w:szCs w:val="24"/>
+        </w:rPr>
+        <w:t xml:space="preserve"> </w:t>
+      </w:r>
+      <w:proofErr w:type="spellStart"/>
+      <w:r>
+        <w:rPr>
+          <w:rFonts w:ascii="Times New Roman" w:eastAsia="Calibri" w:hAnsi="Times New Roman" w:cs="Times New Roman"/>
+          <w:bCs/>
+          <w:sz w:val="24"/>
+          <w:szCs w:val="24"/>
+        </w:rPr>
+        <w:t>pana</w:t>
+      </w:r>
+      <w:proofErr w:type="spellEnd"/>
+      <w:r>
+        <w:rPr>
+          <w:rFonts w:ascii="Times New Roman" w:eastAsia="Calibri" w:hAnsi="Times New Roman" w:cs="Times New Roman"/>
+          <w:bCs/>
+          <w:sz w:val="24"/>
+          <w:szCs w:val="24"/>
+        </w:rPr>
+        <w:t xml:space="preserve"> i</w:t>
+      </w:r>
+      <w:r>
+        <w:rPr>
+          <w:rFonts w:ascii="Times New Roman" w:eastAsia="Calibri" w:hAnsi="Times New Roman" w:cs="Times New Roman"/>
+          <w:bCs/>
+          <w:sz w:val="24"/>
+          <w:szCs w:val="24"/>
+          <w:highlight w:val="red"/>
+        </w:rPr>
+        <w:t>n {{</w:t>
+      </w:r>
+      <w:proofErr w:type="spellStart"/>
+      <w:r>
+        <w:rPr>
+          <w:rFonts w:ascii="Times New Roman" w:eastAsia="Calibri" w:hAnsi="Times New Roman" w:cs="Times New Roman"/>
+          <w:bCs/>
+          <w:sz w:val="24"/>
+          <w:szCs w:val="24"/>
+          <w:highlight w:val="red"/>
+        </w:rPr>
+        <w:t>ang_data_exp</w:t>
+      </w:r>
+      <w:proofErr w:type="spellEnd"/>
+      <w:r>
+        <w:rPr>
+          <w:rFonts w:ascii="Times New Roman" w:eastAsia="Calibri" w:hAnsi="Times New Roman" w:cs="Times New Roman"/>
+          <w:bCs/>
+          <w:sz w:val="24"/>
+          <w:szCs w:val="24"/>
+          <w:highlight w:val="red"/>
+        </w:rPr>
+        <w:t>}}</w:t>
       </w:r>
       <w:r>
         <w:rPr>
@@ -1660,6 +2751,7 @@
         </w:rPr>
         <w:t>{{</w:t>
       </w:r>
+      <w:proofErr w:type="spellStart"/>
       <w:r>
         <w:rPr>
           <w:rFonts w:ascii="Times New Roman" w:eastAsia="Times New Roman" w:hAnsi="Times New Roman" w:cs="Times New Roman"/>
@@ -1670,6 +2762,7 @@
         </w:rPr>
         <w:t>ang_nume</w:t>
       </w:r>
+      <w:proofErr w:type="spellEnd"/>
       <w:r>
         <w:rPr>
           <w:rFonts w:ascii="Times New Roman" w:eastAsia="Times New Roman" w:hAnsi="Times New Roman" w:cs="Times New Roman"/>
@@ -1746,6 +2839,7 @@
         </w:rPr>
         <w:t>{{</w:t>
       </w:r>
+      <w:proofErr w:type="spellStart"/>
       <w:r>
         <w:rPr>
           <w:rFonts w:ascii="Times New Roman" w:hAnsi="Times New Roman" w:cs="Times New Roman"/>
@@ -1755,6 +2849,7 @@
         </w:rPr>
         <w:t>data_incep_activ</w:t>
       </w:r>
+      <w:proofErr w:type="spellEnd"/>
       <w:r>
         <w:rPr>
           <w:rFonts w:ascii="Times New Roman" w:hAnsi="Times New Roman" w:cs="Times New Roman"/>
@@ -2061,7 +3156,16 @@
           <w:szCs w:val="24"/>
           <w:lang w:val="ro-RO"/>
         </w:rPr>
-        <w:t>lucrătoare</w:t>
+        <w:t>lucrătoare, în cazul contractului individual de muncă pe perioadă determinată</w:t>
+      </w:r>
+      <w:r>
+        <w:rPr>
+          <w:rFonts w:ascii="Times New Roman" w:hAnsi="Times New Roman" w:cs="Times New Roman"/>
+          <w:sz w:val="24"/>
+          <w:szCs w:val="24"/>
+          <w:lang w:val="ro-RO"/>
+        </w:rPr>
+        <w:t>;</w:t>
       </w:r>
     </w:p>
     <w:p>
@@ -2421,6 +3525,7 @@
           <w:u w:val="single"/>
           <w:lang w:val="ro-RO"/>
         </w:rPr>
+        <w:lastRenderedPageBreak/>
         <w:t xml:space="preserve">    F. Felul muncii</w:t>
       </w:r>
     </w:p>
@@ -2446,7 +3551,6 @@
           <w:szCs w:val="24"/>
           <w:lang w:val="ro-RO"/>
         </w:rPr>
-        <w:lastRenderedPageBreak/>
         <w:t xml:space="preserve">    Funcția/</w:t>
       </w:r>
       <w:r>
@@ -2546,6 +3650,7 @@
         </w:rPr>
         <w:t>{{</w:t>
       </w:r>
+      <w:proofErr w:type="spellStart"/>
       <w:r>
         <w:rPr>
           <w:rFonts w:ascii="Times New Roman" w:hAnsi="Times New Roman" w:cs="Times New Roman"/>
@@ -2556,6 +3661,7 @@
         </w:rPr>
         <w:t>cod_functie</w:t>
       </w:r>
+      <w:proofErr w:type="spellEnd"/>
       <w:r>
         <w:rPr>
           <w:rFonts w:ascii="Times New Roman" w:hAnsi="Times New Roman" w:cs="Times New Roman"/>
@@ -2743,6 +3849,7 @@
         </w:rPr>
         <w:t>{{</w:t>
       </w:r>
+      <w:proofErr w:type="spellStart"/>
       <w:r>
         <w:rPr>
           <w:rFonts w:ascii="Times New Roman" w:hAnsi="Times New Roman" w:cs="Times New Roman"/>
@@ -2754,6 +3861,7 @@
         </w:rPr>
         <w:t>nr_h_zi</w:t>
       </w:r>
+      <w:proofErr w:type="spellEnd"/>
       <w:r>
         <w:rPr>
           <w:rFonts w:ascii="Times New Roman" w:hAnsi="Times New Roman" w:cs="Times New Roman"/>
@@ -2850,6 +3958,7 @@
         </w:rPr>
         <w:t>{{</w:t>
       </w:r>
+      <w:proofErr w:type="spellStart"/>
       <w:r>
         <w:rPr>
           <w:rFonts w:ascii="Times New Roman" w:hAnsi="Times New Roman" w:cs="Times New Roman"/>
@@ -2859,6 +3968,7 @@
         </w:rPr>
         <w:t>nr_h_sapt</w:t>
       </w:r>
+      <w:proofErr w:type="spellEnd"/>
       <w:r>
         <w:rPr>
           <w:rFonts w:ascii="Times New Roman" w:hAnsi="Times New Roman" w:cs="Times New Roman"/>
@@ -2985,56 +4095,36 @@
           <w:szCs w:val="24"/>
           <w:lang w:val="ro-RO"/>
         </w:rPr>
-        <w:t xml:space="preserve"> ...................., între orele ……………………. sau ………………………………  (</w:t>
-      </w:r>
-      <w:r>
-        <w:rPr>
-          <w:rFonts w:ascii="Times New Roman" w:eastAsia="Trebuchet MS" w:hAnsi="Times New Roman" w:cs="Times New Roman"/>
-          <w:sz w:val="24"/>
-          <w:szCs w:val="24"/>
-        </w:rPr>
-        <w:t>inegal/schimburi/</w:t>
-      </w:r>
-      <w:r>
-        <w:rPr>
-          <w:rFonts w:ascii="Times New Roman" w:eastAsia="Trebuchet MS" w:hAnsi="Times New Roman" w:cs="Times New Roman"/>
-          <w:sz w:val="24"/>
-          <w:szCs w:val="24"/>
-        </w:rPr>
-        <w:t>flexibil</w:t>
-      </w:r>
-      <w:r>
-        <w:rPr>
-          <w:rFonts w:ascii="Times New Roman" w:eastAsia="Trebuchet MS" w:hAnsi="Times New Roman" w:cs="Times New Roman"/>
-          <w:sz w:val="24"/>
-          <w:szCs w:val="24"/>
-        </w:rPr>
-        <w:t>/</w:t>
-      </w:r>
-      <w:r>
-        <w:rPr>
-          <w:rFonts w:ascii="Times New Roman" w:eastAsia="Trebuchet MS" w:hAnsi="Times New Roman" w:cs="Times New Roman"/>
-          <w:sz w:val="24"/>
-          <w:szCs w:val="24"/>
-        </w:rPr>
-        <w:t>individualizat</w:t>
-      </w:r>
-      <w:r>
-        <w:rPr>
-          <w:rFonts w:ascii="Times New Roman" w:eastAsia="Trebuchet MS" w:hAnsi="Times New Roman" w:cs="Times New Roman"/>
-          <w:sz w:val="24"/>
-          <w:szCs w:val="24"/>
-        </w:rPr>
-        <w:t xml:space="preserve"> etc.),</w:t>
-      </w:r>
-      <w:r>
-        <w:rPr>
-          <w:rFonts w:ascii="Times New Roman" w:hAnsi="Times New Roman" w:cs="Times New Roman"/>
-          <w:sz w:val="24"/>
-          <w:szCs w:val="24"/>
-          <w:lang w:val="ro-RO"/>
-        </w:rPr>
-        <w:t xml:space="preserve"> după cum urmează: ……………………………… </w:t>
+        <w:t xml:space="preserve"> </w:t>
+      </w:r>
+      <w:r>
+        <w:rPr>
+          <w:rFonts w:ascii="Times New Roman" w:hAnsi="Times New Roman" w:cs="Times New Roman"/>
+          <w:sz w:val="24"/>
+          <w:szCs w:val="24"/>
+          <w:u w:val="single"/>
+          <w:lang w:val="ro-RO"/>
+        </w:rPr>
+        <w:t>luni-vineri</w:t>
+      </w:r>
+      <w:r>
+        <w:rPr>
+          <w:rFonts w:ascii="Times New Roman" w:hAnsi="Times New Roman" w:cs="Times New Roman"/>
+          <w:sz w:val="24"/>
+          <w:szCs w:val="24"/>
+          <w:lang w:val="ro-RO"/>
+        </w:rPr>
+        <w:t xml:space="preserve">, între orele </w:t>
+      </w:r>
+      <w:r>
+        <w:rPr>
+          <w:rFonts w:ascii="Times New Roman" w:hAnsi="Times New Roman" w:cs="Times New Roman"/>
+          <w:sz w:val="24"/>
+          <w:szCs w:val="24"/>
+          <w:u w:val="single"/>
+          <w:lang w:val="ro-RO"/>
+        </w:rPr>
+        <w:t>09:00-17:00</w:t>
       </w:r>
       <w:r>
         <w:rPr>
@@ -3196,23 +4286,79 @@
           <w:sz w:val="24"/>
           <w:szCs w:val="24"/>
         </w:rPr>
-        <w:t>(inegal/schimburi/flexibil</w:t>
-      </w:r>
+        <w:t>(</w:t>
+      </w:r>
+      <w:proofErr w:type="spellStart"/>
       <w:r>
         <w:rPr>
           <w:rFonts w:ascii="Times New Roman" w:eastAsia="Trebuchet MS" w:hAnsi="Times New Roman" w:cs="Times New Roman"/>
           <w:sz w:val="24"/>
           <w:szCs w:val="24"/>
         </w:rPr>
+        <w:t>inegal</w:t>
+      </w:r>
+      <w:proofErr w:type="spellEnd"/>
+      <w:r>
+        <w:rPr>
+          <w:rFonts w:ascii="Times New Roman" w:eastAsia="Trebuchet MS" w:hAnsi="Times New Roman" w:cs="Times New Roman"/>
+          <w:sz w:val="24"/>
+          <w:szCs w:val="24"/>
+        </w:rPr>
         <w:t>/</w:t>
       </w:r>
+      <w:proofErr w:type="spellStart"/>
       <w:r>
         <w:rPr>
           <w:rFonts w:ascii="Times New Roman" w:eastAsia="Trebuchet MS" w:hAnsi="Times New Roman" w:cs="Times New Roman"/>
           <w:sz w:val="24"/>
           <w:szCs w:val="24"/>
         </w:rPr>
-        <w:t>individualizat etc.),</w:t>
+        <w:t>schimburi</w:t>
+      </w:r>
+      <w:proofErr w:type="spellEnd"/>
+      <w:r>
+        <w:rPr>
+          <w:rFonts w:ascii="Times New Roman" w:eastAsia="Trebuchet MS" w:hAnsi="Times New Roman" w:cs="Times New Roman"/>
+          <w:sz w:val="24"/>
+          <w:szCs w:val="24"/>
+        </w:rPr>
+        <w:t>/</w:t>
+      </w:r>
+      <w:proofErr w:type="spellStart"/>
+      <w:r>
+        <w:rPr>
+          <w:rFonts w:ascii="Times New Roman" w:eastAsia="Trebuchet MS" w:hAnsi="Times New Roman" w:cs="Times New Roman"/>
+          <w:sz w:val="24"/>
+          <w:szCs w:val="24"/>
+        </w:rPr>
+        <w:t>flexibil</w:t>
+      </w:r>
+      <w:proofErr w:type="spellEnd"/>
+      <w:r>
+        <w:rPr>
+          <w:rFonts w:ascii="Times New Roman" w:eastAsia="Trebuchet MS" w:hAnsi="Times New Roman" w:cs="Times New Roman"/>
+          <w:sz w:val="24"/>
+          <w:szCs w:val="24"/>
+        </w:rPr>
+        <w:t>/</w:t>
+      </w:r>
+      <w:proofErr w:type="spellStart"/>
+      <w:r>
+        <w:rPr>
+          <w:rFonts w:ascii="Times New Roman" w:eastAsia="Trebuchet MS" w:hAnsi="Times New Roman" w:cs="Times New Roman"/>
+          <w:sz w:val="24"/>
+          <w:szCs w:val="24"/>
+        </w:rPr>
+        <w:t>individualizat</w:t>
+      </w:r>
+      <w:proofErr w:type="spellEnd"/>
+      <w:r>
+        <w:rPr>
+          <w:rFonts w:ascii="Times New Roman" w:eastAsia="Trebuchet MS" w:hAnsi="Times New Roman" w:cs="Times New Roman"/>
+          <w:sz w:val="24"/>
+          <w:szCs w:val="24"/>
+        </w:rPr>
+        <w:t xml:space="preserve"> etc.),</w:t>
       </w:r>
       <w:r>
         <w:rPr>
@@ -3596,6 +4742,7 @@
         </w:rPr>
         <w:t>{{</w:t>
       </w:r>
+      <w:proofErr w:type="spellStart"/>
       <w:r>
         <w:rPr>
           <w:rFonts w:ascii="Times New Roman" w:hAnsi="Times New Roman" w:cs="Times New Roman"/>
@@ -3607,6 +4754,7 @@
         </w:rPr>
         <w:t>ang_sal_brut</w:t>
       </w:r>
+      <w:proofErr w:type="spellEnd"/>
       <w:r>
         <w:rPr>
           <w:rFonts w:ascii="Times New Roman" w:hAnsi="Times New Roman" w:cs="Times New Roman"/>
@@ -4197,7 +5345,446 @@
           <w:szCs w:val="24"/>
           <w:lang w:val="ro-RO"/>
         </w:rPr>
+        <w:t xml:space="preserve">    </w:t>
+      </w:r>
+      <w:r>
+        <w:rPr>
+          <w:rFonts w:ascii="Times New Roman" w:hAnsi="Times New Roman" w:cs="Times New Roman"/>
+          <w:b/>
+          <w:sz w:val="24"/>
+          <w:szCs w:val="24"/>
+          <w:u w:val="single"/>
+          <w:lang w:val="ro-RO"/>
+        </w:rPr>
+        <w:t>J. Alte clauze:</w:t>
+      </w:r>
+    </w:p>
+    <w:p>
+      <w:pPr>
+        <w:autoSpaceDE w:val="0"/>
+        <w:autoSpaceDN w:val="0"/>
+        <w:adjustRightInd w:val="0"/>
+        <w:spacing w:after="0" w:line="240" w:lineRule="auto"/>
+        <w:ind w:left="-144" w:hanging="270"/>
+        <w:jc w:val="both"/>
+        <w:rPr>
+          <w:rFonts w:ascii="Times New Roman" w:hAnsi="Times New Roman" w:cs="Times New Roman"/>
+          <w:sz w:val="24"/>
+          <w:szCs w:val="24"/>
+          <w:lang w:val="ro-RO"/>
+        </w:rPr>
+      </w:pPr>
+      <w:r>
+        <w:rPr>
+          <w:rFonts w:ascii="Times New Roman" w:hAnsi="Times New Roman" w:cs="Times New Roman"/>
+          <w:sz w:val="24"/>
+          <w:szCs w:val="24"/>
+          <w:lang w:val="ro-RO"/>
+        </w:rPr>
         <w:lastRenderedPageBreak/>
+        <w:t xml:space="preserve">    a) perioada de preaviz în cazul concedierii este de </w:t>
+      </w:r>
+      <w:r>
+        <w:rPr>
+          <w:rFonts w:ascii="Times New Roman" w:hAnsi="Times New Roman" w:cs="Times New Roman"/>
+          <w:sz w:val="24"/>
+          <w:szCs w:val="24"/>
+          <w:lang w:val="ro-RO"/>
+        </w:rPr>
+        <w:t>2</w:t>
+      </w:r>
+      <w:r>
+        <w:rPr>
+          <w:rFonts w:ascii="Times New Roman" w:hAnsi="Times New Roman" w:cs="Times New Roman"/>
+          <w:sz w:val="24"/>
+          <w:szCs w:val="24"/>
+          <w:lang w:val="ro-RO"/>
+        </w:rPr>
+        <w:t>0</w:t>
+      </w:r>
+      <w:r>
+        <w:rPr>
+          <w:rFonts w:ascii="Times New Roman" w:hAnsi="Times New Roman" w:cs="Times New Roman"/>
+          <w:sz w:val="24"/>
+          <w:szCs w:val="24"/>
+          <w:lang w:val="ro-RO"/>
+        </w:rPr>
+        <w:t xml:space="preserve"> zile lucrătoare, conform </w:t>
+      </w:r>
+      <w:r>
+        <w:rPr>
+          <w:rFonts w:ascii="Times New Roman" w:hAnsi="Times New Roman" w:cs="Times New Roman"/>
+          <w:vanish/>
+          <w:sz w:val="24"/>
+          <w:szCs w:val="24"/>
+          <w:lang w:val="ro-RO"/>
+        </w:rPr>
+        <w:t>&lt;LLNK 12003    53 10 201   0 17&gt;</w:t>
+      </w:r>
+      <w:r>
+        <w:rPr>
+          <w:rFonts w:ascii="Times New Roman" w:hAnsi="Times New Roman" w:cs="Times New Roman"/>
+          <w:sz w:val="24"/>
+          <w:szCs w:val="24"/>
+          <w:u w:val="single"/>
+          <w:lang w:val="ro-RO"/>
+        </w:rPr>
+        <w:t>Legii nr. 53/2003</w:t>
+      </w:r>
+      <w:r>
+        <w:rPr>
+          <w:rFonts w:ascii="Times New Roman" w:hAnsi="Times New Roman" w:cs="Times New Roman"/>
+          <w:sz w:val="24"/>
+          <w:szCs w:val="24"/>
+          <w:lang w:val="ro-RO"/>
+        </w:rPr>
+        <w:t xml:space="preserve"> - Codul muncii</w:t>
+      </w:r>
+      <w:r>
+        <w:rPr>
+          <w:rFonts w:ascii="Times New Roman" w:hAnsi="Times New Roman" w:cs="Times New Roman"/>
+          <w:sz w:val="24"/>
+          <w:szCs w:val="24"/>
+          <w:lang w:val="ro-RO"/>
+        </w:rPr>
+        <w:t>,</w:t>
+      </w:r>
+      <w:r>
+        <w:rPr>
+          <w:rFonts w:ascii="Times New Roman" w:eastAsia="Trebuchet MS" w:hAnsi="Times New Roman" w:cs="Times New Roman"/>
+          <w:sz w:val="24"/>
+          <w:szCs w:val="24"/>
+          <w:lang w:val="ro-RO"/>
+        </w:rPr>
+        <w:t xml:space="preserve"> </w:t>
+      </w:r>
+      <w:r>
+        <w:rPr>
+          <w:rFonts w:ascii="Times New Roman" w:hAnsi="Times New Roman" w:cs="Times New Roman"/>
+          <w:sz w:val="24"/>
+          <w:szCs w:val="24"/>
+          <w:lang w:val="ro-RO"/>
+        </w:rPr>
+        <w:t>republicată, cu modificările și completările ulterioare,</w:t>
+      </w:r>
+      <w:r>
+        <w:rPr>
+          <w:rFonts w:ascii="Times New Roman" w:hAnsi="Times New Roman" w:cs="Times New Roman"/>
+          <w:sz w:val="24"/>
+          <w:szCs w:val="24"/>
+          <w:lang w:val="ro-RO"/>
+        </w:rPr>
+        <w:t xml:space="preserve"> sau contractului colectiv de muncă aplicabil, după caz;</w:t>
+      </w:r>
+    </w:p>
+    <w:p>
+      <w:pPr>
+        <w:autoSpaceDE w:val="0"/>
+        <w:autoSpaceDN w:val="0"/>
+        <w:adjustRightInd w:val="0"/>
+        <w:spacing w:after="0" w:line="240" w:lineRule="auto"/>
+        <w:ind w:left="-144" w:hanging="360"/>
+        <w:jc w:val="both"/>
+        <w:rPr>
+          <w:rFonts w:ascii="Times New Roman" w:hAnsi="Times New Roman" w:cs="Times New Roman"/>
+          <w:sz w:val="24"/>
+          <w:szCs w:val="24"/>
+          <w:lang w:val="ro-RO"/>
+        </w:rPr>
+      </w:pPr>
+      <w:r>
+        <w:rPr>
+          <w:rFonts w:ascii="Times New Roman" w:hAnsi="Times New Roman" w:cs="Times New Roman"/>
+          <w:sz w:val="24"/>
+          <w:szCs w:val="24"/>
+          <w:lang w:val="ro-RO"/>
+        </w:rPr>
+        <w:t xml:space="preserve">   </w:t>
+      </w:r>
+      <w:r>
+        <w:rPr>
+          <w:rFonts w:ascii="Times New Roman" w:hAnsi="Times New Roman" w:cs="Times New Roman"/>
+          <w:sz w:val="24"/>
+          <w:szCs w:val="24"/>
+          <w:lang w:val="ro-RO"/>
+        </w:rPr>
+        <w:t xml:space="preserve"> </w:t>
+      </w:r>
+      <w:r>
+        <w:rPr>
+          <w:rFonts w:ascii="Times New Roman" w:hAnsi="Times New Roman" w:cs="Times New Roman"/>
+          <w:sz w:val="24"/>
+          <w:szCs w:val="24"/>
+          <w:lang w:val="ro-RO"/>
+        </w:rPr>
+        <w:t xml:space="preserve"> b) perioada de preaviz în cazul demisiei este de </w:t>
+      </w:r>
+      <w:r>
+        <w:rPr>
+          <w:rFonts w:ascii="Times New Roman" w:hAnsi="Times New Roman" w:cs="Times New Roman"/>
+          <w:sz w:val="24"/>
+          <w:szCs w:val="24"/>
+          <w:lang w:val="ro-RO"/>
+        </w:rPr>
+        <w:t>2</w:t>
+      </w:r>
+      <w:r>
+        <w:rPr>
+          <w:rFonts w:ascii="Times New Roman" w:hAnsi="Times New Roman" w:cs="Times New Roman"/>
+          <w:sz w:val="24"/>
+          <w:szCs w:val="24"/>
+          <w:lang w:val="ro-RO"/>
+        </w:rPr>
+        <w:t>0</w:t>
+      </w:r>
+      <w:r>
+        <w:rPr>
+          <w:rFonts w:ascii="Times New Roman" w:hAnsi="Times New Roman" w:cs="Times New Roman"/>
+          <w:sz w:val="24"/>
+          <w:szCs w:val="24"/>
+          <w:lang w:val="ro-RO"/>
+        </w:rPr>
+        <w:t xml:space="preserve"> zile lucrătoare, conform </w:t>
+      </w:r>
+      <w:r>
+        <w:rPr>
+          <w:rFonts w:ascii="Times New Roman" w:hAnsi="Times New Roman" w:cs="Times New Roman"/>
+          <w:vanish/>
+          <w:sz w:val="24"/>
+          <w:szCs w:val="24"/>
+          <w:lang w:val="ro-RO"/>
+        </w:rPr>
+        <w:t>&lt;LLNK 12003    53 10 201   0 17&gt;</w:t>
+      </w:r>
+      <w:r>
+        <w:rPr>
+          <w:rFonts w:ascii="Times New Roman" w:hAnsi="Times New Roman" w:cs="Times New Roman"/>
+          <w:sz w:val="24"/>
+          <w:szCs w:val="24"/>
+          <w:u w:val="single"/>
+          <w:lang w:val="ro-RO"/>
+        </w:rPr>
+        <w:t>Legii nr. 53/2003</w:t>
+      </w:r>
+      <w:r>
+        <w:rPr>
+          <w:rFonts w:ascii="Times New Roman" w:hAnsi="Times New Roman" w:cs="Times New Roman"/>
+          <w:sz w:val="24"/>
+          <w:szCs w:val="24"/>
+          <w:lang w:val="ro-RO"/>
+        </w:rPr>
+        <w:t>- Codul muncii,</w:t>
+      </w:r>
+      <w:r>
+        <w:rPr>
+          <w:rFonts w:ascii="Times New Roman" w:eastAsia="Trebuchet MS" w:hAnsi="Times New Roman" w:cs="Times New Roman"/>
+          <w:sz w:val="24"/>
+          <w:szCs w:val="24"/>
+          <w:lang w:val="ro-RO"/>
+        </w:rPr>
+        <w:t xml:space="preserve"> </w:t>
+      </w:r>
+      <w:r>
+        <w:rPr>
+          <w:rFonts w:ascii="Times New Roman" w:hAnsi="Times New Roman" w:cs="Times New Roman"/>
+          <w:sz w:val="24"/>
+          <w:szCs w:val="24"/>
+          <w:lang w:val="ro-RO"/>
+        </w:rPr>
+        <w:t>republicată, cu modificările și completările ulterioare,</w:t>
+      </w:r>
+      <w:r>
+        <w:rPr>
+          <w:rFonts w:ascii="Times New Roman" w:hAnsi="Times New Roman" w:cs="Times New Roman"/>
+          <w:sz w:val="24"/>
+          <w:szCs w:val="24"/>
+          <w:lang w:val="ro-RO"/>
+        </w:rPr>
+        <w:t xml:space="preserve">  sau contractului colectiv de muncă aplicabil;</w:t>
+      </w:r>
+    </w:p>
+    <w:p>
+      <w:pPr>
+        <w:autoSpaceDE w:val="0"/>
+        <w:autoSpaceDN w:val="0"/>
+        <w:adjustRightInd w:val="0"/>
+        <w:spacing w:after="0" w:line="240" w:lineRule="auto"/>
+        <w:ind w:left="-144" w:hanging="360"/>
+        <w:jc w:val="both"/>
+        <w:rPr>
+          <w:rFonts w:ascii="Times New Roman" w:hAnsi="Times New Roman" w:cs="Times New Roman"/>
+          <w:sz w:val="24"/>
+          <w:szCs w:val="24"/>
+          <w:lang w:val="ro-RO"/>
+        </w:rPr>
+      </w:pPr>
+      <w:r>
+        <w:rPr>
+          <w:rFonts w:ascii="Times New Roman" w:hAnsi="Times New Roman" w:cs="Times New Roman"/>
+          <w:sz w:val="24"/>
+          <w:szCs w:val="24"/>
+          <w:lang w:val="ro-RO"/>
+        </w:rPr>
+        <w:t xml:space="preserve">     c) în cazu</w:t>
+      </w:r>
+      <w:r>
+        <w:rPr>
+          <w:rFonts w:ascii="Times New Roman" w:hAnsi="Times New Roman" w:cs="Times New Roman"/>
+          <w:sz w:val="24"/>
+          <w:szCs w:val="24"/>
+          <w:lang w:val="ro-RO"/>
+        </w:rPr>
+        <w:t>l în care salariatul urmează să î</w:t>
+      </w:r>
+      <w:r>
+        <w:rPr>
+          <w:rFonts w:ascii="Times New Roman" w:hAnsi="Times New Roman" w:cs="Times New Roman"/>
+          <w:sz w:val="24"/>
+          <w:szCs w:val="24"/>
+          <w:lang w:val="ro-RO"/>
+        </w:rPr>
+        <w:t xml:space="preserve">şi desfăşoare activitatea în străinătate, informaţiile prevăzute la </w:t>
+      </w:r>
+      <w:r>
+        <w:rPr>
+          <w:rFonts w:ascii="Times New Roman" w:hAnsi="Times New Roman" w:cs="Times New Roman"/>
+          <w:vanish/>
+          <w:sz w:val="24"/>
+          <w:szCs w:val="24"/>
+          <w:lang w:val="ro-RO"/>
+        </w:rPr>
+        <w:t>&lt;LLNK 12003    53 10 201   0 39&gt;</w:t>
+      </w:r>
+      <w:r>
+        <w:rPr>
+          <w:rFonts w:ascii="Times New Roman" w:hAnsi="Times New Roman" w:cs="Times New Roman"/>
+          <w:sz w:val="24"/>
+          <w:szCs w:val="24"/>
+          <w:u w:val="single"/>
+          <w:lang w:val="ro-RO"/>
+        </w:rPr>
+        <w:t>art. 18 alin. (1) din Legea nr. 53/2003</w:t>
+      </w:r>
+      <w:r>
+        <w:rPr>
+          <w:rFonts w:ascii="Times New Roman" w:hAnsi="Times New Roman" w:cs="Times New Roman"/>
+          <w:sz w:val="24"/>
+          <w:szCs w:val="24"/>
+          <w:lang w:val="ro-RO"/>
+        </w:rPr>
+        <w:t xml:space="preserve"> - Codul muncii</w:t>
+      </w:r>
+      <w:r>
+        <w:rPr>
+          <w:rFonts w:ascii="Times New Roman" w:hAnsi="Times New Roman" w:cs="Times New Roman"/>
+          <w:sz w:val="24"/>
+          <w:szCs w:val="24"/>
+          <w:lang w:val="ro-RO"/>
+        </w:rPr>
+        <w:t>,</w:t>
+      </w:r>
+      <w:r>
+        <w:rPr>
+          <w:rFonts w:ascii="Times New Roman" w:eastAsia="Trebuchet MS" w:hAnsi="Times New Roman" w:cs="Times New Roman"/>
+          <w:sz w:val="24"/>
+          <w:szCs w:val="24"/>
+          <w:lang w:val="ro-RO"/>
+        </w:rPr>
+        <w:t xml:space="preserve"> </w:t>
+      </w:r>
+      <w:r>
+        <w:rPr>
+          <w:rFonts w:ascii="Times New Roman" w:hAnsi="Times New Roman" w:cs="Times New Roman"/>
+          <w:sz w:val="24"/>
+          <w:szCs w:val="24"/>
+          <w:lang w:val="ro-RO"/>
+        </w:rPr>
+        <w:t>republicată, cu modificările și completările ulterioare,</w:t>
+      </w:r>
+      <w:r>
+        <w:rPr>
+          <w:rFonts w:ascii="Times New Roman" w:hAnsi="Times New Roman" w:cs="Times New Roman"/>
+          <w:sz w:val="24"/>
+          <w:szCs w:val="24"/>
+          <w:lang w:val="ro-RO"/>
+        </w:rPr>
+        <w:t xml:space="preserve"> se vor regăsi şi în contractul individual de muncă;</w:t>
+      </w:r>
+    </w:p>
+    <w:p>
+      <w:pPr>
+        <w:autoSpaceDE w:val="0"/>
+        <w:autoSpaceDN w:val="0"/>
+        <w:adjustRightInd w:val="0"/>
+        <w:spacing w:after="0" w:line="240" w:lineRule="auto"/>
+        <w:ind w:left="-144" w:hanging="360"/>
+        <w:jc w:val="both"/>
+        <w:rPr>
+          <w:rFonts w:ascii="Times New Roman" w:hAnsi="Times New Roman" w:cs="Times New Roman"/>
+          <w:sz w:val="24"/>
+          <w:szCs w:val="24"/>
+          <w:lang w:val="ro-RO"/>
+        </w:rPr>
+      </w:pPr>
+      <w:r>
+        <w:rPr>
+          <w:rFonts w:ascii="Times New Roman" w:hAnsi="Times New Roman" w:cs="Times New Roman"/>
+          <w:sz w:val="24"/>
+          <w:szCs w:val="24"/>
+          <w:lang w:val="ro-RO"/>
+        </w:rPr>
+        <w:t xml:space="preserve">     </w:t>
+      </w:r>
+      <w:r>
+        <w:rPr>
+          <w:rFonts w:ascii="Times New Roman" w:hAnsi="Times New Roman" w:cs="Times New Roman"/>
+          <w:sz w:val="24"/>
+          <w:szCs w:val="24"/>
+          <w:lang w:val="ro-RO"/>
+        </w:rPr>
+        <w:t>d) alte clauze ………………………..</w:t>
+      </w:r>
+    </w:p>
+    <w:p>
+      <w:pPr>
+        <w:autoSpaceDE w:val="0"/>
+        <w:autoSpaceDN w:val="0"/>
+        <w:adjustRightInd w:val="0"/>
+        <w:spacing w:after="0" w:line="240" w:lineRule="auto"/>
+        <w:ind w:left="-288"/>
+        <w:jc w:val="both"/>
+        <w:rPr>
+          <w:rFonts w:ascii="Times New Roman" w:hAnsi="Times New Roman" w:cs="Times New Roman"/>
+          <w:sz w:val="24"/>
+          <w:szCs w:val="24"/>
+          <w:lang w:val="ro-RO"/>
+        </w:rPr>
+      </w:pPr>
+    </w:p>
+    <w:p>
+      <w:pPr>
+        <w:autoSpaceDE w:val="0"/>
+        <w:autoSpaceDN w:val="0"/>
+        <w:adjustRightInd w:val="0"/>
+        <w:spacing w:after="0" w:line="240" w:lineRule="auto"/>
+        <w:ind w:left="-144"/>
+        <w:jc w:val="both"/>
+        <w:rPr>
+          <w:rFonts w:ascii="Times New Roman" w:hAnsi="Times New Roman" w:cs="Times New Roman"/>
+          <w:b/>
+          <w:sz w:val="24"/>
+          <w:szCs w:val="24"/>
+          <w:u w:val="single"/>
+          <w:lang w:val="ro-RO"/>
+        </w:rPr>
+      </w:pPr>
+      <w:r>
+        <w:rPr>
+          <w:rFonts w:ascii="Times New Roman" w:hAnsi="Times New Roman" w:cs="Times New Roman"/>
+          <w:sz w:val="24"/>
+          <w:szCs w:val="24"/>
+          <w:lang w:val="ro-RO"/>
+        </w:rPr>
         <w:t xml:space="preserve">    </w:t>
       </w:r>
       <w:r>
@@ -4209,7 +5796,7 @@
           <w:u w:val="single"/>
           <w:lang w:val="ro-RO"/>
         </w:rPr>
-        <w:t>J. Alte clauze:</w:t>
+        <w:t xml:space="preserve">K. Atribuţiile postului </w:t>
       </w:r>
     </w:p>
     <w:p>
@@ -4234,34 +5821,666 @@
           <w:szCs w:val="24"/>
           <w:lang w:val="ro-RO"/>
         </w:rPr>
-        <w:t xml:space="preserve">    a) perioada de preaviz în cazul concedierii este de </w:t>
-      </w:r>
-      <w:r>
-        <w:rPr>
-          <w:rFonts w:ascii="Times New Roman" w:hAnsi="Times New Roman" w:cs="Times New Roman"/>
-          <w:sz w:val="24"/>
-          <w:szCs w:val="24"/>
-          <w:lang w:val="ro-RO"/>
-        </w:rPr>
-        <w:t>2</w:t>
-      </w:r>
-      <w:r>
-        <w:rPr>
-          <w:rFonts w:ascii="Times New Roman" w:hAnsi="Times New Roman" w:cs="Times New Roman"/>
-          <w:sz w:val="24"/>
-          <w:szCs w:val="24"/>
-          <w:lang w:val="ro-RO"/>
-        </w:rPr>
-        <w:t>0</w:t>
-      </w:r>
-      <w:r>
-        <w:rPr>
-          <w:rFonts w:ascii="Times New Roman" w:hAnsi="Times New Roman" w:cs="Times New Roman"/>
-          <w:sz w:val="24"/>
-          <w:szCs w:val="24"/>
-          <w:lang w:val="ro-RO"/>
-        </w:rPr>
-        <w:t xml:space="preserve"> zile lucrătoare, conform </w:t>
+        <w:t xml:space="preserve">    Atribuţiile postului sunt prevăzute în fişa postului, anexă la contractul individual de muncă.</w:t>
+      </w:r>
+    </w:p>
+    <w:p>
+      <w:pPr>
+        <w:autoSpaceDE w:val="0"/>
+        <w:autoSpaceDN w:val="0"/>
+        <w:adjustRightInd w:val="0"/>
+        <w:spacing w:after="0" w:line="240" w:lineRule="auto"/>
+        <w:ind w:left="-144" w:hanging="270"/>
+        <w:jc w:val="both"/>
+        <w:rPr>
+          <w:rFonts w:ascii="Times New Roman" w:hAnsi="Times New Roman" w:cs="Times New Roman"/>
+          <w:sz w:val="24"/>
+          <w:szCs w:val="24"/>
+          <w:lang w:val="ro-RO"/>
+        </w:rPr>
+      </w:pPr>
+    </w:p>
+    <w:p>
+      <w:pPr>
+        <w:autoSpaceDE w:val="0"/>
+        <w:autoSpaceDN w:val="0"/>
+        <w:adjustRightInd w:val="0"/>
+        <w:spacing w:after="0" w:line="240" w:lineRule="auto"/>
+        <w:ind w:left="-144" w:firstLine="270"/>
+        <w:jc w:val="both"/>
+        <w:rPr>
+          <w:rFonts w:ascii="Times New Roman" w:hAnsi="Times New Roman" w:cs="Times New Roman"/>
+          <w:b/>
+          <w:sz w:val="24"/>
+          <w:szCs w:val="24"/>
+          <w:u w:val="single"/>
+          <w:lang w:val="ro-RO"/>
+        </w:rPr>
+      </w:pPr>
+      <w:r>
+        <w:rPr>
+          <w:rFonts w:ascii="Times New Roman" w:hAnsi="Times New Roman" w:cs="Times New Roman"/>
+          <w:b/>
+          <w:sz w:val="24"/>
+          <w:szCs w:val="24"/>
+          <w:u w:val="single"/>
+          <w:lang w:val="ro-RO"/>
+        </w:rPr>
+        <w:t xml:space="preserve">L. Riscurile specifice postului </w:t>
+      </w:r>
+    </w:p>
+    <w:p>
+      <w:pPr>
+        <w:autoSpaceDE w:val="0"/>
+        <w:autoSpaceDN w:val="0"/>
+        <w:adjustRightInd w:val="0"/>
+        <w:spacing w:after="0" w:line="240" w:lineRule="auto"/>
+        <w:ind w:left="-144"/>
+        <w:jc w:val="both"/>
+        <w:rPr>
+          <w:rFonts w:ascii="Times New Roman" w:hAnsi="Times New Roman" w:cs="Times New Roman"/>
+          <w:sz w:val="24"/>
+          <w:szCs w:val="24"/>
+          <w:lang w:val="ro-RO"/>
+        </w:rPr>
+      </w:pPr>
+      <w:r>
+        <w:rPr>
+          <w:rFonts w:ascii="Times New Roman" w:hAnsi="Times New Roman" w:cs="Times New Roman"/>
+          <w:sz w:val="24"/>
+          <w:szCs w:val="24"/>
+          <w:lang w:val="ro-RO"/>
+        </w:rPr>
+        <w:t xml:space="preserve">Riscurile </w:t>
+      </w:r>
+      <w:r>
+        <w:rPr>
+          <w:rFonts w:ascii="Times New Roman" w:hAnsi="Times New Roman" w:cs="Times New Roman"/>
+          <w:sz w:val="24"/>
+          <w:szCs w:val="24"/>
+          <w:lang w:val="ro-RO"/>
+        </w:rPr>
+        <w:t xml:space="preserve">de accidentare și îmbolnăvire profesională </w:t>
+      </w:r>
+      <w:r>
+        <w:rPr>
+          <w:rFonts w:ascii="Times New Roman" w:hAnsi="Times New Roman" w:cs="Times New Roman"/>
+          <w:sz w:val="24"/>
+          <w:szCs w:val="24"/>
+          <w:lang w:val="ro-RO"/>
+        </w:rPr>
+        <w:t xml:space="preserve">specifice postului </w:t>
+      </w:r>
+      <w:r>
+        <w:rPr>
+          <w:rFonts w:ascii="Times New Roman" w:hAnsi="Times New Roman" w:cs="Times New Roman"/>
+          <w:sz w:val="24"/>
+          <w:szCs w:val="24"/>
+          <w:lang w:val="ro-RO"/>
+        </w:rPr>
+        <w:t xml:space="preserve">sunt </w:t>
+      </w:r>
+      <w:r>
+        <w:rPr>
+          <w:rFonts w:ascii="Times New Roman" w:hAnsi="Times New Roman" w:cs="Times New Roman"/>
+          <w:sz w:val="24"/>
+          <w:szCs w:val="24"/>
+          <w:lang w:val="ro-RO"/>
+        </w:rPr>
+        <w:t>prevăzute în evaluările de risc ale locului de munca</w:t>
+      </w:r>
+      <w:r>
+        <w:rPr>
+          <w:rFonts w:ascii="Times New Roman" w:hAnsi="Times New Roman" w:cs="Times New Roman"/>
+          <w:sz w:val="24"/>
+          <w:szCs w:val="24"/>
+          <w:lang w:val="ro-RO"/>
+        </w:rPr>
+        <w:t xml:space="preserve">/postului de lucru și în </w:t>
+      </w:r>
+      <w:r>
+        <w:rPr>
+          <w:rFonts w:ascii="Times New Roman" w:hAnsi="Times New Roman" w:cs="Times New Roman"/>
+          <w:sz w:val="24"/>
+          <w:szCs w:val="24"/>
+          <w:lang w:val="ro-RO"/>
+        </w:rPr>
+        <w:t>fișa de identificare a factorilor de risc profesional</w:t>
+      </w:r>
+      <w:r>
+        <w:rPr>
+          <w:rFonts w:ascii="Times New Roman" w:hAnsi="Times New Roman" w:cs="Times New Roman"/>
+          <w:sz w:val="24"/>
+          <w:szCs w:val="24"/>
+          <w:lang w:val="ro-RO"/>
+        </w:rPr>
+        <w:t>.</w:t>
+      </w:r>
+    </w:p>
+    <w:p>
+      <w:pPr>
+        <w:autoSpaceDE w:val="0"/>
+        <w:autoSpaceDN w:val="0"/>
+        <w:adjustRightInd w:val="0"/>
+        <w:spacing w:after="0" w:line="240" w:lineRule="auto"/>
+        <w:ind w:left="-288"/>
+        <w:jc w:val="both"/>
+        <w:rPr>
+          <w:rFonts w:ascii="Times New Roman" w:hAnsi="Times New Roman" w:cs="Times New Roman"/>
+          <w:strike/>
+          <w:sz w:val="24"/>
+          <w:szCs w:val="24"/>
+          <w:lang w:val="ro-RO"/>
+        </w:rPr>
+      </w:pPr>
+    </w:p>
+    <w:p>
+      <w:pPr>
+        <w:autoSpaceDE w:val="0"/>
+        <w:autoSpaceDN w:val="0"/>
+        <w:adjustRightInd w:val="0"/>
+        <w:spacing w:after="0" w:line="240" w:lineRule="auto"/>
+        <w:ind w:left="-288"/>
+        <w:jc w:val="both"/>
+        <w:rPr>
+          <w:rFonts w:ascii="Times New Roman" w:hAnsi="Times New Roman" w:cs="Times New Roman"/>
+          <w:sz w:val="24"/>
+          <w:szCs w:val="24"/>
+          <w:lang w:val="ro-RO"/>
+        </w:rPr>
+      </w:pPr>
+      <w:r>
+        <w:rPr>
+          <w:rFonts w:ascii="Times New Roman" w:hAnsi="Times New Roman" w:cs="Times New Roman"/>
+          <w:sz w:val="24"/>
+          <w:szCs w:val="24"/>
+          <w:u w:val="single"/>
+          <w:lang w:val="ro-RO"/>
+        </w:rPr>
+        <w:t xml:space="preserve">    </w:t>
+      </w:r>
+      <w:r>
+        <w:rPr>
+          <w:rFonts w:ascii="Times New Roman" w:hAnsi="Times New Roman" w:cs="Times New Roman"/>
+          <w:b/>
+          <w:sz w:val="24"/>
+          <w:szCs w:val="24"/>
+          <w:u w:val="single"/>
+          <w:lang w:val="ro-RO"/>
+        </w:rPr>
+        <w:t>M</w:t>
+      </w:r>
+      <w:r>
+        <w:rPr>
+          <w:rFonts w:ascii="Times New Roman" w:hAnsi="Times New Roman" w:cs="Times New Roman"/>
+          <w:b/>
+          <w:sz w:val="24"/>
+          <w:szCs w:val="24"/>
+          <w:u w:val="single"/>
+          <w:lang w:val="ro-RO"/>
+        </w:rPr>
+        <w:t>. Criteriile de evaluare a activităţii profesionale a salariatului:</w:t>
+      </w:r>
+      <w:r>
+        <w:rPr>
+          <w:rFonts w:ascii="Times New Roman" w:hAnsi="Times New Roman" w:cs="Times New Roman"/>
+          <w:sz w:val="24"/>
+          <w:szCs w:val="24"/>
+          <w:lang w:val="ro-RO"/>
+        </w:rPr>
+        <w:t xml:space="preserve"> </w:t>
+      </w:r>
+      <w:r>
+        <w:rPr>
+          <w:rFonts w:ascii="Times New Roman" w:hAnsi="Times New Roman" w:cs="Times New Roman"/>
+          <w:sz w:val="24"/>
+          <w:szCs w:val="24"/>
+          <w:lang w:val="ro-RO"/>
+        </w:rPr>
+        <w:t>se vor regasi intr-o anexa</w:t>
+      </w:r>
+      <w:r>
+        <w:rPr>
+          <w:rFonts w:ascii="Times New Roman" w:hAnsi="Times New Roman" w:cs="Times New Roman"/>
+          <w:sz w:val="24"/>
+          <w:szCs w:val="24"/>
+          <w:lang w:val="ro-RO"/>
+        </w:rPr>
+        <w:t xml:space="preserve"> atasata prezentului contract.</w:t>
+      </w:r>
+    </w:p>
+    <w:p>
+      <w:pPr>
+        <w:autoSpaceDE w:val="0"/>
+        <w:autoSpaceDN w:val="0"/>
+        <w:adjustRightInd w:val="0"/>
+        <w:spacing w:after="0" w:line="240" w:lineRule="auto"/>
+        <w:ind w:left="-288"/>
+        <w:jc w:val="both"/>
+        <w:rPr>
+          <w:rFonts w:ascii="Times New Roman" w:hAnsi="Times New Roman" w:cs="Times New Roman"/>
+          <w:sz w:val="24"/>
+          <w:szCs w:val="24"/>
+          <w:lang w:val="ro-RO"/>
+        </w:rPr>
+      </w:pPr>
+      <w:r>
+        <w:rPr>
+          <w:rFonts w:ascii="Times New Roman" w:hAnsi="Times New Roman" w:cs="Times New Roman"/>
+          <w:sz w:val="24"/>
+          <w:szCs w:val="24"/>
+          <w:lang w:val="ro-RO"/>
+        </w:rPr>
+        <w:t xml:space="preserve"> </w:t>
+      </w:r>
+    </w:p>
+    <w:p>
+      <w:pPr>
+        <w:autoSpaceDE w:val="0"/>
+        <w:autoSpaceDN w:val="0"/>
+        <w:adjustRightInd w:val="0"/>
+        <w:spacing w:after="0" w:line="240" w:lineRule="auto"/>
+        <w:ind w:left="-144" w:hanging="284"/>
+        <w:jc w:val="both"/>
+        <w:rPr>
+          <w:rFonts w:ascii="Times New Roman" w:hAnsi="Times New Roman" w:cs="Times New Roman"/>
+          <w:sz w:val="24"/>
+          <w:szCs w:val="24"/>
+        </w:rPr>
+      </w:pPr>
+      <w:r>
+        <w:rPr>
+          <w:rFonts w:ascii="Times New Roman" w:hAnsi="Times New Roman" w:cs="Times New Roman"/>
+          <w:b/>
+          <w:sz w:val="24"/>
+          <w:szCs w:val="24"/>
+          <w:lang w:val="ro-RO"/>
+        </w:rPr>
+        <w:t xml:space="preserve">   </w:t>
+      </w:r>
+      <w:r>
+        <w:rPr>
+          <w:rFonts w:ascii="Times New Roman" w:hAnsi="Times New Roman" w:cs="Times New Roman"/>
+          <w:b/>
+          <w:sz w:val="24"/>
+          <w:szCs w:val="24"/>
+          <w:lang w:val="ro-RO"/>
+        </w:rPr>
+        <w:t xml:space="preserve">   </w:t>
+      </w:r>
+      <w:r>
+        <w:rPr>
+          <w:rFonts w:ascii="Times New Roman" w:hAnsi="Times New Roman" w:cs="Times New Roman"/>
+          <w:b/>
+          <w:sz w:val="24"/>
+          <w:szCs w:val="24"/>
+          <w:lang w:val="ro-RO"/>
+        </w:rPr>
+        <w:t xml:space="preserve"> </w:t>
+      </w:r>
+      <w:r>
+        <w:rPr>
+          <w:rFonts w:ascii="Times New Roman" w:hAnsi="Times New Roman" w:cs="Times New Roman"/>
+          <w:b/>
+          <w:sz w:val="24"/>
+          <w:szCs w:val="24"/>
+          <w:u w:val="single"/>
+          <w:lang w:val="ro-RO"/>
+        </w:rPr>
+        <w:t>N</w:t>
+      </w:r>
+      <w:r>
+        <w:rPr>
+          <w:rFonts w:ascii="Times New Roman" w:hAnsi="Times New Roman" w:cs="Times New Roman"/>
+          <w:b/>
+          <w:sz w:val="24"/>
+          <w:szCs w:val="24"/>
+          <w:u w:val="single"/>
+          <w:lang w:val="ro-RO"/>
+        </w:rPr>
+        <w:t xml:space="preserve">. </w:t>
+      </w:r>
+      <w:r>
+        <w:rPr>
+          <w:rFonts w:ascii="Times New Roman" w:hAnsi="Times New Roman" w:cs="Times New Roman"/>
+          <w:b/>
+          <w:sz w:val="24"/>
+          <w:szCs w:val="24"/>
+          <w:u w:val="single"/>
+          <w:lang w:val="ro-RO"/>
+        </w:rPr>
+        <w:t>Procedura privind u</w:t>
+      </w:r>
+      <w:r>
+        <w:rPr>
+          <w:rFonts w:ascii="Times New Roman" w:hAnsi="Times New Roman" w:cs="Times New Roman"/>
+          <w:b/>
+          <w:sz w:val="24"/>
+          <w:szCs w:val="24"/>
+          <w:u w:val="single"/>
+          <w:lang w:val="ro-RO"/>
+        </w:rPr>
+        <w:t>tilizarea semnăturii electronice, semnăturii electronice avansate şi semnăturii electronice calificate</w:t>
+      </w:r>
+      <w:r>
+        <w:rPr>
+          <w:rFonts w:ascii="Times New Roman" w:hAnsi="Times New Roman" w:cs="Times New Roman"/>
+          <w:b/>
+          <w:sz w:val="24"/>
+          <w:szCs w:val="24"/>
+          <w:lang w:val="ro-RO"/>
+        </w:rPr>
+        <w:t xml:space="preserve"> </w:t>
+      </w:r>
+      <w:r>
+        <w:rPr>
+          <w:rFonts w:ascii="Times New Roman" w:hAnsi="Times New Roman" w:cs="Times New Roman"/>
+          <w:sz w:val="24"/>
+          <w:szCs w:val="24"/>
+          <w:lang w:val="ro-RO"/>
+        </w:rPr>
+        <w:t>se realizează după cum urmează:</w:t>
+      </w:r>
+      <w:r>
+        <w:rPr>
+          <w:rFonts w:ascii="Times New Roman" w:hAnsi="Times New Roman" w:cs="Times New Roman"/>
+          <w:b/>
+          <w:sz w:val="24"/>
+          <w:szCs w:val="24"/>
+          <w:lang w:val="ro-RO"/>
+        </w:rPr>
+        <w:t xml:space="preserve"> ..........................., </w:t>
+      </w:r>
+      <w:r>
+        <w:rPr>
+          <w:rFonts w:ascii="Times New Roman" w:hAnsi="Times New Roman" w:cs="Times New Roman"/>
+          <w:sz w:val="24"/>
+          <w:szCs w:val="24"/>
+          <w:lang w:val="ro-RO"/>
+        </w:rPr>
+        <w:t>în conformitate cu prevederile actelor normative/</w:t>
+      </w:r>
+      <w:r>
+        <w:rPr>
+          <w:rFonts w:ascii="Times New Roman" w:hAnsi="Times New Roman" w:cs="Times New Roman"/>
+          <w:sz w:val="24"/>
+          <w:szCs w:val="24"/>
+          <w:lang w:val="ro-RO"/>
+        </w:rPr>
+        <w:t>r</w:t>
+      </w:r>
+      <w:r>
+        <w:rPr>
+          <w:rFonts w:ascii="Times New Roman" w:hAnsi="Times New Roman" w:cs="Times New Roman"/>
+          <w:sz w:val="24"/>
+          <w:szCs w:val="24"/>
+          <w:lang w:val="ro-RO"/>
+        </w:rPr>
+        <w:t>egulamentul Intern/contractul colectiv de muncă aplicabil.</w:t>
+      </w:r>
+    </w:p>
+    <w:p>
+      <w:pPr>
+        <w:autoSpaceDE w:val="0"/>
+        <w:autoSpaceDN w:val="0"/>
+        <w:adjustRightInd w:val="0"/>
+        <w:spacing w:after="0" w:line="240" w:lineRule="auto"/>
+        <w:ind w:left="-144"/>
+        <w:jc w:val="both"/>
+        <w:rPr>
+          <w:rFonts w:ascii="Times New Roman" w:hAnsi="Times New Roman" w:cs="Times New Roman"/>
+          <w:sz w:val="24"/>
+          <w:szCs w:val="24"/>
+        </w:rPr>
+      </w:pPr>
+    </w:p>
+    <w:p>
+      <w:pPr>
+        <w:autoSpaceDE w:val="0"/>
+        <w:autoSpaceDN w:val="0"/>
+        <w:adjustRightInd w:val="0"/>
+        <w:spacing w:after="0" w:line="240" w:lineRule="auto"/>
+        <w:ind w:left="-144"/>
+        <w:jc w:val="both"/>
+        <w:rPr>
+          <w:rFonts w:ascii="Times New Roman" w:hAnsi="Times New Roman" w:cs="Times New Roman"/>
+          <w:b/>
+          <w:sz w:val="24"/>
+          <w:szCs w:val="24"/>
+          <w:u w:val="single"/>
+          <w:lang w:val="ro-RO"/>
+        </w:rPr>
+      </w:pPr>
+      <w:r>
+        <w:rPr>
+          <w:rFonts w:ascii="Times New Roman" w:hAnsi="Times New Roman" w:cs="Times New Roman"/>
+          <w:b/>
+          <w:sz w:val="24"/>
+          <w:szCs w:val="24"/>
+          <w:lang w:val="ro-RO"/>
+        </w:rPr>
+        <w:t xml:space="preserve">    </w:t>
+      </w:r>
+      <w:r>
+        <w:rPr>
+          <w:rFonts w:ascii="Times New Roman" w:hAnsi="Times New Roman" w:cs="Times New Roman"/>
+          <w:b/>
+          <w:sz w:val="24"/>
+          <w:szCs w:val="24"/>
+          <w:lang w:val="ro-RO"/>
+        </w:rPr>
+        <w:br/>
+      </w:r>
+      <w:r>
+        <w:rPr>
+          <w:rFonts w:ascii="Times New Roman" w:hAnsi="Times New Roman" w:cs="Times New Roman"/>
+          <w:b/>
+          <w:sz w:val="24"/>
+          <w:szCs w:val="24"/>
+          <w:u w:val="single"/>
+          <w:lang w:val="ro-RO"/>
+        </w:rPr>
+        <w:t>O</w:t>
+      </w:r>
+      <w:r>
+        <w:rPr>
+          <w:rFonts w:ascii="Times New Roman" w:hAnsi="Times New Roman" w:cs="Times New Roman"/>
+          <w:b/>
+          <w:sz w:val="24"/>
+          <w:szCs w:val="24"/>
+          <w:u w:val="single"/>
+          <w:lang w:val="ro-RO"/>
+        </w:rPr>
+        <w:t>.  Formarea profesională</w:t>
+      </w:r>
+    </w:p>
+    <w:p>
+      <w:pPr>
+        <w:autoSpaceDE w:val="0"/>
+        <w:autoSpaceDN w:val="0"/>
+        <w:adjustRightInd w:val="0"/>
+        <w:spacing w:after="0" w:line="240" w:lineRule="auto"/>
+        <w:ind w:left="-144" w:hanging="284"/>
+        <w:jc w:val="both"/>
+        <w:rPr>
+          <w:rFonts w:ascii="Times New Roman" w:hAnsi="Times New Roman" w:cs="Times New Roman"/>
+          <w:sz w:val="24"/>
+          <w:szCs w:val="24"/>
+        </w:rPr>
+      </w:pPr>
+      <w:r>
+        <w:rPr>
+          <w:rFonts w:ascii="Times New Roman" w:hAnsi="Times New Roman" w:cs="Times New Roman"/>
+          <w:sz w:val="24"/>
+          <w:szCs w:val="24"/>
+          <w:lang w:val="ro-RO"/>
+        </w:rPr>
+        <w:t xml:space="preserve">    Formarea profesională se realizează în următoarele condiții: ....................... în conformitate cu prevederile actelor normative/</w:t>
+      </w:r>
+      <w:r>
+        <w:rPr>
+          <w:rFonts w:ascii="Times New Roman" w:hAnsi="Times New Roman" w:cs="Times New Roman"/>
+          <w:sz w:val="24"/>
+          <w:szCs w:val="24"/>
+          <w:lang w:val="ro-RO"/>
+        </w:rPr>
+        <w:t>r</w:t>
+      </w:r>
+      <w:r>
+        <w:rPr>
+          <w:rFonts w:ascii="Times New Roman" w:hAnsi="Times New Roman" w:cs="Times New Roman"/>
+          <w:sz w:val="24"/>
+          <w:szCs w:val="24"/>
+          <w:lang w:val="ro-RO"/>
+        </w:rPr>
+        <w:t xml:space="preserve">egulamentul </w:t>
+      </w:r>
+      <w:r>
+        <w:rPr>
+          <w:rFonts w:ascii="Times New Roman" w:hAnsi="Times New Roman" w:cs="Times New Roman"/>
+          <w:sz w:val="24"/>
+          <w:szCs w:val="24"/>
+          <w:lang w:val="ro-RO"/>
+        </w:rPr>
+        <w:t>i</w:t>
+      </w:r>
+      <w:r>
+        <w:rPr>
+          <w:rFonts w:ascii="Times New Roman" w:hAnsi="Times New Roman" w:cs="Times New Roman"/>
+          <w:sz w:val="24"/>
+          <w:szCs w:val="24"/>
+          <w:lang w:val="ro-RO"/>
+        </w:rPr>
+        <w:t>ntern/contractul colectiv de muncă aplicabil.</w:t>
+      </w:r>
+    </w:p>
+    <w:p>
+      <w:pPr>
+        <w:autoSpaceDE w:val="0"/>
+        <w:autoSpaceDN w:val="0"/>
+        <w:adjustRightInd w:val="0"/>
+        <w:spacing w:after="0" w:line="240" w:lineRule="auto"/>
+        <w:jc w:val="both"/>
+        <w:rPr>
+          <w:rFonts w:ascii="Times New Roman" w:hAnsi="Times New Roman" w:cs="Times New Roman"/>
+          <w:sz w:val="24"/>
+          <w:szCs w:val="24"/>
+          <w:lang w:val="ro-RO"/>
+        </w:rPr>
+      </w:pPr>
+    </w:p>
+    <w:p>
+      <w:pPr>
+        <w:autoSpaceDE w:val="0"/>
+        <w:autoSpaceDN w:val="0"/>
+        <w:adjustRightInd w:val="0"/>
+        <w:spacing w:after="0" w:line="240" w:lineRule="auto"/>
+        <w:ind w:left="-288"/>
+        <w:jc w:val="both"/>
+        <w:rPr>
+          <w:rFonts w:ascii="Times New Roman" w:hAnsi="Times New Roman" w:cs="Times New Roman"/>
+          <w:b/>
+          <w:sz w:val="24"/>
+          <w:szCs w:val="24"/>
+          <w:u w:val="single"/>
+          <w:lang w:val="ro-RO"/>
+        </w:rPr>
+      </w:pPr>
+      <w:r>
+        <w:rPr>
+          <w:rFonts w:ascii="Times New Roman" w:hAnsi="Times New Roman" w:cs="Times New Roman"/>
+          <w:sz w:val="24"/>
+          <w:szCs w:val="24"/>
+          <w:lang w:val="ro-RO"/>
+        </w:rPr>
+        <w:t xml:space="preserve">    </w:t>
+      </w:r>
+      <w:r>
+        <w:rPr>
+          <w:rFonts w:ascii="Times New Roman" w:hAnsi="Times New Roman" w:cs="Times New Roman"/>
+          <w:b/>
+          <w:sz w:val="24"/>
+          <w:szCs w:val="24"/>
+          <w:u w:val="single"/>
+          <w:lang w:val="ro-RO"/>
+        </w:rPr>
+        <w:t>P</w:t>
+      </w:r>
+      <w:r>
+        <w:rPr>
+          <w:rFonts w:ascii="Times New Roman" w:hAnsi="Times New Roman" w:cs="Times New Roman"/>
+          <w:b/>
+          <w:sz w:val="24"/>
+          <w:szCs w:val="24"/>
+          <w:u w:val="single"/>
+          <w:lang w:val="ro-RO"/>
+        </w:rPr>
+        <w:t>. Condiţiile de muncă</w:t>
+      </w:r>
+    </w:p>
+    <w:p>
+      <w:pPr>
+        <w:pStyle w:val="ListParagraph"/>
+        <w:autoSpaceDE w:val="0"/>
+        <w:autoSpaceDN w:val="0"/>
+        <w:adjustRightInd w:val="0"/>
+        <w:spacing w:after="0" w:line="240" w:lineRule="auto"/>
+        <w:ind w:left="-288"/>
+        <w:jc w:val="both"/>
+        <w:rPr>
+          <w:rFonts w:ascii="Times New Roman" w:hAnsi="Times New Roman" w:cs="Times New Roman"/>
+          <w:b/>
+          <w:sz w:val="24"/>
+          <w:szCs w:val="24"/>
+          <w:lang w:val="ro-RO"/>
+        </w:rPr>
+      </w:pPr>
+      <w:r>
+        <w:rPr>
+          <w:rFonts w:ascii="Times New Roman" w:hAnsi="Times New Roman" w:cs="Times New Roman"/>
+          <w:sz w:val="24"/>
+          <w:szCs w:val="24"/>
+          <w:lang w:val="ro-RO"/>
+        </w:rPr>
+        <w:t xml:space="preserve">Activitatea se desfăşoară în condiţii </w:t>
+      </w:r>
+      <w:r>
+        <w:rPr>
+          <w:rFonts w:ascii="Times New Roman" w:hAnsi="Times New Roman" w:cs="Times New Roman"/>
+          <w:b/>
+          <w:bCs/>
+          <w:sz w:val="24"/>
+          <w:szCs w:val="24"/>
+          <w:lang w:val="ro-RO"/>
+        </w:rPr>
+        <w:t>normale</w:t>
+      </w:r>
+      <w:r>
+        <w:rPr>
+          <w:rFonts w:ascii="Times New Roman" w:hAnsi="Times New Roman" w:cs="Times New Roman"/>
+          <w:sz w:val="24"/>
+          <w:szCs w:val="24"/>
+          <w:lang w:val="ro-RO"/>
+        </w:rPr>
+        <w:t>/vătămătoare/deosebite/speciale de muncă</w:t>
+      </w:r>
+      <w:r>
+        <w:rPr>
+          <w:rFonts w:ascii="Times New Roman" w:hAnsi="Times New Roman" w:cs="Times New Roman"/>
+          <w:sz w:val="24"/>
+          <w:szCs w:val="24"/>
+          <w:lang w:val="ro-RO"/>
+        </w:rPr>
+        <w:t>/</w:t>
+      </w:r>
+      <w:r>
+        <w:rPr>
+          <w:rFonts w:ascii="Times New Roman" w:hAnsi="Times New Roman" w:cs="Times New Roman"/>
+          <w:sz w:val="24"/>
+          <w:szCs w:val="24"/>
+          <w:lang w:val="ro-RO"/>
+        </w:rPr>
+        <w:t>deosebit de periculoase, în conformitate cu prevederile legale</w:t>
       </w:r>
       <w:r>
         <w:rPr>
@@ -4271,8 +6490,50 @@
           <w:szCs w:val="24"/>
           <w:lang w:val="ro-RO"/>
         </w:rPr>
-        <w:t>&lt;LLNK 12003    53 10 201   0 17&gt;</w:t>
-      </w:r>
+        <w:t>&lt;LLNK 11991    31 10 201   0 17&gt;legalelll</w:t>
+      </w:r>
+      <w:r>
+        <w:rPr>
+          <w:rFonts w:ascii="Times New Roman" w:hAnsi="Times New Roman" w:cs="Times New Roman"/>
+          <w:sz w:val="24"/>
+          <w:szCs w:val="24"/>
+          <w:lang w:val="ro-RO"/>
+        </w:rPr>
+        <w:t>.</w:t>
+      </w:r>
+    </w:p>
+    <w:p>
+      <w:pPr>
+        <w:autoSpaceDE w:val="0"/>
+        <w:autoSpaceDN w:val="0"/>
+        <w:adjustRightInd w:val="0"/>
+        <w:spacing w:after="0" w:line="240" w:lineRule="auto"/>
+        <w:ind w:left="-288"/>
+        <w:jc w:val="both"/>
+        <w:rPr>
+          <w:rFonts w:ascii="Times New Roman" w:hAnsi="Times New Roman" w:cs="Times New Roman"/>
+          <w:sz w:val="24"/>
+          <w:szCs w:val="24"/>
+          <w:lang w:val="ro-RO"/>
+        </w:rPr>
+      </w:pPr>
+    </w:p>
+    <w:p>
+      <w:pPr>
+        <w:autoSpaceDE w:val="0"/>
+        <w:autoSpaceDN w:val="0"/>
+        <w:adjustRightInd w:val="0"/>
+        <w:spacing w:after="0" w:line="240" w:lineRule="auto"/>
+        <w:ind w:left="-432"/>
+        <w:jc w:val="both"/>
+        <w:rPr>
+          <w:rFonts w:ascii="Times New Roman" w:hAnsi="Times New Roman" w:cs="Times New Roman"/>
+          <w:b/>
+          <w:sz w:val="24"/>
+          <w:szCs w:val="24"/>
+          <w:lang w:val="ro-RO"/>
+        </w:rPr>
+      </w:pPr>
       <w:r>
         <w:rPr>
           <w:rFonts w:ascii="Times New Roman" w:hAnsi="Times New Roman" w:cs="Times New Roman"/>
@@ -4281,351 +6542,213 @@
           <w:u w:val="single"/>
           <w:lang w:val="ro-RO"/>
         </w:rPr>
-        <w:t>Legii nr. 53/2003</w:t>
-      </w:r>
-      <w:r>
-        <w:rPr>
-          <w:rFonts w:ascii="Times New Roman" w:hAnsi="Times New Roman" w:cs="Times New Roman"/>
-          <w:sz w:val="24"/>
-          <w:szCs w:val="24"/>
-          <w:lang w:val="ro-RO"/>
-        </w:rPr>
-        <w:t xml:space="preserve"> - Codul muncii</w:t>
-      </w:r>
-      <w:r>
-        <w:rPr>
-          <w:rFonts w:ascii="Times New Roman" w:hAnsi="Times New Roman" w:cs="Times New Roman"/>
-          <w:sz w:val="24"/>
-          <w:szCs w:val="24"/>
-          <w:lang w:val="ro-RO"/>
-        </w:rPr>
-        <w:t>,</w:t>
-      </w:r>
-      <w:r>
-        <w:rPr>
-          <w:rFonts w:ascii="Times New Roman" w:eastAsia="Trebuchet MS" w:hAnsi="Times New Roman" w:cs="Times New Roman"/>
-          <w:sz w:val="24"/>
-          <w:szCs w:val="24"/>
-          <w:lang w:val="ro-RO"/>
-        </w:rPr>
-        <w:t xml:space="preserve"> </w:t>
-      </w:r>
-      <w:r>
-        <w:rPr>
-          <w:rFonts w:ascii="Times New Roman" w:hAnsi="Times New Roman" w:cs="Times New Roman"/>
-          <w:sz w:val="24"/>
-          <w:szCs w:val="24"/>
-          <w:lang w:val="ro-RO"/>
-        </w:rPr>
-        <w:t>republicată, cu modificările și completările ulterioare,</w:t>
-      </w:r>
-      <w:r>
-        <w:rPr>
-          <w:rFonts w:ascii="Times New Roman" w:hAnsi="Times New Roman" w:cs="Times New Roman"/>
-          <w:sz w:val="24"/>
-          <w:szCs w:val="24"/>
-          <w:lang w:val="ro-RO"/>
-        </w:rPr>
-        <w:t xml:space="preserve"> sau contractului colectiv de muncă aplicabil, după caz;</w:t>
-      </w:r>
-    </w:p>
-    <w:p>
-      <w:pPr>
-        <w:autoSpaceDE w:val="0"/>
-        <w:autoSpaceDN w:val="0"/>
-        <w:adjustRightInd w:val="0"/>
-        <w:spacing w:after="0" w:line="240" w:lineRule="auto"/>
-        <w:ind w:left="-144" w:hanging="360"/>
-        <w:jc w:val="both"/>
-        <w:rPr>
-          <w:rFonts w:ascii="Times New Roman" w:hAnsi="Times New Roman" w:cs="Times New Roman"/>
-          <w:sz w:val="24"/>
-          <w:szCs w:val="24"/>
-          <w:lang w:val="ro-RO"/>
-        </w:rPr>
-      </w:pPr>
-      <w:r>
-        <w:rPr>
-          <w:rFonts w:ascii="Times New Roman" w:hAnsi="Times New Roman" w:cs="Times New Roman"/>
-          <w:sz w:val="24"/>
-          <w:szCs w:val="24"/>
-          <w:lang w:val="ro-RO"/>
-        </w:rPr>
-        <w:t xml:space="preserve">   </w:t>
-      </w:r>
-      <w:r>
-        <w:rPr>
-          <w:rFonts w:ascii="Times New Roman" w:hAnsi="Times New Roman" w:cs="Times New Roman"/>
-          <w:sz w:val="24"/>
-          <w:szCs w:val="24"/>
-          <w:lang w:val="ro-RO"/>
-        </w:rPr>
-        <w:t xml:space="preserve"> </w:t>
-      </w:r>
-      <w:r>
-        <w:rPr>
-          <w:rFonts w:ascii="Times New Roman" w:hAnsi="Times New Roman" w:cs="Times New Roman"/>
-          <w:sz w:val="24"/>
-          <w:szCs w:val="24"/>
-          <w:lang w:val="ro-RO"/>
-        </w:rPr>
-        <w:t xml:space="preserve"> b) perioada de preaviz în cazul demisiei este de </w:t>
-      </w:r>
-      <w:r>
-        <w:rPr>
-          <w:rFonts w:ascii="Times New Roman" w:hAnsi="Times New Roman" w:cs="Times New Roman"/>
-          <w:sz w:val="24"/>
-          <w:szCs w:val="24"/>
-          <w:lang w:val="ro-RO"/>
-        </w:rPr>
-        <w:t>2</w:t>
-      </w:r>
-      <w:r>
-        <w:rPr>
-          <w:rFonts w:ascii="Times New Roman" w:hAnsi="Times New Roman" w:cs="Times New Roman"/>
-          <w:sz w:val="24"/>
-          <w:szCs w:val="24"/>
-          <w:lang w:val="ro-RO"/>
-        </w:rPr>
-        <w:t>0</w:t>
-      </w:r>
-      <w:r>
-        <w:rPr>
-          <w:rFonts w:ascii="Times New Roman" w:hAnsi="Times New Roman" w:cs="Times New Roman"/>
-          <w:sz w:val="24"/>
-          <w:szCs w:val="24"/>
-          <w:lang w:val="ro-RO"/>
-        </w:rPr>
-        <w:t xml:space="preserve"> zile lucrătoare, conform </w:t>
-      </w:r>
-      <w:r>
-        <w:rPr>
-          <w:rFonts w:ascii="Times New Roman" w:hAnsi="Times New Roman" w:cs="Times New Roman"/>
-          <w:vanish/>
-          <w:sz w:val="24"/>
-          <w:szCs w:val="24"/>
-          <w:lang w:val="ro-RO"/>
-        </w:rPr>
-        <w:t>&lt;LLNK 12003    53 10 201   0 17&gt;</w:t>
-      </w:r>
-      <w:r>
-        <w:rPr>
-          <w:rFonts w:ascii="Times New Roman" w:hAnsi="Times New Roman" w:cs="Times New Roman"/>
+        <w:t xml:space="preserve">    </w:t>
+      </w:r>
+      <w:r>
+        <w:rPr>
+          <w:rFonts w:ascii="Times New Roman" w:hAnsi="Times New Roman" w:cs="Times New Roman"/>
+          <w:b/>
           <w:sz w:val="24"/>
           <w:szCs w:val="24"/>
           <w:u w:val="single"/>
           <w:lang w:val="ro-RO"/>
         </w:rPr>
-        <w:t>Legii nr. 53/2003</w:t>
-      </w:r>
-      <w:r>
-        <w:rPr>
-          <w:rFonts w:ascii="Times New Roman" w:hAnsi="Times New Roman" w:cs="Times New Roman"/>
-          <w:sz w:val="24"/>
-          <w:szCs w:val="24"/>
-          <w:lang w:val="ro-RO"/>
-        </w:rPr>
-        <w:t>- Codul muncii,</w:t>
-      </w:r>
-      <w:r>
-        <w:rPr>
-          <w:rFonts w:ascii="Times New Roman" w:eastAsia="Trebuchet MS" w:hAnsi="Times New Roman" w:cs="Times New Roman"/>
-          <w:sz w:val="24"/>
-          <w:szCs w:val="24"/>
-          <w:lang w:val="ro-RO"/>
-        </w:rPr>
-        <w:t xml:space="preserve"> </w:t>
-      </w:r>
-      <w:r>
-        <w:rPr>
-          <w:rFonts w:ascii="Times New Roman" w:hAnsi="Times New Roman" w:cs="Times New Roman"/>
-          <w:sz w:val="24"/>
-          <w:szCs w:val="24"/>
-          <w:lang w:val="ro-RO"/>
-        </w:rPr>
-        <w:t>republicată, cu modificările și completările ulterioare,</w:t>
-      </w:r>
-      <w:r>
-        <w:rPr>
-          <w:rFonts w:ascii="Times New Roman" w:hAnsi="Times New Roman" w:cs="Times New Roman"/>
-          <w:sz w:val="24"/>
-          <w:szCs w:val="24"/>
-          <w:lang w:val="ro-RO"/>
-        </w:rPr>
-        <w:t xml:space="preserve">  sau contractului colectiv de muncă aplicabil;</w:t>
-      </w:r>
-    </w:p>
-    <w:p>
-      <w:pPr>
-        <w:autoSpaceDE w:val="0"/>
-        <w:autoSpaceDN w:val="0"/>
-        <w:adjustRightInd w:val="0"/>
-        <w:spacing w:after="0" w:line="240" w:lineRule="auto"/>
-        <w:ind w:left="-144" w:hanging="360"/>
-        <w:jc w:val="both"/>
-        <w:rPr>
-          <w:rFonts w:ascii="Times New Roman" w:hAnsi="Times New Roman" w:cs="Times New Roman"/>
-          <w:sz w:val="24"/>
-          <w:szCs w:val="24"/>
-          <w:lang w:val="ro-RO"/>
-        </w:rPr>
-      </w:pPr>
-      <w:r>
-        <w:rPr>
-          <w:rFonts w:ascii="Times New Roman" w:hAnsi="Times New Roman" w:cs="Times New Roman"/>
-          <w:sz w:val="24"/>
-          <w:szCs w:val="24"/>
-          <w:lang w:val="ro-RO"/>
-        </w:rPr>
-        <w:t xml:space="preserve">     c) în cazu</w:t>
-      </w:r>
-      <w:r>
-        <w:rPr>
-          <w:rFonts w:ascii="Times New Roman" w:hAnsi="Times New Roman" w:cs="Times New Roman"/>
-          <w:sz w:val="24"/>
-          <w:szCs w:val="24"/>
-          <w:lang w:val="ro-RO"/>
-        </w:rPr>
-        <w:t>l în care salariatul urmează să î</w:t>
-      </w:r>
-      <w:r>
-        <w:rPr>
-          <w:rFonts w:ascii="Times New Roman" w:hAnsi="Times New Roman" w:cs="Times New Roman"/>
-          <w:sz w:val="24"/>
-          <w:szCs w:val="24"/>
-          <w:lang w:val="ro-RO"/>
-        </w:rPr>
-        <w:t xml:space="preserve">şi desfăşoare activitatea în străinătate, informaţiile prevăzute la </w:t>
-      </w:r>
-      <w:r>
-        <w:rPr>
-          <w:rFonts w:ascii="Times New Roman" w:hAnsi="Times New Roman" w:cs="Times New Roman"/>
-          <w:vanish/>
-          <w:sz w:val="24"/>
-          <w:szCs w:val="24"/>
-          <w:lang w:val="ro-RO"/>
-        </w:rPr>
-        <w:t>&lt;LLNK 12003    53 10 201   0 39&gt;</w:t>
-      </w:r>
-      <w:r>
-        <w:rPr>
-          <w:rFonts w:ascii="Times New Roman" w:hAnsi="Times New Roman" w:cs="Times New Roman"/>
+        <w:t>Q</w:t>
+      </w:r>
+      <w:r>
+        <w:rPr>
+          <w:rFonts w:ascii="Times New Roman" w:hAnsi="Times New Roman" w:cs="Times New Roman"/>
+          <w:b/>
           <w:sz w:val="24"/>
           <w:szCs w:val="24"/>
           <w:u w:val="single"/>
           <w:lang w:val="ro-RO"/>
         </w:rPr>
-        <w:t>art. 18 alin. (1) din Legea nr. 53/2003</w:t>
-      </w:r>
-      <w:r>
-        <w:rPr>
-          <w:rFonts w:ascii="Times New Roman" w:hAnsi="Times New Roman" w:cs="Times New Roman"/>
-          <w:sz w:val="24"/>
-          <w:szCs w:val="24"/>
-          <w:lang w:val="ro-RO"/>
-        </w:rPr>
-        <w:t xml:space="preserve"> - Codul muncii</w:t>
-      </w:r>
-      <w:r>
-        <w:rPr>
-          <w:rFonts w:ascii="Times New Roman" w:hAnsi="Times New Roman" w:cs="Times New Roman"/>
-          <w:sz w:val="24"/>
-          <w:szCs w:val="24"/>
-          <w:lang w:val="ro-RO"/>
-        </w:rPr>
-        <w:t>,</w:t>
-      </w:r>
-      <w:r>
-        <w:rPr>
-          <w:rFonts w:ascii="Times New Roman" w:eastAsia="Trebuchet MS" w:hAnsi="Times New Roman" w:cs="Times New Roman"/>
-          <w:sz w:val="24"/>
-          <w:szCs w:val="24"/>
-          <w:lang w:val="ro-RO"/>
-        </w:rPr>
-        <w:t xml:space="preserve"> </w:t>
-      </w:r>
-      <w:r>
-        <w:rPr>
-          <w:rFonts w:ascii="Times New Roman" w:hAnsi="Times New Roman" w:cs="Times New Roman"/>
-          <w:sz w:val="24"/>
-          <w:szCs w:val="24"/>
-          <w:lang w:val="ro-RO"/>
-        </w:rPr>
-        <w:t>republicată, cu modificările și completările ulterioare,</w:t>
-      </w:r>
-      <w:r>
-        <w:rPr>
-          <w:rFonts w:ascii="Times New Roman" w:hAnsi="Times New Roman" w:cs="Times New Roman"/>
-          <w:sz w:val="24"/>
-          <w:szCs w:val="24"/>
-          <w:lang w:val="ro-RO"/>
-        </w:rPr>
-        <w:t xml:space="preserve"> se vor regăsi şi în contractul individual de muncă;</w:t>
-      </w:r>
-    </w:p>
-    <w:p>
-      <w:pPr>
-        <w:autoSpaceDE w:val="0"/>
-        <w:autoSpaceDN w:val="0"/>
-        <w:adjustRightInd w:val="0"/>
-        <w:spacing w:after="0" w:line="240" w:lineRule="auto"/>
-        <w:ind w:left="-144" w:hanging="360"/>
-        <w:jc w:val="both"/>
-        <w:rPr>
-          <w:rFonts w:ascii="Times New Roman" w:hAnsi="Times New Roman" w:cs="Times New Roman"/>
-          <w:sz w:val="24"/>
-          <w:szCs w:val="24"/>
-          <w:lang w:val="ro-RO"/>
-        </w:rPr>
-      </w:pPr>
-      <w:r>
-        <w:rPr>
-          <w:rFonts w:ascii="Times New Roman" w:hAnsi="Times New Roman" w:cs="Times New Roman"/>
-          <w:sz w:val="24"/>
-          <w:szCs w:val="24"/>
-          <w:lang w:val="ro-RO"/>
-        </w:rPr>
-        <w:t xml:space="preserve">     </w:t>
-      </w:r>
-      <w:r>
-        <w:rPr>
-          <w:rFonts w:ascii="Times New Roman" w:hAnsi="Times New Roman" w:cs="Times New Roman"/>
-          <w:sz w:val="24"/>
-          <w:szCs w:val="24"/>
-          <w:lang w:val="ro-RO"/>
-        </w:rPr>
-        <w:t>d) alte clauze ………………………..</w:t>
-      </w:r>
-    </w:p>
-    <w:p>
-      <w:pPr>
-        <w:autoSpaceDE w:val="0"/>
-        <w:autoSpaceDN w:val="0"/>
-        <w:adjustRightInd w:val="0"/>
-        <w:spacing w:after="0" w:line="240" w:lineRule="auto"/>
-        <w:ind w:left="-288"/>
-        <w:jc w:val="both"/>
-        <w:rPr>
-          <w:rFonts w:ascii="Times New Roman" w:hAnsi="Times New Roman" w:cs="Times New Roman"/>
-          <w:sz w:val="24"/>
-          <w:szCs w:val="24"/>
-          <w:lang w:val="ro-RO"/>
-        </w:rPr>
-      </w:pPr>
-    </w:p>
-    <w:p>
-      <w:pPr>
-        <w:autoSpaceDE w:val="0"/>
-        <w:autoSpaceDN w:val="0"/>
-        <w:adjustRightInd w:val="0"/>
-        <w:spacing w:after="0" w:line="240" w:lineRule="auto"/>
-        <w:ind w:left="-144"/>
-        <w:jc w:val="both"/>
+        <w:t>. Drepturile şi obligaţiile părţilor privind securitatea şi sănătatea în muncă</w:t>
+      </w:r>
+      <w:r>
         <w:rPr>
           <w:rFonts w:ascii="Times New Roman" w:hAnsi="Times New Roman" w:cs="Times New Roman"/>
           <w:b/>
           <w:sz w:val="24"/>
           <w:szCs w:val="24"/>
+          <w:lang w:val="ro-RO"/>
+        </w:rPr>
+        <w:t>:</w:t>
+      </w:r>
+    </w:p>
+    <w:p>
+      <w:pPr>
+        <w:autoSpaceDE w:val="0"/>
+        <w:autoSpaceDN w:val="0"/>
+        <w:adjustRightInd w:val="0"/>
+        <w:spacing w:after="0" w:line="240" w:lineRule="auto"/>
+        <w:ind w:left="-432"/>
+        <w:jc w:val="both"/>
+        <w:rPr>
+          <w:rFonts w:ascii="Times New Roman" w:hAnsi="Times New Roman" w:cs="Times New Roman"/>
+          <w:sz w:val="24"/>
+          <w:szCs w:val="24"/>
+          <w:lang w:val="ro-RO"/>
+        </w:rPr>
+      </w:pPr>
+      <w:r>
+        <w:rPr>
+          <w:rFonts w:ascii="Times New Roman" w:hAnsi="Times New Roman" w:cs="Times New Roman"/>
+          <w:sz w:val="24"/>
+          <w:szCs w:val="24"/>
+          <w:lang w:val="ro-RO"/>
+        </w:rPr>
+        <w:t xml:space="preserve">    a) echipament individual de protecţie ...;</w:t>
+      </w:r>
+    </w:p>
+    <w:p>
+      <w:pPr>
+        <w:autoSpaceDE w:val="0"/>
+        <w:autoSpaceDN w:val="0"/>
+        <w:adjustRightInd w:val="0"/>
+        <w:spacing w:after="0" w:line="240" w:lineRule="auto"/>
+        <w:ind w:left="-432"/>
+        <w:jc w:val="both"/>
+        <w:rPr>
+          <w:rFonts w:ascii="Times New Roman" w:hAnsi="Times New Roman" w:cs="Times New Roman"/>
+          <w:sz w:val="24"/>
+          <w:szCs w:val="24"/>
+          <w:lang w:val="ro-RO"/>
+        </w:rPr>
+      </w:pPr>
+      <w:r>
+        <w:rPr>
+          <w:rFonts w:ascii="Times New Roman" w:hAnsi="Times New Roman" w:cs="Times New Roman"/>
+          <w:sz w:val="24"/>
+          <w:szCs w:val="24"/>
+          <w:lang w:val="ro-RO"/>
+        </w:rPr>
+        <w:t xml:space="preserve">    b) echipament individual de lucru ...;</w:t>
+      </w:r>
+    </w:p>
+    <w:p>
+      <w:pPr>
+        <w:autoSpaceDE w:val="0"/>
+        <w:autoSpaceDN w:val="0"/>
+        <w:adjustRightInd w:val="0"/>
+        <w:spacing w:after="0" w:line="240" w:lineRule="auto"/>
+        <w:ind w:left="-432"/>
+        <w:jc w:val="both"/>
+        <w:rPr>
+          <w:rFonts w:ascii="Times New Roman" w:hAnsi="Times New Roman" w:cs="Times New Roman"/>
+          <w:sz w:val="24"/>
+          <w:szCs w:val="24"/>
+          <w:lang w:val="ro-RO"/>
+        </w:rPr>
+      </w:pPr>
+      <w:r>
+        <w:rPr>
+          <w:rFonts w:ascii="Times New Roman" w:hAnsi="Times New Roman" w:cs="Times New Roman"/>
+          <w:sz w:val="24"/>
+          <w:szCs w:val="24"/>
+          <w:lang w:val="ro-RO"/>
+        </w:rPr>
+        <w:t xml:space="preserve">    c) materiale igienico-sanitare ...;</w:t>
+      </w:r>
+    </w:p>
+    <w:p>
+      <w:pPr>
+        <w:autoSpaceDE w:val="0"/>
+        <w:autoSpaceDN w:val="0"/>
+        <w:adjustRightInd w:val="0"/>
+        <w:spacing w:after="0" w:line="240" w:lineRule="auto"/>
+        <w:ind w:left="-432"/>
+        <w:jc w:val="both"/>
+        <w:rPr>
+          <w:rFonts w:ascii="Times New Roman" w:hAnsi="Times New Roman" w:cs="Times New Roman"/>
+          <w:sz w:val="24"/>
+          <w:szCs w:val="24"/>
+          <w:lang w:val="ro-RO"/>
+        </w:rPr>
+      </w:pPr>
+      <w:r>
+        <w:rPr>
+          <w:rFonts w:ascii="Times New Roman" w:hAnsi="Times New Roman" w:cs="Times New Roman"/>
+          <w:sz w:val="24"/>
+          <w:szCs w:val="24"/>
+          <w:lang w:val="ro-RO"/>
+        </w:rPr>
+        <w:t xml:space="preserve">    d) alimentaţie de protecţie ...;</w:t>
+      </w:r>
+    </w:p>
+    <w:p>
+      <w:pPr>
+        <w:autoSpaceDE w:val="0"/>
+        <w:autoSpaceDN w:val="0"/>
+        <w:adjustRightInd w:val="0"/>
+        <w:spacing w:after="0" w:line="240" w:lineRule="auto"/>
+        <w:ind w:left="-432"/>
+        <w:jc w:val="both"/>
+        <w:rPr>
+          <w:rFonts w:ascii="Times New Roman" w:hAnsi="Times New Roman" w:cs="Times New Roman"/>
+          <w:sz w:val="24"/>
+          <w:szCs w:val="24"/>
+          <w:lang w:val="ro-RO"/>
+        </w:rPr>
+      </w:pPr>
+      <w:r>
+        <w:rPr>
+          <w:rFonts w:ascii="Times New Roman" w:hAnsi="Times New Roman" w:cs="Times New Roman"/>
+          <w:sz w:val="24"/>
+          <w:szCs w:val="24"/>
+          <w:lang w:val="ro-RO"/>
+        </w:rPr>
+        <w:t xml:space="preserve">    e) alte drepturi şi obligaţii privind sănătatea şi securitatea în munc</w:t>
+      </w:r>
+      <w:r>
+        <w:rPr>
+          <w:rFonts w:ascii="Times New Roman" w:hAnsi="Times New Roman" w:cs="Times New Roman"/>
+          <w:sz w:val="24"/>
+          <w:szCs w:val="24"/>
+          <w:lang w:val="ro-RO"/>
+        </w:rPr>
+        <w:t>ă</w:t>
+      </w:r>
+      <w:r>
+        <w:rPr>
+          <w:rFonts w:ascii="Times New Roman" w:hAnsi="Times New Roman" w:cs="Times New Roman"/>
+          <w:sz w:val="24"/>
+          <w:szCs w:val="24"/>
+          <w:lang w:val="ro-RO"/>
+        </w:rPr>
+        <w:t xml:space="preserve"> ………. .</w:t>
+      </w:r>
+    </w:p>
+    <w:p>
+      <w:pPr>
+        <w:autoSpaceDE w:val="0"/>
+        <w:autoSpaceDN w:val="0"/>
+        <w:adjustRightInd w:val="0"/>
+        <w:spacing w:after="0" w:line="240" w:lineRule="auto"/>
+        <w:ind w:left="-432"/>
+        <w:jc w:val="both"/>
+        <w:rPr>
+          <w:rFonts w:ascii="Times New Roman" w:hAnsi="Times New Roman" w:cs="Times New Roman"/>
+          <w:sz w:val="24"/>
+          <w:szCs w:val="24"/>
+          <w:lang w:val="ro-RO"/>
+        </w:rPr>
+      </w:pPr>
+    </w:p>
+    <w:p>
+      <w:pPr>
+        <w:autoSpaceDE w:val="0"/>
+        <w:autoSpaceDN w:val="0"/>
+        <w:adjustRightInd w:val="0"/>
+        <w:spacing w:after="0" w:line="240" w:lineRule="auto"/>
+        <w:ind w:left="-432"/>
+        <w:jc w:val="both"/>
+        <w:rPr>
+          <w:rFonts w:ascii="Times New Roman" w:hAnsi="Times New Roman" w:cs="Times New Roman"/>
+          <w:b/>
+          <w:sz w:val="24"/>
+          <w:szCs w:val="24"/>
           <w:u w:val="single"/>
           <w:lang w:val="ro-RO"/>
         </w:rPr>
@@ -4633,6 +6756,7 @@
       <w:r>
         <w:rPr>
           <w:rFonts w:ascii="Times New Roman" w:hAnsi="Times New Roman" w:cs="Times New Roman"/>
+          <w:b/>
           <w:sz w:val="24"/>
           <w:szCs w:val="24"/>
           <w:lang w:val="ro-RO"/>
@@ -4648,57 +6772,16 @@
           <w:u w:val="single"/>
           <w:lang w:val="ro-RO"/>
         </w:rPr>
-        <w:t xml:space="preserve">K. Atribuţiile postului </w:t>
-      </w:r>
-    </w:p>
-    <w:p>
-      <w:pPr>
-        <w:autoSpaceDE w:val="0"/>
-        <w:autoSpaceDN w:val="0"/>
-        <w:adjustRightInd w:val="0"/>
-        <w:spacing w:after="0" w:line="240" w:lineRule="auto"/>
-        <w:ind w:left="-144" w:hanging="270"/>
-        <w:jc w:val="both"/>
-        <w:rPr>
-          <w:rFonts w:ascii="Times New Roman" w:hAnsi="Times New Roman" w:cs="Times New Roman"/>
-          <w:sz w:val="24"/>
-          <w:szCs w:val="24"/>
-          <w:lang w:val="ro-RO"/>
-        </w:rPr>
-      </w:pPr>
-      <w:r>
-        <w:rPr>
-          <w:rFonts w:ascii="Times New Roman" w:hAnsi="Times New Roman" w:cs="Times New Roman"/>
-          <w:sz w:val="24"/>
-          <w:szCs w:val="24"/>
-          <w:lang w:val="ro-RO"/>
-        </w:rPr>
-        <w:t xml:space="preserve">    Atribuţiile postului sunt prevăzute în fişa postului, anexă la contractul individual de muncă.</w:t>
-      </w:r>
-    </w:p>
-    <w:p>
-      <w:pPr>
-        <w:autoSpaceDE w:val="0"/>
-        <w:autoSpaceDN w:val="0"/>
-        <w:adjustRightInd w:val="0"/>
-        <w:spacing w:after="0" w:line="240" w:lineRule="auto"/>
-        <w:ind w:left="-144" w:hanging="270"/>
-        <w:jc w:val="both"/>
-        <w:rPr>
-          <w:rFonts w:ascii="Times New Roman" w:hAnsi="Times New Roman" w:cs="Times New Roman"/>
-          <w:sz w:val="24"/>
-          <w:szCs w:val="24"/>
-          <w:lang w:val="ro-RO"/>
-        </w:rPr>
-      </w:pPr>
-    </w:p>
-    <w:p>
-      <w:pPr>
-        <w:autoSpaceDE w:val="0"/>
-        <w:autoSpaceDN w:val="0"/>
-        <w:adjustRightInd w:val="0"/>
-        <w:spacing w:after="0" w:line="240" w:lineRule="auto"/>
-        <w:ind w:left="-144" w:firstLine="270"/>
+        <w:t>R. Drepturi şi obligaţii generale ale părţilor</w:t>
+      </w:r>
+    </w:p>
+    <w:p>
+      <w:pPr>
+        <w:autoSpaceDE w:val="0"/>
+        <w:autoSpaceDN w:val="0"/>
+        <w:adjustRightInd w:val="0"/>
+        <w:spacing w:after="0" w:line="240" w:lineRule="auto"/>
+        <w:ind w:left="-432"/>
         <w:jc w:val="both"/>
         <w:rPr>
           <w:rFonts w:ascii="Times New Roman" w:hAnsi="Times New Roman" w:cs="Times New Roman"/>
@@ -4712,663 +6795,23 @@
       <w:r>
         <w:rPr>
           <w:rFonts w:ascii="Times New Roman" w:hAnsi="Times New Roman" w:cs="Times New Roman"/>
+          <w:sz w:val="24"/>
+          <w:szCs w:val="24"/>
+          <w:lang w:val="ro-RO"/>
+        </w:rPr>
+        <w:t xml:space="preserve">    </w:t>
+      </w:r>
+      <w:r>
+        <w:rPr>
+          <w:rFonts w:ascii="Times New Roman" w:hAnsi="Times New Roman" w:cs="Times New Roman"/>
           <w:b/>
           <w:sz w:val="24"/>
           <w:szCs w:val="24"/>
           <w:u w:val="single"/>
           <w:lang w:val="ro-RO"/>
         </w:rPr>
-        <w:t xml:space="preserve">L. Riscurile specifice postului </w:t>
-      </w:r>
-    </w:p>
-    <w:p>
-      <w:pPr>
-        <w:autoSpaceDE w:val="0"/>
-        <w:autoSpaceDN w:val="0"/>
-        <w:adjustRightInd w:val="0"/>
-        <w:spacing w:after="0" w:line="240" w:lineRule="auto"/>
-        <w:ind w:left="-144"/>
-        <w:jc w:val="both"/>
-        <w:rPr>
-          <w:rFonts w:ascii="Times New Roman" w:hAnsi="Times New Roman" w:cs="Times New Roman"/>
-          <w:sz w:val="24"/>
-          <w:szCs w:val="24"/>
-          <w:lang w:val="ro-RO"/>
-        </w:rPr>
-      </w:pPr>
-      <w:r>
-        <w:rPr>
-          <w:rFonts w:ascii="Times New Roman" w:hAnsi="Times New Roman" w:cs="Times New Roman"/>
-          <w:sz w:val="24"/>
-          <w:szCs w:val="24"/>
-          <w:lang w:val="ro-RO"/>
-        </w:rPr>
-        <w:t xml:space="preserve">Riscurile </w:t>
-      </w:r>
-      <w:r>
-        <w:rPr>
-          <w:rFonts w:ascii="Times New Roman" w:hAnsi="Times New Roman" w:cs="Times New Roman"/>
-          <w:sz w:val="24"/>
-          <w:szCs w:val="24"/>
-          <w:lang w:val="ro-RO"/>
-        </w:rPr>
-        <w:t xml:space="preserve">de accidentare și îmbolnăvire profesională </w:t>
-      </w:r>
-      <w:r>
-        <w:rPr>
-          <w:rFonts w:ascii="Times New Roman" w:hAnsi="Times New Roman" w:cs="Times New Roman"/>
-          <w:sz w:val="24"/>
-          <w:szCs w:val="24"/>
-          <w:lang w:val="ro-RO"/>
-        </w:rPr>
-        <w:t xml:space="preserve">specifice postului </w:t>
-      </w:r>
-      <w:r>
-        <w:rPr>
-          <w:rFonts w:ascii="Times New Roman" w:hAnsi="Times New Roman" w:cs="Times New Roman"/>
-          <w:sz w:val="24"/>
-          <w:szCs w:val="24"/>
-          <w:lang w:val="ro-RO"/>
-        </w:rPr>
-        <w:t xml:space="preserve">sunt </w:t>
-      </w:r>
-      <w:r>
-        <w:rPr>
-          <w:rFonts w:ascii="Times New Roman" w:hAnsi="Times New Roman" w:cs="Times New Roman"/>
-          <w:sz w:val="24"/>
-          <w:szCs w:val="24"/>
-          <w:lang w:val="ro-RO"/>
-        </w:rPr>
-        <w:t>prevăzute în evaluările de risc ale locului de munca</w:t>
-      </w:r>
-      <w:r>
-        <w:rPr>
-          <w:rFonts w:ascii="Times New Roman" w:hAnsi="Times New Roman" w:cs="Times New Roman"/>
-          <w:sz w:val="24"/>
-          <w:szCs w:val="24"/>
-          <w:lang w:val="ro-RO"/>
-        </w:rPr>
-        <w:t xml:space="preserve">/postului de lucru și în </w:t>
-      </w:r>
-      <w:r>
-        <w:rPr>
-          <w:rFonts w:ascii="Times New Roman" w:hAnsi="Times New Roman" w:cs="Times New Roman"/>
-          <w:sz w:val="24"/>
-          <w:szCs w:val="24"/>
-          <w:lang w:val="ro-RO"/>
-        </w:rPr>
-        <w:t>fișa de identificare a factorilor de risc profesional</w:t>
-      </w:r>
-      <w:r>
-        <w:rPr>
-          <w:rFonts w:ascii="Times New Roman" w:hAnsi="Times New Roman" w:cs="Times New Roman"/>
-          <w:sz w:val="24"/>
-          <w:szCs w:val="24"/>
-          <w:lang w:val="ro-RO"/>
-        </w:rPr>
-        <w:t>.</w:t>
-      </w:r>
-    </w:p>
-    <w:p>
-      <w:pPr>
-        <w:autoSpaceDE w:val="0"/>
-        <w:autoSpaceDN w:val="0"/>
-        <w:adjustRightInd w:val="0"/>
-        <w:spacing w:after="0" w:line="240" w:lineRule="auto"/>
-        <w:ind w:left="-288"/>
-        <w:jc w:val="both"/>
-        <w:rPr>
-          <w:rFonts w:ascii="Times New Roman" w:hAnsi="Times New Roman" w:cs="Times New Roman"/>
-          <w:strike/>
-          <w:sz w:val="24"/>
-          <w:szCs w:val="24"/>
-          <w:lang w:val="ro-RO"/>
-        </w:rPr>
-      </w:pPr>
-    </w:p>
-    <w:p>
-      <w:pPr>
-        <w:autoSpaceDE w:val="0"/>
-        <w:autoSpaceDN w:val="0"/>
-        <w:adjustRightInd w:val="0"/>
-        <w:spacing w:after="0" w:line="240" w:lineRule="auto"/>
-        <w:ind w:left="-288"/>
-        <w:jc w:val="both"/>
-        <w:rPr>
-          <w:rFonts w:ascii="Times New Roman" w:hAnsi="Times New Roman" w:cs="Times New Roman"/>
-          <w:sz w:val="24"/>
-          <w:szCs w:val="24"/>
-          <w:lang w:val="ro-RO"/>
-        </w:rPr>
-      </w:pPr>
-      <w:r>
-        <w:rPr>
-          <w:rFonts w:ascii="Times New Roman" w:hAnsi="Times New Roman" w:cs="Times New Roman"/>
-          <w:sz w:val="24"/>
-          <w:szCs w:val="24"/>
-          <w:u w:val="single"/>
-          <w:lang w:val="ro-RO"/>
-        </w:rPr>
-        <w:t xml:space="preserve">    </w:t>
-      </w:r>
-      <w:r>
-        <w:rPr>
-          <w:rFonts w:ascii="Times New Roman" w:hAnsi="Times New Roman" w:cs="Times New Roman"/>
-          <w:b/>
-          <w:sz w:val="24"/>
-          <w:szCs w:val="24"/>
-          <w:u w:val="single"/>
-          <w:lang w:val="ro-RO"/>
-        </w:rPr>
-        <w:t>M</w:t>
-      </w:r>
-      <w:r>
-        <w:rPr>
-          <w:rFonts w:ascii="Times New Roman" w:hAnsi="Times New Roman" w:cs="Times New Roman"/>
-          <w:b/>
-          <w:sz w:val="24"/>
-          <w:szCs w:val="24"/>
-          <w:u w:val="single"/>
-          <w:lang w:val="ro-RO"/>
-        </w:rPr>
-        <w:t>. Criteriile de evaluare a activităţii profesionale a salariatului:</w:t>
-      </w:r>
-      <w:r>
-        <w:rPr>
-          <w:rFonts w:ascii="Times New Roman" w:hAnsi="Times New Roman" w:cs="Times New Roman"/>
-          <w:sz w:val="24"/>
-          <w:szCs w:val="24"/>
-          <w:lang w:val="ro-RO"/>
-        </w:rPr>
-        <w:t xml:space="preserve"> </w:t>
-      </w:r>
-      <w:r>
-        <w:rPr>
-          <w:rFonts w:ascii="Times New Roman" w:hAnsi="Times New Roman" w:cs="Times New Roman"/>
-          <w:sz w:val="24"/>
-          <w:szCs w:val="24"/>
-          <w:lang w:val="ro-RO"/>
-        </w:rPr>
-        <w:t>se vor regasi intr-o anexa</w:t>
-      </w:r>
-      <w:r>
-        <w:rPr>
-          <w:rFonts w:ascii="Times New Roman" w:hAnsi="Times New Roman" w:cs="Times New Roman"/>
-          <w:sz w:val="24"/>
-          <w:szCs w:val="24"/>
-          <w:lang w:val="ro-RO"/>
-        </w:rPr>
-        <w:t xml:space="preserve"> atasata prezentului contract.</w:t>
-      </w:r>
-    </w:p>
-    <w:p>
-      <w:pPr>
-        <w:autoSpaceDE w:val="0"/>
-        <w:autoSpaceDN w:val="0"/>
-        <w:adjustRightInd w:val="0"/>
-        <w:spacing w:after="0" w:line="240" w:lineRule="auto"/>
-        <w:ind w:left="-288"/>
-        <w:jc w:val="both"/>
-        <w:rPr>
-          <w:rFonts w:ascii="Times New Roman" w:hAnsi="Times New Roman" w:cs="Times New Roman"/>
-          <w:sz w:val="24"/>
-          <w:szCs w:val="24"/>
-          <w:lang w:val="ro-RO"/>
-        </w:rPr>
-      </w:pPr>
-      <w:r>
-        <w:rPr>
-          <w:rFonts w:ascii="Times New Roman" w:hAnsi="Times New Roman" w:cs="Times New Roman"/>
-          <w:sz w:val="24"/>
-          <w:szCs w:val="24"/>
-          <w:lang w:val="ro-RO"/>
-        </w:rPr>
-        <w:t xml:space="preserve"> </w:t>
-      </w:r>
-    </w:p>
-    <w:p>
-      <w:pPr>
-        <w:autoSpaceDE w:val="0"/>
-        <w:autoSpaceDN w:val="0"/>
-        <w:adjustRightInd w:val="0"/>
-        <w:spacing w:after="0" w:line="240" w:lineRule="auto"/>
-        <w:ind w:left="-144" w:hanging="284"/>
-        <w:jc w:val="both"/>
-        <w:rPr>
-          <w:rFonts w:ascii="Times New Roman" w:hAnsi="Times New Roman" w:cs="Times New Roman"/>
-          <w:sz w:val="24"/>
-          <w:szCs w:val="24"/>
-        </w:rPr>
-      </w:pPr>
-      <w:r>
-        <w:rPr>
-          <w:rFonts w:ascii="Times New Roman" w:hAnsi="Times New Roman" w:cs="Times New Roman"/>
-          <w:b/>
-          <w:sz w:val="24"/>
-          <w:szCs w:val="24"/>
-          <w:lang w:val="ro-RO"/>
-        </w:rPr>
-        <w:t xml:space="preserve">   </w:t>
-      </w:r>
-      <w:r>
-        <w:rPr>
-          <w:rFonts w:ascii="Times New Roman" w:hAnsi="Times New Roman" w:cs="Times New Roman"/>
-          <w:b/>
-          <w:sz w:val="24"/>
-          <w:szCs w:val="24"/>
-          <w:lang w:val="ro-RO"/>
-        </w:rPr>
-        <w:t xml:space="preserve">   </w:t>
-      </w:r>
-      <w:r>
-        <w:rPr>
-          <w:rFonts w:ascii="Times New Roman" w:hAnsi="Times New Roman" w:cs="Times New Roman"/>
-          <w:b/>
-          <w:sz w:val="24"/>
-          <w:szCs w:val="24"/>
-          <w:lang w:val="ro-RO"/>
-        </w:rPr>
-        <w:t xml:space="preserve"> </w:t>
-      </w:r>
-      <w:r>
-        <w:rPr>
-          <w:rFonts w:ascii="Times New Roman" w:hAnsi="Times New Roman" w:cs="Times New Roman"/>
-          <w:b/>
-          <w:sz w:val="24"/>
-          <w:szCs w:val="24"/>
-          <w:u w:val="single"/>
-          <w:lang w:val="ro-RO"/>
-        </w:rPr>
-        <w:t>N</w:t>
-      </w:r>
-      <w:r>
-        <w:rPr>
-          <w:rFonts w:ascii="Times New Roman" w:hAnsi="Times New Roman" w:cs="Times New Roman"/>
-          <w:b/>
-          <w:sz w:val="24"/>
-          <w:szCs w:val="24"/>
-          <w:u w:val="single"/>
-          <w:lang w:val="ro-RO"/>
-        </w:rPr>
-        <w:t xml:space="preserve">. </w:t>
-      </w:r>
-      <w:r>
-        <w:rPr>
-          <w:rFonts w:ascii="Times New Roman" w:hAnsi="Times New Roman" w:cs="Times New Roman"/>
-          <w:b/>
-          <w:sz w:val="24"/>
-          <w:szCs w:val="24"/>
-          <w:u w:val="single"/>
-          <w:lang w:val="ro-RO"/>
-        </w:rPr>
-        <w:t>Procedura privind u</w:t>
-      </w:r>
-      <w:r>
-        <w:rPr>
-          <w:rFonts w:ascii="Times New Roman" w:hAnsi="Times New Roman" w:cs="Times New Roman"/>
-          <w:b/>
-          <w:sz w:val="24"/>
-          <w:szCs w:val="24"/>
-          <w:u w:val="single"/>
-          <w:lang w:val="ro-RO"/>
-        </w:rPr>
-        <w:t>tilizarea semnăturii electronice, semnăturii electronice avansate şi semnăturii electronice calificate</w:t>
-      </w:r>
-      <w:r>
-        <w:rPr>
-          <w:rFonts w:ascii="Times New Roman" w:hAnsi="Times New Roman" w:cs="Times New Roman"/>
-          <w:b/>
-          <w:sz w:val="24"/>
-          <w:szCs w:val="24"/>
-          <w:lang w:val="ro-RO"/>
-        </w:rPr>
-        <w:t xml:space="preserve"> </w:t>
-      </w:r>
-      <w:r>
-        <w:rPr>
-          <w:rFonts w:ascii="Times New Roman" w:hAnsi="Times New Roman" w:cs="Times New Roman"/>
-          <w:sz w:val="24"/>
-          <w:szCs w:val="24"/>
-          <w:lang w:val="ro-RO"/>
-        </w:rPr>
-        <w:t>se realizează după cum urmează:</w:t>
-      </w:r>
-      <w:r>
-        <w:rPr>
-          <w:rFonts w:ascii="Times New Roman" w:hAnsi="Times New Roman" w:cs="Times New Roman"/>
-          <w:b/>
-          <w:sz w:val="24"/>
-          <w:szCs w:val="24"/>
-          <w:lang w:val="ro-RO"/>
-        </w:rPr>
-        <w:t xml:space="preserve"> ..........................., </w:t>
-      </w:r>
-      <w:r>
-        <w:rPr>
-          <w:rFonts w:ascii="Times New Roman" w:hAnsi="Times New Roman" w:cs="Times New Roman"/>
-          <w:sz w:val="24"/>
-          <w:szCs w:val="24"/>
-          <w:lang w:val="ro-RO"/>
-        </w:rPr>
-        <w:t>în conformitate cu prevederile actelor normative/</w:t>
-      </w:r>
-      <w:r>
-        <w:rPr>
-          <w:rFonts w:ascii="Times New Roman" w:hAnsi="Times New Roman" w:cs="Times New Roman"/>
-          <w:sz w:val="24"/>
-          <w:szCs w:val="24"/>
-          <w:lang w:val="ro-RO"/>
-        </w:rPr>
-        <w:t>r</w:t>
-      </w:r>
-      <w:r>
-        <w:rPr>
-          <w:rFonts w:ascii="Times New Roman" w:hAnsi="Times New Roman" w:cs="Times New Roman"/>
-          <w:sz w:val="24"/>
-          <w:szCs w:val="24"/>
-          <w:lang w:val="ro-RO"/>
-        </w:rPr>
-        <w:t>egulamentul Intern/contractul colectiv de muncă aplicabil.</w:t>
-      </w:r>
-    </w:p>
-    <w:p>
-      <w:pPr>
-        <w:autoSpaceDE w:val="0"/>
-        <w:autoSpaceDN w:val="0"/>
-        <w:adjustRightInd w:val="0"/>
-        <w:spacing w:after="0" w:line="240" w:lineRule="auto"/>
-        <w:ind w:left="-144"/>
-        <w:jc w:val="both"/>
-        <w:rPr>
-          <w:rFonts w:ascii="Times New Roman" w:hAnsi="Times New Roman" w:cs="Times New Roman"/>
-          <w:sz w:val="24"/>
-          <w:szCs w:val="24"/>
-        </w:rPr>
-      </w:pPr>
-    </w:p>
-    <w:p>
-      <w:pPr>
-        <w:autoSpaceDE w:val="0"/>
-        <w:autoSpaceDN w:val="0"/>
-        <w:adjustRightInd w:val="0"/>
-        <w:spacing w:after="0" w:line="240" w:lineRule="auto"/>
-        <w:ind w:left="-144"/>
-        <w:jc w:val="both"/>
-        <w:rPr>
-          <w:rFonts w:ascii="Times New Roman" w:hAnsi="Times New Roman" w:cs="Times New Roman"/>
-          <w:b/>
-          <w:sz w:val="24"/>
-          <w:szCs w:val="24"/>
-          <w:u w:val="single"/>
-          <w:lang w:val="ro-RO"/>
-        </w:rPr>
-      </w:pPr>
-      <w:r>
-        <w:rPr>
-          <w:rFonts w:ascii="Times New Roman" w:hAnsi="Times New Roman" w:cs="Times New Roman"/>
-          <w:b/>
-          <w:sz w:val="24"/>
-          <w:szCs w:val="24"/>
-          <w:lang w:val="ro-RO"/>
-        </w:rPr>
-        <w:t xml:space="preserve">    </w:t>
-      </w:r>
-      <w:r>
-        <w:rPr>
-          <w:rFonts w:ascii="Times New Roman" w:hAnsi="Times New Roman" w:cs="Times New Roman"/>
-          <w:b/>
-          <w:sz w:val="24"/>
-          <w:szCs w:val="24"/>
-          <w:lang w:val="ro-RO"/>
-        </w:rPr>
-        <w:br/>
-      </w:r>
-      <w:r>
-        <w:rPr>
-          <w:rFonts w:ascii="Times New Roman" w:hAnsi="Times New Roman" w:cs="Times New Roman"/>
-          <w:b/>
-          <w:sz w:val="24"/>
-          <w:szCs w:val="24"/>
-          <w:u w:val="single"/>
-          <w:lang w:val="ro-RO"/>
-        </w:rPr>
-        <w:t>O</w:t>
-      </w:r>
-      <w:r>
-        <w:rPr>
-          <w:rFonts w:ascii="Times New Roman" w:hAnsi="Times New Roman" w:cs="Times New Roman"/>
-          <w:b/>
-          <w:sz w:val="24"/>
-          <w:szCs w:val="24"/>
-          <w:u w:val="single"/>
-          <w:lang w:val="ro-RO"/>
-        </w:rPr>
-        <w:t>.  Formarea profesională</w:t>
-      </w:r>
-    </w:p>
-    <w:p>
-      <w:pPr>
-        <w:autoSpaceDE w:val="0"/>
-        <w:autoSpaceDN w:val="0"/>
-        <w:adjustRightInd w:val="0"/>
-        <w:spacing w:after="0" w:line="240" w:lineRule="auto"/>
-        <w:ind w:left="-144" w:hanging="284"/>
-        <w:jc w:val="both"/>
-        <w:rPr>
-          <w:rFonts w:ascii="Times New Roman" w:hAnsi="Times New Roman" w:cs="Times New Roman"/>
-          <w:sz w:val="24"/>
-          <w:szCs w:val="24"/>
-        </w:rPr>
-      </w:pPr>
-      <w:r>
-        <w:rPr>
-          <w:rFonts w:ascii="Times New Roman" w:hAnsi="Times New Roman" w:cs="Times New Roman"/>
-          <w:sz w:val="24"/>
-          <w:szCs w:val="24"/>
-          <w:lang w:val="ro-RO"/>
-        </w:rPr>
-        <w:t xml:space="preserve">    Formarea profesională se realizează în următoarele condiții: ....................... în conformitate cu prevederile actelor normative/</w:t>
-      </w:r>
-      <w:r>
-        <w:rPr>
-          <w:rFonts w:ascii="Times New Roman" w:hAnsi="Times New Roman" w:cs="Times New Roman"/>
-          <w:sz w:val="24"/>
-          <w:szCs w:val="24"/>
-          <w:lang w:val="ro-RO"/>
-        </w:rPr>
-        <w:t>r</w:t>
-      </w:r>
-      <w:r>
-        <w:rPr>
-          <w:rFonts w:ascii="Times New Roman" w:hAnsi="Times New Roman" w:cs="Times New Roman"/>
-          <w:sz w:val="24"/>
-          <w:szCs w:val="24"/>
-          <w:lang w:val="ro-RO"/>
-        </w:rPr>
-        <w:t xml:space="preserve">egulamentul </w:t>
-      </w:r>
-      <w:r>
-        <w:rPr>
-          <w:rFonts w:ascii="Times New Roman" w:hAnsi="Times New Roman" w:cs="Times New Roman"/>
-          <w:sz w:val="24"/>
-          <w:szCs w:val="24"/>
-          <w:lang w:val="ro-RO"/>
-        </w:rPr>
-        <w:t>i</w:t>
-      </w:r>
-      <w:r>
-        <w:rPr>
-          <w:rFonts w:ascii="Times New Roman" w:hAnsi="Times New Roman" w:cs="Times New Roman"/>
-          <w:sz w:val="24"/>
-          <w:szCs w:val="24"/>
-          <w:lang w:val="ro-RO"/>
-        </w:rPr>
-        <w:t>ntern/contractul colectiv de muncă aplicabil.</w:t>
-      </w:r>
-    </w:p>
-    <w:p>
-      <w:pPr>
-        <w:autoSpaceDE w:val="0"/>
-        <w:autoSpaceDN w:val="0"/>
-        <w:adjustRightInd w:val="0"/>
-        <w:spacing w:after="0" w:line="240" w:lineRule="auto"/>
-        <w:jc w:val="both"/>
-        <w:rPr>
-          <w:rFonts w:ascii="Times New Roman" w:hAnsi="Times New Roman" w:cs="Times New Roman"/>
-          <w:sz w:val="24"/>
-          <w:szCs w:val="24"/>
-          <w:lang w:val="ro-RO"/>
-        </w:rPr>
-      </w:pPr>
-    </w:p>
-    <w:p>
-      <w:pPr>
-        <w:autoSpaceDE w:val="0"/>
-        <w:autoSpaceDN w:val="0"/>
-        <w:adjustRightInd w:val="0"/>
-        <w:spacing w:after="0" w:line="240" w:lineRule="auto"/>
-        <w:ind w:left="-288"/>
-        <w:jc w:val="both"/>
-        <w:rPr>
-          <w:rFonts w:ascii="Times New Roman" w:hAnsi="Times New Roman" w:cs="Times New Roman"/>
-          <w:b/>
-          <w:sz w:val="24"/>
-          <w:szCs w:val="24"/>
-          <w:u w:val="single"/>
-          <w:lang w:val="ro-RO"/>
-        </w:rPr>
-      </w:pPr>
-      <w:r>
-        <w:rPr>
-          <w:rFonts w:ascii="Times New Roman" w:hAnsi="Times New Roman" w:cs="Times New Roman"/>
-          <w:sz w:val="24"/>
-          <w:szCs w:val="24"/>
-          <w:lang w:val="ro-RO"/>
-        </w:rPr>
-        <w:t xml:space="preserve">    </w:t>
-      </w:r>
-      <w:r>
-        <w:rPr>
-          <w:rFonts w:ascii="Times New Roman" w:hAnsi="Times New Roman" w:cs="Times New Roman"/>
-          <w:b/>
-          <w:sz w:val="24"/>
-          <w:szCs w:val="24"/>
-          <w:u w:val="single"/>
-          <w:lang w:val="ro-RO"/>
-        </w:rPr>
-        <w:t>P</w:t>
-      </w:r>
-      <w:r>
-        <w:rPr>
-          <w:rFonts w:ascii="Times New Roman" w:hAnsi="Times New Roman" w:cs="Times New Roman"/>
-          <w:b/>
-          <w:sz w:val="24"/>
-          <w:szCs w:val="24"/>
-          <w:u w:val="single"/>
-          <w:lang w:val="ro-RO"/>
-        </w:rPr>
-        <w:t>. Condiţiile de muncă</w:t>
-      </w:r>
-    </w:p>
-    <w:p>
-      <w:pPr>
-        <w:pStyle w:val="ListParagraph"/>
-        <w:autoSpaceDE w:val="0"/>
-        <w:autoSpaceDN w:val="0"/>
-        <w:adjustRightInd w:val="0"/>
-        <w:spacing w:after="0" w:line="240" w:lineRule="auto"/>
-        <w:ind w:left="-288"/>
-        <w:jc w:val="both"/>
-        <w:rPr>
-          <w:rFonts w:ascii="Times New Roman" w:hAnsi="Times New Roman" w:cs="Times New Roman"/>
-          <w:b/>
-          <w:sz w:val="24"/>
-          <w:szCs w:val="24"/>
-          <w:lang w:val="ro-RO"/>
-        </w:rPr>
-      </w:pPr>
-      <w:r>
-        <w:rPr>
-          <w:rFonts w:ascii="Times New Roman" w:hAnsi="Times New Roman" w:cs="Times New Roman"/>
-          <w:sz w:val="24"/>
-          <w:szCs w:val="24"/>
-          <w:lang w:val="ro-RO"/>
-        </w:rPr>
-        <w:t xml:space="preserve">Activitatea se desfăşoară în condiţii </w:t>
-      </w:r>
-      <w:r>
-        <w:rPr>
-          <w:rFonts w:ascii="Times New Roman" w:hAnsi="Times New Roman" w:cs="Times New Roman"/>
-          <w:b/>
-          <w:bCs/>
-          <w:sz w:val="24"/>
-          <w:szCs w:val="24"/>
-          <w:lang w:val="ro-RO"/>
-        </w:rPr>
-        <w:t>normale</w:t>
-      </w:r>
-      <w:r>
-        <w:rPr>
-          <w:rFonts w:ascii="Times New Roman" w:hAnsi="Times New Roman" w:cs="Times New Roman"/>
-          <w:sz w:val="24"/>
-          <w:szCs w:val="24"/>
-          <w:lang w:val="ro-RO"/>
-        </w:rPr>
-        <w:t>/vătămătoare/deosebite/speciale de muncă</w:t>
-      </w:r>
-      <w:r>
-        <w:rPr>
-          <w:rFonts w:ascii="Times New Roman" w:hAnsi="Times New Roman" w:cs="Times New Roman"/>
-          <w:sz w:val="24"/>
-          <w:szCs w:val="24"/>
-          <w:lang w:val="ro-RO"/>
-        </w:rPr>
-        <w:t>/</w:t>
-      </w:r>
-      <w:r>
-        <w:rPr>
-          <w:rFonts w:ascii="Times New Roman" w:hAnsi="Times New Roman" w:cs="Times New Roman"/>
-          <w:sz w:val="24"/>
-          <w:szCs w:val="24"/>
-          <w:lang w:val="ro-RO"/>
-        </w:rPr>
-        <w:t>deosebit de periculoase, în conformitate cu prevederile legale</w:t>
-      </w:r>
-      <w:r>
-        <w:rPr>
-          <w:rFonts w:ascii="Times New Roman" w:hAnsi="Times New Roman" w:cs="Times New Roman"/>
-          <w:vanish/>
-          <w:sz w:val="24"/>
-          <w:szCs w:val="24"/>
-          <w:lang w:val="ro-RO"/>
-        </w:rPr>
-        <w:t>&lt;LLNK 11991    31 10 201   0 17&gt;legalelll</w:t>
-      </w:r>
-      <w:r>
-        <w:rPr>
-          <w:rFonts w:ascii="Times New Roman" w:hAnsi="Times New Roman" w:cs="Times New Roman"/>
-          <w:sz w:val="24"/>
-          <w:szCs w:val="24"/>
-          <w:lang w:val="ro-RO"/>
-        </w:rPr>
-        <w:t>.</w:t>
-      </w:r>
-    </w:p>
-    <w:p>
-      <w:pPr>
-        <w:autoSpaceDE w:val="0"/>
-        <w:autoSpaceDN w:val="0"/>
-        <w:adjustRightInd w:val="0"/>
-        <w:spacing w:after="0" w:line="240" w:lineRule="auto"/>
-        <w:ind w:left="-288"/>
-        <w:jc w:val="both"/>
-        <w:rPr>
-          <w:rFonts w:ascii="Times New Roman" w:hAnsi="Times New Roman" w:cs="Times New Roman"/>
-          <w:sz w:val="24"/>
-          <w:szCs w:val="24"/>
-          <w:lang w:val="ro-RO"/>
-        </w:rPr>
-      </w:pPr>
+        <w:t>1. Salariatul are, în principal, următoarele drepturi:</w:t>
+      </w:r>
     </w:p>
     <w:p>
       <w:pPr>
@@ -5380,53 +6823,37 @@
         <w:jc w:val="both"/>
         <w:rPr>
           <w:rFonts w:ascii="Times New Roman" w:hAnsi="Times New Roman" w:cs="Times New Roman"/>
-          <w:b/>
-          <w:sz w:val="24"/>
-          <w:szCs w:val="24"/>
-          <w:lang w:val="ro-RO"/>
-        </w:rPr>
-      </w:pPr>
-      <w:r>
-        <w:rPr>
-          <w:rFonts w:ascii="Times New Roman" w:hAnsi="Times New Roman" w:cs="Times New Roman"/>
-          <w:sz w:val="24"/>
-          <w:szCs w:val="24"/>
-          <w:u w:val="single"/>
-          <w:lang w:val="ro-RO"/>
-        </w:rPr>
-        <w:t xml:space="preserve">    </w:t>
-      </w:r>
-      <w:r>
-        <w:rPr>
-          <w:rFonts w:ascii="Times New Roman" w:hAnsi="Times New Roman" w:cs="Times New Roman"/>
-          <w:b/>
-          <w:sz w:val="24"/>
-          <w:szCs w:val="24"/>
-          <w:u w:val="single"/>
-          <w:lang w:val="ro-RO"/>
-        </w:rPr>
-        <w:t>Q</w:t>
-      </w:r>
-      <w:r>
-        <w:rPr>
-          <w:rFonts w:ascii="Times New Roman" w:hAnsi="Times New Roman" w:cs="Times New Roman"/>
-          <w:b/>
-          <w:sz w:val="24"/>
-          <w:szCs w:val="24"/>
-          <w:u w:val="single"/>
-          <w:lang w:val="ro-RO"/>
-        </w:rPr>
-        <w:t>. Drepturile şi obligaţiile părţilor privind securitatea şi sănătatea în muncă</w:t>
-      </w:r>
-      <w:r>
-        <w:rPr>
-          <w:rFonts w:ascii="Times New Roman" w:hAnsi="Times New Roman" w:cs="Times New Roman"/>
-          <w:b/>
-          <w:sz w:val="24"/>
-          <w:szCs w:val="24"/>
-          <w:lang w:val="ro-RO"/>
-        </w:rPr>
-        <w:t>:</w:t>
+          <w:sz w:val="24"/>
+          <w:szCs w:val="24"/>
+          <w:lang w:val="ro-RO"/>
+        </w:rPr>
+      </w:pPr>
+      <w:r>
+        <w:rPr>
+          <w:rFonts w:ascii="Times New Roman" w:hAnsi="Times New Roman" w:cs="Times New Roman"/>
+          <w:sz w:val="24"/>
+          <w:szCs w:val="24"/>
+          <w:lang w:val="ro-RO"/>
+        </w:rPr>
+        <w:t xml:space="preserve">    a) dreptul la salarizare pentru munca depus</w:t>
+      </w:r>
+      <w:r>
+        <w:rPr>
+          <w:rFonts w:ascii="Times New Roman" w:hAnsi="Times New Roman" w:cs="Times New Roman"/>
+          <w:sz w:val="24"/>
+          <w:szCs w:val="24"/>
+          <w:lang w:val="ro-RO"/>
+        </w:rPr>
+        <w:t>ă</w:t>
+      </w:r>
+      <w:r>
+        <w:rPr>
+          <w:rFonts w:ascii="Times New Roman" w:hAnsi="Times New Roman" w:cs="Times New Roman"/>
+          <w:sz w:val="24"/>
+          <w:szCs w:val="24"/>
+          <w:lang w:val="ro-RO"/>
+        </w:rPr>
+        <w:t>;</w:t>
       </w:r>
     </w:p>
     <w:p>
@@ -5451,7 +6878,7 @@
           <w:szCs w:val="24"/>
           <w:lang w:val="ro-RO"/>
         </w:rPr>
-        <w:t xml:space="preserve">    a) echipament individual de protecţie ...;</w:t>
+        <w:t xml:space="preserve">    b) dreptul la repaus zilnic şi săptămânal;</w:t>
       </w:r>
     </w:p>
     <w:p>
@@ -5476,7 +6903,7 @@
           <w:szCs w:val="24"/>
           <w:lang w:val="ro-RO"/>
         </w:rPr>
-        <w:t xml:space="preserve">    b) echipament individual de lucru ...;</w:t>
+        <w:t xml:space="preserve">    c) dreptul la concediu de odihnă anual;</w:t>
       </w:r>
     </w:p>
     <w:p>
@@ -5501,286 +6928,7 @@
           <w:szCs w:val="24"/>
           <w:lang w:val="ro-RO"/>
         </w:rPr>
-        <w:t xml:space="preserve">    c) materiale igienico-sanitare ...;</w:t>
-      </w:r>
-    </w:p>
-    <w:p>
-      <w:pPr>
-        <w:autoSpaceDE w:val="0"/>
-        <w:autoSpaceDN w:val="0"/>
-        <w:adjustRightInd w:val="0"/>
-        <w:spacing w:after="0" w:line="240" w:lineRule="auto"/>
-        <w:ind w:left="-432"/>
-        <w:jc w:val="both"/>
-        <w:rPr>
-          <w:rFonts w:ascii="Times New Roman" w:hAnsi="Times New Roman" w:cs="Times New Roman"/>
-          <w:sz w:val="24"/>
-          <w:szCs w:val="24"/>
-          <w:lang w:val="ro-RO"/>
-        </w:rPr>
-      </w:pPr>
-      <w:r>
-        <w:rPr>
-          <w:rFonts w:ascii="Times New Roman" w:hAnsi="Times New Roman" w:cs="Times New Roman"/>
-          <w:sz w:val="24"/>
-          <w:szCs w:val="24"/>
-          <w:lang w:val="ro-RO"/>
-        </w:rPr>
-        <w:t xml:space="preserve">    d) alimentaţie de protecţie ...;</w:t>
-      </w:r>
-    </w:p>
-    <w:p>
-      <w:pPr>
-        <w:autoSpaceDE w:val="0"/>
-        <w:autoSpaceDN w:val="0"/>
-        <w:adjustRightInd w:val="0"/>
-        <w:spacing w:after="0" w:line="240" w:lineRule="auto"/>
-        <w:ind w:left="-432"/>
-        <w:jc w:val="both"/>
-        <w:rPr>
-          <w:rFonts w:ascii="Times New Roman" w:hAnsi="Times New Roman" w:cs="Times New Roman"/>
-          <w:sz w:val="24"/>
-          <w:szCs w:val="24"/>
-          <w:lang w:val="ro-RO"/>
-        </w:rPr>
-      </w:pPr>
-      <w:r>
-        <w:rPr>
-          <w:rFonts w:ascii="Times New Roman" w:hAnsi="Times New Roman" w:cs="Times New Roman"/>
-          <w:sz w:val="24"/>
-          <w:szCs w:val="24"/>
-          <w:lang w:val="ro-RO"/>
-        </w:rPr>
-        <w:t xml:space="preserve">    e) alte drepturi şi obligaţii privind sănătatea şi securitatea în munc</w:t>
-      </w:r>
-      <w:r>
-        <w:rPr>
-          <w:rFonts w:ascii="Times New Roman" w:hAnsi="Times New Roman" w:cs="Times New Roman"/>
-          <w:sz w:val="24"/>
-          <w:szCs w:val="24"/>
-          <w:lang w:val="ro-RO"/>
-        </w:rPr>
-        <w:t>ă</w:t>
-      </w:r>
-      <w:r>
-        <w:rPr>
-          <w:rFonts w:ascii="Times New Roman" w:hAnsi="Times New Roman" w:cs="Times New Roman"/>
-          <w:sz w:val="24"/>
-          <w:szCs w:val="24"/>
-          <w:lang w:val="ro-RO"/>
-        </w:rPr>
-        <w:t xml:space="preserve"> ………. .</w:t>
-      </w:r>
-    </w:p>
-    <w:p>
-      <w:pPr>
-        <w:autoSpaceDE w:val="0"/>
-        <w:autoSpaceDN w:val="0"/>
-        <w:adjustRightInd w:val="0"/>
-        <w:spacing w:after="0" w:line="240" w:lineRule="auto"/>
-        <w:ind w:left="-432"/>
-        <w:jc w:val="both"/>
-        <w:rPr>
-          <w:rFonts w:ascii="Times New Roman" w:hAnsi="Times New Roman" w:cs="Times New Roman"/>
-          <w:sz w:val="24"/>
-          <w:szCs w:val="24"/>
-          <w:lang w:val="ro-RO"/>
-        </w:rPr>
-      </w:pPr>
-    </w:p>
-    <w:p>
-      <w:pPr>
-        <w:autoSpaceDE w:val="0"/>
-        <w:autoSpaceDN w:val="0"/>
-        <w:adjustRightInd w:val="0"/>
-        <w:spacing w:after="0" w:line="240" w:lineRule="auto"/>
-        <w:ind w:left="-432"/>
-        <w:jc w:val="both"/>
-        <w:rPr>
-          <w:rFonts w:ascii="Times New Roman" w:hAnsi="Times New Roman" w:cs="Times New Roman"/>
-          <w:b/>
-          <w:sz w:val="24"/>
-          <w:szCs w:val="24"/>
-          <w:u w:val="single"/>
-          <w:lang w:val="ro-RO"/>
-        </w:rPr>
-      </w:pPr>
-      <w:r>
-        <w:rPr>
-          <w:rFonts w:ascii="Times New Roman" w:hAnsi="Times New Roman" w:cs="Times New Roman"/>
-          <w:b/>
-          <w:sz w:val="24"/>
-          <w:szCs w:val="24"/>
-          <w:lang w:val="ro-RO"/>
-        </w:rPr>
-        <w:t xml:space="preserve">    </w:t>
-      </w:r>
-      <w:r>
-        <w:rPr>
-          <w:rFonts w:ascii="Times New Roman" w:hAnsi="Times New Roman" w:cs="Times New Roman"/>
-          <w:b/>
-          <w:sz w:val="24"/>
-          <w:szCs w:val="24"/>
-          <w:u w:val="single"/>
-          <w:lang w:val="ro-RO"/>
-        </w:rPr>
-        <w:t>R. Drepturi şi obligaţii generale ale părţilor</w:t>
-      </w:r>
-    </w:p>
-    <w:p>
-      <w:pPr>
-        <w:autoSpaceDE w:val="0"/>
-        <w:autoSpaceDN w:val="0"/>
-        <w:adjustRightInd w:val="0"/>
-        <w:spacing w:after="0" w:line="240" w:lineRule="auto"/>
-        <w:ind w:left="-432"/>
-        <w:jc w:val="both"/>
-        <w:rPr>
-          <w:rFonts w:ascii="Times New Roman" w:hAnsi="Times New Roman" w:cs="Times New Roman"/>
-          <w:b/>
-          <w:sz w:val="24"/>
-          <w:szCs w:val="24"/>
-          <w:u w:val="single"/>
-          <w:lang w:val="ro-RO"/>
-        </w:rPr>
-      </w:pPr>
-      <w:r>
-        <w:rPr>
-          <w:rFonts w:ascii="Times New Roman" w:hAnsi="Times New Roman" w:cs="Times New Roman"/>
-          <w:sz w:val="24"/>
-          <w:szCs w:val="24"/>
-          <w:lang w:val="ro-RO"/>
-        </w:rPr>
-        <w:t xml:space="preserve">    </w:t>
-      </w:r>
-      <w:r>
-        <w:rPr>
-          <w:rFonts w:ascii="Times New Roman" w:hAnsi="Times New Roman" w:cs="Times New Roman"/>
-          <w:b/>
-          <w:sz w:val="24"/>
-          <w:szCs w:val="24"/>
-          <w:u w:val="single"/>
-          <w:lang w:val="ro-RO"/>
-        </w:rPr>
-        <w:t>1. Salariatul are, în principal, următoarele drepturi:</w:t>
-      </w:r>
-    </w:p>
-    <w:p>
-      <w:pPr>
-        <w:autoSpaceDE w:val="0"/>
-        <w:autoSpaceDN w:val="0"/>
-        <w:adjustRightInd w:val="0"/>
-        <w:spacing w:after="0" w:line="240" w:lineRule="auto"/>
-        <w:ind w:left="-432"/>
-        <w:jc w:val="both"/>
-        <w:rPr>
-          <w:rFonts w:ascii="Times New Roman" w:hAnsi="Times New Roman" w:cs="Times New Roman"/>
-          <w:sz w:val="24"/>
-          <w:szCs w:val="24"/>
-          <w:lang w:val="ro-RO"/>
-        </w:rPr>
-      </w:pPr>
-      <w:r>
-        <w:rPr>
-          <w:rFonts w:ascii="Times New Roman" w:hAnsi="Times New Roman" w:cs="Times New Roman"/>
-          <w:sz w:val="24"/>
-          <w:szCs w:val="24"/>
-          <w:lang w:val="ro-RO"/>
-        </w:rPr>
-        <w:t xml:space="preserve">    a) dreptul la salarizare pentru munca depus</w:t>
-      </w:r>
-      <w:r>
-        <w:rPr>
-          <w:rFonts w:ascii="Times New Roman" w:hAnsi="Times New Roman" w:cs="Times New Roman"/>
-          <w:sz w:val="24"/>
-          <w:szCs w:val="24"/>
-          <w:lang w:val="ro-RO"/>
-        </w:rPr>
-        <w:t>ă</w:t>
-      </w:r>
-      <w:r>
-        <w:rPr>
-          <w:rFonts w:ascii="Times New Roman" w:hAnsi="Times New Roman" w:cs="Times New Roman"/>
-          <w:sz w:val="24"/>
-          <w:szCs w:val="24"/>
-          <w:lang w:val="ro-RO"/>
-        </w:rPr>
-        <w:t>;</w:t>
-      </w:r>
-    </w:p>
-    <w:p>
-      <w:pPr>
-        <w:autoSpaceDE w:val="0"/>
-        <w:autoSpaceDN w:val="0"/>
-        <w:adjustRightInd w:val="0"/>
-        <w:spacing w:after="0" w:line="240" w:lineRule="auto"/>
-        <w:ind w:left="-432"/>
-        <w:jc w:val="both"/>
-        <w:rPr>
-          <w:rFonts w:ascii="Times New Roman" w:hAnsi="Times New Roman" w:cs="Times New Roman"/>
-          <w:sz w:val="24"/>
-          <w:szCs w:val="24"/>
-          <w:lang w:val="ro-RO"/>
-        </w:rPr>
-      </w:pPr>
-      <w:r>
-        <w:rPr>
-          <w:rFonts w:ascii="Times New Roman" w:hAnsi="Times New Roman" w:cs="Times New Roman"/>
-          <w:sz w:val="24"/>
-          <w:szCs w:val="24"/>
-          <w:lang w:val="ro-RO"/>
-        </w:rPr>
-        <w:t xml:space="preserve">    b) dreptul la repaus zilnic şi săptămânal;</w:t>
-      </w:r>
-    </w:p>
-    <w:p>
-      <w:pPr>
-        <w:autoSpaceDE w:val="0"/>
-        <w:autoSpaceDN w:val="0"/>
-        <w:adjustRightInd w:val="0"/>
-        <w:spacing w:after="0" w:line="240" w:lineRule="auto"/>
-        <w:ind w:left="-432"/>
-        <w:jc w:val="both"/>
-        <w:rPr>
-          <w:rFonts w:ascii="Times New Roman" w:hAnsi="Times New Roman" w:cs="Times New Roman"/>
-          <w:sz w:val="24"/>
-          <w:szCs w:val="24"/>
-          <w:lang w:val="ro-RO"/>
-        </w:rPr>
-      </w:pPr>
-      <w:r>
-        <w:rPr>
-          <w:rFonts w:ascii="Times New Roman" w:hAnsi="Times New Roman" w:cs="Times New Roman"/>
-          <w:sz w:val="24"/>
-          <w:szCs w:val="24"/>
-          <w:lang w:val="ro-RO"/>
-        </w:rPr>
         <w:lastRenderedPageBreak/>
-        <w:t xml:space="preserve">    c) dreptul la concediu de odihnă anual;</w:t>
-      </w:r>
-    </w:p>
-    <w:p>
-      <w:pPr>
-        <w:autoSpaceDE w:val="0"/>
-        <w:autoSpaceDN w:val="0"/>
-        <w:adjustRightInd w:val="0"/>
-        <w:spacing w:after="0" w:line="240" w:lineRule="auto"/>
-        <w:ind w:left="-432"/>
-        <w:jc w:val="both"/>
-        <w:rPr>
-          <w:rFonts w:ascii="Times New Roman" w:hAnsi="Times New Roman" w:cs="Times New Roman"/>
-          <w:sz w:val="24"/>
-          <w:szCs w:val="24"/>
-          <w:lang w:val="ro-RO"/>
-        </w:rPr>
-      </w:pPr>
-      <w:r>
-        <w:rPr>
-          <w:rFonts w:ascii="Times New Roman" w:hAnsi="Times New Roman" w:cs="Times New Roman"/>
-          <w:sz w:val="24"/>
-          <w:szCs w:val="24"/>
-          <w:lang w:val="ro-RO"/>
-        </w:rPr>
         <w:t xml:space="preserve">    d) dreptul la egalitate de șanse şi de tratament;</w:t>
       </w:r>
     </w:p>
@@ -6310,14 +7458,88 @@
         </w:rPr>
         <w:t xml:space="preserve">   </w:t>
       </w:r>
+      <w:proofErr w:type="spellStart"/>
       <w:r>
         <w:rPr>
           <w:rFonts w:ascii="Times New Roman" w:eastAsia="Trebuchet MS" w:hAnsi="Times New Roman" w:cs="Times New Roman"/>
           <w:sz w:val="24"/>
           <w:szCs w:val="24"/>
         </w:rPr>
-        <w:t>să stabilească atribuțiile de serviciu și</w:t>
-      </w:r>
+        <w:t>să</w:t>
+      </w:r>
+      <w:proofErr w:type="spellEnd"/>
+      <w:r>
+        <w:rPr>
+          <w:rFonts w:ascii="Times New Roman" w:eastAsia="Trebuchet MS" w:hAnsi="Times New Roman" w:cs="Times New Roman"/>
+          <w:sz w:val="24"/>
+          <w:szCs w:val="24"/>
+        </w:rPr>
+        <w:t xml:space="preserve"> </w:t>
+      </w:r>
+      <w:proofErr w:type="spellStart"/>
+      <w:r>
+        <w:rPr>
+          <w:rFonts w:ascii="Times New Roman" w:eastAsia="Trebuchet MS" w:hAnsi="Times New Roman" w:cs="Times New Roman"/>
+          <w:sz w:val="24"/>
+          <w:szCs w:val="24"/>
+        </w:rPr>
+        <w:t>stabilească</w:t>
+      </w:r>
+      <w:proofErr w:type="spellEnd"/>
+      <w:r>
+        <w:rPr>
+          <w:rFonts w:ascii="Times New Roman" w:eastAsia="Trebuchet MS" w:hAnsi="Times New Roman" w:cs="Times New Roman"/>
+          <w:sz w:val="24"/>
+          <w:szCs w:val="24"/>
+        </w:rPr>
+        <w:t xml:space="preserve"> </w:t>
+      </w:r>
+      <w:proofErr w:type="spellStart"/>
+      <w:r>
+        <w:rPr>
+          <w:rFonts w:ascii="Times New Roman" w:eastAsia="Trebuchet MS" w:hAnsi="Times New Roman" w:cs="Times New Roman"/>
+          <w:sz w:val="24"/>
+          <w:szCs w:val="24"/>
+        </w:rPr>
+        <w:t>atribuțiile</w:t>
+      </w:r>
+      <w:proofErr w:type="spellEnd"/>
+      <w:r>
+        <w:rPr>
+          <w:rFonts w:ascii="Times New Roman" w:eastAsia="Trebuchet MS" w:hAnsi="Times New Roman" w:cs="Times New Roman"/>
+          <w:sz w:val="24"/>
+          <w:szCs w:val="24"/>
+        </w:rPr>
+        <w:t xml:space="preserve"> de </w:t>
+      </w:r>
+      <w:proofErr w:type="spellStart"/>
+      <w:r>
+        <w:rPr>
+          <w:rFonts w:ascii="Times New Roman" w:eastAsia="Trebuchet MS" w:hAnsi="Times New Roman" w:cs="Times New Roman"/>
+          <w:sz w:val="24"/>
+          <w:szCs w:val="24"/>
+        </w:rPr>
+        <w:t>serviciu</w:t>
+      </w:r>
+      <w:proofErr w:type="spellEnd"/>
+      <w:r>
+        <w:rPr>
+          <w:rFonts w:ascii="Times New Roman" w:eastAsia="Trebuchet MS" w:hAnsi="Times New Roman" w:cs="Times New Roman"/>
+          <w:sz w:val="24"/>
+          <w:szCs w:val="24"/>
+        </w:rPr>
+        <w:t xml:space="preserve"> </w:t>
+      </w:r>
+      <w:proofErr w:type="spellStart"/>
+      <w:r>
+        <w:rPr>
+          <w:rFonts w:ascii="Times New Roman" w:eastAsia="Trebuchet MS" w:hAnsi="Times New Roman" w:cs="Times New Roman"/>
+          <w:sz w:val="24"/>
+          <w:szCs w:val="24"/>
+        </w:rPr>
+        <w:t>și</w:t>
+      </w:r>
+      <w:proofErr w:type="spellEnd"/>
       <w:r>
         <w:rPr>
           <w:rFonts w:ascii="Times New Roman" w:eastAsia="Trebuchet MS" w:hAnsi="Times New Roman" w:cs="Times New Roman"/>
@@ -6333,7 +7555,61 @@
           <w:sz w:val="24"/>
           <w:szCs w:val="24"/>
         </w:rPr>
-        <w:t xml:space="preserve">norma de muncă pentru fiecare salariat; </w:t>
+        <w:t xml:space="preserve">norma de </w:t>
+      </w:r>
+      <w:proofErr w:type="spellStart"/>
+      <w:r>
+        <w:rPr>
+          <w:rFonts w:ascii="Times New Roman" w:eastAsia="Trebuchet MS" w:hAnsi="Times New Roman" w:cs="Times New Roman"/>
+          <w:sz w:val="24"/>
+          <w:szCs w:val="24"/>
+        </w:rPr>
+        <w:t>muncă</w:t>
+      </w:r>
+      <w:proofErr w:type="spellEnd"/>
+      <w:r>
+        <w:rPr>
+          <w:rFonts w:ascii="Times New Roman" w:eastAsia="Trebuchet MS" w:hAnsi="Times New Roman" w:cs="Times New Roman"/>
+          <w:sz w:val="24"/>
+          <w:szCs w:val="24"/>
+        </w:rPr>
+        <w:t xml:space="preserve"> </w:t>
+      </w:r>
+      <w:proofErr w:type="spellStart"/>
+      <w:r>
+        <w:rPr>
+          <w:rFonts w:ascii="Times New Roman" w:eastAsia="Trebuchet MS" w:hAnsi="Times New Roman" w:cs="Times New Roman"/>
+          <w:sz w:val="24"/>
+          <w:szCs w:val="24"/>
+        </w:rPr>
+        <w:t>pentru</w:t>
+      </w:r>
+      <w:proofErr w:type="spellEnd"/>
+      <w:r>
+        <w:rPr>
+          <w:rFonts w:ascii="Times New Roman" w:eastAsia="Trebuchet MS" w:hAnsi="Times New Roman" w:cs="Times New Roman"/>
+          <w:sz w:val="24"/>
+          <w:szCs w:val="24"/>
+        </w:rPr>
+        <w:t xml:space="preserve"> </w:t>
+      </w:r>
+      <w:proofErr w:type="spellStart"/>
+      <w:r>
+        <w:rPr>
+          <w:rFonts w:ascii="Times New Roman" w:eastAsia="Trebuchet MS" w:hAnsi="Times New Roman" w:cs="Times New Roman"/>
+          <w:sz w:val="24"/>
+          <w:szCs w:val="24"/>
+        </w:rPr>
+        <w:t>fiecare</w:t>
+      </w:r>
+      <w:proofErr w:type="spellEnd"/>
+      <w:r>
+        <w:rPr>
+          <w:rFonts w:ascii="Times New Roman" w:eastAsia="Trebuchet MS" w:hAnsi="Times New Roman" w:cs="Times New Roman"/>
+          <w:sz w:val="24"/>
+          <w:szCs w:val="24"/>
+        </w:rPr>
+        <w:t xml:space="preserve"> salariat; </w:t>
       </w:r>
     </w:p>
     <w:p>
@@ -6855,45 +8131,45 @@
           <w:szCs w:val="24"/>
           <w:lang w:val="ro-RO"/>
         </w:rPr>
+        <w:t xml:space="preserve">    </w:t>
+      </w:r>
+      <w:r>
+        <w:rPr>
+          <w:rFonts w:ascii="Times New Roman" w:hAnsi="Times New Roman" w:cs="Times New Roman"/>
+          <w:b/>
+          <w:sz w:val="24"/>
+          <w:szCs w:val="24"/>
+          <w:u w:val="single"/>
+          <w:lang w:val="ro-RO"/>
+        </w:rPr>
+        <w:t>S. Dispoziții finale</w:t>
+      </w:r>
+    </w:p>
+    <w:p>
+      <w:pPr>
+        <w:autoSpaceDE w:val="0"/>
+        <w:autoSpaceDN w:val="0"/>
+        <w:adjustRightInd w:val="0"/>
+        <w:spacing w:after="0" w:line="240" w:lineRule="auto"/>
+        <w:ind w:left="-288"/>
+        <w:jc w:val="both"/>
+        <w:rPr>
+          <w:rFonts w:ascii="Times New Roman" w:hAnsi="Times New Roman" w:cs="Times New Roman"/>
+          <w:b/>
+          <w:sz w:val="24"/>
+          <w:szCs w:val="24"/>
+          <w:u w:val="single"/>
+          <w:lang w:val="ro-RO"/>
+        </w:rPr>
+      </w:pPr>
+      <w:r>
+        <w:rPr>
+          <w:rFonts w:ascii="Times New Roman" w:hAnsi="Times New Roman" w:cs="Times New Roman"/>
+          <w:sz w:val="24"/>
+          <w:szCs w:val="24"/>
+          <w:lang w:val="ro-RO"/>
+        </w:rPr>
         <w:lastRenderedPageBreak/>
-        <w:t xml:space="preserve">    </w:t>
-      </w:r>
-      <w:r>
-        <w:rPr>
-          <w:rFonts w:ascii="Times New Roman" w:hAnsi="Times New Roman" w:cs="Times New Roman"/>
-          <w:b/>
-          <w:sz w:val="24"/>
-          <w:szCs w:val="24"/>
-          <w:u w:val="single"/>
-          <w:lang w:val="ro-RO"/>
-        </w:rPr>
-        <w:t>S. Dispoziții finale</w:t>
-      </w:r>
-    </w:p>
-    <w:p>
-      <w:pPr>
-        <w:autoSpaceDE w:val="0"/>
-        <w:autoSpaceDN w:val="0"/>
-        <w:adjustRightInd w:val="0"/>
-        <w:spacing w:after="0" w:line="240" w:lineRule="auto"/>
-        <w:ind w:left="-288"/>
-        <w:jc w:val="both"/>
-        <w:rPr>
-          <w:rFonts w:ascii="Times New Roman" w:hAnsi="Times New Roman" w:cs="Times New Roman"/>
-          <w:b/>
-          <w:sz w:val="24"/>
-          <w:szCs w:val="24"/>
-          <w:u w:val="single"/>
-          <w:lang w:val="ro-RO"/>
-        </w:rPr>
-      </w:pPr>
-      <w:r>
-        <w:rPr>
-          <w:rFonts w:ascii="Times New Roman" w:hAnsi="Times New Roman" w:cs="Times New Roman"/>
-          <w:sz w:val="24"/>
-          <w:szCs w:val="24"/>
-          <w:lang w:val="ro-RO"/>
-        </w:rPr>
         <w:t xml:space="preserve">1. </w:t>
       </w:r>
       <w:r>
@@ -7268,6 +8544,7 @@
                 <w:szCs w:val="24"/>
               </w:rPr>
             </w:pPr>
+            <w:proofErr w:type="spellStart"/>
             <w:r>
               <w:rPr>
                 <w:rFonts w:ascii="Times New Roman" w:hAnsi="Times New Roman" w:cs="Times New Roman"/>
@@ -7291,6 +8568,7 @@
               </w:rPr>
               <w:t>r</w:t>
             </w:r>
+            <w:proofErr w:type="spellEnd"/>
             <w:r>
               <w:rPr>
                 <w:rFonts w:ascii="Times New Roman" w:hAnsi="Times New Roman" w:cs="Times New Roman"/>
@@ -7321,6 +8599,7 @@
                 <w:szCs w:val="24"/>
               </w:rPr>
             </w:pPr>
+            <w:proofErr w:type="spellStart"/>
             <w:r>
               <w:rPr>
                 <w:rFonts w:ascii="Times New Roman" w:hAnsi="Times New Roman" w:cs="Times New Roman"/>
@@ -7344,6 +8623,7 @@
               </w:rPr>
               <w:t>l</w:t>
             </w:r>
+            <w:proofErr w:type="spellEnd"/>
             <w:r>
               <w:rPr>
                 <w:rFonts w:ascii="Times New Roman" w:hAnsi="Times New Roman" w:cs="Times New Roman"/>
@@ -7385,6 +8665,7 @@
               </w:rPr>
               <w:t>{{</w:t>
             </w:r>
+            <w:proofErr w:type="spellStart"/>
             <w:r>
               <w:rPr>
                 <w:rFonts w:ascii="Times New Roman" w:hAnsi="Times New Roman" w:cs="Times New Roman"/>
@@ -7396,6 +8677,7 @@
               </w:rPr>
               <w:t>companie</w:t>
             </w:r>
+            <w:proofErr w:type="spellEnd"/>
             <w:r>
               <w:rPr>
                 <w:rFonts w:ascii="Times New Roman" w:hAnsi="Times New Roman" w:cs="Times New Roman"/>
@@ -7445,6 +8727,7 @@
               </w:rPr>
               <w:t>{{</w:t>
             </w:r>
+            <w:proofErr w:type="spellStart"/>
             <w:r>
               <w:rPr>
                 <w:rFonts w:ascii="Times New Roman" w:hAnsi="Times New Roman" w:cs="Times New Roman"/>
@@ -7456,6 +8739,7 @@
               </w:rPr>
               <w:t>ang_nume</w:t>
             </w:r>
+            <w:proofErr w:type="spellEnd"/>
             <w:r>
               <w:rPr>
                 <w:rFonts w:ascii="Times New Roman" w:hAnsi="Times New Roman" w:cs="Times New Roman"/>
@@ -7501,13 +8785,23 @@
                 <w:szCs w:val="24"/>
               </w:rPr>
             </w:pPr>
+            <w:proofErr w:type="spellStart"/>
             <w:r>
               <w:rPr>
                 <w:rFonts w:ascii="Times New Roman" w:hAnsi="Times New Roman" w:cs="Times New Roman"/>
                 <w:sz w:val="24"/>
                 <w:szCs w:val="24"/>
               </w:rPr>
-              <w:t>Semnatura:</w:t>
+              <w:t>Semnatura</w:t>
+            </w:r>
+            <w:proofErr w:type="spellEnd"/>
+            <w:r>
+              <w:rPr>
+                <w:rFonts w:ascii="Times New Roman" w:hAnsi="Times New Roman" w:cs="Times New Roman"/>
+                <w:sz w:val="24"/>
+                <w:szCs w:val="24"/>
+              </w:rPr>
+              <w:t>:</w:t>
             </w:r>
             <w:r>
               <w:rPr>
@@ -7534,13 +8828,23 @@
                 <w:szCs w:val="24"/>
               </w:rPr>
             </w:pPr>
+            <w:proofErr w:type="spellStart"/>
             <w:r>
               <w:rPr>
                 <w:rFonts w:ascii="Times New Roman" w:hAnsi="Times New Roman" w:cs="Times New Roman"/>
                 <w:sz w:val="24"/>
                 <w:szCs w:val="24"/>
               </w:rPr>
-              <w:t>Reprezentant lega</w:t>
+              <w:t>Reprezentant</w:t>
+            </w:r>
+            <w:proofErr w:type="spellEnd"/>
+            <w:r>
+              <w:rPr>
+                <w:rFonts w:ascii="Times New Roman" w:hAnsi="Times New Roman" w:cs="Times New Roman"/>
+                <w:sz w:val="24"/>
+                <w:szCs w:val="24"/>
+              </w:rPr>
+              <w:t xml:space="preserve"> lega</w:t>
             </w:r>
             <w:r>
               <w:rPr>
@@ -7604,6 +8908,7 @@
               </w:rPr>
               <w:t>{{</w:t>
             </w:r>
+            <w:proofErr w:type="spellStart"/>
             <w:r>
               <w:rPr>
                 <w:rFonts w:ascii="Times New Roman" w:hAnsi="Times New Roman" w:cs="Times New Roman"/>
@@ -7615,6 +8920,7 @@
               </w:rPr>
               <w:t>adm_nume</w:t>
             </w:r>
+            <w:proofErr w:type="spellEnd"/>
             <w:r>
               <w:rPr>
                 <w:rFonts w:ascii="Times New Roman" w:hAnsi="Times New Roman" w:cs="Times New Roman"/>
@@ -7679,7 +8985,25 @@
                 <w:sz w:val="24"/>
                 <w:szCs w:val="24"/>
               </w:rPr>
-              <w:t>Am primit un exemplar,</w:t>
+              <w:t xml:space="preserve">Am </w:t>
+            </w:r>
+            <w:proofErr w:type="spellStart"/>
+            <w:r>
+              <w:rPr>
+                <w:rFonts w:ascii="Times New Roman" w:hAnsi="Times New Roman" w:cs="Times New Roman"/>
+                <w:sz w:val="24"/>
+                <w:szCs w:val="24"/>
+              </w:rPr>
+              <w:t>primit</w:t>
+            </w:r>
+            <w:proofErr w:type="spellEnd"/>
+            <w:r>
+              <w:rPr>
+                <w:rFonts w:ascii="Times New Roman" w:hAnsi="Times New Roman" w:cs="Times New Roman"/>
+                <w:sz w:val="24"/>
+                <w:szCs w:val="24"/>
+              </w:rPr>
+              <w:t xml:space="preserve"> un exemplar,</w:t>
             </w:r>
           </w:p>
         </w:tc>
@@ -7731,6 +9055,7 @@
               </w:rPr>
               <w:t>: {{</w:t>
             </w:r>
+            <w:proofErr w:type="spellStart"/>
             <w:r>
               <w:rPr>
                 <w:rFonts w:ascii="Times New Roman" w:hAnsi="Times New Roman" w:cs="Times New Roman"/>
@@ -7740,6 +9065,7 @@
               </w:rPr>
               <w:t>data_semn_cim</w:t>
             </w:r>
+            <w:proofErr w:type="spellEnd"/>
             <w:r>
               <w:rPr>
                 <w:rFonts w:ascii="Times New Roman" w:hAnsi="Times New Roman" w:cs="Times New Roman"/>
@@ -7781,13 +9107,23 @@
                 <w:szCs w:val="24"/>
               </w:rPr>
             </w:pPr>
+            <w:proofErr w:type="spellStart"/>
             <w:r>
               <w:rPr>
                 <w:rFonts w:ascii="Times New Roman" w:hAnsi="Times New Roman" w:cs="Times New Roman"/>
                 <w:sz w:val="24"/>
                 <w:szCs w:val="24"/>
               </w:rPr>
-              <w:t>Semnatura:</w:t>
+              <w:t>Semnatura</w:t>
+            </w:r>
+            <w:proofErr w:type="spellEnd"/>
+            <w:r>
+              <w:rPr>
+                <w:rFonts w:ascii="Times New Roman" w:hAnsi="Times New Roman" w:cs="Times New Roman"/>
+                <w:sz w:val="24"/>
+                <w:szCs w:val="24"/>
+              </w:rPr>
+              <w:t>:</w:t>
             </w:r>
           </w:p>
         </w:tc>
@@ -7884,7 +9220,7 @@
 </file>
 
 <file path=word/endnotes.xml><?xml version="1.0" encoding="utf-8"?>
-<w:endnotes xmlns:wpc="http://schemas.microsoft.com/office/word/2010/wordprocessingCanvas" xmlns:cx="http://schemas.microsoft.com/office/drawing/2014/chartex" xmlns:cx1="http://schemas.microsoft.com/office/drawing/2015/9/8/chartex" xmlns:cx2="http://schemas.microsoft.com/office/drawing/2015/10/21/chartex" xmlns:cx3="http://schemas.microsoft.com/office/drawing/2016/5/9/chartex" xmlns:cx4="http://schemas.microsoft.com/office/drawing/2016/5/10/chartex" xmlns:cx5="http://schemas.microsoft.com/office/drawing/2016/5/11/chartex" xmlns:cx6="http://schemas.microsoft.com/office/drawing/2016/5/12/chartex" xmlns:cx7="http://schemas.microsoft.com/office/drawing/2016/5/13/chartex" xmlns:cx8="http://schemas.microsoft.com/office/drawing/2016/5/14/chartex" xmlns:mc="http://schemas.openxmlformats.org/markup-compatibility/2006" xmlns:aink="http://schemas.microsoft.com/office/drawing/2016/ink" xmlns:am3d="http://schemas.microsoft.com/office/drawing/2017/model3d" xmlns:o="urn:schemas-microsoft-com:office:office" xmlns:oel="http://schemas.microsoft.com/office/2019/extlst" xmlns:r="http://schemas.openxmlformats.org/officeDocument/2006/relationships" xmlns:m="http://schemas.openxmlformats.org/officeDocument/2006/math" xmlns:v="urn:schemas-microsoft-com:vml" xmlns:wp14="http://schemas.microsoft.com/office/word/2010/wordprocessingDrawing" xmlns:wp="http://schemas.openxmlformats.org/drawingml/2006/wordprocessingDrawing" xmlns:w10="urn:schemas-microsoft-com:office:word" xmlns:w="http://schemas.openxmlformats.org/wordprocessingml/2006/main" xmlns:w14="http://schemas.microsoft.com/office/word/2010/wordml" xmlns:w15="http://schemas.microsoft.com/office/word/2012/wordml" xmlns:w16cex="http://schemas.microsoft.com/office/word/2018/wordml/cex" xmlns:w16cid="http://schemas.microsoft.com/office/word/2016/wordml/cid" xmlns:w16="http://schemas.microsoft.com/office/word/2018/wordml" xmlns:w16du="http://schemas.microsoft.com/office/word/2023/wordml/word16du" xmlns:w16sdtdh="http://schemas.microsoft.com/office/word/2020/wordml/sdtdatahash" xmlns:w16sdtfl="http://schemas.microsoft.com/office/word/2024/wordml/sdtformatlock" xmlns:w16se="http://schemas.microsoft.com/office/word/2015/wordml/symex" xmlns:wpg="http://schemas.microsoft.com/office/word/2010/wordprocessingGroup" xmlns:wpi="http://schemas.microsoft.com/office/word/2010/wordprocessingInk" xmlns:wne="http://schemas.microsoft.com/office/word/2006/wordml" xmlns:wps="http://schemas.microsoft.com/office/word/2010/wordprocessingShape" mc:Ignorable="w14 w15 w16se w16cid w16 w16cex w16sdtdh w16sdtfl w16du wp14">
+<w:endnotes xmlns:wpc="http://schemas.microsoft.com/office/word/2010/wordprocessingCanvas" xmlns:cx="http://schemas.microsoft.com/office/drawing/2014/chartex" xmlns:cx1="http://schemas.microsoft.com/office/drawing/2015/9/8/chartex" xmlns:cx2="http://schemas.microsoft.com/office/drawing/2015/10/21/chartex" xmlns:cx3="http://schemas.microsoft.com/office/drawing/2016/5/9/chartex" xmlns:cx4="http://schemas.microsoft.com/office/drawing/2016/5/10/chartex" xmlns:cx5="http://schemas.microsoft.com/office/drawing/2016/5/11/chartex" xmlns:cx6="http://schemas.microsoft.com/office/drawing/2016/5/12/chartex" xmlns:cx7="http://schemas.microsoft.com/office/drawing/2016/5/13/chartex" xmlns:cx8="http://schemas.microsoft.com/office/drawing/2016/5/14/chartex" xmlns:mc="http://schemas.openxmlformats.org/markup-compatibility/2006" xmlns:aink="http://schemas.microsoft.com/office/drawing/2016/ink" xmlns:am3d="http://schemas.microsoft.com/office/drawing/2017/model3d" xmlns:o="urn:schemas-microsoft-com:office:office" xmlns:oel="http://schemas.microsoft.com/office/2019/extlst" xmlns:r="http://schemas.openxmlformats.org/officeDocument/2006/relationships" xmlns:m="http://schemas.openxmlformats.org/officeDocument/2006/math" xmlns:v="urn:schemas-microsoft-com:vml" xmlns:wp14="http://schemas.microsoft.com/office/word/2010/wordprocessingDrawing" xmlns:wp="http://schemas.openxmlformats.org/drawingml/2006/wordprocessingDrawing" xmlns:w10="urn:schemas-microsoft-com:office:word" xmlns:w="http://schemas.openxmlformats.org/wordprocessingml/2006/main" xmlns:w14="http://schemas.microsoft.com/office/word/2010/wordml" xmlns:w15="http://schemas.microsoft.com/office/word/2012/wordml" xmlns:w16cei="http://schemas.microsoft.com/office/word/2026/wordml/cei" xmlns:w16cex="http://schemas.microsoft.com/office/word/2018/wordml/cex" xmlns:w16cid="http://schemas.microsoft.com/office/word/2016/wordml/cid" xmlns:w16="http://schemas.microsoft.com/office/word/2018/wordml" xmlns:w16du="http://schemas.microsoft.com/office/word/2023/wordml/word16du" xmlns:w16sdtdh="http://schemas.microsoft.com/office/word/2020/wordml/sdtdatahash" xmlns:w16sdtfl="http://schemas.microsoft.com/office/word/2024/wordml/sdtformatlock" xmlns:w16se="http://schemas.microsoft.com/office/word/2015/wordml/symex" xmlns:wpg="http://schemas.microsoft.com/office/word/2010/wordprocessingGroup" xmlns:wpi="http://schemas.microsoft.com/office/word/2010/wordprocessingInk" xmlns:wne="http://schemas.microsoft.com/office/word/2006/wordml" xmlns:wps="http://schemas.microsoft.com/office/word/2010/wordprocessingShape" mc:Ignorable="w14 w15 w16se w16cid w16 w16cex w16sdtdh w16sdtfl w16du wp14">
   <w:endnote w:type="separator" w:id="-1">
     <w:p>
       <w:pPr>
@@ -7909,7 +9245,7 @@
 </file>
 
 <file path=word/footer1.xml><?xml version="1.0" encoding="utf-8"?>
-<w:ftr xmlns:wpc="http://schemas.microsoft.com/office/word/2010/wordprocessingCanvas" xmlns:cx="http://schemas.microsoft.com/office/drawing/2014/chartex" xmlns:cx1="http://schemas.microsoft.com/office/drawing/2015/9/8/chartex" xmlns:cx2="http://schemas.microsoft.com/office/drawing/2015/10/21/chartex" xmlns:cx3="http://schemas.microsoft.com/office/drawing/2016/5/9/chartex" xmlns:cx4="http://schemas.microsoft.com/office/drawing/2016/5/10/chartex" xmlns:cx5="http://schemas.microsoft.com/office/drawing/2016/5/11/chartex" xmlns:cx6="http://schemas.microsoft.com/office/drawing/2016/5/12/chartex" xmlns:cx7="http://schemas.microsoft.com/office/drawing/2016/5/13/chartex" xmlns:cx8="http://schemas.microsoft.com/office/drawing/2016/5/14/chartex" xmlns:mc="http://schemas.openxmlformats.org/markup-compatibility/2006" xmlns:aink="http://schemas.microsoft.com/office/drawing/2016/ink" xmlns:am3d="http://schemas.microsoft.com/office/drawing/2017/model3d" xmlns:o="urn:schemas-microsoft-com:office:office" xmlns:oel="http://schemas.microsoft.com/office/2019/extlst" xmlns:r="http://schemas.openxmlformats.org/officeDocument/2006/relationships" xmlns:m="http://schemas.openxmlformats.org/officeDocument/2006/math" xmlns:v="urn:schemas-microsoft-com:vml" xmlns:wp14="http://schemas.microsoft.com/office/word/2010/wordprocessingDrawing" xmlns:wp="http://schemas.openxmlformats.org/drawingml/2006/wordprocessingDrawing" xmlns:w10="urn:schemas-microsoft-com:office:word" xmlns:w="http://schemas.openxmlformats.org/wordprocessingml/2006/main" xmlns:w14="http://schemas.microsoft.com/office/word/2010/wordml" xmlns:w15="http://schemas.microsoft.com/office/word/2012/wordml" xmlns:w16cex="http://schemas.microsoft.com/office/word/2018/wordml/cex" xmlns:w16cid="http://schemas.microsoft.com/office/word/2016/wordml/cid" xmlns:w16="http://schemas.microsoft.com/office/word/2018/wordml" xmlns:w16du="http://schemas.microsoft.com/office/word/2023/wordml/word16du" xmlns:w16sdtdh="http://schemas.microsoft.com/office/word/2020/wordml/sdtdatahash" xmlns:w16sdtfl="http://schemas.microsoft.com/office/word/2024/wordml/sdtformatlock" xmlns:w16se="http://schemas.microsoft.com/office/word/2015/wordml/symex" xmlns:wpg="http://schemas.microsoft.com/office/word/2010/wordprocessingGroup" xmlns:wpi="http://schemas.microsoft.com/office/word/2010/wordprocessingInk" xmlns:wne="http://schemas.microsoft.com/office/word/2006/wordml" xmlns:wps="http://schemas.microsoft.com/office/word/2010/wordprocessingShape" mc:Ignorable="w14 w15 w16se w16cid w16 w16cex w16sdtdh w16sdtfl w16du wp14">
+<w:ftr xmlns:wpc="http://schemas.microsoft.com/office/word/2010/wordprocessingCanvas" xmlns:cx="http://schemas.microsoft.com/office/drawing/2014/chartex" xmlns:cx1="http://schemas.microsoft.com/office/drawing/2015/9/8/chartex" xmlns:cx2="http://schemas.microsoft.com/office/drawing/2015/10/21/chartex" xmlns:cx3="http://schemas.microsoft.com/office/drawing/2016/5/9/chartex" xmlns:cx4="http://schemas.microsoft.com/office/drawing/2016/5/10/chartex" xmlns:cx5="http://schemas.microsoft.com/office/drawing/2016/5/11/chartex" xmlns:cx6="http://schemas.microsoft.com/office/drawing/2016/5/12/chartex" xmlns:cx7="http://schemas.microsoft.com/office/drawing/2016/5/13/chartex" xmlns:cx8="http://schemas.microsoft.com/office/drawing/2016/5/14/chartex" xmlns:mc="http://schemas.openxmlformats.org/markup-compatibility/2006" xmlns:aink="http://schemas.microsoft.com/office/drawing/2016/ink" xmlns:am3d="http://schemas.microsoft.com/office/drawing/2017/model3d" xmlns:o="urn:schemas-microsoft-com:office:office" xmlns:oel="http://schemas.microsoft.com/office/2019/extlst" xmlns:r="http://schemas.openxmlformats.org/officeDocument/2006/relationships" xmlns:m="http://schemas.openxmlformats.org/officeDocument/2006/math" xmlns:v="urn:schemas-microsoft-com:vml" xmlns:wp14="http://schemas.microsoft.com/office/word/2010/wordprocessingDrawing" xmlns:wp="http://schemas.openxmlformats.org/drawingml/2006/wordprocessingDrawing" xmlns:w10="urn:schemas-microsoft-com:office:word" xmlns:w="http://schemas.openxmlformats.org/wordprocessingml/2006/main" xmlns:w14="http://schemas.microsoft.com/office/word/2010/wordml" xmlns:w15="http://schemas.microsoft.com/office/word/2012/wordml" xmlns:w16cei="http://schemas.microsoft.com/office/word/2026/wordml/cei" xmlns:w16cex="http://schemas.microsoft.com/office/word/2018/wordml/cex" xmlns:w16cid="http://schemas.microsoft.com/office/word/2016/wordml/cid" xmlns:w16="http://schemas.microsoft.com/office/word/2018/wordml" xmlns:w16du="http://schemas.microsoft.com/office/word/2023/wordml/word16du" xmlns:w16sdtdh="http://schemas.microsoft.com/office/word/2020/wordml/sdtdatahash" xmlns:w16sdtfl="http://schemas.microsoft.com/office/word/2024/wordml/sdtformatlock" xmlns:w16se="http://schemas.microsoft.com/office/word/2015/wordml/symex" xmlns:wpg="http://schemas.microsoft.com/office/word/2010/wordprocessingGroup" xmlns:wpi="http://schemas.microsoft.com/office/word/2010/wordprocessingInk" xmlns:wne="http://schemas.microsoft.com/office/word/2006/wordml" xmlns:wps="http://schemas.microsoft.com/office/word/2010/wordprocessingShape" mc:Ignorable="w14 w15 w16se w16cid w16 w16cex w16sdtdh w16sdtfl w16du wp14">
   <w:sdt>
     <w:sdtPr>
       <w:id w:val="503402848"/>
@@ -7962,7 +9298,7 @@
 </file>
 
 <file path=word/footnotes.xml><?xml version="1.0" encoding="utf-8"?>
-<w:footnotes xmlns:wpc="http://schemas.microsoft.com/office/word/2010/wordprocessingCanvas" xmlns:cx="http://schemas.microsoft.com/office/drawing/2014/chartex" xmlns:cx1="http://schemas.microsoft.com/office/drawing/2015/9/8/chartex" xmlns:cx2="http://schemas.microsoft.com/office/drawing/2015/10/21/chartex" xmlns:cx3="http://schemas.microsoft.com/office/drawing/2016/5/9/chartex" xmlns:cx4="http://schemas.microsoft.com/office/drawing/2016/5/10/chartex" xmlns:cx5="http://schemas.microsoft.com/office/drawing/2016/5/11/chartex" xmlns:cx6="http://schemas.microsoft.com/office/drawing/2016/5/12/chartex" xmlns:cx7="http://schemas.microsoft.com/office/drawing/2016/5/13/chartex" xmlns:cx8="http://schemas.microsoft.com/office/drawing/2016/5/14/chartex" xmlns:mc="http://schemas.openxmlformats.org/markup-compatibility/2006" xmlns:aink="http://schemas.microsoft.com/office/drawing/2016/ink" xmlns:am3d="http://schemas.microsoft.com/office/drawing/2017/model3d" xmlns:o="urn:schemas-microsoft-com:office:office" xmlns:oel="http://schemas.microsoft.com/office/2019/extlst" xmlns:r="http://schemas.openxmlformats.org/officeDocument/2006/relationships" xmlns:m="http://schemas.openxmlformats.org/officeDocument/2006/math" xmlns:v="urn:schemas-microsoft-com:vml" xmlns:wp14="http://schemas.microsoft.com/office/word/2010/wordprocessingDrawing" xmlns:wp="http://schemas.openxmlformats.org/drawingml/2006/wordprocessingDrawing" xmlns:w10="urn:schemas-microsoft-com:office:word" xmlns:w="http://schemas.openxmlformats.org/wordprocessingml/2006/main" xmlns:w14="http://schemas.microsoft.com/office/word/2010/wordml" xmlns:w15="http://schemas.microsoft.com/office/word/2012/wordml" xmlns:w16cex="http://schemas.microsoft.com/office/word/2018/wordml/cex" xmlns:w16cid="http://schemas.microsoft.com/office/word/2016/wordml/cid" xmlns:w16="http://schemas.microsoft.com/office/word/2018/wordml" xmlns:w16du="http://schemas.microsoft.com/office/word/2023/wordml/word16du" xmlns:w16sdtdh="http://schemas.microsoft.com/office/word/2020/wordml/sdtdatahash" xmlns:w16sdtfl="http://schemas.microsoft.com/office/word/2024/wordml/sdtformatlock" xmlns:w16se="http://schemas.microsoft.com/office/word/2015/wordml/symex" xmlns:wpg="http://schemas.microsoft.com/office/word/2010/wordprocessingGroup" xmlns:wpi="http://schemas.microsoft.com/office/word/2010/wordprocessingInk" xmlns:wne="http://schemas.microsoft.com/office/word/2006/wordml" xmlns:wps="http://schemas.microsoft.com/office/word/2010/wordprocessingShape" mc:Ignorable="w14 w15 w16se w16cid w16 w16cex w16sdtdh w16sdtfl w16du wp14">
+<w:footnotes xmlns:wpc="http://schemas.microsoft.com/office/word/2010/wordprocessingCanvas" xmlns:cx="http://schemas.microsoft.com/office/drawing/2014/chartex" xmlns:cx1="http://schemas.microsoft.com/office/drawing/2015/9/8/chartex" xmlns:cx2="http://schemas.microsoft.com/office/drawing/2015/10/21/chartex" xmlns:cx3="http://schemas.microsoft.com/office/drawing/2016/5/9/chartex" xmlns:cx4="http://schemas.microsoft.com/office/drawing/2016/5/10/chartex" xmlns:cx5="http://schemas.microsoft.com/office/drawing/2016/5/11/chartex" xmlns:cx6="http://schemas.microsoft.com/office/drawing/2016/5/12/chartex" xmlns:cx7="http://schemas.microsoft.com/office/drawing/2016/5/13/chartex" xmlns:cx8="http://schemas.microsoft.com/office/drawing/2016/5/14/chartex" xmlns:mc="http://schemas.openxmlformats.org/markup-compatibility/2006" xmlns:aink="http://schemas.microsoft.com/office/drawing/2016/ink" xmlns:am3d="http://schemas.microsoft.com/office/drawing/2017/model3d" xmlns:o="urn:schemas-microsoft-com:office:office" xmlns:oel="http://schemas.microsoft.com/office/2019/extlst" xmlns:r="http://schemas.openxmlformats.org/officeDocument/2006/relationships" xmlns:m="http://schemas.openxmlformats.org/officeDocument/2006/math" xmlns:v="urn:schemas-microsoft-com:vml" xmlns:wp14="http://schemas.microsoft.com/office/word/2010/wordprocessingDrawing" xmlns:wp="http://schemas.openxmlformats.org/drawingml/2006/wordprocessingDrawing" xmlns:w10="urn:schemas-microsoft-com:office:word" xmlns:w="http://schemas.openxmlformats.org/wordprocessingml/2006/main" xmlns:w14="http://schemas.microsoft.com/office/word/2010/wordml" xmlns:w15="http://schemas.microsoft.com/office/word/2012/wordml" xmlns:w16cei="http://schemas.microsoft.com/office/word/2026/wordml/cei" xmlns:w16cex="http://schemas.microsoft.com/office/word/2018/wordml/cex" xmlns:w16cid="http://schemas.microsoft.com/office/word/2016/wordml/cid" xmlns:w16="http://schemas.microsoft.com/office/word/2018/wordml" xmlns:w16du="http://schemas.microsoft.com/office/word/2023/wordml/word16du" xmlns:w16sdtdh="http://schemas.microsoft.com/office/word/2020/wordml/sdtdatahash" xmlns:w16sdtfl="http://schemas.microsoft.com/office/word/2024/wordml/sdtformatlock" xmlns:w16se="http://schemas.microsoft.com/office/word/2015/wordml/symex" xmlns:wpg="http://schemas.microsoft.com/office/word/2010/wordprocessingGroup" xmlns:wpi="http://schemas.microsoft.com/office/word/2010/wordprocessingInk" xmlns:wne="http://schemas.microsoft.com/office/word/2006/wordml" xmlns:wps="http://schemas.microsoft.com/office/word/2010/wordprocessingShape" mc:Ignorable="w14 w15 w16se w16cid w16 w16cex w16sdtdh w16sdtfl w16du wp14">
   <w:footnote w:type="separator" w:id="-1">
     <w:p>
       <w:pPr>
@@ -7987,7 +9323,7 @@
 </file>
 
 <file path=word/header1.xml><?xml version="1.0" encoding="utf-8"?>
-<w:hdr xmlns:wpc="http://schemas.microsoft.com/office/word/2010/wordprocessingCanvas" xmlns:cx="http://schemas.microsoft.com/office/drawing/2014/chartex" xmlns:cx1="http://schemas.microsoft.com/office/drawing/2015/9/8/chartex" xmlns:cx2="http://schemas.microsoft.com/office/drawing/2015/10/21/chartex" xmlns:cx3="http://schemas.microsoft.com/office/drawing/2016/5/9/chartex" xmlns:cx4="http://schemas.microsoft.com/office/drawing/2016/5/10/chartex" xmlns:cx5="http://schemas.microsoft.com/office/drawing/2016/5/11/chartex" xmlns:cx6="http://schemas.microsoft.com/office/drawing/2016/5/12/chartex" xmlns:cx7="http://schemas.microsoft.com/office/drawing/2016/5/13/chartex" xmlns:cx8="http://schemas.microsoft.com/office/drawing/2016/5/14/chartex" xmlns:mc="http://schemas.openxmlformats.org/markup-compatibility/2006" xmlns:aink="http://schemas.microsoft.com/office/drawing/2016/ink" xmlns:am3d="http://schemas.microsoft.com/office/drawing/2017/model3d" xmlns:o="urn:schemas-microsoft-com:office:office" xmlns:oel="http://schemas.microsoft.com/office/2019/extlst" xmlns:r="http://schemas.openxmlformats.org/officeDocument/2006/relationships" xmlns:m="http://schemas.openxmlformats.org/officeDocument/2006/math" xmlns:v="urn:schemas-microsoft-com:vml" xmlns:wp14="http://schemas.microsoft.com/office/word/2010/wordprocessingDrawing" xmlns:wp="http://schemas.openxmlformats.org/drawingml/2006/wordprocessingDrawing" xmlns:w10="urn:schemas-microsoft-com:office:word" xmlns:w="http://schemas.openxmlformats.org/wordprocessingml/2006/main" xmlns:w14="http://schemas.microsoft.com/office/word/2010/wordml" xmlns:w15="http://schemas.microsoft.com/office/word/2012/wordml" xmlns:w16cex="http://schemas.microsoft.com/office/word/2018/wordml/cex" xmlns:w16cid="http://schemas.microsoft.com/office/word/2016/wordml/cid" xmlns:w16="http://schemas.microsoft.com/office/word/2018/wordml" xmlns:w16du="http://schemas.microsoft.com/office/word/2023/wordml/word16du" xmlns:w16sdtdh="http://schemas.microsoft.com/office/word/2020/wordml/sdtdatahash" xmlns:w16sdtfl="http://schemas.microsoft.com/office/word/2024/wordml/sdtformatlock" xmlns:w16se="http://schemas.microsoft.com/office/word/2015/wordml/symex" xmlns:wpg="http://schemas.microsoft.com/office/word/2010/wordprocessingGroup" xmlns:wpi="http://schemas.microsoft.com/office/word/2010/wordprocessingInk" xmlns:wne="http://schemas.microsoft.com/office/word/2006/wordml" xmlns:wps="http://schemas.microsoft.com/office/word/2010/wordprocessingShape" mc:Ignorable="w14 w15 w16se w16cid w16 w16cex w16sdtdh w16sdtfl w16du wp14">
+<w:hdr xmlns:wpc="http://schemas.microsoft.com/office/word/2010/wordprocessingCanvas" xmlns:cx="http://schemas.microsoft.com/office/drawing/2014/chartex" xmlns:cx1="http://schemas.microsoft.com/office/drawing/2015/9/8/chartex" xmlns:cx2="http://schemas.microsoft.com/office/drawing/2015/10/21/chartex" xmlns:cx3="http://schemas.microsoft.com/office/drawing/2016/5/9/chartex" xmlns:cx4="http://schemas.microsoft.com/office/drawing/2016/5/10/chartex" xmlns:cx5="http://schemas.microsoft.com/office/drawing/2016/5/11/chartex" xmlns:cx6="http://schemas.microsoft.com/office/drawing/2016/5/12/chartex" xmlns:cx7="http://schemas.microsoft.com/office/drawing/2016/5/13/chartex" xmlns:cx8="http://schemas.microsoft.com/office/drawing/2016/5/14/chartex" xmlns:mc="http://schemas.openxmlformats.org/markup-compatibility/2006" xmlns:aink="http://schemas.microsoft.com/office/drawing/2016/ink" xmlns:am3d="http://schemas.microsoft.com/office/drawing/2017/model3d" xmlns:o="urn:schemas-microsoft-com:office:office" xmlns:oel="http://schemas.microsoft.com/office/2019/extlst" xmlns:r="http://schemas.openxmlformats.org/officeDocument/2006/relationships" xmlns:m="http://schemas.openxmlformats.org/officeDocument/2006/math" xmlns:v="urn:schemas-microsoft-com:vml" xmlns:wp14="http://schemas.microsoft.com/office/word/2010/wordprocessingDrawing" xmlns:wp="http://schemas.openxmlformats.org/drawingml/2006/wordprocessingDrawing" xmlns:w10="urn:schemas-microsoft-com:office:word" xmlns:w="http://schemas.openxmlformats.org/wordprocessingml/2006/main" xmlns:w14="http://schemas.microsoft.com/office/word/2010/wordml" xmlns:w15="http://schemas.microsoft.com/office/word/2012/wordml" xmlns:w16cei="http://schemas.microsoft.com/office/word/2026/wordml/cei" xmlns:w16cex="http://schemas.microsoft.com/office/word/2018/wordml/cex" xmlns:w16cid="http://schemas.microsoft.com/office/word/2016/wordml/cid" xmlns:w16="http://schemas.microsoft.com/office/word/2018/wordml" xmlns:w16du="http://schemas.microsoft.com/office/word/2023/wordml/word16du" xmlns:w16sdtdh="http://schemas.microsoft.com/office/word/2020/wordml/sdtdatahash" xmlns:w16sdtfl="http://schemas.microsoft.com/office/word/2024/wordml/sdtformatlock" xmlns:w16se="http://schemas.microsoft.com/office/word/2015/wordml/symex" xmlns:wpg="http://schemas.microsoft.com/office/word/2010/wordprocessingGroup" xmlns:wpi="http://schemas.microsoft.com/office/word/2010/wordprocessingInk" xmlns:wne="http://schemas.microsoft.com/office/word/2006/wordml" xmlns:wps="http://schemas.microsoft.com/office/word/2010/wordprocessingShape" mc:Ignorable="w14 w15 w16se w16cid w16 w16cex w16sdtdh w16sdtfl w16du wp14">
   <w:p>
     <w:pPr>
       <w:tabs>
@@ -8014,6 +9350,7 @@
       </w:rPr>
       <w:t>{{</w:t>
     </w:r>
+    <w:proofErr w:type="spellStart"/>
     <w:r>
       <w:rPr>
         <w:rFonts w:ascii="Times New Roman" w:eastAsia="Calibri" w:hAnsi="Times New Roman" w:cs="Times New Roman"/>
@@ -8025,6 +9362,7 @@
       </w:rPr>
       <w:t>companie</w:t>
     </w:r>
+    <w:proofErr w:type="spellEnd"/>
     <w:r>
       <w:rPr>
         <w:rFonts w:ascii="Times New Roman" w:eastAsia="Calibri" w:hAnsi="Times New Roman" w:cs="Times New Roman"/>
@@ -8081,6 +9419,7 @@
       </w:rPr>
       <w:t>: {{</w:t>
     </w:r>
+    <w:proofErr w:type="spellStart"/>
     <w:r>
       <w:rPr>
         <w:rFonts w:ascii="Times New Roman" w:eastAsia="Calibri" w:hAnsi="Times New Roman" w:cs="Times New Roman"/>
@@ -8091,6 +9430,7 @@
       </w:rPr>
       <w:t>nr_inreg</w:t>
     </w:r>
+    <w:proofErr w:type="spellEnd"/>
     <w:r>
       <w:rPr>
         <w:rFonts w:ascii="Times New Roman" w:eastAsia="Calibri" w:hAnsi="Times New Roman" w:cs="Times New Roman"/>
@@ -8183,6 +9523,7 @@
         <w:highlight w:val="red"/>
       </w:rPr>
     </w:pPr>
+    <w:proofErr w:type="spellStart"/>
     <w:r>
       <w:rPr>
         <w:rFonts w:ascii="Times New Roman" w:eastAsia="Calibri" w:hAnsi="Times New Roman" w:cs="Times New Roman"/>
@@ -8191,7 +9532,18 @@
         <w:szCs w:val="20"/>
         <w:lang w:val="es-ES"/>
       </w:rPr>
-      <w:t>Adresa:</w:t>
+      <w:t>Adresa</w:t>
+    </w:r>
+    <w:proofErr w:type="spellEnd"/>
+    <w:r>
+      <w:rPr>
+        <w:rFonts w:ascii="Times New Roman" w:eastAsia="Calibri" w:hAnsi="Times New Roman" w:cs="Times New Roman"/>
+        <w:b/>
+        <w:sz w:val="20"/>
+        <w:szCs w:val="20"/>
+        <w:lang w:val="es-ES"/>
+      </w:rPr>
+      <w:t>:</w:t>
     </w:r>
     <w:r>
       <w:rPr>
@@ -8200,7 +9552,17 @@
         <w:szCs w:val="20"/>
         <w:lang w:val="es-ES"/>
       </w:rPr>
-      <w:t xml:space="preserve"> Localitate</w:t>
+      <w:t xml:space="preserve"> </w:t>
+    </w:r>
+    <w:proofErr w:type="spellStart"/>
+    <w:r>
+      <w:rPr>
+        <w:rFonts w:ascii="Times New Roman" w:eastAsia="Calibri" w:hAnsi="Times New Roman" w:cs="Times New Roman"/>
+        <w:sz w:val="20"/>
+        <w:szCs w:val="20"/>
+        <w:lang w:val="es-ES"/>
+      </w:rPr>
+      <w:t>Localitate</w:t>
     </w:r>
     <w:r>
       <w:rPr>
@@ -8210,8 +9572,20 @@
         <w:highlight w:val="red"/>
         <w:lang w:val="es-ES"/>
       </w:rPr>
-      <w:t>a {{</w:t>
+      <w:t>a</w:t>
     </w:r>
+    <w:proofErr w:type="spellEnd"/>
+    <w:r>
+      <w:rPr>
+        <w:rFonts w:ascii="Times New Roman" w:eastAsia="Calibri" w:hAnsi="Times New Roman" w:cs="Times New Roman"/>
+        <w:sz w:val="20"/>
+        <w:szCs w:val="20"/>
+        <w:highlight w:val="red"/>
+        <w:lang w:val="es-ES"/>
+      </w:rPr>
+      <w:t xml:space="preserve"> {{</w:t>
+    </w:r>
+    <w:proofErr w:type="spellStart"/>
     <w:r>
       <w:rPr>
         <w:rFonts w:ascii="Times New Roman" w:eastAsia="Calibri" w:hAnsi="Times New Roman" w:cs="Times New Roman"/>
@@ -8221,6 +9595,7 @@
       </w:rPr>
       <w:t>loc_sed</w:t>
     </w:r>
+    <w:proofErr w:type="spellEnd"/>
     <w:r>
       <w:rPr>
         <w:rFonts w:ascii="Times New Roman" w:eastAsia="Calibri" w:hAnsi="Times New Roman" w:cs="Times New Roman"/>
@@ -8238,7 +9613,17 @@
         <w:szCs w:val="20"/>
         <w:lang w:val="es-ES"/>
       </w:rPr>
-      <w:t xml:space="preserve"> st</w:t>
+      <w:t xml:space="preserve"> </w:t>
+    </w:r>
+    <w:proofErr w:type="spellStart"/>
+    <w:r>
+      <w:rPr>
+        <w:rFonts w:ascii="Times New Roman" w:eastAsia="Calibri" w:hAnsi="Times New Roman" w:cs="Times New Roman"/>
+        <w:sz w:val="20"/>
+        <w:szCs w:val="20"/>
+        <w:lang w:val="es-ES"/>
+      </w:rPr>
+      <w:t>st</w:t>
     </w:r>
     <w:r>
       <w:rPr>
@@ -8248,8 +9633,20 @@
         <w:highlight w:val="red"/>
         <w:lang w:val="es-ES"/>
       </w:rPr>
-      <w:t>r. {{</w:t>
+      <w:t>r</w:t>
     </w:r>
+    <w:proofErr w:type="spellEnd"/>
+    <w:r>
+      <w:rPr>
+        <w:rFonts w:ascii="Times New Roman" w:eastAsia="Calibri" w:hAnsi="Times New Roman" w:cs="Times New Roman"/>
+        <w:sz w:val="20"/>
+        <w:szCs w:val="20"/>
+        <w:highlight w:val="red"/>
+        <w:lang w:val="es-ES"/>
+      </w:rPr>
+      <w:t>. {{</w:t>
+    </w:r>
+    <w:proofErr w:type="spellStart"/>
     <w:r>
       <w:rPr>
         <w:rFonts w:ascii="Times New Roman" w:eastAsia="Calibri" w:hAnsi="Times New Roman" w:cs="Times New Roman"/>
@@ -8259,6 +9656,7 @@
       </w:rPr>
       <w:t>str_sed</w:t>
     </w:r>
+    <w:proofErr w:type="spellEnd"/>
     <w:r>
       <w:rPr>
         <w:rFonts w:ascii="Times New Roman" w:eastAsia="Calibri" w:hAnsi="Times New Roman" w:cs="Times New Roman"/>
@@ -8276,8 +9674,19 @@
         <w:szCs w:val="20"/>
         <w:lang w:val="es-ES"/>
       </w:rPr>
-      <w:t xml:space="preserve"> nr</w:t>
+      <w:t xml:space="preserve"> </w:t>
     </w:r>
+    <w:proofErr w:type="spellStart"/>
+    <w:r>
+      <w:rPr>
+        <w:rFonts w:ascii="Times New Roman" w:eastAsia="Calibri" w:hAnsi="Times New Roman" w:cs="Times New Roman"/>
+        <w:sz w:val="20"/>
+        <w:szCs w:val="20"/>
+        <w:lang w:val="es-ES"/>
+      </w:rPr>
+      <w:t>nr</w:t>
+    </w:r>
+    <w:proofErr w:type="spellEnd"/>
     <w:r>
       <w:rPr>
         <w:rFonts w:ascii="Times New Roman" w:eastAsia="Calibri" w:hAnsi="Times New Roman" w:cs="Times New Roman"/>
@@ -8288,6 +9697,7 @@
       </w:rPr>
       <w:t>. {{</w:t>
     </w:r>
+    <w:proofErr w:type="spellStart"/>
     <w:r>
       <w:rPr>
         <w:rFonts w:ascii="Times New Roman" w:eastAsia="Calibri" w:hAnsi="Times New Roman" w:cs="Times New Roman"/>
@@ -8297,6 +9707,7 @@
       </w:rPr>
       <w:t>nr_sed</w:t>
     </w:r>
+    <w:proofErr w:type="spellEnd"/>
     <w:r>
       <w:rPr>
         <w:rFonts w:ascii="Times New Roman" w:eastAsia="Calibri" w:hAnsi="Times New Roman" w:cs="Times New Roman"/>
@@ -8314,8 +9725,19 @@
         <w:szCs w:val="20"/>
         <w:lang w:val="es-ES"/>
       </w:rPr>
-      <w:t xml:space="preserve"> bl</w:t>
+      <w:t xml:space="preserve"> </w:t>
     </w:r>
+    <w:proofErr w:type="spellStart"/>
+    <w:r>
+      <w:rPr>
+        <w:rFonts w:ascii="Times New Roman" w:eastAsia="Calibri" w:hAnsi="Times New Roman" w:cs="Times New Roman"/>
+        <w:sz w:val="20"/>
+        <w:szCs w:val="20"/>
+        <w:lang w:val="es-ES"/>
+      </w:rPr>
+      <w:t>bl</w:t>
+    </w:r>
+    <w:proofErr w:type="spellEnd"/>
     <w:r>
       <w:rPr>
         <w:rFonts w:ascii="Times New Roman" w:eastAsia="Calibri" w:hAnsi="Times New Roman" w:cs="Times New Roman"/>
@@ -8326,6 +9748,7 @@
       </w:rPr>
       <w:t>. {{</w:t>
     </w:r>
+    <w:proofErr w:type="spellStart"/>
     <w:r>
       <w:rPr>
         <w:rFonts w:ascii="Times New Roman" w:eastAsia="Calibri" w:hAnsi="Times New Roman" w:cs="Times New Roman"/>
@@ -8335,6 +9758,7 @@
       </w:rPr>
       <w:t>bl_sed</w:t>
     </w:r>
+    <w:proofErr w:type="spellEnd"/>
     <w:r>
       <w:rPr>
         <w:rFonts w:ascii="Times New Roman" w:eastAsia="Calibri" w:hAnsi="Times New Roman" w:cs="Times New Roman"/>
@@ -8352,8 +9776,19 @@
         <w:szCs w:val="20"/>
         <w:lang w:val="es-ES"/>
       </w:rPr>
-      <w:t xml:space="preserve"> sc</w:t>
+      <w:t xml:space="preserve"> </w:t>
     </w:r>
+    <w:proofErr w:type="spellStart"/>
+    <w:r>
+      <w:rPr>
+        <w:rFonts w:ascii="Times New Roman" w:eastAsia="Calibri" w:hAnsi="Times New Roman" w:cs="Times New Roman"/>
+        <w:sz w:val="20"/>
+        <w:szCs w:val="20"/>
+        <w:lang w:val="es-ES"/>
+      </w:rPr>
+      <w:t>sc</w:t>
+    </w:r>
+    <w:proofErr w:type="spellEnd"/>
     <w:r>
       <w:rPr>
         <w:rFonts w:ascii="Times New Roman" w:eastAsia="Calibri" w:hAnsi="Times New Roman" w:cs="Times New Roman"/>
@@ -8364,6 +9799,7 @@
       </w:rPr>
       <w:t>. {{</w:t>
     </w:r>
+    <w:proofErr w:type="spellStart"/>
     <w:r>
       <w:rPr>
         <w:rFonts w:ascii="Times New Roman" w:eastAsia="Calibri" w:hAnsi="Times New Roman" w:cs="Times New Roman"/>
@@ -8373,6 +9809,7 @@
       </w:rPr>
       <w:t>sc_sed</w:t>
     </w:r>
+    <w:proofErr w:type="spellEnd"/>
     <w:r>
       <w:rPr>
         <w:rFonts w:ascii="Times New Roman" w:eastAsia="Calibri" w:hAnsi="Times New Roman" w:cs="Times New Roman"/>
@@ -8402,6 +9839,7 @@
       </w:rPr>
       <w:t>. {{</w:t>
     </w:r>
+    <w:proofErr w:type="spellStart"/>
     <w:r>
       <w:rPr>
         <w:rFonts w:ascii="Times New Roman" w:eastAsia="Calibri" w:hAnsi="Times New Roman" w:cs="Times New Roman"/>
@@ -8411,6 +9849,7 @@
       </w:rPr>
       <w:t>et_sed</w:t>
     </w:r>
+    <w:proofErr w:type="spellEnd"/>
     <w:r>
       <w:rPr>
         <w:rFonts w:ascii="Times New Roman" w:eastAsia="Calibri" w:hAnsi="Times New Roman" w:cs="Times New Roman"/>
@@ -8440,6 +9879,7 @@
       </w:rPr>
       <w:t>. {{</w:t>
     </w:r>
+    <w:proofErr w:type="spellStart"/>
     <w:r>
       <w:rPr>
         <w:rFonts w:ascii="Times New Roman" w:eastAsia="Calibri" w:hAnsi="Times New Roman" w:cs="Times New Roman"/>
@@ -8449,6 +9889,7 @@
       </w:rPr>
       <w:t>ap_sed</w:t>
     </w:r>
+    <w:proofErr w:type="spellEnd"/>
     <w:r>
       <w:rPr>
         <w:rFonts w:ascii="Times New Roman" w:eastAsia="Calibri" w:hAnsi="Times New Roman" w:cs="Times New Roman"/>
@@ -8466,7 +9907,37 @@
         <w:szCs w:val="20"/>
         <w:lang w:val="es-ES"/>
       </w:rPr>
-      <w:t xml:space="preserve"> cam/birou</w:t>
+      <w:t xml:space="preserve"> </w:t>
+    </w:r>
+    <w:proofErr w:type="spellStart"/>
+    <w:r>
+      <w:rPr>
+        <w:rFonts w:ascii="Times New Roman" w:eastAsia="Calibri" w:hAnsi="Times New Roman" w:cs="Times New Roman"/>
+        <w:sz w:val="20"/>
+        <w:szCs w:val="20"/>
+        <w:lang w:val="es-ES"/>
+      </w:rPr>
+      <w:t>cam</w:t>
+    </w:r>
+    <w:proofErr w:type="spellEnd"/>
+    <w:r>
+      <w:rPr>
+        <w:rFonts w:ascii="Times New Roman" w:eastAsia="Calibri" w:hAnsi="Times New Roman" w:cs="Times New Roman"/>
+        <w:sz w:val="20"/>
+        <w:szCs w:val="20"/>
+        <w:lang w:val="es-ES"/>
+      </w:rPr>
+      <w:t>/</w:t>
+    </w:r>
+    <w:proofErr w:type="spellStart"/>
+    <w:r>
+      <w:rPr>
+        <w:rFonts w:ascii="Times New Roman" w:eastAsia="Calibri" w:hAnsi="Times New Roman" w:cs="Times New Roman"/>
+        <w:sz w:val="20"/>
+        <w:szCs w:val="20"/>
+        <w:lang w:val="es-ES"/>
+      </w:rPr>
+      <w:t>birou</w:t>
     </w:r>
     <w:r>
       <w:rPr>
@@ -8476,8 +9947,20 @@
         <w:highlight w:val="red"/>
         <w:lang w:val="es-ES"/>
       </w:rPr>
-      <w:t>l {{</w:t>
+      <w:t>l</w:t>
     </w:r>
+    <w:proofErr w:type="spellEnd"/>
+    <w:r>
+      <w:rPr>
+        <w:rFonts w:ascii="Times New Roman" w:eastAsia="Calibri" w:hAnsi="Times New Roman" w:cs="Times New Roman"/>
+        <w:sz w:val="20"/>
+        <w:szCs w:val="20"/>
+        <w:highlight w:val="red"/>
+        <w:lang w:val="es-ES"/>
+      </w:rPr>
+      <w:t xml:space="preserve"> {{</w:t>
+    </w:r>
+    <w:proofErr w:type="spellStart"/>
     <w:r>
       <w:rPr>
         <w:rFonts w:ascii="Times New Roman" w:eastAsia="Calibri" w:hAnsi="Times New Roman" w:cs="Times New Roman"/>
@@ -8487,6 +9970,7 @@
       </w:rPr>
       <w:t>cam_sed</w:t>
     </w:r>
+    <w:proofErr w:type="spellEnd"/>
     <w:r>
       <w:rPr>
         <w:rFonts w:ascii="Times New Roman" w:eastAsia="Calibri" w:hAnsi="Times New Roman" w:cs="Times New Roman"/>
@@ -8504,8 +9988,19 @@
         <w:szCs w:val="20"/>
         <w:lang w:val="es-ES"/>
       </w:rPr>
-      <w:t xml:space="preserve"> jud</w:t>
+      <w:t xml:space="preserve"> </w:t>
     </w:r>
+    <w:proofErr w:type="spellStart"/>
+    <w:r>
+      <w:rPr>
+        <w:rFonts w:ascii="Times New Roman" w:eastAsia="Calibri" w:hAnsi="Times New Roman" w:cs="Times New Roman"/>
+        <w:sz w:val="20"/>
+        <w:szCs w:val="20"/>
+        <w:lang w:val="es-ES"/>
+      </w:rPr>
+      <w:t>jud</w:t>
+    </w:r>
+    <w:proofErr w:type="spellEnd"/>
     <w:r>
       <w:rPr>
         <w:rFonts w:ascii="Times New Roman" w:eastAsia="Calibri" w:hAnsi="Times New Roman" w:cs="Times New Roman"/>
@@ -8516,6 +10011,7 @@
       </w:rPr>
       <w:t>. {{</w:t>
     </w:r>
+    <w:proofErr w:type="spellStart"/>
     <w:r>
       <w:rPr>
         <w:rFonts w:ascii="Times New Roman" w:eastAsia="Calibri" w:hAnsi="Times New Roman" w:cs="Times New Roman"/>
@@ -8526,6 +10022,7 @@
       </w:rPr>
       <w:t>jud_sed</w:t>
     </w:r>
+    <w:proofErr w:type="spellEnd"/>
     <w:r>
       <w:rPr>
         <w:rFonts w:ascii="Times New Roman" w:eastAsia="Calibri" w:hAnsi="Times New Roman" w:cs="Times New Roman"/>
@@ -8544,14 +10041,36 @@
         <w:highlight w:val="red"/>
         <w:lang w:val="es-ES"/>
       </w:rPr>
-      <w:t>, {{tara_sed}}</w:t>
+      <w:t>, {{</w:t>
+    </w:r>
+    <w:proofErr w:type="spellStart"/>
+    <w:r>
+      <w:rPr>
+        <w:rFonts w:ascii="Times New Roman" w:eastAsia="Calibri" w:hAnsi="Times New Roman" w:cs="Times New Roman"/>
+        <w:sz w:val="20"/>
+        <w:szCs w:val="20"/>
+        <w:highlight w:val="red"/>
+        <w:lang w:val="es-ES"/>
+      </w:rPr>
+      <w:t>tara_sed</w:t>
+    </w:r>
+    <w:proofErr w:type="spellEnd"/>
+    <w:r>
+      <w:rPr>
+        <w:rFonts w:ascii="Times New Roman" w:eastAsia="Calibri" w:hAnsi="Times New Roman" w:cs="Times New Roman"/>
+        <w:sz w:val="20"/>
+        <w:szCs w:val="20"/>
+        <w:highlight w:val="red"/>
+        <w:lang w:val="es-ES"/>
+      </w:rPr>
+      <w:t>}}</w:t>
     </w:r>
   </w:p>
 </w:hdr>
 </file>
 
 <file path=word/numbering.xml><?xml version="1.0" encoding="utf-8"?>
-<w:numbering xmlns:wpc="http://schemas.microsoft.com/office/word/2010/wordprocessingCanvas" xmlns:cx="http://schemas.microsoft.com/office/drawing/2014/chartex" xmlns:cx1="http://schemas.microsoft.com/office/drawing/2015/9/8/chartex" xmlns:cx2="http://schemas.microsoft.com/office/drawing/2015/10/21/chartex" xmlns:cx3="http://schemas.microsoft.com/office/drawing/2016/5/9/chartex" xmlns:cx4="http://schemas.microsoft.com/office/drawing/2016/5/10/chartex" xmlns:cx5="http://schemas.microsoft.com/office/drawing/2016/5/11/chartex" xmlns:cx6="http://schemas.microsoft.com/office/drawing/2016/5/12/chartex" xmlns:cx7="http://schemas.microsoft.com/office/drawing/2016/5/13/chartex" xmlns:cx8="http://schemas.microsoft.com/office/drawing/2016/5/14/chartex" xmlns:mc="http://schemas.openxmlformats.org/markup-compatibility/2006" xmlns:aink="http://schemas.microsoft.com/office/drawing/2016/ink" xmlns:am3d="http://schemas.microsoft.com/office/drawing/2017/model3d" xmlns:o="urn:schemas-microsoft-com:office:office" xmlns:oel="http://schemas.microsoft.com/office/2019/extlst" xmlns:r="http://schemas.openxmlformats.org/officeDocument/2006/relationships" xmlns:m="http://schemas.openxmlformats.org/officeDocument/2006/math" xmlns:v="urn:schemas-microsoft-com:vml" xmlns:wp14="http://schemas.microsoft.com/office/word/2010/wordprocessingDrawing" xmlns:wp="http://schemas.openxmlformats.org/drawingml/2006/wordprocessingDrawing" xmlns:w10="urn:schemas-microsoft-com:office:word" xmlns:w="http://schemas.openxmlformats.org/wordprocessingml/2006/main" xmlns:w14="http://schemas.microsoft.com/office/word/2010/wordml" xmlns:w15="http://schemas.microsoft.com/office/word/2012/wordml" xmlns:w16cex="http://schemas.microsoft.com/office/word/2018/wordml/cex" xmlns:w16cid="http://schemas.microsoft.com/office/word/2016/wordml/cid" xmlns:w16="http://schemas.microsoft.com/office/word/2018/wordml" xmlns:w16du="http://schemas.microsoft.com/office/word/2023/wordml/word16du" xmlns:w16sdtdh="http://schemas.microsoft.com/office/word/2020/wordml/sdtdatahash" xmlns:w16sdtfl="http://schemas.microsoft.com/office/word/2024/wordml/sdtformatlock" xmlns:w16se="http://schemas.microsoft.com/office/word/2015/wordml/symex" xmlns:wpg="http://schemas.microsoft.com/office/word/2010/wordprocessingGroup" xmlns:wpi="http://schemas.microsoft.com/office/word/2010/wordprocessingInk" xmlns:wne="http://schemas.microsoft.com/office/word/2006/wordml" xmlns:wps="http://schemas.microsoft.com/office/word/2010/wordprocessingShape" mc:Ignorable="w14 w15 w16se w16cid w16 w16cex w16sdtdh w16sdtfl w16du wp14">
+<w:numbering xmlns:wpc="http://schemas.microsoft.com/office/word/2010/wordprocessingCanvas" xmlns:cx="http://schemas.microsoft.com/office/drawing/2014/chartex" xmlns:cx1="http://schemas.microsoft.com/office/drawing/2015/9/8/chartex" xmlns:cx2="http://schemas.microsoft.com/office/drawing/2015/10/21/chartex" xmlns:cx3="http://schemas.microsoft.com/office/drawing/2016/5/9/chartex" xmlns:cx4="http://schemas.microsoft.com/office/drawing/2016/5/10/chartex" xmlns:cx5="http://schemas.microsoft.com/office/drawing/2016/5/11/chartex" xmlns:cx6="http://schemas.microsoft.com/office/drawing/2016/5/12/chartex" xmlns:cx7="http://schemas.microsoft.com/office/drawing/2016/5/13/chartex" xmlns:cx8="http://schemas.microsoft.com/office/drawing/2016/5/14/chartex" xmlns:mc="http://schemas.openxmlformats.org/markup-compatibility/2006" xmlns:aink="http://schemas.microsoft.com/office/drawing/2016/ink" xmlns:am3d="http://schemas.microsoft.com/office/drawing/2017/model3d" xmlns:o="urn:schemas-microsoft-com:office:office" xmlns:oel="http://schemas.microsoft.com/office/2019/extlst" xmlns:r="http://schemas.openxmlformats.org/officeDocument/2006/relationships" xmlns:m="http://schemas.openxmlformats.org/officeDocument/2006/math" xmlns:v="urn:schemas-microsoft-com:vml" xmlns:wp14="http://schemas.microsoft.com/office/word/2010/wordprocessingDrawing" xmlns:wp="http://schemas.openxmlformats.org/drawingml/2006/wordprocessingDrawing" xmlns:w10="urn:schemas-microsoft-com:office:word" xmlns:w="http://schemas.openxmlformats.org/wordprocessingml/2006/main" xmlns:w14="http://schemas.microsoft.com/office/word/2010/wordml" xmlns:w15="http://schemas.microsoft.com/office/word/2012/wordml" xmlns:w16cei="http://schemas.microsoft.com/office/word/2026/wordml/cei" xmlns:w16cex="http://schemas.microsoft.com/office/word/2018/wordml/cex" xmlns:w16cid="http://schemas.microsoft.com/office/word/2016/wordml/cid" xmlns:w16="http://schemas.microsoft.com/office/word/2018/wordml" xmlns:w16du="http://schemas.microsoft.com/office/word/2023/wordml/word16du" xmlns:w16sdtdh="http://schemas.microsoft.com/office/word/2020/wordml/sdtdatahash" xmlns:w16sdtfl="http://schemas.microsoft.com/office/word/2024/wordml/sdtformatlock" xmlns:w16se="http://schemas.microsoft.com/office/word/2015/wordml/symex" xmlns:wpg="http://schemas.microsoft.com/office/word/2010/wordprocessingGroup" xmlns:wpi="http://schemas.microsoft.com/office/word/2010/wordprocessingInk" xmlns:wne="http://schemas.microsoft.com/office/word/2006/wordml" xmlns:wps="http://schemas.microsoft.com/office/word/2010/wordprocessingShape" mc:Ignorable="w14 w15 w16se w16cid w16 w16cex w16sdtdh w16sdtfl w16du wp14">
   <w:abstractNum w:abstractNumId="0" w15:restartNumberingAfterBreak="0">
     <w:nsid w:val="07E63FEC"/>
     <w:multiLevelType w:val="hybridMultilevel"/>
